--- a/docs/contract/EDUCONNECT_HOP_DONG_TEMPLATE_V1.docx
+++ b/docs/contract/EDUCONNECT_HOP_DONG_TEMPLATE_V1.docx
@@ -1,3 +1,9547 @@
+
+<file path=word/document.xml><?xml version="1.0" encoding="utf-8"?>
+<w:document xmlns:wpc="http://schemas.microsoft.com/office/word/2010/wordprocessingCanvas" xmlns:mo="http://schemas.microsoft.com/office/mac/office/2008/main" xmlns:mc="http://schemas.openxmlformats.org/markup-compatibility/2006" xmlns:mv="urn:schemas-microsoft-com:mac:vml" xmlns:o="urn:schemas-microsoft-com:office:office" xmlns:r="http://schemas.openxmlformats.org/officeDocument/2006/relationships" xmlns:m="http://schemas.openxmlformats.org/officeDocument/2006/math" xmlns:v="urn:schemas-microsoft-com:vml" xmlns:wp14="http://schemas.microsoft.com/office/word/2010/wordprocessingDrawing" xmlns:wp="http://schemas.openxmlformats.org/drawingml/2006/wordprocessingDrawing" xmlns:w10="urn:schemas-microsoft-com:office:word" xmlns:w="http://schemas.openxmlformats.org/wordprocessingml/2006/main" xmlns:w14="http://schemas.microsoft.com/office/word/2010/wordml" xmlns:wpg="http://schemas.microsoft.com/office/word/2010/wordprocessingGroup" xmlns:wpi="http://schemas.microsoft.com/office/word/2010/wordprocessingInk" xmlns:wne="http://schemas.microsoft.com/office/word/2006/wordml" xmlns:wps="http://schemas.microsoft.com/office/word/2010/wordprocessingShape" mc:Ignorable="w14 wp14">
+  <w:body>
+    <w:p>
+      <w:pPr>
+        <w:spacing w:before="0" w:after="40" w:line="240" w:lineRule="auto"/>
+        <w:jc w:val="center"/>
+      </w:pPr>
+      <w:r>
+        <w:rPr>
+          <w:rFonts w:ascii="Times New Roman" w:hAnsi="Times New Roman" w:eastAsia="Times New Roman"/>
+          <w:b/>
+          <w:color w:val="111827"/>
+          <w:sz w:val="24"/>
+        </w:rPr>
+        <w:t>CỘNG HÒA XÃ HỘI CHỦ NGHĨA VIỆT NAM</w:t>
+      </w:r>
+    </w:p>
+    <w:p>
+      <w:pPr>
+        <w:spacing w:before="0" w:after="160" w:line="240" w:lineRule="auto"/>
+        <w:jc w:val="center"/>
+      </w:pPr>
+      <w:r>
+        <w:rPr>
+          <w:rFonts w:ascii="Times New Roman" w:hAnsi="Times New Roman" w:eastAsia="Times New Roman"/>
+          <w:b/>
+          <w:color w:val="111827"/>
+          <w:sz w:val="23"/>
+          <w:u w:val="single"/>
+        </w:rPr>
+        <w:t>Độc lập - Tự do - Hạnh phúc</w:t>
+      </w:r>
+    </w:p>
+    <w:p>
+      <w:pPr>
+        <w:pStyle w:val="ContractTitle"/>
+      </w:pPr>
+      <w:r>
+        <w:t>HỢP ĐỒNG DỊCH VỤ KẾT NỐI GIA SƯ</w:t>
+        <w:br/>
+        <w:t>VÀ HỌC VIÊN</w:t>
+      </w:r>
+    </w:p>
+    <w:p>
+      <w:pPr>
+        <w:spacing w:before="0" w:after="120" w:line="240" w:lineRule="auto"/>
+        <w:jc w:val="center"/>
+      </w:pPr>
+      <w:r>
+        <w:rPr>
+          <w:rFonts w:ascii="Times New Roman" w:hAnsi="Times New Roman" w:eastAsia="Times New Roman"/>
+          <w:b/>
+          <w:color w:val="17365D"/>
+          <w:sz w:val="22"/>
+        </w:rPr>
+        <w:t>(Kèm cơ chế bảo vệ quỹ Smart Contract Escrow)</w:t>
+      </w:r>
+    </w:p>
+    <w:tbl>
+      <w:tblPr>
+        <w:tblW w:type="dxa" w:w="9638"/>
+        <w:jc w:val="left"/>
+        <w:tblLayout w:type="fixed"/>
+        <w:tblLook w:firstColumn="1" w:firstRow="1" w:lastColumn="0" w:lastRow="0" w:noHBand="0" w:noVBand="1" w:val="04A0"/>
+        <w:tblInd w:w="100" w:type="dxa"/>
+      </w:tblPr>
+      <w:tblGrid>
+        <w:gridCol w:w="4819"/>
+        <w:gridCol w:w="4819"/>
+      </w:tblGrid>
+      <w:tr>
+        <w:tc>
+          <w:tcPr>
+            <w:tcW w:type="dxa" w:w="4819"/>
+            <w:shd w:fill="F4F6F9"/>
+            <w:vAlign w:val="center"/>
+            <w:tcMar>
+              <w:top w:w="90" w:type="dxa"/>
+              <w:start w:w="110" w:type="dxa"/>
+              <w:bottom w:w="90" w:type="dxa"/>
+              <w:end w:w="110" w:type="dxa"/>
+            </w:tcMar>
+            <w:tcBorders>
+              <w:top w:val="single" w:sz="4" w:color="D7DEE8"/>
+              <w:start w:val="single" w:sz="4" w:color="D7DEE8"/>
+              <w:bottom w:val="single" w:sz="4" w:color="D7DEE8"/>
+              <w:end w:val="single" w:sz="4" w:color="D7DEE8"/>
+              <w:insideH w:val="single" w:sz="4" w:color="D7DEE8"/>
+              <w:insideV w:val="single" w:sz="4" w:color="D7DEE8"/>
+            </w:tcBorders>
+          </w:tcPr>
+          <w:p>
+            <w:pPr>
+              <w:spacing w:before="0" w:after="0" w:line="252" w:lineRule="auto"/>
+              <w:jc w:val="left"/>
+            </w:pPr>
+            <w:r/>
+            <w:r>
+              <w:rPr>
+                <w:rFonts w:ascii="Times New Roman" w:hAnsi="Times New Roman" w:eastAsia="Times New Roman"/>
+                <w:b/>
+                <w:color w:val="64748B"/>
+                <w:sz w:val="19"/>
+              </w:rPr>
+              <w:t xml:space="preserve">Số hợp đồng: </w:t>
+            </w:r>
+            <w:r>
+              <w:rPr>
+                <w:rFonts w:ascii="Consolas" w:hAnsi="Consolas" w:eastAsia="Consolas"/>
+                <w:b/>
+                <w:color w:val="244C7C"/>
+                <w:sz w:val="17"/>
+              </w:rPr>
+              <w:t>{{contractNo}}</w:t>
+            </w:r>
+          </w:p>
+        </w:tc>
+        <w:tc>
+          <w:tcPr>
+            <w:tcW w:type="dxa" w:w="4819"/>
+            <w:shd w:fill="F4F6F9"/>
+            <w:vAlign w:val="center"/>
+            <w:tcMar>
+              <w:top w:w="90" w:type="dxa"/>
+              <w:start w:w="110" w:type="dxa"/>
+              <w:bottom w:w="90" w:type="dxa"/>
+              <w:end w:w="110" w:type="dxa"/>
+            </w:tcMar>
+            <w:tcBorders>
+              <w:top w:val="single" w:sz="4" w:color="D7DEE8"/>
+              <w:start w:val="single" w:sz="4" w:color="D7DEE8"/>
+              <w:bottom w:val="single" w:sz="4" w:color="D7DEE8"/>
+              <w:end w:val="single" w:sz="4" w:color="D7DEE8"/>
+              <w:insideH w:val="single" w:sz="4" w:color="D7DEE8"/>
+              <w:insideV w:val="single" w:sz="4" w:color="D7DEE8"/>
+            </w:tcBorders>
+          </w:tcPr>
+          <w:p>
+            <w:pPr>
+              <w:spacing w:before="0" w:after="0" w:line="252" w:lineRule="auto"/>
+              <w:jc w:val="left"/>
+            </w:pPr>
+            <w:r/>
+            <w:r>
+              <w:rPr>
+                <w:rFonts w:ascii="Times New Roman" w:hAnsi="Times New Roman" w:eastAsia="Times New Roman"/>
+                <w:b/>
+                <w:color w:val="64748B"/>
+                <w:sz w:val="19"/>
+              </w:rPr>
+              <w:t xml:space="preserve">Phiên bản: </w:t>
+            </w:r>
+            <w:r>
+              <w:rPr>
+                <w:rFonts w:ascii="Consolas" w:hAnsi="Consolas" w:eastAsia="Consolas"/>
+                <w:b/>
+                <w:color w:val="244C7C"/>
+                <w:sz w:val="17"/>
+              </w:rPr>
+              <w:t>{{contractVersion}}</w:t>
+            </w:r>
+          </w:p>
+        </w:tc>
+      </w:tr>
+      <w:tr>
+        <w:tc>
+          <w:tcPr>
+            <w:tcW w:type="dxa" w:w="4819"/>
+            <w:shd w:fill="FFFFFF"/>
+            <w:vAlign w:val="center"/>
+            <w:tcMar>
+              <w:top w:w="90" w:type="dxa"/>
+              <w:start w:w="110" w:type="dxa"/>
+              <w:bottom w:w="90" w:type="dxa"/>
+              <w:end w:w="110" w:type="dxa"/>
+            </w:tcMar>
+            <w:tcBorders>
+              <w:top w:val="single" w:sz="4" w:color="D7DEE8"/>
+              <w:start w:val="single" w:sz="4" w:color="D7DEE8"/>
+              <w:bottom w:val="single" w:sz="4" w:color="D7DEE8"/>
+              <w:end w:val="single" w:sz="4" w:color="D7DEE8"/>
+              <w:insideH w:val="single" w:sz="4" w:color="D7DEE8"/>
+              <w:insideV w:val="single" w:sz="4" w:color="D7DEE8"/>
+            </w:tcBorders>
+          </w:tcPr>
+          <w:p>
+            <w:pPr>
+              <w:spacing w:before="0" w:after="0" w:line="252" w:lineRule="auto"/>
+              <w:jc w:val="left"/>
+            </w:pPr>
+            <w:r/>
+            <w:r>
+              <w:rPr>
+                <w:rFonts w:ascii="Times New Roman" w:hAnsi="Times New Roman" w:eastAsia="Times New Roman"/>
+                <w:b/>
+                <w:color w:val="64748B"/>
+                <w:sz w:val="19"/>
+              </w:rPr>
+              <w:t xml:space="preserve">Agreement UUID: </w:t>
+            </w:r>
+            <w:r>
+              <w:rPr>
+                <w:rFonts w:ascii="Consolas" w:hAnsi="Consolas" w:eastAsia="Consolas"/>
+                <w:b/>
+                <w:color w:val="244C7C"/>
+                <w:sz w:val="17"/>
+              </w:rPr>
+              <w:t>{{agreementUuid}}</w:t>
+            </w:r>
+          </w:p>
+        </w:tc>
+        <w:tc>
+          <w:tcPr>
+            <w:tcW w:type="dxa" w:w="4819"/>
+            <w:shd w:fill="FFFFFF"/>
+            <w:vAlign w:val="center"/>
+            <w:tcMar>
+              <w:top w:w="90" w:type="dxa"/>
+              <w:start w:w="110" w:type="dxa"/>
+              <w:bottom w:w="90" w:type="dxa"/>
+              <w:end w:w="110" w:type="dxa"/>
+            </w:tcMar>
+            <w:tcBorders>
+              <w:top w:val="single" w:sz="4" w:color="D7DEE8"/>
+              <w:start w:val="single" w:sz="4" w:color="D7DEE8"/>
+              <w:bottom w:val="single" w:sz="4" w:color="D7DEE8"/>
+              <w:end w:val="single" w:sz="4" w:color="D7DEE8"/>
+              <w:insideH w:val="single" w:sz="4" w:color="D7DEE8"/>
+              <w:insideV w:val="single" w:sz="4" w:color="D7DEE8"/>
+            </w:tcBorders>
+          </w:tcPr>
+          <w:p>
+            <w:pPr>
+              <w:spacing w:before="0" w:after="0" w:line="252" w:lineRule="auto"/>
+              <w:jc w:val="left"/>
+            </w:pPr>
+            <w:r/>
+            <w:r>
+              <w:rPr>
+                <w:rFonts w:ascii="Times New Roman" w:hAnsi="Times New Roman" w:eastAsia="Times New Roman"/>
+                <w:b/>
+                <w:color w:val="64748B"/>
+                <w:sz w:val="19"/>
+              </w:rPr>
+              <w:t xml:space="preserve">Ngày lập: </w:t>
+            </w:r>
+            <w:r>
+              <w:rPr>
+                <w:rFonts w:ascii="Consolas" w:hAnsi="Consolas" w:eastAsia="Consolas"/>
+                <w:b/>
+                <w:color w:val="244C7C"/>
+                <w:sz w:val="17"/>
+              </w:rPr>
+              <w:t>{{contractDate}}</w:t>
+            </w:r>
+          </w:p>
+        </w:tc>
+      </w:tr>
+      <w:tr>
+        <w:tc>
+          <w:tcPr>
+            <w:tcW w:type="dxa" w:w="4819"/>
+            <w:shd w:fill="F4F6F9"/>
+            <w:vAlign w:val="center"/>
+            <w:tcMar>
+              <w:top w:w="90" w:type="dxa"/>
+              <w:start w:w="110" w:type="dxa"/>
+              <w:bottom w:w="90" w:type="dxa"/>
+              <w:end w:w="110" w:type="dxa"/>
+            </w:tcMar>
+            <w:tcBorders>
+              <w:top w:val="single" w:sz="4" w:color="D7DEE8"/>
+              <w:start w:val="single" w:sz="4" w:color="D7DEE8"/>
+              <w:bottom w:val="single" w:sz="4" w:color="D7DEE8"/>
+              <w:end w:val="single" w:sz="4" w:color="D7DEE8"/>
+              <w:insideH w:val="single" w:sz="4" w:color="D7DEE8"/>
+              <w:insideV w:val="single" w:sz="4" w:color="D7DEE8"/>
+            </w:tcBorders>
+          </w:tcPr>
+          <w:p>
+            <w:pPr>
+              <w:spacing w:before="0" w:after="0" w:line="252" w:lineRule="auto"/>
+              <w:jc w:val="left"/>
+            </w:pPr>
+            <w:r/>
+            <w:r>
+              <w:rPr>
+                <w:rFonts w:ascii="Times New Roman" w:hAnsi="Times New Roman" w:eastAsia="Times New Roman"/>
+                <w:b/>
+                <w:color w:val="64748B"/>
+                <w:sz w:val="19"/>
+              </w:rPr>
+              <w:t xml:space="preserve">Agreement key: </w:t>
+            </w:r>
+            <w:r>
+              <w:rPr>
+                <w:rFonts w:ascii="Consolas" w:hAnsi="Consolas" w:eastAsia="Consolas"/>
+                <w:b/>
+                <w:color w:val="244C7C"/>
+                <w:sz w:val="17"/>
+              </w:rPr>
+              <w:t>{{agreementKeyShort}}</w:t>
+            </w:r>
+          </w:p>
+        </w:tc>
+        <w:tc>
+          <w:tcPr>
+            <w:tcW w:type="dxa" w:w="4819"/>
+            <w:shd w:fill="F4F6F9"/>
+            <w:vAlign w:val="center"/>
+            <w:tcMar>
+              <w:top w:w="90" w:type="dxa"/>
+              <w:start w:w="110" w:type="dxa"/>
+              <w:bottom w:w="90" w:type="dxa"/>
+              <w:end w:w="110" w:type="dxa"/>
+            </w:tcMar>
+            <w:tcBorders>
+              <w:top w:val="single" w:sz="4" w:color="D7DEE8"/>
+              <w:start w:val="single" w:sz="4" w:color="D7DEE8"/>
+              <w:bottom w:val="single" w:sz="4" w:color="D7DEE8"/>
+              <w:end w:val="single" w:sz="4" w:color="D7DEE8"/>
+              <w:insideH w:val="single" w:sz="4" w:color="D7DEE8"/>
+              <w:insideV w:val="single" w:sz="4" w:color="D7DEE8"/>
+            </w:tcBorders>
+          </w:tcPr>
+          <w:p>
+            <w:pPr>
+              <w:spacing w:before="0" w:after="0" w:line="252" w:lineRule="auto"/>
+              <w:jc w:val="left"/>
+            </w:pPr>
+            <w:r/>
+            <w:r>
+              <w:rPr>
+                <w:rFonts w:ascii="Times New Roman" w:hAnsi="Times New Roman" w:eastAsia="Times New Roman"/>
+                <w:b/>
+                <w:color w:val="64748B"/>
+                <w:sz w:val="19"/>
+              </w:rPr>
+              <w:t xml:space="preserve">Terms digest: </w:t>
+            </w:r>
+            <w:r>
+              <w:rPr>
+                <w:rFonts w:ascii="Consolas" w:hAnsi="Consolas" w:eastAsia="Consolas"/>
+                <w:b/>
+                <w:color w:val="244C7C"/>
+                <w:sz w:val="17"/>
+              </w:rPr>
+              <w:t>{{termsHashShort}}</w:t>
+            </w:r>
+          </w:p>
+        </w:tc>
+      </w:tr>
+    </w:tbl>
+    <w:p>
+      <w:pPr>
+        <w:spacing w:after="0"/>
+      </w:pPr>
+    </w:p>
+    <w:tbl>
+      <w:tblPr>
+        <w:tblW w:type="dxa" w:w="9638"/>
+        <w:jc w:val="left"/>
+        <w:tblLayout w:type="fixed"/>
+        <w:tblLook w:firstColumn="1" w:firstRow="1" w:lastColumn="0" w:lastRow="0" w:noHBand="0" w:noVBand="1" w:val="04A0"/>
+        <w:tblInd w:w="100" w:type="dxa"/>
+      </w:tblPr>
+      <w:tblGrid>
+        <w:gridCol w:w="9638"/>
+      </w:tblGrid>
+      <w:tr>
+        <w:tc>
+          <w:tcPr>
+            <w:tcW w:type="dxa" w:w="9638"/>
+            <w:vAlign w:val="center"/>
+            <w:tcMar>
+              <w:top w:w="90" w:type="dxa"/>
+              <w:start w:w="110" w:type="dxa"/>
+              <w:bottom w:w="90" w:type="dxa"/>
+              <w:end w:w="110" w:type="dxa"/>
+            </w:tcMar>
+            <w:tcBorders>
+              <w:top w:val="single" w:sz="4" w:color="D7DEE8"/>
+              <w:start w:val="single" w:sz="4" w:color="D7DEE8"/>
+              <w:bottom w:val="single" w:sz="4" w:color="D7DEE8"/>
+              <w:end w:val="single" w:sz="4" w:color="D7DEE8"/>
+              <w:insideH w:val="single" w:sz="4" w:color="D7DEE8"/>
+              <w:insideV w:val="single" w:sz="4" w:color="D7DEE8"/>
+            </w:tcBorders>
+            <w:shd w:fill="FFF8E8"/>
+          </w:tcPr>
+          <w:p>
+            <w:pPr>
+              <w:spacing w:before="0" w:after="0" w:line="276" w:lineRule="auto"/>
+              <w:jc w:val="left"/>
+            </w:pPr>
+            <w:r>
+              <w:rPr>
+                <w:rFonts w:ascii="Times New Roman" w:hAnsi="Times New Roman" w:eastAsia="Times New Roman"/>
+                <w:b/>
+                <w:color w:val="9B1C1C"/>
+                <w:sz w:val="21"/>
+              </w:rPr>
+              <w:t xml:space="preserve">MÔI TRƯỜNG THỬ NGHIỆM: </w:t>
+            </w:r>
+            <w:r>
+              <w:rPr>
+                <w:rFonts w:ascii="Times New Roman" w:hAnsi="Times New Roman" w:eastAsia="Times New Roman"/>
+                <w:color w:val="111827"/>
+                <w:sz w:val="21"/>
+              </w:rPr>
+              <w:t xml:space="preserve">Hợp đồng mẫu này vận hành trên </w:t>
+            </w:r>
+            <w:r>
+              <w:rPr>
+                <w:rFonts w:ascii="Times New Roman" w:hAnsi="Times New Roman" w:eastAsia="Times New Roman"/>
+                <w:b/>
+                <w:color w:val="244C7C"/>
+                <w:sz w:val="23"/>
+              </w:rPr>
+              <w:t>{{chainName}}</w:t>
+            </w:r>
+            <w:r>
+              <w:rPr>
+                <w:rFonts w:ascii="Times New Roman" w:hAnsi="Times New Roman" w:eastAsia="Times New Roman"/>
+                <w:color w:val="111827"/>
+                <w:sz w:val="21"/>
+              </w:rPr>
+              <w:t xml:space="preserve"> (Chain ID </w:t>
+            </w:r>
+            <w:r>
+              <w:rPr>
+                <w:rFonts w:ascii="Consolas" w:hAnsi="Consolas" w:eastAsia="Consolas"/>
+                <w:b/>
+                <w:color w:val="244C7C"/>
+                <w:sz w:val="17"/>
+              </w:rPr>
+              <w:t>{{chainId}}</w:t>
+            </w:r>
+            <w:r>
+              <w:rPr>
+                <w:rFonts w:ascii="Times New Roman" w:hAnsi="Times New Roman" w:eastAsia="Times New Roman"/>
+                <w:color w:val="111827"/>
+                <w:sz w:val="21"/>
+              </w:rPr>
+              <w:t>) và sử dụng Mock USDC để mô phỏng kỹ thuật. Token thử nghiệm không đại diện cho tiền pháp định hoặc tài sản có giá trị thanh toán thực tế.</w:t>
+            </w:r>
+          </w:p>
+        </w:tc>
+      </w:tr>
+    </w:tbl>
+    <w:p>
+      <w:pPr>
+        <w:spacing w:after="0"/>
+      </w:pPr>
+    </w:p>
+    <w:p>
+      <w:pPr>
+        <w:pStyle w:val="Heading2"/>
+      </w:pPr>
+      <w:r>
+        <w:t>CĂN CỨ GIAO KẾT</w:t>
+      </w:r>
+    </w:p>
+    <w:p>
+      <w:pPr>
+        <w:pStyle w:val="ListBullet"/>
+        <w:spacing w:before="0" w:after="60" w:line="288" w:lineRule="auto"/>
+        <w:ind w:left="454" w:hanging="227"/>
+        <w:jc w:val="both"/>
+      </w:pPr>
+      <w:r>
+        <w:rPr>
+          <w:rFonts w:ascii="Times New Roman" w:hAnsi="Times New Roman" w:eastAsia="Times New Roman"/>
+          <w:color w:val="111827"/>
+          <w:sz w:val="23"/>
+        </w:rPr>
+        <w:t>Bộ luật Dân sự số 91/2015/QH13 ngày 24/11/2015;</w:t>
+      </w:r>
+    </w:p>
+    <w:p>
+      <w:pPr>
+        <w:pStyle w:val="ListBullet"/>
+        <w:spacing w:before="0" w:after="60" w:line="288" w:lineRule="auto"/>
+        <w:ind w:left="454" w:hanging="227"/>
+        <w:jc w:val="both"/>
+      </w:pPr>
+      <w:r>
+        <w:rPr>
+          <w:rFonts w:ascii="Times New Roman" w:hAnsi="Times New Roman" w:eastAsia="Times New Roman"/>
+          <w:color w:val="111827"/>
+          <w:sz w:val="23"/>
+        </w:rPr>
+        <w:t>Luật Giao dịch điện tử số 20/2023/QH15 ngày 22/06/2023;</w:t>
+      </w:r>
+    </w:p>
+    <w:p>
+      <w:pPr>
+        <w:pStyle w:val="ListBullet"/>
+        <w:spacing w:before="0" w:after="60" w:line="288" w:lineRule="auto"/>
+        <w:ind w:left="454" w:hanging="227"/>
+        <w:jc w:val="both"/>
+      </w:pPr>
+      <w:r>
+        <w:rPr>
+          <w:rFonts w:ascii="Times New Roman" w:hAnsi="Times New Roman" w:eastAsia="Times New Roman"/>
+          <w:color w:val="111827"/>
+          <w:sz w:val="23"/>
+        </w:rPr>
+        <w:t>Nhu cầu học tập, năng lực cung cấp dịch vụ gia sư và sự tự nguyện thỏa thuận của các bên;</w:t>
+      </w:r>
+    </w:p>
+    <w:p>
+      <w:pPr>
+        <w:pStyle w:val="ListBullet"/>
+        <w:spacing w:before="0" w:after="60" w:line="288" w:lineRule="auto"/>
+        <w:ind w:left="454" w:hanging="227"/>
+        <w:jc w:val="both"/>
+      </w:pPr>
+      <w:r>
+        <w:rPr>
+          <w:rFonts w:ascii="Times New Roman" w:hAnsi="Times New Roman" w:eastAsia="Times New Roman"/>
+          <w:color w:val="111827"/>
+          <w:sz w:val="23"/>
+        </w:rPr>
+        <w:t>Quy tắc vận hành của hệ thống EduConnect và cơ chế Smart Contract Escrow được mô tả trong Hợp đồng này.</w:t>
+      </w:r>
+    </w:p>
+    <w:p>
+      <w:pPr>
+        <w:spacing w:before="0" w:after="120" w:line="300" w:lineRule="auto"/>
+        <w:jc w:val="both"/>
+      </w:pPr>
+      <w:r>
+        <w:rPr>
+          <w:rFonts w:ascii="Times New Roman" w:hAnsi="Times New Roman" w:eastAsia="Times New Roman"/>
+          <w:color w:val="111827"/>
+          <w:sz w:val="23"/>
+        </w:rPr>
+        <w:t xml:space="preserve">Hôm nay, ngày </w:t>
+      </w:r>
+      <w:r>
+        <w:rPr>
+          <w:rFonts w:ascii="Times New Roman" w:hAnsi="Times New Roman" w:eastAsia="Times New Roman"/>
+          <w:b/>
+          <w:color w:val="244C7C"/>
+          <w:sz w:val="23"/>
+        </w:rPr>
+        <w:t>{{contractDate}}</w:t>
+      </w:r>
+      <w:r>
+        <w:rPr>
+          <w:rFonts w:ascii="Times New Roman" w:hAnsi="Times New Roman" w:eastAsia="Times New Roman"/>
+          <w:color w:val="111827"/>
+          <w:sz w:val="23"/>
+        </w:rPr>
+        <w:t xml:space="preserve"> tại </w:t>
+      </w:r>
+      <w:r>
+        <w:rPr>
+          <w:rFonts w:ascii="Times New Roman" w:hAnsi="Times New Roman" w:eastAsia="Times New Roman"/>
+          <w:b/>
+          <w:color w:val="244C7C"/>
+          <w:sz w:val="23"/>
+        </w:rPr>
+        <w:t>{{contractPlace}}</w:t>
+      </w:r>
+      <w:r>
+        <w:rPr>
+          <w:rFonts w:ascii="Times New Roman" w:hAnsi="Times New Roman" w:eastAsia="Times New Roman"/>
+          <w:color w:val="111827"/>
+          <w:sz w:val="23"/>
+        </w:rPr>
+        <w:t>, các bên gồm:</w:t>
+      </w:r>
+    </w:p>
+    <w:p>
+      <w:pPr>
+        <w:pStyle w:val="Heading2"/>
+      </w:pPr>
+      <w:r>
+        <w:t>BÊN A - BÊN CUNG CẤP DỊCH VỤ GIA SƯ (GIA SƯ)</w:t>
+      </w:r>
+    </w:p>
+    <w:tbl>
+      <w:tblPr>
+        <w:tblW w:type="dxa" w:w="9638"/>
+        <w:jc w:val="left"/>
+        <w:tblLayout w:type="fixed"/>
+        <w:tblLook w:firstColumn="1" w:firstRow="1" w:lastColumn="0" w:lastRow="0" w:noHBand="0" w:noVBand="1" w:val="04A0"/>
+        <w:tblInd w:w="100" w:type="dxa"/>
+      </w:tblPr>
+      <w:tblGrid>
+        <w:gridCol w:w="2500"/>
+        <w:gridCol w:w="7138"/>
+      </w:tblGrid>
+      <w:tr>
+        <w:tc>
+          <w:tcPr>
+            <w:tcW w:type="dxa" w:w="2500"/>
+            <w:shd w:fill="E8EEF5"/>
+            <w:vAlign w:val="center"/>
+            <w:tcMar>
+              <w:top w:w="90" w:type="dxa"/>
+              <w:start w:w="110" w:type="dxa"/>
+              <w:bottom w:w="90" w:type="dxa"/>
+              <w:end w:w="110" w:type="dxa"/>
+            </w:tcMar>
+            <w:tcBorders>
+              <w:top w:val="single" w:sz="4" w:color="D7DEE8"/>
+              <w:start w:val="single" w:sz="4" w:color="D7DEE8"/>
+              <w:bottom w:val="single" w:sz="4" w:color="D7DEE8"/>
+              <w:end w:val="single" w:sz="4" w:color="D7DEE8"/>
+              <w:insideH w:val="single" w:sz="4" w:color="D7DEE8"/>
+              <w:insideV w:val="single" w:sz="4" w:color="D7DEE8"/>
+            </w:tcBorders>
+          </w:tcPr>
+          <w:p>
+            <w:pPr>
+              <w:spacing w:before="0" w:after="0" w:line="264" w:lineRule="auto"/>
+              <w:jc w:val="left"/>
+            </w:pPr>
+            <w:r/>
+            <w:r>
+              <w:rPr>
+                <w:rFonts w:ascii="Times New Roman" w:hAnsi="Times New Roman" w:eastAsia="Times New Roman"/>
+                <w:b/>
+                <w:color w:val="17365D"/>
+                <w:sz w:val="21"/>
+              </w:rPr>
+              <w:t>Họ và tên</w:t>
+            </w:r>
+          </w:p>
+        </w:tc>
+        <w:tc>
+          <w:tcPr>
+            <w:tcW w:type="dxa" w:w="7138"/>
+            <w:vAlign w:val="center"/>
+            <w:tcMar>
+              <w:top w:w="90" w:type="dxa"/>
+              <w:start w:w="110" w:type="dxa"/>
+              <w:bottom w:w="90" w:type="dxa"/>
+              <w:end w:w="110" w:type="dxa"/>
+            </w:tcMar>
+            <w:tcBorders>
+              <w:top w:val="single" w:sz="4" w:color="D7DEE8"/>
+              <w:start w:val="single" w:sz="4" w:color="D7DEE8"/>
+              <w:bottom w:val="single" w:sz="4" w:color="D7DEE8"/>
+              <w:end w:val="single" w:sz="4" w:color="D7DEE8"/>
+              <w:insideH w:val="single" w:sz="4" w:color="D7DEE8"/>
+              <w:insideV w:val="single" w:sz="4" w:color="D7DEE8"/>
+            </w:tcBorders>
+          </w:tcPr>
+          <w:p>
+            <w:pPr>
+              <w:spacing w:before="0" w:after="0" w:line="264" w:lineRule="auto"/>
+              <w:jc w:val="left"/>
+            </w:pPr>
+            <w:r/>
+            <w:r>
+              <w:rPr>
+                <w:rFonts w:ascii="Times New Roman" w:hAnsi="Times New Roman" w:eastAsia="Times New Roman"/>
+                <w:b/>
+                <w:color w:val="244C7C"/>
+                <w:sz w:val="23"/>
+              </w:rPr>
+              <w:t>{{tutorFullName}}</w:t>
+            </w:r>
+          </w:p>
+        </w:tc>
+      </w:tr>
+      <w:tr>
+        <w:tc>
+          <w:tcPr>
+            <w:tcW w:type="dxa" w:w="2500"/>
+            <w:shd w:fill="E8EEF5"/>
+            <w:vAlign w:val="center"/>
+            <w:tcMar>
+              <w:top w:w="90" w:type="dxa"/>
+              <w:start w:w="110" w:type="dxa"/>
+              <w:bottom w:w="90" w:type="dxa"/>
+              <w:end w:w="110" w:type="dxa"/>
+            </w:tcMar>
+            <w:tcBorders>
+              <w:top w:val="single" w:sz="4" w:color="D7DEE8"/>
+              <w:start w:val="single" w:sz="4" w:color="D7DEE8"/>
+              <w:bottom w:val="single" w:sz="4" w:color="D7DEE8"/>
+              <w:end w:val="single" w:sz="4" w:color="D7DEE8"/>
+              <w:insideH w:val="single" w:sz="4" w:color="D7DEE8"/>
+              <w:insideV w:val="single" w:sz="4" w:color="D7DEE8"/>
+            </w:tcBorders>
+          </w:tcPr>
+          <w:p>
+            <w:pPr>
+              <w:spacing w:before="0" w:after="0" w:line="264" w:lineRule="auto"/>
+              <w:jc w:val="left"/>
+            </w:pPr>
+            <w:r/>
+            <w:r>
+              <w:rPr>
+                <w:rFonts w:ascii="Times New Roman" w:hAnsi="Times New Roman" w:eastAsia="Times New Roman"/>
+                <w:b/>
+                <w:color w:val="17365D"/>
+                <w:sz w:val="21"/>
+              </w:rPr>
+              <w:t>Email</w:t>
+            </w:r>
+          </w:p>
+        </w:tc>
+        <w:tc>
+          <w:tcPr>
+            <w:tcW w:type="dxa" w:w="7138"/>
+            <w:vAlign w:val="center"/>
+            <w:tcMar>
+              <w:top w:w="90" w:type="dxa"/>
+              <w:start w:w="110" w:type="dxa"/>
+              <w:bottom w:w="90" w:type="dxa"/>
+              <w:end w:w="110" w:type="dxa"/>
+            </w:tcMar>
+            <w:tcBorders>
+              <w:top w:val="single" w:sz="4" w:color="D7DEE8"/>
+              <w:start w:val="single" w:sz="4" w:color="D7DEE8"/>
+              <w:bottom w:val="single" w:sz="4" w:color="D7DEE8"/>
+              <w:end w:val="single" w:sz="4" w:color="D7DEE8"/>
+              <w:insideH w:val="single" w:sz="4" w:color="D7DEE8"/>
+              <w:insideV w:val="single" w:sz="4" w:color="D7DEE8"/>
+            </w:tcBorders>
+          </w:tcPr>
+          <w:p>
+            <w:pPr>
+              <w:spacing w:before="0" w:after="0" w:line="264" w:lineRule="auto"/>
+              <w:jc w:val="left"/>
+            </w:pPr>
+            <w:r/>
+            <w:r>
+              <w:rPr>
+                <w:rFonts w:ascii="Times New Roman" w:hAnsi="Times New Roman" w:eastAsia="Times New Roman"/>
+                <w:b/>
+                <w:color w:val="244C7C"/>
+                <w:sz w:val="23"/>
+              </w:rPr>
+              <w:t>{{tutorEmail}}</w:t>
+            </w:r>
+          </w:p>
+        </w:tc>
+      </w:tr>
+      <w:tr>
+        <w:tc>
+          <w:tcPr>
+            <w:tcW w:type="dxa" w:w="2500"/>
+            <w:shd w:fill="E8EEF5"/>
+            <w:vAlign w:val="center"/>
+            <w:tcMar>
+              <w:top w:w="90" w:type="dxa"/>
+              <w:start w:w="110" w:type="dxa"/>
+              <w:bottom w:w="90" w:type="dxa"/>
+              <w:end w:w="110" w:type="dxa"/>
+            </w:tcMar>
+            <w:tcBorders>
+              <w:top w:val="single" w:sz="4" w:color="D7DEE8"/>
+              <w:start w:val="single" w:sz="4" w:color="D7DEE8"/>
+              <w:bottom w:val="single" w:sz="4" w:color="D7DEE8"/>
+              <w:end w:val="single" w:sz="4" w:color="D7DEE8"/>
+              <w:insideH w:val="single" w:sz="4" w:color="D7DEE8"/>
+              <w:insideV w:val="single" w:sz="4" w:color="D7DEE8"/>
+            </w:tcBorders>
+          </w:tcPr>
+          <w:p>
+            <w:pPr>
+              <w:spacing w:before="0" w:after="0" w:line="264" w:lineRule="auto"/>
+              <w:jc w:val="left"/>
+            </w:pPr>
+            <w:r/>
+            <w:r>
+              <w:rPr>
+                <w:rFonts w:ascii="Times New Roman" w:hAnsi="Times New Roman" w:eastAsia="Times New Roman"/>
+                <w:b/>
+                <w:color w:val="17365D"/>
+                <w:sz w:val="21"/>
+              </w:rPr>
+              <w:t>Số điện thoại</w:t>
+            </w:r>
+          </w:p>
+        </w:tc>
+        <w:tc>
+          <w:tcPr>
+            <w:tcW w:type="dxa" w:w="7138"/>
+            <w:vAlign w:val="center"/>
+            <w:tcMar>
+              <w:top w:w="90" w:type="dxa"/>
+              <w:start w:w="110" w:type="dxa"/>
+              <w:bottom w:w="90" w:type="dxa"/>
+              <w:end w:w="110" w:type="dxa"/>
+            </w:tcMar>
+            <w:tcBorders>
+              <w:top w:val="single" w:sz="4" w:color="D7DEE8"/>
+              <w:start w:val="single" w:sz="4" w:color="D7DEE8"/>
+              <w:bottom w:val="single" w:sz="4" w:color="D7DEE8"/>
+              <w:end w:val="single" w:sz="4" w:color="D7DEE8"/>
+              <w:insideH w:val="single" w:sz="4" w:color="D7DEE8"/>
+              <w:insideV w:val="single" w:sz="4" w:color="D7DEE8"/>
+            </w:tcBorders>
+          </w:tcPr>
+          <w:p>
+            <w:pPr>
+              <w:spacing w:before="0" w:after="0" w:line="264" w:lineRule="auto"/>
+              <w:jc w:val="left"/>
+            </w:pPr>
+            <w:r/>
+            <w:r>
+              <w:rPr>
+                <w:rFonts w:ascii="Times New Roman" w:hAnsi="Times New Roman" w:eastAsia="Times New Roman"/>
+                <w:b/>
+                <w:color w:val="244C7C"/>
+                <w:sz w:val="23"/>
+              </w:rPr>
+              <w:t>{{tutorPhone}}</w:t>
+            </w:r>
+          </w:p>
+        </w:tc>
+      </w:tr>
+      <w:tr>
+        <w:tc>
+          <w:tcPr>
+            <w:tcW w:type="dxa" w:w="2500"/>
+            <w:shd w:fill="E8EEF5"/>
+            <w:vAlign w:val="center"/>
+            <w:tcMar>
+              <w:top w:w="90" w:type="dxa"/>
+              <w:start w:w="110" w:type="dxa"/>
+              <w:bottom w:w="90" w:type="dxa"/>
+              <w:end w:w="110" w:type="dxa"/>
+            </w:tcMar>
+            <w:tcBorders>
+              <w:top w:val="single" w:sz="4" w:color="D7DEE8"/>
+              <w:start w:val="single" w:sz="4" w:color="D7DEE8"/>
+              <w:bottom w:val="single" w:sz="4" w:color="D7DEE8"/>
+              <w:end w:val="single" w:sz="4" w:color="D7DEE8"/>
+              <w:insideH w:val="single" w:sz="4" w:color="D7DEE8"/>
+              <w:insideV w:val="single" w:sz="4" w:color="D7DEE8"/>
+            </w:tcBorders>
+          </w:tcPr>
+          <w:p>
+            <w:pPr>
+              <w:spacing w:before="0" w:after="0" w:line="264" w:lineRule="auto"/>
+              <w:jc w:val="left"/>
+            </w:pPr>
+            <w:r/>
+            <w:r>
+              <w:rPr>
+                <w:rFonts w:ascii="Times New Roman" w:hAnsi="Times New Roman" w:eastAsia="Times New Roman"/>
+                <w:b/>
+                <w:color w:val="17365D"/>
+                <w:sz w:val="21"/>
+              </w:rPr>
+              <w:t>Địa chỉ liên hệ</w:t>
+            </w:r>
+          </w:p>
+        </w:tc>
+        <w:tc>
+          <w:tcPr>
+            <w:tcW w:type="dxa" w:w="7138"/>
+            <w:vAlign w:val="center"/>
+            <w:tcMar>
+              <w:top w:w="90" w:type="dxa"/>
+              <w:start w:w="110" w:type="dxa"/>
+              <w:bottom w:w="90" w:type="dxa"/>
+              <w:end w:w="110" w:type="dxa"/>
+            </w:tcMar>
+            <w:tcBorders>
+              <w:top w:val="single" w:sz="4" w:color="D7DEE8"/>
+              <w:start w:val="single" w:sz="4" w:color="D7DEE8"/>
+              <w:bottom w:val="single" w:sz="4" w:color="D7DEE8"/>
+              <w:end w:val="single" w:sz="4" w:color="D7DEE8"/>
+              <w:insideH w:val="single" w:sz="4" w:color="D7DEE8"/>
+              <w:insideV w:val="single" w:sz="4" w:color="D7DEE8"/>
+            </w:tcBorders>
+          </w:tcPr>
+          <w:p>
+            <w:pPr>
+              <w:spacing w:before="0" w:after="0" w:line="264" w:lineRule="auto"/>
+              <w:jc w:val="left"/>
+            </w:pPr>
+            <w:r/>
+            <w:r>
+              <w:rPr>
+                <w:rFonts w:ascii="Times New Roman" w:hAnsi="Times New Roman" w:eastAsia="Times New Roman"/>
+                <w:b/>
+                <w:color w:val="244C7C"/>
+                <w:sz w:val="23"/>
+              </w:rPr>
+              <w:t>{{tutorAddress}}</w:t>
+            </w:r>
+          </w:p>
+        </w:tc>
+      </w:tr>
+      <w:tr>
+        <w:tc>
+          <w:tcPr>
+            <w:tcW w:type="dxa" w:w="2500"/>
+            <w:shd w:fill="E8EEF5"/>
+            <w:vAlign w:val="center"/>
+            <w:tcMar>
+              <w:top w:w="90" w:type="dxa"/>
+              <w:start w:w="110" w:type="dxa"/>
+              <w:bottom w:w="90" w:type="dxa"/>
+              <w:end w:w="110" w:type="dxa"/>
+            </w:tcMar>
+            <w:tcBorders>
+              <w:top w:val="single" w:sz="4" w:color="D7DEE8"/>
+              <w:start w:val="single" w:sz="4" w:color="D7DEE8"/>
+              <w:bottom w:val="single" w:sz="4" w:color="D7DEE8"/>
+              <w:end w:val="single" w:sz="4" w:color="D7DEE8"/>
+              <w:insideH w:val="single" w:sz="4" w:color="D7DEE8"/>
+              <w:insideV w:val="single" w:sz="4" w:color="D7DEE8"/>
+            </w:tcBorders>
+          </w:tcPr>
+          <w:p>
+            <w:pPr>
+              <w:spacing w:before="0" w:after="0" w:line="264" w:lineRule="auto"/>
+              <w:jc w:val="left"/>
+            </w:pPr>
+            <w:r/>
+            <w:r>
+              <w:rPr>
+                <w:rFonts w:ascii="Times New Roman" w:hAnsi="Times New Roman" w:eastAsia="Times New Roman"/>
+                <w:b/>
+                <w:color w:val="17365D"/>
+                <w:sz w:val="21"/>
+              </w:rPr>
+              <w:t>Trạng thái hồ sơ</w:t>
+            </w:r>
+          </w:p>
+        </w:tc>
+        <w:tc>
+          <w:tcPr>
+            <w:tcW w:type="dxa" w:w="7138"/>
+            <w:vAlign w:val="center"/>
+            <w:tcMar>
+              <w:top w:w="90" w:type="dxa"/>
+              <w:start w:w="110" w:type="dxa"/>
+              <w:bottom w:w="90" w:type="dxa"/>
+              <w:end w:w="110" w:type="dxa"/>
+            </w:tcMar>
+            <w:tcBorders>
+              <w:top w:val="single" w:sz="4" w:color="D7DEE8"/>
+              <w:start w:val="single" w:sz="4" w:color="D7DEE8"/>
+              <w:bottom w:val="single" w:sz="4" w:color="D7DEE8"/>
+              <w:end w:val="single" w:sz="4" w:color="D7DEE8"/>
+              <w:insideH w:val="single" w:sz="4" w:color="D7DEE8"/>
+              <w:insideV w:val="single" w:sz="4" w:color="D7DEE8"/>
+            </w:tcBorders>
+          </w:tcPr>
+          <w:p>
+            <w:pPr>
+              <w:spacing w:before="0" w:after="0" w:line="264" w:lineRule="auto"/>
+              <w:jc w:val="left"/>
+            </w:pPr>
+            <w:r/>
+            <w:r>
+              <w:rPr>
+                <w:rFonts w:ascii="Times New Roman" w:hAnsi="Times New Roman" w:eastAsia="Times New Roman"/>
+                <w:b/>
+                <w:color w:val="244C7C"/>
+                <w:sz w:val="23"/>
+              </w:rPr>
+              <w:t>{{tutorStatus}}</w:t>
+            </w:r>
+          </w:p>
+        </w:tc>
+      </w:tr>
+      <w:tr>
+        <w:tc>
+          <w:tcPr>
+            <w:tcW w:type="dxa" w:w="2500"/>
+            <w:shd w:fill="E8EEF5"/>
+            <w:vAlign w:val="center"/>
+            <w:tcMar>
+              <w:top w:w="90" w:type="dxa"/>
+              <w:start w:w="110" w:type="dxa"/>
+              <w:bottom w:w="90" w:type="dxa"/>
+              <w:end w:w="110" w:type="dxa"/>
+            </w:tcMar>
+            <w:tcBorders>
+              <w:top w:val="single" w:sz="4" w:color="D7DEE8"/>
+              <w:start w:val="single" w:sz="4" w:color="D7DEE8"/>
+              <w:bottom w:val="single" w:sz="4" w:color="D7DEE8"/>
+              <w:end w:val="single" w:sz="4" w:color="D7DEE8"/>
+              <w:insideH w:val="single" w:sz="4" w:color="D7DEE8"/>
+              <w:insideV w:val="single" w:sz="4" w:color="D7DEE8"/>
+            </w:tcBorders>
+          </w:tcPr>
+          <w:p>
+            <w:pPr>
+              <w:spacing w:before="0" w:after="0" w:line="264" w:lineRule="auto"/>
+              <w:jc w:val="left"/>
+            </w:pPr>
+            <w:r/>
+            <w:r>
+              <w:rPr>
+                <w:rFonts w:ascii="Times New Roman" w:hAnsi="Times New Roman" w:eastAsia="Times New Roman"/>
+                <w:b/>
+                <w:color w:val="17365D"/>
+                <w:sz w:val="21"/>
+              </w:rPr>
+              <w:t>Địa chỉ ví EVM</w:t>
+            </w:r>
+          </w:p>
+        </w:tc>
+        <w:tc>
+          <w:tcPr>
+            <w:tcW w:type="dxa" w:w="7138"/>
+            <w:vAlign w:val="center"/>
+            <w:tcMar>
+              <w:top w:w="90" w:type="dxa"/>
+              <w:start w:w="110" w:type="dxa"/>
+              <w:bottom w:w="90" w:type="dxa"/>
+              <w:end w:w="110" w:type="dxa"/>
+            </w:tcMar>
+            <w:tcBorders>
+              <w:top w:val="single" w:sz="4" w:color="D7DEE8"/>
+              <w:start w:val="single" w:sz="4" w:color="D7DEE8"/>
+              <w:bottom w:val="single" w:sz="4" w:color="D7DEE8"/>
+              <w:end w:val="single" w:sz="4" w:color="D7DEE8"/>
+              <w:insideH w:val="single" w:sz="4" w:color="D7DEE8"/>
+              <w:insideV w:val="single" w:sz="4" w:color="D7DEE8"/>
+            </w:tcBorders>
+          </w:tcPr>
+          <w:p>
+            <w:pPr>
+              <w:spacing w:before="0" w:after="0" w:line="264" w:lineRule="auto"/>
+              <w:jc w:val="left"/>
+            </w:pPr>
+            <w:r/>
+            <w:r>
+              <w:rPr>
+                <w:rFonts w:ascii="Consolas" w:hAnsi="Consolas" w:eastAsia="Consolas"/>
+                <w:b/>
+                <w:color w:val="244C7C"/>
+                <w:sz w:val="17"/>
+              </w:rPr>
+              <w:t>{{tutorWallet}}</w:t>
+            </w:r>
+          </w:p>
+        </w:tc>
+      </w:tr>
+    </w:tbl>
+    <w:p>
+      <w:pPr>
+        <w:spacing w:after="0"/>
+      </w:pPr>
+    </w:p>
+    <w:p>
+      <w:r>
+        <w:br w:type="page"/>
+      </w:r>
+    </w:p>
+    <w:p>
+      <w:pPr>
+        <w:pStyle w:val="Heading2"/>
+      </w:pPr>
+      <w:r>
+        <w:t>BÊN B - BÊN SỬ DỤNG DỊCH VỤ HỌC TẬP (HỌC VIÊN)</w:t>
+      </w:r>
+    </w:p>
+    <w:tbl>
+      <w:tblPr>
+        <w:tblW w:type="dxa" w:w="9638"/>
+        <w:jc w:val="left"/>
+        <w:tblLayout w:type="fixed"/>
+        <w:tblLook w:firstColumn="1" w:firstRow="1" w:lastColumn="0" w:lastRow="0" w:noHBand="0" w:noVBand="1" w:val="04A0"/>
+        <w:tblInd w:w="100" w:type="dxa"/>
+      </w:tblPr>
+      <w:tblGrid>
+        <w:gridCol w:w="2500"/>
+        <w:gridCol w:w="7138"/>
+      </w:tblGrid>
+      <w:tr>
+        <w:tc>
+          <w:tcPr>
+            <w:tcW w:type="dxa" w:w="2500"/>
+            <w:shd w:fill="F2F7F5"/>
+            <w:vAlign w:val="center"/>
+            <w:tcMar>
+              <w:top w:w="90" w:type="dxa"/>
+              <w:start w:w="110" w:type="dxa"/>
+              <w:bottom w:w="90" w:type="dxa"/>
+              <w:end w:w="110" w:type="dxa"/>
+            </w:tcMar>
+            <w:tcBorders>
+              <w:top w:val="single" w:sz="4" w:color="D7DEE8"/>
+              <w:start w:val="single" w:sz="4" w:color="D7DEE8"/>
+              <w:bottom w:val="single" w:sz="4" w:color="D7DEE8"/>
+              <w:end w:val="single" w:sz="4" w:color="D7DEE8"/>
+              <w:insideH w:val="single" w:sz="4" w:color="D7DEE8"/>
+              <w:insideV w:val="single" w:sz="4" w:color="D7DEE8"/>
+            </w:tcBorders>
+          </w:tcPr>
+          <w:p>
+            <w:pPr>
+              <w:spacing w:before="0" w:after="0" w:line="264" w:lineRule="auto"/>
+              <w:jc w:val="left"/>
+            </w:pPr>
+            <w:r/>
+            <w:r>
+              <w:rPr>
+                <w:rFonts w:ascii="Times New Roman" w:hAnsi="Times New Roman" w:eastAsia="Times New Roman"/>
+                <w:b/>
+                <w:color w:val="17365D"/>
+                <w:sz w:val="21"/>
+              </w:rPr>
+              <w:t>Họ và tên</w:t>
+            </w:r>
+          </w:p>
+        </w:tc>
+        <w:tc>
+          <w:tcPr>
+            <w:tcW w:type="dxa" w:w="7138"/>
+            <w:vAlign w:val="center"/>
+            <w:tcMar>
+              <w:top w:w="90" w:type="dxa"/>
+              <w:start w:w="110" w:type="dxa"/>
+              <w:bottom w:w="90" w:type="dxa"/>
+              <w:end w:w="110" w:type="dxa"/>
+            </w:tcMar>
+            <w:tcBorders>
+              <w:top w:val="single" w:sz="4" w:color="D7DEE8"/>
+              <w:start w:val="single" w:sz="4" w:color="D7DEE8"/>
+              <w:bottom w:val="single" w:sz="4" w:color="D7DEE8"/>
+              <w:end w:val="single" w:sz="4" w:color="D7DEE8"/>
+              <w:insideH w:val="single" w:sz="4" w:color="D7DEE8"/>
+              <w:insideV w:val="single" w:sz="4" w:color="D7DEE8"/>
+            </w:tcBorders>
+          </w:tcPr>
+          <w:p>
+            <w:pPr>
+              <w:spacing w:before="0" w:after="0" w:line="264" w:lineRule="auto"/>
+              <w:jc w:val="left"/>
+            </w:pPr>
+            <w:r/>
+            <w:r>
+              <w:rPr>
+                <w:rFonts w:ascii="Times New Roman" w:hAnsi="Times New Roman" w:eastAsia="Times New Roman"/>
+                <w:b/>
+                <w:color w:val="244C7C"/>
+                <w:sz w:val="23"/>
+              </w:rPr>
+              <w:t>{{studentFullName}}</w:t>
+            </w:r>
+          </w:p>
+        </w:tc>
+      </w:tr>
+      <w:tr>
+        <w:tc>
+          <w:tcPr>
+            <w:tcW w:type="dxa" w:w="2500"/>
+            <w:shd w:fill="F2F7F5"/>
+            <w:vAlign w:val="center"/>
+            <w:tcMar>
+              <w:top w:w="90" w:type="dxa"/>
+              <w:start w:w="110" w:type="dxa"/>
+              <w:bottom w:w="90" w:type="dxa"/>
+              <w:end w:w="110" w:type="dxa"/>
+            </w:tcMar>
+            <w:tcBorders>
+              <w:top w:val="single" w:sz="4" w:color="D7DEE8"/>
+              <w:start w:val="single" w:sz="4" w:color="D7DEE8"/>
+              <w:bottom w:val="single" w:sz="4" w:color="D7DEE8"/>
+              <w:end w:val="single" w:sz="4" w:color="D7DEE8"/>
+              <w:insideH w:val="single" w:sz="4" w:color="D7DEE8"/>
+              <w:insideV w:val="single" w:sz="4" w:color="D7DEE8"/>
+            </w:tcBorders>
+          </w:tcPr>
+          <w:p>
+            <w:pPr>
+              <w:spacing w:before="0" w:after="0" w:line="264" w:lineRule="auto"/>
+              <w:jc w:val="left"/>
+            </w:pPr>
+            <w:r/>
+            <w:r>
+              <w:rPr>
+                <w:rFonts w:ascii="Times New Roman" w:hAnsi="Times New Roman" w:eastAsia="Times New Roman"/>
+                <w:b/>
+                <w:color w:val="17365D"/>
+                <w:sz w:val="21"/>
+              </w:rPr>
+              <w:t>Email</w:t>
+            </w:r>
+          </w:p>
+        </w:tc>
+        <w:tc>
+          <w:tcPr>
+            <w:tcW w:type="dxa" w:w="7138"/>
+            <w:vAlign w:val="center"/>
+            <w:tcMar>
+              <w:top w:w="90" w:type="dxa"/>
+              <w:start w:w="110" w:type="dxa"/>
+              <w:bottom w:w="90" w:type="dxa"/>
+              <w:end w:w="110" w:type="dxa"/>
+            </w:tcMar>
+            <w:tcBorders>
+              <w:top w:val="single" w:sz="4" w:color="D7DEE8"/>
+              <w:start w:val="single" w:sz="4" w:color="D7DEE8"/>
+              <w:bottom w:val="single" w:sz="4" w:color="D7DEE8"/>
+              <w:end w:val="single" w:sz="4" w:color="D7DEE8"/>
+              <w:insideH w:val="single" w:sz="4" w:color="D7DEE8"/>
+              <w:insideV w:val="single" w:sz="4" w:color="D7DEE8"/>
+            </w:tcBorders>
+          </w:tcPr>
+          <w:p>
+            <w:pPr>
+              <w:spacing w:before="0" w:after="0" w:line="264" w:lineRule="auto"/>
+              <w:jc w:val="left"/>
+            </w:pPr>
+            <w:r/>
+            <w:r>
+              <w:rPr>
+                <w:rFonts w:ascii="Times New Roman" w:hAnsi="Times New Roman" w:eastAsia="Times New Roman"/>
+                <w:b/>
+                <w:color w:val="244C7C"/>
+                <w:sz w:val="23"/>
+              </w:rPr>
+              <w:t>{{studentEmail}}</w:t>
+            </w:r>
+          </w:p>
+        </w:tc>
+      </w:tr>
+      <w:tr>
+        <w:tc>
+          <w:tcPr>
+            <w:tcW w:type="dxa" w:w="2500"/>
+            <w:shd w:fill="F2F7F5"/>
+            <w:vAlign w:val="center"/>
+            <w:tcMar>
+              <w:top w:w="90" w:type="dxa"/>
+              <w:start w:w="110" w:type="dxa"/>
+              <w:bottom w:w="90" w:type="dxa"/>
+              <w:end w:w="110" w:type="dxa"/>
+            </w:tcMar>
+            <w:tcBorders>
+              <w:top w:val="single" w:sz="4" w:color="D7DEE8"/>
+              <w:start w:val="single" w:sz="4" w:color="D7DEE8"/>
+              <w:bottom w:val="single" w:sz="4" w:color="D7DEE8"/>
+              <w:end w:val="single" w:sz="4" w:color="D7DEE8"/>
+              <w:insideH w:val="single" w:sz="4" w:color="D7DEE8"/>
+              <w:insideV w:val="single" w:sz="4" w:color="D7DEE8"/>
+            </w:tcBorders>
+          </w:tcPr>
+          <w:p>
+            <w:pPr>
+              <w:spacing w:before="0" w:after="0" w:line="264" w:lineRule="auto"/>
+              <w:jc w:val="left"/>
+            </w:pPr>
+            <w:r/>
+            <w:r>
+              <w:rPr>
+                <w:rFonts w:ascii="Times New Roman" w:hAnsi="Times New Roman" w:eastAsia="Times New Roman"/>
+                <w:b/>
+                <w:color w:val="17365D"/>
+                <w:sz w:val="21"/>
+              </w:rPr>
+              <w:t>Số điện thoại</w:t>
+            </w:r>
+          </w:p>
+        </w:tc>
+        <w:tc>
+          <w:tcPr>
+            <w:tcW w:type="dxa" w:w="7138"/>
+            <w:vAlign w:val="center"/>
+            <w:tcMar>
+              <w:top w:w="90" w:type="dxa"/>
+              <w:start w:w="110" w:type="dxa"/>
+              <w:bottom w:w="90" w:type="dxa"/>
+              <w:end w:w="110" w:type="dxa"/>
+            </w:tcMar>
+            <w:tcBorders>
+              <w:top w:val="single" w:sz="4" w:color="D7DEE8"/>
+              <w:start w:val="single" w:sz="4" w:color="D7DEE8"/>
+              <w:bottom w:val="single" w:sz="4" w:color="D7DEE8"/>
+              <w:end w:val="single" w:sz="4" w:color="D7DEE8"/>
+              <w:insideH w:val="single" w:sz="4" w:color="D7DEE8"/>
+              <w:insideV w:val="single" w:sz="4" w:color="D7DEE8"/>
+            </w:tcBorders>
+          </w:tcPr>
+          <w:p>
+            <w:pPr>
+              <w:spacing w:before="0" w:after="0" w:line="264" w:lineRule="auto"/>
+              <w:jc w:val="left"/>
+            </w:pPr>
+            <w:r/>
+            <w:r>
+              <w:rPr>
+                <w:rFonts w:ascii="Times New Roman" w:hAnsi="Times New Roman" w:eastAsia="Times New Roman"/>
+                <w:b/>
+                <w:color w:val="244C7C"/>
+                <w:sz w:val="23"/>
+              </w:rPr>
+              <w:t>{{studentPhone}}</w:t>
+            </w:r>
+          </w:p>
+        </w:tc>
+      </w:tr>
+      <w:tr>
+        <w:tc>
+          <w:tcPr>
+            <w:tcW w:type="dxa" w:w="2500"/>
+            <w:shd w:fill="F2F7F5"/>
+            <w:vAlign w:val="center"/>
+            <w:tcMar>
+              <w:top w:w="90" w:type="dxa"/>
+              <w:start w:w="110" w:type="dxa"/>
+              <w:bottom w:w="90" w:type="dxa"/>
+              <w:end w:w="110" w:type="dxa"/>
+            </w:tcMar>
+            <w:tcBorders>
+              <w:top w:val="single" w:sz="4" w:color="D7DEE8"/>
+              <w:start w:val="single" w:sz="4" w:color="D7DEE8"/>
+              <w:bottom w:val="single" w:sz="4" w:color="D7DEE8"/>
+              <w:end w:val="single" w:sz="4" w:color="D7DEE8"/>
+              <w:insideH w:val="single" w:sz="4" w:color="D7DEE8"/>
+              <w:insideV w:val="single" w:sz="4" w:color="D7DEE8"/>
+            </w:tcBorders>
+          </w:tcPr>
+          <w:p>
+            <w:pPr>
+              <w:spacing w:before="0" w:after="0" w:line="264" w:lineRule="auto"/>
+              <w:jc w:val="left"/>
+            </w:pPr>
+            <w:r/>
+            <w:r>
+              <w:rPr>
+                <w:rFonts w:ascii="Times New Roman" w:hAnsi="Times New Roman" w:eastAsia="Times New Roman"/>
+                <w:b/>
+                <w:color w:val="17365D"/>
+                <w:sz w:val="21"/>
+              </w:rPr>
+              <w:t>Ngày sinh</w:t>
+            </w:r>
+          </w:p>
+        </w:tc>
+        <w:tc>
+          <w:tcPr>
+            <w:tcW w:type="dxa" w:w="7138"/>
+            <w:vAlign w:val="center"/>
+            <w:tcMar>
+              <w:top w:w="90" w:type="dxa"/>
+              <w:start w:w="110" w:type="dxa"/>
+              <w:bottom w:w="90" w:type="dxa"/>
+              <w:end w:w="110" w:type="dxa"/>
+            </w:tcMar>
+            <w:tcBorders>
+              <w:top w:val="single" w:sz="4" w:color="D7DEE8"/>
+              <w:start w:val="single" w:sz="4" w:color="D7DEE8"/>
+              <w:bottom w:val="single" w:sz="4" w:color="D7DEE8"/>
+              <w:end w:val="single" w:sz="4" w:color="D7DEE8"/>
+              <w:insideH w:val="single" w:sz="4" w:color="D7DEE8"/>
+              <w:insideV w:val="single" w:sz="4" w:color="D7DEE8"/>
+            </w:tcBorders>
+          </w:tcPr>
+          <w:p>
+            <w:pPr>
+              <w:spacing w:before="0" w:after="0" w:line="264" w:lineRule="auto"/>
+              <w:jc w:val="left"/>
+            </w:pPr>
+            <w:r/>
+            <w:r>
+              <w:rPr>
+                <w:rFonts w:ascii="Times New Roman" w:hAnsi="Times New Roman" w:eastAsia="Times New Roman"/>
+                <w:b/>
+                <w:color w:val="244C7C"/>
+                <w:sz w:val="23"/>
+              </w:rPr>
+              <w:t>{{studentDateOfBirth}}</w:t>
+            </w:r>
+          </w:p>
+        </w:tc>
+      </w:tr>
+      <w:tr>
+        <w:tc>
+          <w:tcPr>
+            <w:tcW w:type="dxa" w:w="2500"/>
+            <w:shd w:fill="F2F7F5"/>
+            <w:vAlign w:val="center"/>
+            <w:tcMar>
+              <w:top w:w="90" w:type="dxa"/>
+              <w:start w:w="110" w:type="dxa"/>
+              <w:bottom w:w="90" w:type="dxa"/>
+              <w:end w:w="110" w:type="dxa"/>
+            </w:tcMar>
+            <w:tcBorders>
+              <w:top w:val="single" w:sz="4" w:color="D7DEE8"/>
+              <w:start w:val="single" w:sz="4" w:color="D7DEE8"/>
+              <w:bottom w:val="single" w:sz="4" w:color="D7DEE8"/>
+              <w:end w:val="single" w:sz="4" w:color="D7DEE8"/>
+              <w:insideH w:val="single" w:sz="4" w:color="D7DEE8"/>
+              <w:insideV w:val="single" w:sz="4" w:color="D7DEE8"/>
+            </w:tcBorders>
+          </w:tcPr>
+          <w:p>
+            <w:pPr>
+              <w:spacing w:before="0" w:after="0" w:line="264" w:lineRule="auto"/>
+              <w:jc w:val="left"/>
+            </w:pPr>
+            <w:r/>
+            <w:r>
+              <w:rPr>
+                <w:rFonts w:ascii="Times New Roman" w:hAnsi="Times New Roman" w:eastAsia="Times New Roman"/>
+                <w:b/>
+                <w:color w:val="17365D"/>
+                <w:sz w:val="21"/>
+              </w:rPr>
+              <w:t>Khối/lớp</w:t>
+            </w:r>
+          </w:p>
+        </w:tc>
+        <w:tc>
+          <w:tcPr>
+            <w:tcW w:type="dxa" w:w="7138"/>
+            <w:vAlign w:val="center"/>
+            <w:tcMar>
+              <w:top w:w="90" w:type="dxa"/>
+              <w:start w:w="110" w:type="dxa"/>
+              <w:bottom w:w="90" w:type="dxa"/>
+              <w:end w:w="110" w:type="dxa"/>
+            </w:tcMar>
+            <w:tcBorders>
+              <w:top w:val="single" w:sz="4" w:color="D7DEE8"/>
+              <w:start w:val="single" w:sz="4" w:color="D7DEE8"/>
+              <w:bottom w:val="single" w:sz="4" w:color="D7DEE8"/>
+              <w:end w:val="single" w:sz="4" w:color="D7DEE8"/>
+              <w:insideH w:val="single" w:sz="4" w:color="D7DEE8"/>
+              <w:insideV w:val="single" w:sz="4" w:color="D7DEE8"/>
+            </w:tcBorders>
+          </w:tcPr>
+          <w:p>
+            <w:pPr>
+              <w:spacing w:before="0" w:after="0" w:line="264" w:lineRule="auto"/>
+              <w:jc w:val="left"/>
+            </w:pPr>
+            <w:r/>
+            <w:r>
+              <w:rPr>
+                <w:rFonts w:ascii="Times New Roman" w:hAnsi="Times New Roman" w:eastAsia="Times New Roman"/>
+                <w:b/>
+                <w:color w:val="244C7C"/>
+                <w:sz w:val="23"/>
+              </w:rPr>
+              <w:t>{{studentGrade}}</w:t>
+            </w:r>
+          </w:p>
+        </w:tc>
+      </w:tr>
+      <w:tr>
+        <w:tc>
+          <w:tcPr>
+            <w:tcW w:type="dxa" w:w="2500"/>
+            <w:shd w:fill="F2F7F5"/>
+            <w:vAlign w:val="center"/>
+            <w:tcMar>
+              <w:top w:w="90" w:type="dxa"/>
+              <w:start w:w="110" w:type="dxa"/>
+              <w:bottom w:w="90" w:type="dxa"/>
+              <w:end w:w="110" w:type="dxa"/>
+            </w:tcMar>
+            <w:tcBorders>
+              <w:top w:val="single" w:sz="4" w:color="D7DEE8"/>
+              <w:start w:val="single" w:sz="4" w:color="D7DEE8"/>
+              <w:bottom w:val="single" w:sz="4" w:color="D7DEE8"/>
+              <w:end w:val="single" w:sz="4" w:color="D7DEE8"/>
+              <w:insideH w:val="single" w:sz="4" w:color="D7DEE8"/>
+              <w:insideV w:val="single" w:sz="4" w:color="D7DEE8"/>
+            </w:tcBorders>
+          </w:tcPr>
+          <w:p>
+            <w:pPr>
+              <w:spacing w:before="0" w:after="0" w:line="264" w:lineRule="auto"/>
+              <w:jc w:val="left"/>
+            </w:pPr>
+            <w:r/>
+            <w:r>
+              <w:rPr>
+                <w:rFonts w:ascii="Times New Roman" w:hAnsi="Times New Roman" w:eastAsia="Times New Roman"/>
+                <w:b/>
+                <w:color w:val="17365D"/>
+                <w:sz w:val="21"/>
+              </w:rPr>
+              <w:t>Địa chỉ liên hệ</w:t>
+            </w:r>
+          </w:p>
+        </w:tc>
+        <w:tc>
+          <w:tcPr>
+            <w:tcW w:type="dxa" w:w="7138"/>
+            <w:vAlign w:val="center"/>
+            <w:tcMar>
+              <w:top w:w="90" w:type="dxa"/>
+              <w:start w:w="110" w:type="dxa"/>
+              <w:bottom w:w="90" w:type="dxa"/>
+              <w:end w:w="110" w:type="dxa"/>
+            </w:tcMar>
+            <w:tcBorders>
+              <w:top w:val="single" w:sz="4" w:color="D7DEE8"/>
+              <w:start w:val="single" w:sz="4" w:color="D7DEE8"/>
+              <w:bottom w:val="single" w:sz="4" w:color="D7DEE8"/>
+              <w:end w:val="single" w:sz="4" w:color="D7DEE8"/>
+              <w:insideH w:val="single" w:sz="4" w:color="D7DEE8"/>
+              <w:insideV w:val="single" w:sz="4" w:color="D7DEE8"/>
+            </w:tcBorders>
+          </w:tcPr>
+          <w:p>
+            <w:pPr>
+              <w:spacing w:before="0" w:after="0" w:line="264" w:lineRule="auto"/>
+              <w:jc w:val="left"/>
+            </w:pPr>
+            <w:r/>
+            <w:r>
+              <w:rPr>
+                <w:rFonts w:ascii="Times New Roman" w:hAnsi="Times New Roman" w:eastAsia="Times New Roman"/>
+                <w:b/>
+                <w:color w:val="244C7C"/>
+                <w:sz w:val="23"/>
+              </w:rPr>
+              <w:t>{{studentAddress}}</w:t>
+            </w:r>
+          </w:p>
+        </w:tc>
+      </w:tr>
+      <w:tr>
+        <w:tc>
+          <w:tcPr>
+            <w:tcW w:type="dxa" w:w="2500"/>
+            <w:shd w:fill="F2F7F5"/>
+            <w:vAlign w:val="center"/>
+            <w:tcMar>
+              <w:top w:w="90" w:type="dxa"/>
+              <w:start w:w="110" w:type="dxa"/>
+              <w:bottom w:w="90" w:type="dxa"/>
+              <w:end w:w="110" w:type="dxa"/>
+            </w:tcMar>
+            <w:tcBorders>
+              <w:top w:val="single" w:sz="4" w:color="D7DEE8"/>
+              <w:start w:val="single" w:sz="4" w:color="D7DEE8"/>
+              <w:bottom w:val="single" w:sz="4" w:color="D7DEE8"/>
+              <w:end w:val="single" w:sz="4" w:color="D7DEE8"/>
+              <w:insideH w:val="single" w:sz="4" w:color="D7DEE8"/>
+              <w:insideV w:val="single" w:sz="4" w:color="D7DEE8"/>
+            </w:tcBorders>
+          </w:tcPr>
+          <w:p>
+            <w:pPr>
+              <w:spacing w:before="0" w:after="0" w:line="264" w:lineRule="auto"/>
+              <w:jc w:val="left"/>
+            </w:pPr>
+            <w:r/>
+            <w:r>
+              <w:rPr>
+                <w:rFonts w:ascii="Times New Roman" w:hAnsi="Times New Roman" w:eastAsia="Times New Roman"/>
+                <w:b/>
+                <w:color w:val="17365D"/>
+                <w:sz w:val="21"/>
+              </w:rPr>
+              <w:t>Địa chỉ ví EVM</w:t>
+            </w:r>
+          </w:p>
+        </w:tc>
+        <w:tc>
+          <w:tcPr>
+            <w:tcW w:type="dxa" w:w="7138"/>
+            <w:vAlign w:val="center"/>
+            <w:tcMar>
+              <w:top w:w="90" w:type="dxa"/>
+              <w:start w:w="110" w:type="dxa"/>
+              <w:bottom w:w="90" w:type="dxa"/>
+              <w:end w:w="110" w:type="dxa"/>
+            </w:tcMar>
+            <w:tcBorders>
+              <w:top w:val="single" w:sz="4" w:color="D7DEE8"/>
+              <w:start w:val="single" w:sz="4" w:color="D7DEE8"/>
+              <w:bottom w:val="single" w:sz="4" w:color="D7DEE8"/>
+              <w:end w:val="single" w:sz="4" w:color="D7DEE8"/>
+              <w:insideH w:val="single" w:sz="4" w:color="D7DEE8"/>
+              <w:insideV w:val="single" w:sz="4" w:color="D7DEE8"/>
+            </w:tcBorders>
+          </w:tcPr>
+          <w:p>
+            <w:pPr>
+              <w:spacing w:before="0" w:after="0" w:line="264" w:lineRule="auto"/>
+              <w:jc w:val="left"/>
+            </w:pPr>
+            <w:r/>
+            <w:r>
+              <w:rPr>
+                <w:rFonts w:ascii="Consolas" w:hAnsi="Consolas" w:eastAsia="Consolas"/>
+                <w:b/>
+                <w:color w:val="244C7C"/>
+                <w:sz w:val="17"/>
+              </w:rPr>
+              <w:t>{{studentWallet}}</w:t>
+            </w:r>
+          </w:p>
+        </w:tc>
+      </w:tr>
+    </w:tbl>
+    <w:p>
+      <w:pPr>
+        <w:spacing w:after="0"/>
+      </w:pPr>
+    </w:p>
+    <w:p>
+      <w:pPr>
+        <w:spacing w:before="0" w:after="20" w:line="300" w:lineRule="auto"/>
+        <w:jc w:val="left"/>
+      </w:pPr>
+      <w:r>
+        <w:rPr>
+          <w:rFonts w:ascii="Consolas" w:hAnsi="Consolas" w:eastAsia="Consolas"/>
+          <w:b/>
+          <w:color w:val="244C7C"/>
+          <w:sz w:val="17"/>
+        </w:rPr>
+        <w:t>{{?hasGuardian}}</w:t>
+      </w:r>
+    </w:p>
+    <w:p>
+      <w:pPr>
+        <w:pStyle w:val="Heading2"/>
+      </w:pPr>
+      <w:r>
+        <w:t>THÔNG TIN PHỤ HUYNH/NGƯỜI GIÁM HỘ (NẾU CÓ)</w:t>
+      </w:r>
+    </w:p>
+    <w:tbl>
+      <w:tblPr>
+        <w:tblW w:type="dxa" w:w="9638"/>
+        <w:jc w:val="left"/>
+        <w:tblLayout w:type="fixed"/>
+        <w:tblLook w:firstColumn="1" w:firstRow="1" w:lastColumn="0" w:lastRow="0" w:noHBand="0" w:noVBand="1" w:val="04A0"/>
+        <w:tblInd w:w="100" w:type="dxa"/>
+      </w:tblPr>
+      <w:tblGrid>
+        <w:gridCol w:w="2500"/>
+        <w:gridCol w:w="7138"/>
+      </w:tblGrid>
+      <w:tr>
+        <w:tc>
+          <w:tcPr>
+            <w:tcW w:type="dxa" w:w="2500"/>
+            <w:shd w:fill="FFF8E8"/>
+            <w:vAlign w:val="center"/>
+            <w:tcMar>
+              <w:top w:w="90" w:type="dxa"/>
+              <w:start w:w="110" w:type="dxa"/>
+              <w:bottom w:w="90" w:type="dxa"/>
+              <w:end w:w="110" w:type="dxa"/>
+            </w:tcMar>
+            <w:tcBorders>
+              <w:top w:val="single" w:sz="4" w:color="D7DEE8"/>
+              <w:start w:val="single" w:sz="4" w:color="D7DEE8"/>
+              <w:bottom w:val="single" w:sz="4" w:color="D7DEE8"/>
+              <w:end w:val="single" w:sz="4" w:color="D7DEE8"/>
+              <w:insideH w:val="single" w:sz="4" w:color="D7DEE8"/>
+              <w:insideV w:val="single" w:sz="4" w:color="D7DEE8"/>
+            </w:tcBorders>
+          </w:tcPr>
+          <w:p>
+            <w:pPr>
+              <w:spacing w:before="0" w:after="0" w:line="264" w:lineRule="auto"/>
+              <w:jc w:val="left"/>
+            </w:pPr>
+            <w:r/>
+            <w:r>
+              <w:rPr>
+                <w:rFonts w:ascii="Times New Roman" w:hAnsi="Times New Roman" w:eastAsia="Times New Roman"/>
+                <w:b/>
+                <w:color w:val="17365D"/>
+                <w:sz w:val="21"/>
+              </w:rPr>
+              <w:t>Họ và tên</w:t>
+            </w:r>
+          </w:p>
+        </w:tc>
+        <w:tc>
+          <w:tcPr>
+            <w:tcW w:type="dxa" w:w="7138"/>
+            <w:vAlign w:val="center"/>
+            <w:tcMar>
+              <w:top w:w="90" w:type="dxa"/>
+              <w:start w:w="110" w:type="dxa"/>
+              <w:bottom w:w="90" w:type="dxa"/>
+              <w:end w:w="110" w:type="dxa"/>
+            </w:tcMar>
+            <w:tcBorders>
+              <w:top w:val="single" w:sz="4" w:color="D7DEE8"/>
+              <w:start w:val="single" w:sz="4" w:color="D7DEE8"/>
+              <w:bottom w:val="single" w:sz="4" w:color="D7DEE8"/>
+              <w:end w:val="single" w:sz="4" w:color="D7DEE8"/>
+              <w:insideH w:val="single" w:sz="4" w:color="D7DEE8"/>
+              <w:insideV w:val="single" w:sz="4" w:color="D7DEE8"/>
+            </w:tcBorders>
+          </w:tcPr>
+          <w:p>
+            <w:pPr>
+              <w:spacing w:before="0" w:after="0" w:line="264" w:lineRule="auto"/>
+              <w:jc w:val="left"/>
+            </w:pPr>
+            <w:r/>
+            <w:r>
+              <w:rPr>
+                <w:rFonts w:ascii="Times New Roman" w:hAnsi="Times New Roman" w:eastAsia="Times New Roman"/>
+                <w:b/>
+                <w:color w:val="244C7C"/>
+                <w:sz w:val="23"/>
+              </w:rPr>
+              <w:t>{{guardianFullName}}</w:t>
+            </w:r>
+          </w:p>
+        </w:tc>
+      </w:tr>
+      <w:tr>
+        <w:tc>
+          <w:tcPr>
+            <w:tcW w:type="dxa" w:w="2500"/>
+            <w:shd w:fill="FFF8E8"/>
+            <w:vAlign w:val="center"/>
+            <w:tcMar>
+              <w:top w:w="90" w:type="dxa"/>
+              <w:start w:w="110" w:type="dxa"/>
+              <w:bottom w:w="90" w:type="dxa"/>
+              <w:end w:w="110" w:type="dxa"/>
+            </w:tcMar>
+            <w:tcBorders>
+              <w:top w:val="single" w:sz="4" w:color="D7DEE8"/>
+              <w:start w:val="single" w:sz="4" w:color="D7DEE8"/>
+              <w:bottom w:val="single" w:sz="4" w:color="D7DEE8"/>
+              <w:end w:val="single" w:sz="4" w:color="D7DEE8"/>
+              <w:insideH w:val="single" w:sz="4" w:color="D7DEE8"/>
+              <w:insideV w:val="single" w:sz="4" w:color="D7DEE8"/>
+            </w:tcBorders>
+          </w:tcPr>
+          <w:p>
+            <w:pPr>
+              <w:spacing w:before="0" w:after="0" w:line="264" w:lineRule="auto"/>
+              <w:jc w:val="left"/>
+            </w:pPr>
+            <w:r/>
+            <w:r>
+              <w:rPr>
+                <w:rFonts w:ascii="Times New Roman" w:hAnsi="Times New Roman" w:eastAsia="Times New Roman"/>
+                <w:b/>
+                <w:color w:val="17365D"/>
+                <w:sz w:val="21"/>
+              </w:rPr>
+              <w:t>Quan hệ với học viên</w:t>
+            </w:r>
+          </w:p>
+        </w:tc>
+        <w:tc>
+          <w:tcPr>
+            <w:tcW w:type="dxa" w:w="7138"/>
+            <w:vAlign w:val="center"/>
+            <w:tcMar>
+              <w:top w:w="90" w:type="dxa"/>
+              <w:start w:w="110" w:type="dxa"/>
+              <w:bottom w:w="90" w:type="dxa"/>
+              <w:end w:w="110" w:type="dxa"/>
+            </w:tcMar>
+            <w:tcBorders>
+              <w:top w:val="single" w:sz="4" w:color="D7DEE8"/>
+              <w:start w:val="single" w:sz="4" w:color="D7DEE8"/>
+              <w:bottom w:val="single" w:sz="4" w:color="D7DEE8"/>
+              <w:end w:val="single" w:sz="4" w:color="D7DEE8"/>
+              <w:insideH w:val="single" w:sz="4" w:color="D7DEE8"/>
+              <w:insideV w:val="single" w:sz="4" w:color="D7DEE8"/>
+            </w:tcBorders>
+          </w:tcPr>
+          <w:p>
+            <w:pPr>
+              <w:spacing w:before="0" w:after="0" w:line="264" w:lineRule="auto"/>
+              <w:jc w:val="left"/>
+            </w:pPr>
+            <w:r/>
+            <w:r>
+              <w:rPr>
+                <w:rFonts w:ascii="Times New Roman" w:hAnsi="Times New Roman" w:eastAsia="Times New Roman"/>
+                <w:b/>
+                <w:color w:val="244C7C"/>
+                <w:sz w:val="23"/>
+              </w:rPr>
+              <w:t>{{guardianRelationship}}</w:t>
+            </w:r>
+          </w:p>
+        </w:tc>
+      </w:tr>
+      <w:tr>
+        <w:tc>
+          <w:tcPr>
+            <w:tcW w:type="dxa" w:w="2500"/>
+            <w:shd w:fill="FFF8E8"/>
+            <w:vAlign w:val="center"/>
+            <w:tcMar>
+              <w:top w:w="90" w:type="dxa"/>
+              <w:start w:w="110" w:type="dxa"/>
+              <w:bottom w:w="90" w:type="dxa"/>
+              <w:end w:w="110" w:type="dxa"/>
+            </w:tcMar>
+            <w:tcBorders>
+              <w:top w:val="single" w:sz="4" w:color="D7DEE8"/>
+              <w:start w:val="single" w:sz="4" w:color="D7DEE8"/>
+              <w:bottom w:val="single" w:sz="4" w:color="D7DEE8"/>
+              <w:end w:val="single" w:sz="4" w:color="D7DEE8"/>
+              <w:insideH w:val="single" w:sz="4" w:color="D7DEE8"/>
+              <w:insideV w:val="single" w:sz="4" w:color="D7DEE8"/>
+            </w:tcBorders>
+          </w:tcPr>
+          <w:p>
+            <w:pPr>
+              <w:spacing w:before="0" w:after="0" w:line="264" w:lineRule="auto"/>
+              <w:jc w:val="left"/>
+            </w:pPr>
+            <w:r/>
+            <w:r>
+              <w:rPr>
+                <w:rFonts w:ascii="Times New Roman" w:hAnsi="Times New Roman" w:eastAsia="Times New Roman"/>
+                <w:b/>
+                <w:color w:val="17365D"/>
+                <w:sz w:val="21"/>
+              </w:rPr>
+              <w:t>Số điện thoại</w:t>
+            </w:r>
+          </w:p>
+        </w:tc>
+        <w:tc>
+          <w:tcPr>
+            <w:tcW w:type="dxa" w:w="7138"/>
+            <w:vAlign w:val="center"/>
+            <w:tcMar>
+              <w:top w:w="90" w:type="dxa"/>
+              <w:start w:w="110" w:type="dxa"/>
+              <w:bottom w:w="90" w:type="dxa"/>
+              <w:end w:w="110" w:type="dxa"/>
+            </w:tcMar>
+            <w:tcBorders>
+              <w:top w:val="single" w:sz="4" w:color="D7DEE8"/>
+              <w:start w:val="single" w:sz="4" w:color="D7DEE8"/>
+              <w:bottom w:val="single" w:sz="4" w:color="D7DEE8"/>
+              <w:end w:val="single" w:sz="4" w:color="D7DEE8"/>
+              <w:insideH w:val="single" w:sz="4" w:color="D7DEE8"/>
+              <w:insideV w:val="single" w:sz="4" w:color="D7DEE8"/>
+            </w:tcBorders>
+          </w:tcPr>
+          <w:p>
+            <w:pPr>
+              <w:spacing w:before="0" w:after="0" w:line="264" w:lineRule="auto"/>
+              <w:jc w:val="left"/>
+            </w:pPr>
+            <w:r/>
+            <w:r>
+              <w:rPr>
+                <w:rFonts w:ascii="Times New Roman" w:hAnsi="Times New Roman" w:eastAsia="Times New Roman"/>
+                <w:b/>
+                <w:color w:val="244C7C"/>
+                <w:sz w:val="23"/>
+              </w:rPr>
+              <w:t>{{guardianPhone}}</w:t>
+            </w:r>
+          </w:p>
+        </w:tc>
+      </w:tr>
+      <w:tr>
+        <w:tc>
+          <w:tcPr>
+            <w:tcW w:type="dxa" w:w="2500"/>
+            <w:shd w:fill="FFF8E8"/>
+            <w:vAlign w:val="center"/>
+            <w:tcMar>
+              <w:top w:w="90" w:type="dxa"/>
+              <w:start w:w="110" w:type="dxa"/>
+              <w:bottom w:w="90" w:type="dxa"/>
+              <w:end w:w="110" w:type="dxa"/>
+            </w:tcMar>
+            <w:tcBorders>
+              <w:top w:val="single" w:sz="4" w:color="D7DEE8"/>
+              <w:start w:val="single" w:sz="4" w:color="D7DEE8"/>
+              <w:bottom w:val="single" w:sz="4" w:color="D7DEE8"/>
+              <w:end w:val="single" w:sz="4" w:color="D7DEE8"/>
+              <w:insideH w:val="single" w:sz="4" w:color="D7DEE8"/>
+              <w:insideV w:val="single" w:sz="4" w:color="D7DEE8"/>
+            </w:tcBorders>
+          </w:tcPr>
+          <w:p>
+            <w:pPr>
+              <w:spacing w:before="0" w:after="0" w:line="264" w:lineRule="auto"/>
+              <w:jc w:val="left"/>
+            </w:pPr>
+            <w:r/>
+            <w:r>
+              <w:rPr>
+                <w:rFonts w:ascii="Times New Roman" w:hAnsi="Times New Roman" w:eastAsia="Times New Roman"/>
+                <w:b/>
+                <w:color w:val="17365D"/>
+                <w:sz w:val="21"/>
+              </w:rPr>
+              <w:t>Email</w:t>
+            </w:r>
+          </w:p>
+        </w:tc>
+        <w:tc>
+          <w:tcPr>
+            <w:tcW w:type="dxa" w:w="7138"/>
+            <w:vAlign w:val="center"/>
+            <w:tcMar>
+              <w:top w:w="90" w:type="dxa"/>
+              <w:start w:w="110" w:type="dxa"/>
+              <w:bottom w:w="90" w:type="dxa"/>
+              <w:end w:w="110" w:type="dxa"/>
+            </w:tcMar>
+            <w:tcBorders>
+              <w:top w:val="single" w:sz="4" w:color="D7DEE8"/>
+              <w:start w:val="single" w:sz="4" w:color="D7DEE8"/>
+              <w:bottom w:val="single" w:sz="4" w:color="D7DEE8"/>
+              <w:end w:val="single" w:sz="4" w:color="D7DEE8"/>
+              <w:insideH w:val="single" w:sz="4" w:color="D7DEE8"/>
+              <w:insideV w:val="single" w:sz="4" w:color="D7DEE8"/>
+            </w:tcBorders>
+          </w:tcPr>
+          <w:p>
+            <w:pPr>
+              <w:spacing w:before="0" w:after="0" w:line="264" w:lineRule="auto"/>
+              <w:jc w:val="left"/>
+            </w:pPr>
+            <w:r/>
+            <w:r>
+              <w:rPr>
+                <w:rFonts w:ascii="Times New Roman" w:hAnsi="Times New Roman" w:eastAsia="Times New Roman"/>
+                <w:b/>
+                <w:color w:val="244C7C"/>
+                <w:sz w:val="23"/>
+              </w:rPr>
+              <w:t>{{guardianEmail}}</w:t>
+            </w:r>
+          </w:p>
+        </w:tc>
+      </w:tr>
+    </w:tbl>
+    <w:p>
+      <w:pPr>
+        <w:spacing w:after="0"/>
+      </w:pPr>
+    </w:p>
+    <w:p>
+      <w:pPr>
+        <w:spacing w:before="0" w:after="40" w:line="300" w:lineRule="auto"/>
+        <w:jc w:val="left"/>
+      </w:pPr>
+      <w:r>
+        <w:rPr>
+          <w:rFonts w:ascii="Consolas" w:hAnsi="Consolas" w:eastAsia="Consolas"/>
+          <w:b/>
+          <w:color w:val="244C7C"/>
+          <w:sz w:val="17"/>
+        </w:rPr>
+        <w:t>{{/hasGuardian}}</w:t>
+      </w:r>
+    </w:p>
+    <w:p>
+      <w:pPr>
+        <w:pStyle w:val="Heading2"/>
+      </w:pPr>
+      <w:r>
+        <w:t>BÊN C - ĐƠN VỊ VẬN HÀNH NỀN TẢNG EDUCONNECT</w:t>
+      </w:r>
+    </w:p>
+    <w:tbl>
+      <w:tblPr>
+        <w:tblW w:type="dxa" w:w="9638"/>
+        <w:jc w:val="left"/>
+        <w:tblLayout w:type="fixed"/>
+        <w:tblLook w:firstColumn="1" w:firstRow="1" w:lastColumn="0" w:lastRow="0" w:noHBand="0" w:noVBand="1" w:val="04A0"/>
+        <w:tblInd w:w="100" w:type="dxa"/>
+      </w:tblPr>
+      <w:tblGrid>
+        <w:gridCol w:w="2500"/>
+        <w:gridCol w:w="7138"/>
+      </w:tblGrid>
+      <w:tr>
+        <w:tc>
+          <w:tcPr>
+            <w:tcW w:type="dxa" w:w="2500"/>
+            <w:shd w:fill="EEF2FF"/>
+            <w:vAlign w:val="center"/>
+            <w:tcMar>
+              <w:top w:w="90" w:type="dxa"/>
+              <w:start w:w="110" w:type="dxa"/>
+              <w:bottom w:w="90" w:type="dxa"/>
+              <w:end w:w="110" w:type="dxa"/>
+            </w:tcMar>
+            <w:tcBorders>
+              <w:top w:val="single" w:sz="4" w:color="D7DEE8"/>
+              <w:start w:val="single" w:sz="4" w:color="D7DEE8"/>
+              <w:bottom w:val="single" w:sz="4" w:color="D7DEE8"/>
+              <w:end w:val="single" w:sz="4" w:color="D7DEE8"/>
+              <w:insideH w:val="single" w:sz="4" w:color="D7DEE8"/>
+              <w:insideV w:val="single" w:sz="4" w:color="D7DEE8"/>
+            </w:tcBorders>
+          </w:tcPr>
+          <w:p>
+            <w:pPr>
+              <w:spacing w:before="0" w:after="0" w:line="264" w:lineRule="auto"/>
+              <w:jc w:val="left"/>
+            </w:pPr>
+            <w:r/>
+            <w:r>
+              <w:rPr>
+                <w:rFonts w:ascii="Times New Roman" w:hAnsi="Times New Roman" w:eastAsia="Times New Roman"/>
+                <w:b/>
+                <w:color w:val="17365D"/>
+                <w:sz w:val="21"/>
+              </w:rPr>
+              <w:t>Tên đơn vị vận hành</w:t>
+            </w:r>
+          </w:p>
+        </w:tc>
+        <w:tc>
+          <w:tcPr>
+            <w:tcW w:type="dxa" w:w="7138"/>
+            <w:vAlign w:val="center"/>
+            <w:tcMar>
+              <w:top w:w="90" w:type="dxa"/>
+              <w:start w:w="110" w:type="dxa"/>
+              <w:bottom w:w="90" w:type="dxa"/>
+              <w:end w:w="110" w:type="dxa"/>
+            </w:tcMar>
+            <w:tcBorders>
+              <w:top w:val="single" w:sz="4" w:color="D7DEE8"/>
+              <w:start w:val="single" w:sz="4" w:color="D7DEE8"/>
+              <w:bottom w:val="single" w:sz="4" w:color="D7DEE8"/>
+              <w:end w:val="single" w:sz="4" w:color="D7DEE8"/>
+              <w:insideH w:val="single" w:sz="4" w:color="D7DEE8"/>
+              <w:insideV w:val="single" w:sz="4" w:color="D7DEE8"/>
+            </w:tcBorders>
+          </w:tcPr>
+          <w:p>
+            <w:pPr>
+              <w:spacing w:before="0" w:after="0" w:line="264" w:lineRule="auto"/>
+              <w:jc w:val="left"/>
+            </w:pPr>
+            <w:r/>
+            <w:r>
+              <w:rPr>
+                <w:rFonts w:ascii="Times New Roman" w:hAnsi="Times New Roman" w:eastAsia="Times New Roman"/>
+                <w:b/>
+                <w:color w:val="244C7C"/>
+                <w:sz w:val="23"/>
+              </w:rPr>
+              <w:t>{{platformOperatorName}}</w:t>
+            </w:r>
+          </w:p>
+        </w:tc>
+      </w:tr>
+      <w:tr>
+        <w:tc>
+          <w:tcPr>
+            <w:tcW w:type="dxa" w:w="2500"/>
+            <w:shd w:fill="EEF2FF"/>
+            <w:vAlign w:val="center"/>
+            <w:tcMar>
+              <w:top w:w="90" w:type="dxa"/>
+              <w:start w:w="110" w:type="dxa"/>
+              <w:bottom w:w="90" w:type="dxa"/>
+              <w:end w:w="110" w:type="dxa"/>
+            </w:tcMar>
+            <w:tcBorders>
+              <w:top w:val="single" w:sz="4" w:color="D7DEE8"/>
+              <w:start w:val="single" w:sz="4" w:color="D7DEE8"/>
+              <w:bottom w:val="single" w:sz="4" w:color="D7DEE8"/>
+              <w:end w:val="single" w:sz="4" w:color="D7DEE8"/>
+              <w:insideH w:val="single" w:sz="4" w:color="D7DEE8"/>
+              <w:insideV w:val="single" w:sz="4" w:color="D7DEE8"/>
+            </w:tcBorders>
+          </w:tcPr>
+          <w:p>
+            <w:pPr>
+              <w:spacing w:before="0" w:after="0" w:line="264" w:lineRule="auto"/>
+              <w:jc w:val="left"/>
+            </w:pPr>
+            <w:r/>
+            <w:r>
+              <w:rPr>
+                <w:rFonts w:ascii="Times New Roman" w:hAnsi="Times New Roman" w:eastAsia="Times New Roman"/>
+                <w:b/>
+                <w:color w:val="17365D"/>
+                <w:sz w:val="21"/>
+              </w:rPr>
+              <w:t>Địa chỉ/kênh hỗ trợ</w:t>
+            </w:r>
+          </w:p>
+        </w:tc>
+        <w:tc>
+          <w:tcPr>
+            <w:tcW w:type="dxa" w:w="7138"/>
+            <w:vAlign w:val="center"/>
+            <w:tcMar>
+              <w:top w:w="90" w:type="dxa"/>
+              <w:start w:w="110" w:type="dxa"/>
+              <w:bottom w:w="90" w:type="dxa"/>
+              <w:end w:w="110" w:type="dxa"/>
+            </w:tcMar>
+            <w:tcBorders>
+              <w:top w:val="single" w:sz="4" w:color="D7DEE8"/>
+              <w:start w:val="single" w:sz="4" w:color="D7DEE8"/>
+              <w:bottom w:val="single" w:sz="4" w:color="D7DEE8"/>
+              <w:end w:val="single" w:sz="4" w:color="D7DEE8"/>
+              <w:insideH w:val="single" w:sz="4" w:color="D7DEE8"/>
+              <w:insideV w:val="single" w:sz="4" w:color="D7DEE8"/>
+            </w:tcBorders>
+          </w:tcPr>
+          <w:p>
+            <w:pPr>
+              <w:spacing w:before="0" w:after="0" w:line="264" w:lineRule="auto"/>
+              <w:jc w:val="left"/>
+            </w:pPr>
+            <w:r/>
+            <w:r>
+              <w:rPr>
+                <w:rFonts w:ascii="Times New Roman" w:hAnsi="Times New Roman" w:eastAsia="Times New Roman"/>
+                <w:b/>
+                <w:color w:val="244C7C"/>
+                <w:sz w:val="23"/>
+              </w:rPr>
+              <w:t>{{platformContactAddress}}</w:t>
+            </w:r>
+          </w:p>
+        </w:tc>
+      </w:tr>
+      <w:tr>
+        <w:tc>
+          <w:tcPr>
+            <w:tcW w:type="dxa" w:w="2500"/>
+            <w:shd w:fill="EEF2FF"/>
+            <w:vAlign w:val="center"/>
+            <w:tcMar>
+              <w:top w:w="90" w:type="dxa"/>
+              <w:start w:w="110" w:type="dxa"/>
+              <w:bottom w:w="90" w:type="dxa"/>
+              <w:end w:w="110" w:type="dxa"/>
+            </w:tcMar>
+            <w:tcBorders>
+              <w:top w:val="single" w:sz="4" w:color="D7DEE8"/>
+              <w:start w:val="single" w:sz="4" w:color="D7DEE8"/>
+              <w:bottom w:val="single" w:sz="4" w:color="D7DEE8"/>
+              <w:end w:val="single" w:sz="4" w:color="D7DEE8"/>
+              <w:insideH w:val="single" w:sz="4" w:color="D7DEE8"/>
+              <w:insideV w:val="single" w:sz="4" w:color="D7DEE8"/>
+            </w:tcBorders>
+          </w:tcPr>
+          <w:p>
+            <w:pPr>
+              <w:spacing w:before="0" w:after="0" w:line="264" w:lineRule="auto"/>
+              <w:jc w:val="left"/>
+            </w:pPr>
+            <w:r/>
+            <w:r>
+              <w:rPr>
+                <w:rFonts w:ascii="Times New Roman" w:hAnsi="Times New Roman" w:eastAsia="Times New Roman"/>
+                <w:b/>
+                <w:color w:val="17365D"/>
+                <w:sz w:val="21"/>
+              </w:rPr>
+              <w:t>Email hỗ trợ</w:t>
+            </w:r>
+          </w:p>
+        </w:tc>
+        <w:tc>
+          <w:tcPr>
+            <w:tcW w:type="dxa" w:w="7138"/>
+            <w:vAlign w:val="center"/>
+            <w:tcMar>
+              <w:top w:w="90" w:type="dxa"/>
+              <w:start w:w="110" w:type="dxa"/>
+              <w:bottom w:w="90" w:type="dxa"/>
+              <w:end w:w="110" w:type="dxa"/>
+            </w:tcMar>
+            <w:tcBorders>
+              <w:top w:val="single" w:sz="4" w:color="D7DEE8"/>
+              <w:start w:val="single" w:sz="4" w:color="D7DEE8"/>
+              <w:bottom w:val="single" w:sz="4" w:color="D7DEE8"/>
+              <w:end w:val="single" w:sz="4" w:color="D7DEE8"/>
+              <w:insideH w:val="single" w:sz="4" w:color="D7DEE8"/>
+              <w:insideV w:val="single" w:sz="4" w:color="D7DEE8"/>
+            </w:tcBorders>
+          </w:tcPr>
+          <w:p>
+            <w:pPr>
+              <w:spacing w:before="0" w:after="0" w:line="264" w:lineRule="auto"/>
+              <w:jc w:val="left"/>
+            </w:pPr>
+            <w:r/>
+            <w:r>
+              <w:rPr>
+                <w:rFonts w:ascii="Times New Roman" w:hAnsi="Times New Roman" w:eastAsia="Times New Roman"/>
+                <w:b/>
+                <w:color w:val="244C7C"/>
+                <w:sz w:val="23"/>
+              </w:rPr>
+              <w:t>{{platformSupportEmail}}</w:t>
+            </w:r>
+          </w:p>
+        </w:tc>
+      </w:tr>
+      <w:tr>
+        <w:tc>
+          <w:tcPr>
+            <w:tcW w:type="dxa" w:w="2500"/>
+            <w:shd w:fill="EEF2FF"/>
+            <w:vAlign w:val="center"/>
+            <w:tcMar>
+              <w:top w:w="90" w:type="dxa"/>
+              <w:start w:w="110" w:type="dxa"/>
+              <w:bottom w:w="90" w:type="dxa"/>
+              <w:end w:w="110" w:type="dxa"/>
+            </w:tcMar>
+            <w:tcBorders>
+              <w:top w:val="single" w:sz="4" w:color="D7DEE8"/>
+              <w:start w:val="single" w:sz="4" w:color="D7DEE8"/>
+              <w:bottom w:val="single" w:sz="4" w:color="D7DEE8"/>
+              <w:end w:val="single" w:sz="4" w:color="D7DEE8"/>
+              <w:insideH w:val="single" w:sz="4" w:color="D7DEE8"/>
+              <w:insideV w:val="single" w:sz="4" w:color="D7DEE8"/>
+            </w:tcBorders>
+          </w:tcPr>
+          <w:p>
+            <w:pPr>
+              <w:spacing w:before="0" w:after="0" w:line="264" w:lineRule="auto"/>
+              <w:jc w:val="left"/>
+            </w:pPr>
+            <w:r/>
+            <w:r>
+              <w:rPr>
+                <w:rFonts w:ascii="Times New Roman" w:hAnsi="Times New Roman" w:eastAsia="Times New Roman"/>
+                <w:b/>
+                <w:color w:val="17365D"/>
+                <w:sz w:val="21"/>
+              </w:rPr>
+              <w:t>Địa chỉ ví thu phí</w:t>
+            </w:r>
+          </w:p>
+        </w:tc>
+        <w:tc>
+          <w:tcPr>
+            <w:tcW w:type="dxa" w:w="7138"/>
+            <w:vAlign w:val="center"/>
+            <w:tcMar>
+              <w:top w:w="90" w:type="dxa"/>
+              <w:start w:w="110" w:type="dxa"/>
+              <w:bottom w:w="90" w:type="dxa"/>
+              <w:end w:w="110" w:type="dxa"/>
+            </w:tcMar>
+            <w:tcBorders>
+              <w:top w:val="single" w:sz="4" w:color="D7DEE8"/>
+              <w:start w:val="single" w:sz="4" w:color="D7DEE8"/>
+              <w:bottom w:val="single" w:sz="4" w:color="D7DEE8"/>
+              <w:end w:val="single" w:sz="4" w:color="D7DEE8"/>
+              <w:insideH w:val="single" w:sz="4" w:color="D7DEE8"/>
+              <w:insideV w:val="single" w:sz="4" w:color="D7DEE8"/>
+            </w:tcBorders>
+          </w:tcPr>
+          <w:p>
+            <w:pPr>
+              <w:spacing w:before="0" w:after="0" w:line="264" w:lineRule="auto"/>
+              <w:jc w:val="left"/>
+            </w:pPr>
+            <w:r/>
+            <w:r>
+              <w:rPr>
+                <w:rFonts w:ascii="Consolas" w:hAnsi="Consolas" w:eastAsia="Consolas"/>
+                <w:b/>
+                <w:color w:val="244C7C"/>
+                <w:sz w:val="17"/>
+              </w:rPr>
+              <w:t>{{platformWallet}}</w:t>
+            </w:r>
+          </w:p>
+        </w:tc>
+      </w:tr>
+      <w:tr>
+        <w:tc>
+          <w:tcPr>
+            <w:tcW w:type="dxa" w:w="2500"/>
+            <w:shd w:fill="EEF2FF"/>
+            <w:vAlign w:val="center"/>
+            <w:tcMar>
+              <w:top w:w="90" w:type="dxa"/>
+              <w:start w:w="110" w:type="dxa"/>
+              <w:bottom w:w="90" w:type="dxa"/>
+              <w:end w:w="110" w:type="dxa"/>
+            </w:tcMar>
+            <w:tcBorders>
+              <w:top w:val="single" w:sz="4" w:color="D7DEE8"/>
+              <w:start w:val="single" w:sz="4" w:color="D7DEE8"/>
+              <w:bottom w:val="single" w:sz="4" w:color="D7DEE8"/>
+              <w:end w:val="single" w:sz="4" w:color="D7DEE8"/>
+              <w:insideH w:val="single" w:sz="4" w:color="D7DEE8"/>
+              <w:insideV w:val="single" w:sz="4" w:color="D7DEE8"/>
+            </w:tcBorders>
+          </w:tcPr>
+          <w:p>
+            <w:pPr>
+              <w:spacing w:before="0" w:after="0" w:line="264" w:lineRule="auto"/>
+              <w:jc w:val="left"/>
+            </w:pPr>
+            <w:r/>
+            <w:r>
+              <w:rPr>
+                <w:rFonts w:ascii="Times New Roman" w:hAnsi="Times New Roman" w:eastAsia="Times New Roman"/>
+                <w:b/>
+                <w:color w:val="17365D"/>
+                <w:sz w:val="21"/>
+              </w:rPr>
+              <w:t>Smart Contract Escrow</w:t>
+            </w:r>
+          </w:p>
+        </w:tc>
+        <w:tc>
+          <w:tcPr>
+            <w:tcW w:type="dxa" w:w="7138"/>
+            <w:vAlign w:val="center"/>
+            <w:tcMar>
+              <w:top w:w="90" w:type="dxa"/>
+              <w:start w:w="110" w:type="dxa"/>
+              <w:bottom w:w="90" w:type="dxa"/>
+              <w:end w:w="110" w:type="dxa"/>
+            </w:tcMar>
+            <w:tcBorders>
+              <w:top w:val="single" w:sz="4" w:color="D7DEE8"/>
+              <w:start w:val="single" w:sz="4" w:color="D7DEE8"/>
+              <w:bottom w:val="single" w:sz="4" w:color="D7DEE8"/>
+              <w:end w:val="single" w:sz="4" w:color="D7DEE8"/>
+              <w:insideH w:val="single" w:sz="4" w:color="D7DEE8"/>
+              <w:insideV w:val="single" w:sz="4" w:color="D7DEE8"/>
+            </w:tcBorders>
+          </w:tcPr>
+          <w:p>
+            <w:pPr>
+              <w:spacing w:before="0" w:after="0" w:line="264" w:lineRule="auto"/>
+              <w:jc w:val="left"/>
+            </w:pPr>
+            <w:r/>
+            <w:r>
+              <w:rPr>
+                <w:rFonts w:ascii="Consolas" w:hAnsi="Consolas" w:eastAsia="Consolas"/>
+                <w:b/>
+                <w:color w:val="244C7C"/>
+                <w:sz w:val="17"/>
+              </w:rPr>
+              <w:t>{{escrowContract}}</w:t>
+            </w:r>
+          </w:p>
+        </w:tc>
+      </w:tr>
+      <w:tr>
+        <w:tc>
+          <w:tcPr>
+            <w:tcW w:type="dxa" w:w="2500"/>
+            <w:shd w:fill="EEF2FF"/>
+            <w:vAlign w:val="center"/>
+            <w:tcMar>
+              <w:top w:w="90" w:type="dxa"/>
+              <w:start w:w="110" w:type="dxa"/>
+              <w:bottom w:w="90" w:type="dxa"/>
+              <w:end w:w="110" w:type="dxa"/>
+            </w:tcMar>
+            <w:tcBorders>
+              <w:top w:val="single" w:sz="4" w:color="D7DEE8"/>
+              <w:start w:val="single" w:sz="4" w:color="D7DEE8"/>
+              <w:bottom w:val="single" w:sz="4" w:color="D7DEE8"/>
+              <w:end w:val="single" w:sz="4" w:color="D7DEE8"/>
+              <w:insideH w:val="single" w:sz="4" w:color="D7DEE8"/>
+              <w:insideV w:val="single" w:sz="4" w:color="D7DEE8"/>
+            </w:tcBorders>
+          </w:tcPr>
+          <w:p>
+            <w:pPr>
+              <w:spacing w:before="0" w:after="0" w:line="264" w:lineRule="auto"/>
+              <w:jc w:val="left"/>
+            </w:pPr>
+            <w:r/>
+            <w:r>
+              <w:rPr>
+                <w:rFonts w:ascii="Times New Roman" w:hAnsi="Times New Roman" w:eastAsia="Times New Roman"/>
+                <w:b/>
+                <w:color w:val="17365D"/>
+                <w:sz w:val="21"/>
+              </w:rPr>
+              <w:t>Mạng blockchain</w:t>
+            </w:r>
+          </w:p>
+        </w:tc>
+        <w:tc>
+          <w:tcPr>
+            <w:tcW w:type="dxa" w:w="7138"/>
+            <w:vAlign w:val="center"/>
+            <w:tcMar>
+              <w:top w:w="90" w:type="dxa"/>
+              <w:start w:w="110" w:type="dxa"/>
+              <w:bottom w:w="90" w:type="dxa"/>
+              <w:end w:w="110" w:type="dxa"/>
+            </w:tcMar>
+            <w:tcBorders>
+              <w:top w:val="single" w:sz="4" w:color="D7DEE8"/>
+              <w:start w:val="single" w:sz="4" w:color="D7DEE8"/>
+              <w:bottom w:val="single" w:sz="4" w:color="D7DEE8"/>
+              <w:end w:val="single" w:sz="4" w:color="D7DEE8"/>
+              <w:insideH w:val="single" w:sz="4" w:color="D7DEE8"/>
+              <w:insideV w:val="single" w:sz="4" w:color="D7DEE8"/>
+            </w:tcBorders>
+          </w:tcPr>
+          <w:p>
+            <w:pPr>
+              <w:spacing w:before="0" w:after="0" w:line="264" w:lineRule="auto"/>
+              <w:jc w:val="left"/>
+            </w:pPr>
+            <w:r/>
+            <w:r>
+              <w:rPr>
+                <w:rFonts w:ascii="Consolas" w:hAnsi="Consolas" w:eastAsia="Consolas"/>
+                <w:b/>
+                <w:color w:val="244C7C"/>
+                <w:sz w:val="17"/>
+              </w:rPr>
+              <w:t>{{chainName}} / {{chainId}}</w:t>
+            </w:r>
+          </w:p>
+        </w:tc>
+      </w:tr>
+    </w:tbl>
+    <w:p>
+      <w:pPr>
+        <w:spacing w:after="0"/>
+      </w:pPr>
+    </w:p>
+    <w:p>
+      <w:pPr>
+        <w:keepLines/>
+        <w:spacing w:before="80" w:after="120" w:line="300" w:lineRule="auto"/>
+        <w:jc w:val="both"/>
+      </w:pPr>
+      <w:r>
+        <w:rPr>
+          <w:rFonts w:ascii="Times New Roman" w:hAnsi="Times New Roman" w:eastAsia="Times New Roman"/>
+          <w:color w:val="111827"/>
+          <w:sz w:val="23"/>
+        </w:rPr>
+        <w:t>Bên A, Bên B và Bên C sau đây được gọi riêng là “Bên” và gọi chung là “Các Bên”. Các Bên thống nhất giao kết Hợp đồng với các điều khoản sau:</w:t>
+      </w:r>
+    </w:p>
+    <w:p>
+      <w:pPr>
+        <w:pStyle w:val="Heading1"/>
+      </w:pPr>
+      <w:r>
+        <w:t>ĐIỀU 1. PHẠM VI DỊCH VỤ VÀ NGUYÊN TẮC VẬN HÀNH</w:t>
+      </w:r>
+    </w:p>
+    <w:p>
+      <w:pPr>
+        <w:spacing w:before="0" w:after="80" w:line="300" w:lineRule="auto"/>
+        <w:jc w:val="both"/>
+      </w:pPr>
+      <w:r>
+        <w:rPr>
+          <w:rFonts w:ascii="Times New Roman" w:hAnsi="Times New Roman" w:eastAsia="Times New Roman"/>
+          <w:b/>
+          <w:color w:val="111827"/>
+          <w:sz w:val="23"/>
+        </w:rPr>
+        <w:t xml:space="preserve">1.1. </w:t>
+      </w:r>
+      <w:r>
+        <w:rPr>
+          <w:rFonts w:ascii="Times New Roman" w:hAnsi="Times New Roman" w:eastAsia="Times New Roman"/>
+          <w:color w:val="111827"/>
+          <w:sz w:val="23"/>
+        </w:rPr>
+        <w:t>Bên A cung cấp dịch vụ gia sư cho Bên B theo hình thức trực tuyến hoặc trực tiếp, phù hợp với khóa học, địa điểm, lịch học và nội dung đã được xác nhận trên EduConnect.</w:t>
+      </w:r>
+    </w:p>
+    <w:p>
+      <w:pPr>
+        <w:spacing w:before="0" w:after="80" w:line="300" w:lineRule="auto"/>
+        <w:jc w:val="both"/>
+      </w:pPr>
+      <w:r>
+        <w:rPr>
+          <w:rFonts w:ascii="Times New Roman" w:hAnsi="Times New Roman" w:eastAsia="Times New Roman"/>
+          <w:b/>
+          <w:color w:val="111827"/>
+          <w:sz w:val="23"/>
+        </w:rPr>
+        <w:t xml:space="preserve">1.2. </w:t>
+      </w:r>
+      <w:r>
+        <w:rPr>
+          <w:rFonts w:ascii="Times New Roman" w:hAnsi="Times New Roman" w:eastAsia="Times New Roman"/>
+          <w:color w:val="111827"/>
+          <w:sz w:val="23"/>
+        </w:rPr>
+        <w:t>Bên C cung cấp hạ tầng kết nối, lưu trữ thông tin giao dịch, điều phối cơ chế ký quỹ và hỗ trợ xử lý khiếu nại theo phạm vi chức năng của hệ thống.</w:t>
+      </w:r>
+    </w:p>
+    <w:p>
+      <w:pPr>
+        <w:spacing w:before="0" w:after="80" w:line="300" w:lineRule="auto"/>
+        <w:jc w:val="both"/>
+      </w:pPr>
+      <w:r>
+        <w:rPr>
+          <w:rFonts w:ascii="Times New Roman" w:hAnsi="Times New Roman" w:eastAsia="Times New Roman"/>
+          <w:b/>
+          <w:color w:val="111827"/>
+          <w:sz w:val="23"/>
+        </w:rPr>
+        <w:t xml:space="preserve">1.3. </w:t>
+      </w:r>
+      <w:r>
+        <w:rPr>
+          <w:rFonts w:ascii="Times New Roman" w:hAnsi="Times New Roman" w:eastAsia="Times New Roman"/>
+          <w:color w:val="111827"/>
+          <w:sz w:val="23"/>
+        </w:rPr>
+        <w:t>Smart Contract Escrow là cơ chế kỹ thuật thực hiện khóa, phân chia và hoàn trả Mock USDC theo dữ liệu quyết toán được gửi hợp lệ; Smart Contract không phải là một pháp nhân hoặc đại diện pháp lý độc lập.</w:t>
+      </w:r>
+    </w:p>
+    <w:p>
+      <w:pPr>
+        <w:spacing w:before="0" w:after="80" w:line="300" w:lineRule="auto"/>
+        <w:jc w:val="both"/>
+      </w:pPr>
+      <w:r>
+        <w:rPr>
+          <w:rFonts w:ascii="Times New Roman" w:hAnsi="Times New Roman" w:eastAsia="Times New Roman"/>
+          <w:b/>
+          <w:color w:val="111827"/>
+          <w:sz w:val="23"/>
+        </w:rPr>
+        <w:t xml:space="preserve">1.4. </w:t>
+      </w:r>
+      <w:r>
+        <w:rPr>
+          <w:rFonts w:ascii="Times New Roman" w:hAnsi="Times New Roman" w:eastAsia="Times New Roman"/>
+          <w:color w:val="111827"/>
+          <w:sz w:val="23"/>
+        </w:rPr>
+        <w:t xml:space="preserve">Các điều khoản thay đổi theo từng agreement được chốt trong snapshot dữ liệu có mã </w:t>
+      </w:r>
+      <w:r>
+        <w:rPr>
+          <w:rFonts w:ascii="Consolas" w:hAnsi="Consolas" w:eastAsia="Consolas"/>
+          <w:b/>
+          <w:color w:val="244C7C"/>
+          <w:sz w:val="17"/>
+        </w:rPr>
+        <w:t>{{termsHash}}</w:t>
+      </w:r>
+      <w:r>
+        <w:rPr>
+          <w:rFonts w:ascii="Times New Roman" w:hAnsi="Times New Roman" w:eastAsia="Times New Roman"/>
+          <w:color w:val="111827"/>
+          <w:sz w:val="23"/>
+        </w:rPr>
+        <w:t>.</w:t>
+      </w:r>
+    </w:p>
+    <w:p>
+      <w:pPr>
+        <w:pStyle w:val="Heading1"/>
+      </w:pPr>
+      <w:r>
+        <w:t>ĐIỀU 2. THÔNG TIN KHÓA HỌC VÀ LỊCH HỌC</w:t>
+      </w:r>
+    </w:p>
+    <w:tbl>
+      <w:tblPr>
+        <w:tblW w:type="dxa" w:w="9638"/>
+        <w:jc w:val="left"/>
+        <w:tblLayout w:type="fixed"/>
+        <w:tblLook w:firstColumn="1" w:firstRow="1" w:lastColumn="0" w:lastRow="0" w:noHBand="0" w:noVBand="1" w:val="04A0"/>
+        <w:tblInd w:w="100" w:type="dxa"/>
+      </w:tblPr>
+      <w:tblGrid>
+        <w:gridCol w:w="2700"/>
+        <w:gridCol w:w="6938"/>
+      </w:tblGrid>
+      <w:tr>
+        <w:tc>
+          <w:tcPr>
+            <w:tcW w:type="dxa" w:w="2700"/>
+            <w:shd w:fill="E8EEF5"/>
+            <w:vAlign w:val="center"/>
+            <w:tcMar>
+              <w:top w:w="90" w:type="dxa"/>
+              <w:start w:w="110" w:type="dxa"/>
+              <w:bottom w:w="90" w:type="dxa"/>
+              <w:end w:w="110" w:type="dxa"/>
+            </w:tcMar>
+            <w:tcBorders>
+              <w:top w:val="single" w:sz="4" w:color="D7DEE8"/>
+              <w:start w:val="single" w:sz="4" w:color="D7DEE8"/>
+              <w:bottom w:val="single" w:sz="4" w:color="D7DEE8"/>
+              <w:end w:val="single" w:sz="4" w:color="D7DEE8"/>
+              <w:insideH w:val="single" w:sz="4" w:color="D7DEE8"/>
+              <w:insideV w:val="single" w:sz="4" w:color="D7DEE8"/>
+            </w:tcBorders>
+          </w:tcPr>
+          <w:p>
+            <w:pPr>
+              <w:spacing w:before="0" w:after="0" w:line="264" w:lineRule="auto"/>
+              <w:jc w:val="left"/>
+            </w:pPr>
+            <w:r/>
+            <w:r>
+              <w:rPr>
+                <w:rFonts w:ascii="Times New Roman" w:hAnsi="Times New Roman" w:eastAsia="Times New Roman"/>
+                <w:b/>
+                <w:color w:val="17365D"/>
+                <w:sz w:val="21"/>
+              </w:rPr>
+              <w:t>Tên khóa học/lớp học</w:t>
+            </w:r>
+          </w:p>
+        </w:tc>
+        <w:tc>
+          <w:tcPr>
+            <w:tcW w:type="dxa" w:w="6938"/>
+            <w:vAlign w:val="center"/>
+            <w:tcMar>
+              <w:top w:w="90" w:type="dxa"/>
+              <w:start w:w="110" w:type="dxa"/>
+              <w:bottom w:w="90" w:type="dxa"/>
+              <w:end w:w="110" w:type="dxa"/>
+            </w:tcMar>
+            <w:tcBorders>
+              <w:top w:val="single" w:sz="4" w:color="D7DEE8"/>
+              <w:start w:val="single" w:sz="4" w:color="D7DEE8"/>
+              <w:bottom w:val="single" w:sz="4" w:color="D7DEE8"/>
+              <w:end w:val="single" w:sz="4" w:color="D7DEE8"/>
+              <w:insideH w:val="single" w:sz="4" w:color="D7DEE8"/>
+              <w:insideV w:val="single" w:sz="4" w:color="D7DEE8"/>
+            </w:tcBorders>
+          </w:tcPr>
+          <w:p>
+            <w:pPr>
+              <w:spacing w:before="0" w:after="0" w:line="264" w:lineRule="auto"/>
+              <w:jc w:val="left"/>
+            </w:pPr>
+            <w:r/>
+            <w:r>
+              <w:rPr>
+                <w:rFonts w:ascii="Times New Roman" w:hAnsi="Times New Roman" w:eastAsia="Times New Roman"/>
+                <w:b/>
+                <w:color w:val="244C7C"/>
+                <w:sz w:val="23"/>
+              </w:rPr>
+              <w:t>{{className}}</w:t>
+            </w:r>
+          </w:p>
+        </w:tc>
+      </w:tr>
+      <w:tr>
+        <w:tc>
+          <w:tcPr>
+            <w:tcW w:type="dxa" w:w="2700"/>
+            <w:shd w:fill="E8EEF5"/>
+            <w:vAlign w:val="center"/>
+            <w:tcMar>
+              <w:top w:w="90" w:type="dxa"/>
+              <w:start w:w="110" w:type="dxa"/>
+              <w:bottom w:w="90" w:type="dxa"/>
+              <w:end w:w="110" w:type="dxa"/>
+            </w:tcMar>
+            <w:tcBorders>
+              <w:top w:val="single" w:sz="4" w:color="D7DEE8"/>
+              <w:start w:val="single" w:sz="4" w:color="D7DEE8"/>
+              <w:bottom w:val="single" w:sz="4" w:color="D7DEE8"/>
+              <w:end w:val="single" w:sz="4" w:color="D7DEE8"/>
+              <w:insideH w:val="single" w:sz="4" w:color="D7DEE8"/>
+              <w:insideV w:val="single" w:sz="4" w:color="D7DEE8"/>
+            </w:tcBorders>
+          </w:tcPr>
+          <w:p>
+            <w:pPr>
+              <w:spacing w:before="0" w:after="0" w:line="264" w:lineRule="auto"/>
+              <w:jc w:val="left"/>
+            </w:pPr>
+            <w:r/>
+            <w:r>
+              <w:rPr>
+                <w:rFonts w:ascii="Times New Roman" w:hAnsi="Times New Roman" w:eastAsia="Times New Roman"/>
+                <w:b/>
+                <w:color w:val="17365D"/>
+                <w:sz w:val="21"/>
+              </w:rPr>
+              <w:t>Tổng số buổi</w:t>
+            </w:r>
+          </w:p>
+        </w:tc>
+        <w:tc>
+          <w:tcPr>
+            <w:tcW w:type="dxa" w:w="6938"/>
+            <w:vAlign w:val="center"/>
+            <w:tcMar>
+              <w:top w:w="90" w:type="dxa"/>
+              <w:start w:w="110" w:type="dxa"/>
+              <w:bottom w:w="90" w:type="dxa"/>
+              <w:end w:w="110" w:type="dxa"/>
+            </w:tcMar>
+            <w:tcBorders>
+              <w:top w:val="single" w:sz="4" w:color="D7DEE8"/>
+              <w:start w:val="single" w:sz="4" w:color="D7DEE8"/>
+              <w:bottom w:val="single" w:sz="4" w:color="D7DEE8"/>
+              <w:end w:val="single" w:sz="4" w:color="D7DEE8"/>
+              <w:insideH w:val="single" w:sz="4" w:color="D7DEE8"/>
+              <w:insideV w:val="single" w:sz="4" w:color="D7DEE8"/>
+            </w:tcBorders>
+          </w:tcPr>
+          <w:p>
+            <w:pPr>
+              <w:spacing w:before="0" w:after="0" w:line="264" w:lineRule="auto"/>
+              <w:jc w:val="left"/>
+            </w:pPr>
+            <w:r/>
+            <w:r>
+              <w:rPr>
+                <w:rFonts w:ascii="Times New Roman" w:hAnsi="Times New Roman" w:eastAsia="Times New Roman"/>
+                <w:b/>
+                <w:color w:val="244C7C"/>
+                <w:sz w:val="23"/>
+              </w:rPr>
+              <w:t>{{totalSessions}}</w:t>
+            </w:r>
+          </w:p>
+        </w:tc>
+      </w:tr>
+      <w:tr>
+        <w:tc>
+          <w:tcPr>
+            <w:tcW w:type="dxa" w:w="2700"/>
+            <w:shd w:fill="E8EEF5"/>
+            <w:vAlign w:val="center"/>
+            <w:tcMar>
+              <w:top w:w="90" w:type="dxa"/>
+              <w:start w:w="110" w:type="dxa"/>
+              <w:bottom w:w="90" w:type="dxa"/>
+              <w:end w:w="110" w:type="dxa"/>
+            </w:tcMar>
+            <w:tcBorders>
+              <w:top w:val="single" w:sz="4" w:color="D7DEE8"/>
+              <w:start w:val="single" w:sz="4" w:color="D7DEE8"/>
+              <w:bottom w:val="single" w:sz="4" w:color="D7DEE8"/>
+              <w:end w:val="single" w:sz="4" w:color="D7DEE8"/>
+              <w:insideH w:val="single" w:sz="4" w:color="D7DEE8"/>
+              <w:insideV w:val="single" w:sz="4" w:color="D7DEE8"/>
+            </w:tcBorders>
+          </w:tcPr>
+          <w:p>
+            <w:pPr>
+              <w:spacing w:before="0" w:after="0" w:line="264" w:lineRule="auto"/>
+              <w:jc w:val="left"/>
+            </w:pPr>
+            <w:r/>
+            <w:r>
+              <w:rPr>
+                <w:rFonts w:ascii="Times New Roman" w:hAnsi="Times New Roman" w:eastAsia="Times New Roman"/>
+                <w:b/>
+                <w:color w:val="17365D"/>
+                <w:sz w:val="21"/>
+              </w:rPr>
+              <w:t>Thời lượng mỗi buổi</w:t>
+            </w:r>
+          </w:p>
+        </w:tc>
+        <w:tc>
+          <w:tcPr>
+            <w:tcW w:type="dxa" w:w="6938"/>
+            <w:vAlign w:val="center"/>
+            <w:tcMar>
+              <w:top w:w="90" w:type="dxa"/>
+              <w:start w:w="110" w:type="dxa"/>
+              <w:bottom w:w="90" w:type="dxa"/>
+              <w:end w:w="110" w:type="dxa"/>
+            </w:tcMar>
+            <w:tcBorders>
+              <w:top w:val="single" w:sz="4" w:color="D7DEE8"/>
+              <w:start w:val="single" w:sz="4" w:color="D7DEE8"/>
+              <w:bottom w:val="single" w:sz="4" w:color="D7DEE8"/>
+              <w:end w:val="single" w:sz="4" w:color="D7DEE8"/>
+              <w:insideH w:val="single" w:sz="4" w:color="D7DEE8"/>
+              <w:insideV w:val="single" w:sz="4" w:color="D7DEE8"/>
+            </w:tcBorders>
+          </w:tcPr>
+          <w:p>
+            <w:pPr>
+              <w:spacing w:before="0" w:after="0" w:line="264" w:lineRule="auto"/>
+              <w:jc w:val="left"/>
+            </w:pPr>
+            <w:r/>
+            <w:r>
+              <w:rPr>
+                <w:rFonts w:ascii="Times New Roman" w:hAnsi="Times New Roman" w:eastAsia="Times New Roman"/>
+                <w:b/>
+                <w:color w:val="244C7C"/>
+                <w:sz w:val="23"/>
+              </w:rPr>
+              <w:t>{{durationPerSessionMinutes}} phút</w:t>
+            </w:r>
+          </w:p>
+        </w:tc>
+      </w:tr>
+      <w:tr>
+        <w:tc>
+          <w:tcPr>
+            <w:tcW w:type="dxa" w:w="2700"/>
+            <w:shd w:fill="E8EEF5"/>
+            <w:vAlign w:val="center"/>
+            <w:tcMar>
+              <w:top w:w="90" w:type="dxa"/>
+              <w:start w:w="110" w:type="dxa"/>
+              <w:bottom w:w="90" w:type="dxa"/>
+              <w:end w:w="110" w:type="dxa"/>
+            </w:tcMar>
+            <w:tcBorders>
+              <w:top w:val="single" w:sz="4" w:color="D7DEE8"/>
+              <w:start w:val="single" w:sz="4" w:color="D7DEE8"/>
+              <w:bottom w:val="single" w:sz="4" w:color="D7DEE8"/>
+              <w:end w:val="single" w:sz="4" w:color="D7DEE8"/>
+              <w:insideH w:val="single" w:sz="4" w:color="D7DEE8"/>
+              <w:insideV w:val="single" w:sz="4" w:color="D7DEE8"/>
+            </w:tcBorders>
+          </w:tcPr>
+          <w:p>
+            <w:pPr>
+              <w:spacing w:before="0" w:after="0" w:line="264" w:lineRule="auto"/>
+              <w:jc w:val="left"/>
+            </w:pPr>
+            <w:r/>
+            <w:r>
+              <w:rPr>
+                <w:rFonts w:ascii="Times New Roman" w:hAnsi="Times New Roman" w:eastAsia="Times New Roman"/>
+                <w:b/>
+                <w:color w:val="17365D"/>
+                <w:sz w:val="21"/>
+              </w:rPr>
+              <w:t>Hình thức học</w:t>
+            </w:r>
+          </w:p>
+        </w:tc>
+        <w:tc>
+          <w:tcPr>
+            <w:tcW w:type="dxa" w:w="6938"/>
+            <w:vAlign w:val="center"/>
+            <w:tcMar>
+              <w:top w:w="90" w:type="dxa"/>
+              <w:start w:w="110" w:type="dxa"/>
+              <w:bottom w:w="90" w:type="dxa"/>
+              <w:end w:w="110" w:type="dxa"/>
+            </w:tcMar>
+            <w:tcBorders>
+              <w:top w:val="single" w:sz="4" w:color="D7DEE8"/>
+              <w:start w:val="single" w:sz="4" w:color="D7DEE8"/>
+              <w:bottom w:val="single" w:sz="4" w:color="D7DEE8"/>
+              <w:end w:val="single" w:sz="4" w:color="D7DEE8"/>
+              <w:insideH w:val="single" w:sz="4" w:color="D7DEE8"/>
+              <w:insideV w:val="single" w:sz="4" w:color="D7DEE8"/>
+            </w:tcBorders>
+          </w:tcPr>
+          <w:p>
+            <w:pPr>
+              <w:spacing w:before="0" w:after="0" w:line="264" w:lineRule="auto"/>
+              <w:jc w:val="left"/>
+            </w:pPr>
+            <w:r/>
+            <w:r>
+              <w:rPr>
+                <w:rFonts w:ascii="Times New Roman" w:hAnsi="Times New Roman" w:eastAsia="Times New Roman"/>
+                <w:b/>
+                <w:color w:val="244C7C"/>
+                <w:sz w:val="23"/>
+              </w:rPr>
+              <w:t>{{learningMode}}</w:t>
+            </w:r>
+          </w:p>
+        </w:tc>
+      </w:tr>
+      <w:tr>
+        <w:tc>
+          <w:tcPr>
+            <w:tcW w:type="dxa" w:w="2700"/>
+            <w:shd w:fill="E8EEF5"/>
+            <w:vAlign w:val="center"/>
+            <w:tcMar>
+              <w:top w:w="90" w:type="dxa"/>
+              <w:start w:w="110" w:type="dxa"/>
+              <w:bottom w:w="90" w:type="dxa"/>
+              <w:end w:w="110" w:type="dxa"/>
+            </w:tcMar>
+            <w:tcBorders>
+              <w:top w:val="single" w:sz="4" w:color="D7DEE8"/>
+              <w:start w:val="single" w:sz="4" w:color="D7DEE8"/>
+              <w:bottom w:val="single" w:sz="4" w:color="D7DEE8"/>
+              <w:end w:val="single" w:sz="4" w:color="D7DEE8"/>
+              <w:insideH w:val="single" w:sz="4" w:color="D7DEE8"/>
+              <w:insideV w:val="single" w:sz="4" w:color="D7DEE8"/>
+            </w:tcBorders>
+          </w:tcPr>
+          <w:p>
+            <w:pPr>
+              <w:spacing w:before="0" w:after="0" w:line="264" w:lineRule="auto"/>
+              <w:jc w:val="left"/>
+            </w:pPr>
+            <w:r/>
+            <w:r>
+              <w:rPr>
+                <w:rFonts w:ascii="Times New Roman" w:hAnsi="Times New Roman" w:eastAsia="Times New Roman"/>
+                <w:b/>
+                <w:color w:val="17365D"/>
+                <w:sz w:val="21"/>
+              </w:rPr>
+              <w:t>Nền tảng trực tuyến</w:t>
+            </w:r>
+          </w:p>
+        </w:tc>
+        <w:tc>
+          <w:tcPr>
+            <w:tcW w:type="dxa" w:w="6938"/>
+            <w:vAlign w:val="center"/>
+            <w:tcMar>
+              <w:top w:w="90" w:type="dxa"/>
+              <w:start w:w="110" w:type="dxa"/>
+              <w:bottom w:w="90" w:type="dxa"/>
+              <w:end w:w="110" w:type="dxa"/>
+            </w:tcMar>
+            <w:tcBorders>
+              <w:top w:val="single" w:sz="4" w:color="D7DEE8"/>
+              <w:start w:val="single" w:sz="4" w:color="D7DEE8"/>
+              <w:bottom w:val="single" w:sz="4" w:color="D7DEE8"/>
+              <w:end w:val="single" w:sz="4" w:color="D7DEE8"/>
+              <w:insideH w:val="single" w:sz="4" w:color="D7DEE8"/>
+              <w:insideV w:val="single" w:sz="4" w:color="D7DEE8"/>
+            </w:tcBorders>
+          </w:tcPr>
+          <w:p>
+            <w:pPr>
+              <w:spacing w:before="0" w:after="0" w:line="264" w:lineRule="auto"/>
+              <w:jc w:val="left"/>
+            </w:pPr>
+            <w:r/>
+            <w:r>
+              <w:rPr>
+                <w:rFonts w:ascii="Times New Roman" w:hAnsi="Times New Roman" w:eastAsia="Times New Roman"/>
+                <w:b/>
+                <w:color w:val="244C7C"/>
+                <w:sz w:val="23"/>
+              </w:rPr>
+              <w:t>{{meetingPlatform}}</w:t>
+            </w:r>
+          </w:p>
+        </w:tc>
+      </w:tr>
+      <w:tr>
+        <w:tc>
+          <w:tcPr>
+            <w:tcW w:type="dxa" w:w="2700"/>
+            <w:shd w:fill="E8EEF5"/>
+            <w:vAlign w:val="center"/>
+            <w:tcMar>
+              <w:top w:w="90" w:type="dxa"/>
+              <w:start w:w="110" w:type="dxa"/>
+              <w:bottom w:w="90" w:type="dxa"/>
+              <w:end w:w="110" w:type="dxa"/>
+            </w:tcMar>
+            <w:tcBorders>
+              <w:top w:val="single" w:sz="4" w:color="D7DEE8"/>
+              <w:start w:val="single" w:sz="4" w:color="D7DEE8"/>
+              <w:bottom w:val="single" w:sz="4" w:color="D7DEE8"/>
+              <w:end w:val="single" w:sz="4" w:color="D7DEE8"/>
+              <w:insideH w:val="single" w:sz="4" w:color="D7DEE8"/>
+              <w:insideV w:val="single" w:sz="4" w:color="D7DEE8"/>
+            </w:tcBorders>
+          </w:tcPr>
+          <w:p>
+            <w:pPr>
+              <w:spacing w:before="0" w:after="0" w:line="264" w:lineRule="auto"/>
+              <w:jc w:val="left"/>
+            </w:pPr>
+            <w:r/>
+            <w:r>
+              <w:rPr>
+                <w:rFonts w:ascii="Times New Roman" w:hAnsi="Times New Roman" w:eastAsia="Times New Roman"/>
+                <w:b/>
+                <w:color w:val="17365D"/>
+                <w:sz w:val="21"/>
+              </w:rPr>
+              <w:t>Link phòng học (ONLINE)</w:t>
+            </w:r>
+          </w:p>
+        </w:tc>
+        <w:tc>
+          <w:tcPr>
+            <w:tcW w:type="dxa" w:w="6938"/>
+            <w:vAlign w:val="center"/>
+            <w:tcMar>
+              <w:top w:w="90" w:type="dxa"/>
+              <w:start w:w="110" w:type="dxa"/>
+              <w:bottom w:w="90" w:type="dxa"/>
+              <w:end w:w="110" w:type="dxa"/>
+            </w:tcMar>
+            <w:tcBorders>
+              <w:top w:val="single" w:sz="4" w:color="D7DEE8"/>
+              <w:start w:val="single" w:sz="4" w:color="D7DEE8"/>
+              <w:bottom w:val="single" w:sz="4" w:color="D7DEE8"/>
+              <w:end w:val="single" w:sz="4" w:color="D7DEE8"/>
+              <w:insideH w:val="single" w:sz="4" w:color="D7DEE8"/>
+              <w:insideV w:val="single" w:sz="4" w:color="D7DEE8"/>
+            </w:tcBorders>
+          </w:tcPr>
+          <w:p>
+            <w:pPr>
+              <w:spacing w:before="0" w:after="0" w:line="264" w:lineRule="auto"/>
+              <w:jc w:val="left"/>
+            </w:pPr>
+            <w:r/>
+            <w:r>
+              <w:rPr>
+                <w:rFonts w:ascii="Consolas" w:hAnsi="Consolas" w:eastAsia="Consolas"/>
+                <w:b/>
+                <w:color w:val="244C7C"/>
+                <w:sz w:val="17"/>
+              </w:rPr>
+              <w:t>{{meetingLink}}</w:t>
+            </w:r>
+          </w:p>
+        </w:tc>
+      </w:tr>
+      <w:tr>
+        <w:tc>
+          <w:tcPr>
+            <w:tcW w:type="dxa" w:w="2700"/>
+            <w:shd w:fill="E8EEF5"/>
+            <w:vAlign w:val="center"/>
+            <w:tcMar>
+              <w:top w:w="90" w:type="dxa"/>
+              <w:start w:w="110" w:type="dxa"/>
+              <w:bottom w:w="90" w:type="dxa"/>
+              <w:end w:w="110" w:type="dxa"/>
+            </w:tcMar>
+            <w:tcBorders>
+              <w:top w:val="single" w:sz="4" w:color="D7DEE8"/>
+              <w:start w:val="single" w:sz="4" w:color="D7DEE8"/>
+              <w:bottom w:val="single" w:sz="4" w:color="D7DEE8"/>
+              <w:end w:val="single" w:sz="4" w:color="D7DEE8"/>
+              <w:insideH w:val="single" w:sz="4" w:color="D7DEE8"/>
+              <w:insideV w:val="single" w:sz="4" w:color="D7DEE8"/>
+            </w:tcBorders>
+          </w:tcPr>
+          <w:p>
+            <w:pPr>
+              <w:spacing w:before="0" w:after="0" w:line="264" w:lineRule="auto"/>
+              <w:jc w:val="left"/>
+            </w:pPr>
+            <w:r/>
+            <w:r>
+              <w:rPr>
+                <w:rFonts w:ascii="Times New Roman" w:hAnsi="Times New Roman" w:eastAsia="Times New Roman"/>
+                <w:b/>
+                <w:color w:val="17365D"/>
+                <w:sz w:val="21"/>
+              </w:rPr>
+              <w:t>Địa chỉ học (OFFLINE)</w:t>
+            </w:r>
+          </w:p>
+        </w:tc>
+        <w:tc>
+          <w:tcPr>
+            <w:tcW w:type="dxa" w:w="6938"/>
+            <w:vAlign w:val="center"/>
+            <w:tcMar>
+              <w:top w:w="90" w:type="dxa"/>
+              <w:start w:w="110" w:type="dxa"/>
+              <w:bottom w:w="90" w:type="dxa"/>
+              <w:end w:w="110" w:type="dxa"/>
+            </w:tcMar>
+            <w:tcBorders>
+              <w:top w:val="single" w:sz="4" w:color="D7DEE8"/>
+              <w:start w:val="single" w:sz="4" w:color="D7DEE8"/>
+              <w:bottom w:val="single" w:sz="4" w:color="D7DEE8"/>
+              <w:end w:val="single" w:sz="4" w:color="D7DEE8"/>
+              <w:insideH w:val="single" w:sz="4" w:color="D7DEE8"/>
+              <w:insideV w:val="single" w:sz="4" w:color="D7DEE8"/>
+            </w:tcBorders>
+          </w:tcPr>
+          <w:p>
+            <w:pPr>
+              <w:spacing w:before="0" w:after="0" w:line="264" w:lineRule="auto"/>
+              <w:jc w:val="left"/>
+            </w:pPr>
+            <w:r/>
+            <w:r>
+              <w:rPr>
+                <w:rFonts w:ascii="Times New Roman" w:hAnsi="Times New Roman" w:eastAsia="Times New Roman"/>
+                <w:b/>
+                <w:color w:val="244C7C"/>
+                <w:sz w:val="23"/>
+              </w:rPr>
+              <w:t>{{learningAddress}}</w:t>
+            </w:r>
+          </w:p>
+        </w:tc>
+      </w:tr>
+      <w:tr>
+        <w:tc>
+          <w:tcPr>
+            <w:tcW w:type="dxa" w:w="2700"/>
+            <w:shd w:fill="E8EEF5"/>
+            <w:vAlign w:val="center"/>
+            <w:tcMar>
+              <w:top w:w="90" w:type="dxa"/>
+              <w:start w:w="110" w:type="dxa"/>
+              <w:bottom w:w="90" w:type="dxa"/>
+              <w:end w:w="110" w:type="dxa"/>
+            </w:tcMar>
+            <w:tcBorders>
+              <w:top w:val="single" w:sz="4" w:color="D7DEE8"/>
+              <w:start w:val="single" w:sz="4" w:color="D7DEE8"/>
+              <w:bottom w:val="single" w:sz="4" w:color="D7DEE8"/>
+              <w:end w:val="single" w:sz="4" w:color="D7DEE8"/>
+              <w:insideH w:val="single" w:sz="4" w:color="D7DEE8"/>
+              <w:insideV w:val="single" w:sz="4" w:color="D7DEE8"/>
+            </w:tcBorders>
+          </w:tcPr>
+          <w:p>
+            <w:pPr>
+              <w:spacing w:before="0" w:after="0" w:line="264" w:lineRule="auto"/>
+              <w:jc w:val="left"/>
+            </w:pPr>
+            <w:r/>
+            <w:r>
+              <w:rPr>
+                <w:rFonts w:ascii="Times New Roman" w:hAnsi="Times New Roman" w:eastAsia="Times New Roman"/>
+                <w:b/>
+                <w:color w:val="17365D"/>
+                <w:sz w:val="21"/>
+              </w:rPr>
+              <w:t>Thời gian dự kiến</w:t>
+            </w:r>
+          </w:p>
+        </w:tc>
+        <w:tc>
+          <w:tcPr>
+            <w:tcW w:type="dxa" w:w="6938"/>
+            <w:vAlign w:val="center"/>
+            <w:tcMar>
+              <w:top w:w="90" w:type="dxa"/>
+              <w:start w:w="110" w:type="dxa"/>
+              <w:bottom w:w="90" w:type="dxa"/>
+              <w:end w:w="110" w:type="dxa"/>
+            </w:tcMar>
+            <w:tcBorders>
+              <w:top w:val="single" w:sz="4" w:color="D7DEE8"/>
+              <w:start w:val="single" w:sz="4" w:color="D7DEE8"/>
+              <w:bottom w:val="single" w:sz="4" w:color="D7DEE8"/>
+              <w:end w:val="single" w:sz="4" w:color="D7DEE8"/>
+              <w:insideH w:val="single" w:sz="4" w:color="D7DEE8"/>
+              <w:insideV w:val="single" w:sz="4" w:color="D7DEE8"/>
+            </w:tcBorders>
+          </w:tcPr>
+          <w:p>
+            <w:pPr>
+              <w:spacing w:before="0" w:after="0" w:line="264" w:lineRule="auto"/>
+              <w:jc w:val="left"/>
+            </w:pPr>
+            <w:r/>
+            <w:r>
+              <w:rPr>
+                <w:rFonts w:ascii="Times New Roman" w:hAnsi="Times New Roman" w:eastAsia="Times New Roman"/>
+                <w:b/>
+                <w:color w:val="244C7C"/>
+                <w:sz w:val="23"/>
+              </w:rPr>
+              <w:t>{{courseStartDate}} - {{courseEndDate}}</w:t>
+            </w:r>
+          </w:p>
+        </w:tc>
+      </w:tr>
+      <w:tr>
+        <w:tc>
+          <w:tcPr>
+            <w:tcW w:type="dxa" w:w="2700"/>
+            <w:shd w:fill="E8EEF5"/>
+            <w:vAlign w:val="center"/>
+            <w:tcMar>
+              <w:top w:w="90" w:type="dxa"/>
+              <w:start w:w="110" w:type="dxa"/>
+              <w:bottom w:w="90" w:type="dxa"/>
+              <w:end w:w="110" w:type="dxa"/>
+            </w:tcMar>
+            <w:tcBorders>
+              <w:top w:val="single" w:sz="4" w:color="D7DEE8"/>
+              <w:start w:val="single" w:sz="4" w:color="D7DEE8"/>
+              <w:bottom w:val="single" w:sz="4" w:color="D7DEE8"/>
+              <w:end w:val="single" w:sz="4" w:color="D7DEE8"/>
+              <w:insideH w:val="single" w:sz="4" w:color="D7DEE8"/>
+              <w:insideV w:val="single" w:sz="4" w:color="D7DEE8"/>
+            </w:tcBorders>
+          </w:tcPr>
+          <w:p>
+            <w:pPr>
+              <w:spacing w:before="0" w:after="0" w:line="264" w:lineRule="auto"/>
+              <w:jc w:val="left"/>
+            </w:pPr>
+            <w:r/>
+            <w:r>
+              <w:rPr>
+                <w:rFonts w:ascii="Times New Roman" w:hAnsi="Times New Roman" w:eastAsia="Times New Roman"/>
+                <w:b/>
+                <w:color w:val="17365D"/>
+                <w:sz w:val="21"/>
+              </w:rPr>
+              <w:t>Phụ lục lịch chi tiết</w:t>
+            </w:r>
+          </w:p>
+        </w:tc>
+        <w:tc>
+          <w:tcPr>
+            <w:tcW w:type="dxa" w:w="6938"/>
+            <w:vAlign w:val="center"/>
+            <w:tcMar>
+              <w:top w:w="90" w:type="dxa"/>
+              <w:start w:w="110" w:type="dxa"/>
+              <w:bottom w:w="90" w:type="dxa"/>
+              <w:end w:w="110" w:type="dxa"/>
+            </w:tcMar>
+            <w:tcBorders>
+              <w:top w:val="single" w:sz="4" w:color="D7DEE8"/>
+              <w:start w:val="single" w:sz="4" w:color="D7DEE8"/>
+              <w:bottom w:val="single" w:sz="4" w:color="D7DEE8"/>
+              <w:end w:val="single" w:sz="4" w:color="D7DEE8"/>
+              <w:insideH w:val="single" w:sz="4" w:color="D7DEE8"/>
+              <w:insideV w:val="single" w:sz="4" w:color="D7DEE8"/>
+            </w:tcBorders>
+          </w:tcPr>
+          <w:p>
+            <w:pPr>
+              <w:spacing w:before="0" w:after="0" w:line="264" w:lineRule="auto"/>
+              <w:jc w:val="left"/>
+            </w:pPr>
+            <w:r/>
+            <w:r>
+              <w:rPr>
+                <w:rFonts w:ascii="Times New Roman" w:hAnsi="Times New Roman" w:eastAsia="Times New Roman"/>
+                <w:b/>
+                <w:color w:val="244C7C"/>
+                <w:sz w:val="23"/>
+              </w:rPr>
+              <w:t>Phụ lục A của Hợp đồng</w:t>
+            </w:r>
+          </w:p>
+        </w:tc>
+      </w:tr>
+    </w:tbl>
+    <w:p>
+      <w:pPr>
+        <w:spacing w:before="0" w:after="80" w:line="300" w:lineRule="auto"/>
+        <w:jc w:val="both"/>
+      </w:pPr>
+      <w:r>
+        <w:rPr>
+          <w:rFonts w:ascii="Times New Roman" w:hAnsi="Times New Roman" w:eastAsia="Times New Roman"/>
+          <w:b/>
+          <w:color w:val="111827"/>
+          <w:sz w:val="23"/>
+        </w:rPr>
+        <w:t xml:space="preserve">2.1. </w:t>
+      </w:r>
+      <w:r>
+        <w:rPr>
+          <w:rFonts w:ascii="Times New Roman" w:hAnsi="Times New Roman" w:eastAsia="Times New Roman"/>
+          <w:color w:val="111827"/>
+          <w:sz w:val="23"/>
+        </w:rPr>
+        <w:t>Hình thức học của lớp được chốt bằng giá trị ONLINE hoặc OFFLINE trong snapshot điều khoản. Trường thông tin không áp dụng phải được hệ thống hiển thị là “Không áp dụng”, không để người đọc hiểu nhầm.</w:t>
+      </w:r>
+    </w:p>
+    <w:p>
+      <w:pPr>
+        <w:spacing w:before="0" w:after="80" w:line="300" w:lineRule="auto"/>
+        <w:jc w:val="both"/>
+      </w:pPr>
+      <w:r>
+        <w:rPr>
+          <w:rFonts w:ascii="Times New Roman" w:hAnsi="Times New Roman" w:eastAsia="Times New Roman"/>
+          <w:b/>
+          <w:color w:val="111827"/>
+          <w:sz w:val="23"/>
+        </w:rPr>
+        <w:t xml:space="preserve">2.2. </w:t>
+      </w:r>
+      <w:r>
+        <w:rPr>
+          <w:rFonts w:ascii="Times New Roman" w:hAnsi="Times New Roman" w:eastAsia="Times New Roman"/>
+          <w:color w:val="111827"/>
+          <w:sz w:val="23"/>
+        </w:rPr>
+        <w:t>Đối với lớp ONLINE, đường dẫn tại mục “Link phòng học” là kênh tham gia chính thức. Bên A và Bên B có trách nhiệm chuẩn bị thiết bị, đường truyền và tài khoản cần thiết để tham gia đúng giờ.</w:t>
+      </w:r>
+    </w:p>
+    <w:p>
+      <w:pPr>
+        <w:spacing w:before="0" w:after="80" w:line="300" w:lineRule="auto"/>
+        <w:jc w:val="both"/>
+      </w:pPr>
+      <w:r>
+        <w:rPr>
+          <w:rFonts w:ascii="Times New Roman" w:hAnsi="Times New Roman" w:eastAsia="Times New Roman"/>
+          <w:b/>
+          <w:color w:val="111827"/>
+          <w:sz w:val="23"/>
+        </w:rPr>
+        <w:t xml:space="preserve">2.3. </w:t>
+      </w:r>
+      <w:r>
+        <w:rPr>
+          <w:rFonts w:ascii="Times New Roman" w:hAnsi="Times New Roman" w:eastAsia="Times New Roman"/>
+          <w:color w:val="111827"/>
+          <w:sz w:val="23"/>
+        </w:rPr>
+        <w:t>Đối với lớp OFFLINE, địa chỉ tại mục “Địa chỉ học” là địa điểm thực hiện dịch vụ. Các Bên có trách nhiệm xác nhận mọi thay đổi địa điểm trên hệ thống trước buổi học.</w:t>
+      </w:r>
+    </w:p>
+    <w:p>
+      <w:pPr>
+        <w:spacing w:before="0" w:after="80" w:line="300" w:lineRule="auto"/>
+        <w:jc w:val="both"/>
+      </w:pPr>
+      <w:r>
+        <w:rPr>
+          <w:rFonts w:ascii="Times New Roman" w:hAnsi="Times New Roman" w:eastAsia="Times New Roman"/>
+          <w:b/>
+          <w:color w:val="111827"/>
+          <w:sz w:val="23"/>
+        </w:rPr>
+        <w:t xml:space="preserve">2.4. </w:t>
+      </w:r>
+      <w:r>
+        <w:rPr>
+          <w:rFonts w:ascii="Times New Roman" w:hAnsi="Times New Roman" w:eastAsia="Times New Roman"/>
+          <w:color w:val="111827"/>
+          <w:sz w:val="23"/>
+        </w:rPr>
+        <w:t>Bên A giảng dạy đúng nội dung, thời lượng và lịch trình đã xác nhận; Bên B tham gia đúng giờ, chuẩn bị phương tiện học tập và tuân thủ nội quy lớp học.</w:t>
+      </w:r>
+    </w:p>
+    <w:p>
+      <w:pPr>
+        <w:pStyle w:val="Heading1"/>
+      </w:pPr>
+      <w:r>
+        <w:t>ĐIỀU 3. HỌC PHÍ, PHÍ NỀN TẢNG VÀ CƠ CHẾ KÝ QUỸ</w:t>
+      </w:r>
+    </w:p>
+    <w:tbl>
+      <w:tblPr>
+        <w:tblW w:type="dxa" w:w="9638"/>
+        <w:jc w:val="left"/>
+        <w:tblLayout w:type="fixed"/>
+        <w:tblLook w:firstColumn="1" w:firstRow="1" w:lastColumn="0" w:lastRow="0" w:noHBand="0" w:noVBand="1" w:val="04A0"/>
+        <w:tblInd w:w="100" w:type="dxa"/>
+      </w:tblPr>
+      <w:tblGrid>
+        <w:gridCol w:w="2800"/>
+        <w:gridCol w:w="6838"/>
+      </w:tblGrid>
+      <w:tr>
+        <w:tc>
+          <w:tcPr>
+            <w:tcW w:type="dxa" w:w="2800"/>
+            <w:shd w:fill="F2F7F5"/>
+            <w:vAlign w:val="center"/>
+            <w:tcMar>
+              <w:top w:w="90" w:type="dxa"/>
+              <w:start w:w="110" w:type="dxa"/>
+              <w:bottom w:w="90" w:type="dxa"/>
+              <w:end w:w="110" w:type="dxa"/>
+            </w:tcMar>
+            <w:tcBorders>
+              <w:top w:val="single" w:sz="4" w:color="D7DEE8"/>
+              <w:start w:val="single" w:sz="4" w:color="D7DEE8"/>
+              <w:bottom w:val="single" w:sz="4" w:color="D7DEE8"/>
+              <w:end w:val="single" w:sz="4" w:color="D7DEE8"/>
+              <w:insideH w:val="single" w:sz="4" w:color="D7DEE8"/>
+              <w:insideV w:val="single" w:sz="4" w:color="D7DEE8"/>
+            </w:tcBorders>
+          </w:tcPr>
+          <w:p>
+            <w:pPr>
+              <w:spacing w:before="0" w:after="0" w:line="264" w:lineRule="auto"/>
+              <w:jc w:val="left"/>
+            </w:pPr>
+            <w:r/>
+            <w:r>
+              <w:rPr>
+                <w:rFonts w:ascii="Times New Roman" w:hAnsi="Times New Roman" w:eastAsia="Times New Roman"/>
+                <w:b/>
+                <w:color w:val="17365D"/>
+                <w:sz w:val="21"/>
+              </w:rPr>
+              <w:t>Tỷ lệ quy đổi mô phỏng</w:t>
+            </w:r>
+          </w:p>
+        </w:tc>
+        <w:tc>
+          <w:tcPr>
+            <w:tcW w:type="dxa" w:w="6838"/>
+            <w:vAlign w:val="center"/>
+            <w:tcMar>
+              <w:top w:w="90" w:type="dxa"/>
+              <w:start w:w="110" w:type="dxa"/>
+              <w:bottom w:w="90" w:type="dxa"/>
+              <w:end w:w="110" w:type="dxa"/>
+            </w:tcMar>
+            <w:tcBorders>
+              <w:top w:val="single" w:sz="4" w:color="D7DEE8"/>
+              <w:start w:val="single" w:sz="4" w:color="D7DEE8"/>
+              <w:bottom w:val="single" w:sz="4" w:color="D7DEE8"/>
+              <w:end w:val="single" w:sz="4" w:color="D7DEE8"/>
+              <w:insideH w:val="single" w:sz="4" w:color="D7DEE8"/>
+              <w:insideV w:val="single" w:sz="4" w:color="D7DEE8"/>
+            </w:tcBorders>
+          </w:tcPr>
+          <w:p>
+            <w:pPr>
+              <w:spacing w:before="0" w:after="0" w:line="264" w:lineRule="auto"/>
+              <w:jc w:val="left"/>
+            </w:pPr>
+            <w:r/>
+            <w:r>
+              <w:rPr>
+                <w:rFonts w:ascii="Times New Roman" w:hAnsi="Times New Roman" w:eastAsia="Times New Roman"/>
+                <w:b/>
+                <w:color w:val="244C7C"/>
+                <w:sz w:val="23"/>
+              </w:rPr>
+              <w:t>1 Mock USDC = {{vndPerUsdc}} VNĐ</w:t>
+            </w:r>
+          </w:p>
+        </w:tc>
+      </w:tr>
+      <w:tr>
+        <w:tc>
+          <w:tcPr>
+            <w:tcW w:type="dxa" w:w="2800"/>
+            <w:shd w:fill="F2F7F5"/>
+            <w:vAlign w:val="center"/>
+            <w:tcMar>
+              <w:top w:w="90" w:type="dxa"/>
+              <w:start w:w="110" w:type="dxa"/>
+              <w:bottom w:w="90" w:type="dxa"/>
+              <w:end w:w="110" w:type="dxa"/>
+            </w:tcMar>
+            <w:tcBorders>
+              <w:top w:val="single" w:sz="4" w:color="D7DEE8"/>
+              <w:start w:val="single" w:sz="4" w:color="D7DEE8"/>
+              <w:bottom w:val="single" w:sz="4" w:color="D7DEE8"/>
+              <w:end w:val="single" w:sz="4" w:color="D7DEE8"/>
+              <w:insideH w:val="single" w:sz="4" w:color="D7DEE8"/>
+              <w:insideV w:val="single" w:sz="4" w:color="D7DEE8"/>
+            </w:tcBorders>
+          </w:tcPr>
+          <w:p>
+            <w:pPr>
+              <w:spacing w:before="0" w:after="0" w:line="264" w:lineRule="auto"/>
+              <w:jc w:val="left"/>
+            </w:pPr>
+            <w:r/>
+            <w:r>
+              <w:rPr>
+                <w:rFonts w:ascii="Times New Roman" w:hAnsi="Times New Roman" w:eastAsia="Times New Roman"/>
+                <w:b/>
+                <w:color w:val="17365D"/>
+                <w:sz w:val="21"/>
+              </w:rPr>
+              <w:t>Học phí mỗi buổi</w:t>
+            </w:r>
+          </w:p>
+        </w:tc>
+        <w:tc>
+          <w:tcPr>
+            <w:tcW w:type="dxa" w:w="6838"/>
+            <w:vAlign w:val="center"/>
+            <w:tcMar>
+              <w:top w:w="90" w:type="dxa"/>
+              <w:start w:w="110" w:type="dxa"/>
+              <w:bottom w:w="90" w:type="dxa"/>
+              <w:end w:w="110" w:type="dxa"/>
+            </w:tcMar>
+            <w:tcBorders>
+              <w:top w:val="single" w:sz="4" w:color="D7DEE8"/>
+              <w:start w:val="single" w:sz="4" w:color="D7DEE8"/>
+              <w:bottom w:val="single" w:sz="4" w:color="D7DEE8"/>
+              <w:end w:val="single" w:sz="4" w:color="D7DEE8"/>
+              <w:insideH w:val="single" w:sz="4" w:color="D7DEE8"/>
+              <w:insideV w:val="single" w:sz="4" w:color="D7DEE8"/>
+            </w:tcBorders>
+          </w:tcPr>
+          <w:p>
+            <w:pPr>
+              <w:spacing w:before="0" w:after="0" w:line="264" w:lineRule="auto"/>
+              <w:jc w:val="left"/>
+            </w:pPr>
+            <w:r/>
+            <w:r>
+              <w:rPr>
+                <w:rFonts w:ascii="Times New Roman" w:hAnsi="Times New Roman" w:eastAsia="Times New Roman"/>
+                <w:b/>
+                <w:color w:val="244C7C"/>
+                <w:sz w:val="23"/>
+              </w:rPr>
+              <w:t>{{pricePerSessionVnd}} VNĐ / {{pricePerSessionUsdc}} Mock USDC</w:t>
+            </w:r>
+          </w:p>
+        </w:tc>
+      </w:tr>
+      <w:tr>
+        <w:tc>
+          <w:tcPr>
+            <w:tcW w:type="dxa" w:w="2800"/>
+            <w:shd w:fill="F2F7F5"/>
+            <w:vAlign w:val="center"/>
+            <w:tcMar>
+              <w:top w:w="90" w:type="dxa"/>
+              <w:start w:w="110" w:type="dxa"/>
+              <w:bottom w:w="90" w:type="dxa"/>
+              <w:end w:w="110" w:type="dxa"/>
+            </w:tcMar>
+            <w:tcBorders>
+              <w:top w:val="single" w:sz="4" w:color="D7DEE8"/>
+              <w:start w:val="single" w:sz="4" w:color="D7DEE8"/>
+              <w:bottom w:val="single" w:sz="4" w:color="D7DEE8"/>
+              <w:end w:val="single" w:sz="4" w:color="D7DEE8"/>
+              <w:insideH w:val="single" w:sz="4" w:color="D7DEE8"/>
+              <w:insideV w:val="single" w:sz="4" w:color="D7DEE8"/>
+            </w:tcBorders>
+          </w:tcPr>
+          <w:p>
+            <w:pPr>
+              <w:spacing w:before="0" w:after="0" w:line="264" w:lineRule="auto"/>
+              <w:jc w:val="left"/>
+            </w:pPr>
+            <w:r/>
+            <w:r>
+              <w:rPr>
+                <w:rFonts w:ascii="Times New Roman" w:hAnsi="Times New Roman" w:eastAsia="Times New Roman"/>
+                <w:b/>
+                <w:color w:val="17365D"/>
+                <w:sz w:val="21"/>
+              </w:rPr>
+              <w:t>Tổng giá trị hợp đồng</w:t>
+            </w:r>
+          </w:p>
+        </w:tc>
+        <w:tc>
+          <w:tcPr>
+            <w:tcW w:type="dxa" w:w="6838"/>
+            <w:vAlign w:val="center"/>
+            <w:tcMar>
+              <w:top w:w="90" w:type="dxa"/>
+              <w:start w:w="110" w:type="dxa"/>
+              <w:bottom w:w="90" w:type="dxa"/>
+              <w:end w:w="110" w:type="dxa"/>
+            </w:tcMar>
+            <w:tcBorders>
+              <w:top w:val="single" w:sz="4" w:color="D7DEE8"/>
+              <w:start w:val="single" w:sz="4" w:color="D7DEE8"/>
+              <w:bottom w:val="single" w:sz="4" w:color="D7DEE8"/>
+              <w:end w:val="single" w:sz="4" w:color="D7DEE8"/>
+              <w:insideH w:val="single" w:sz="4" w:color="D7DEE8"/>
+              <w:insideV w:val="single" w:sz="4" w:color="D7DEE8"/>
+            </w:tcBorders>
+          </w:tcPr>
+          <w:p>
+            <w:pPr>
+              <w:spacing w:before="0" w:after="0" w:line="264" w:lineRule="auto"/>
+              <w:jc w:val="left"/>
+            </w:pPr>
+            <w:r/>
+            <w:r>
+              <w:rPr>
+                <w:rFonts w:ascii="Times New Roman" w:hAnsi="Times New Roman" w:eastAsia="Times New Roman"/>
+                <w:b/>
+                <w:color w:val="244C7C"/>
+                <w:sz w:val="23"/>
+              </w:rPr>
+              <w:t>{{totalAmountVnd}} VNĐ / {{totalAmountUsdc}} Mock USDC</w:t>
+            </w:r>
+          </w:p>
+        </w:tc>
+      </w:tr>
+      <w:tr>
+        <w:tc>
+          <w:tcPr>
+            <w:tcW w:type="dxa" w:w="2800"/>
+            <w:shd w:fill="F2F7F5"/>
+            <w:vAlign w:val="center"/>
+            <w:tcMar>
+              <w:top w:w="90" w:type="dxa"/>
+              <w:start w:w="110" w:type="dxa"/>
+              <w:bottom w:w="90" w:type="dxa"/>
+              <w:end w:w="110" w:type="dxa"/>
+            </w:tcMar>
+            <w:tcBorders>
+              <w:top w:val="single" w:sz="4" w:color="D7DEE8"/>
+              <w:start w:val="single" w:sz="4" w:color="D7DEE8"/>
+              <w:bottom w:val="single" w:sz="4" w:color="D7DEE8"/>
+              <w:end w:val="single" w:sz="4" w:color="D7DEE8"/>
+              <w:insideH w:val="single" w:sz="4" w:color="D7DEE8"/>
+              <w:insideV w:val="single" w:sz="4" w:color="D7DEE8"/>
+            </w:tcBorders>
+          </w:tcPr>
+          <w:p>
+            <w:pPr>
+              <w:spacing w:before="0" w:after="0" w:line="264" w:lineRule="auto"/>
+              <w:jc w:val="left"/>
+            </w:pPr>
+            <w:r/>
+            <w:r>
+              <w:rPr>
+                <w:rFonts w:ascii="Times New Roman" w:hAnsi="Times New Roman" w:eastAsia="Times New Roman"/>
+                <w:b/>
+                <w:color w:val="17365D"/>
+                <w:sz w:val="21"/>
+              </w:rPr>
+              <w:t>Token thanh toán</w:t>
+            </w:r>
+          </w:p>
+        </w:tc>
+        <w:tc>
+          <w:tcPr>
+            <w:tcW w:type="dxa" w:w="6838"/>
+            <w:vAlign w:val="center"/>
+            <w:tcMar>
+              <w:top w:w="90" w:type="dxa"/>
+              <w:start w:w="110" w:type="dxa"/>
+              <w:bottom w:w="90" w:type="dxa"/>
+              <w:end w:w="110" w:type="dxa"/>
+            </w:tcMar>
+            <w:tcBorders>
+              <w:top w:val="single" w:sz="4" w:color="D7DEE8"/>
+              <w:start w:val="single" w:sz="4" w:color="D7DEE8"/>
+              <w:bottom w:val="single" w:sz="4" w:color="D7DEE8"/>
+              <w:end w:val="single" w:sz="4" w:color="D7DEE8"/>
+              <w:insideH w:val="single" w:sz="4" w:color="D7DEE8"/>
+              <w:insideV w:val="single" w:sz="4" w:color="D7DEE8"/>
+            </w:tcBorders>
+          </w:tcPr>
+          <w:p>
+            <w:pPr>
+              <w:spacing w:before="0" w:after="0" w:line="264" w:lineRule="auto"/>
+              <w:jc w:val="left"/>
+            </w:pPr>
+            <w:r/>
+            <w:r>
+              <w:rPr>
+                <w:rFonts w:ascii="Consolas" w:hAnsi="Consolas" w:eastAsia="Consolas"/>
+                <w:b/>
+                <w:color w:val="244C7C"/>
+                <w:sz w:val="17"/>
+              </w:rPr>
+              <w:t>{{paymentTokenSymbol}} - {{paymentTokenAddress}}</w:t>
+            </w:r>
+          </w:p>
+        </w:tc>
+      </w:tr>
+      <w:tr>
+        <w:tc>
+          <w:tcPr>
+            <w:tcW w:type="dxa" w:w="2800"/>
+            <w:shd w:fill="F2F7F5"/>
+            <w:vAlign w:val="center"/>
+            <w:tcMar>
+              <w:top w:w="90" w:type="dxa"/>
+              <w:start w:w="110" w:type="dxa"/>
+              <w:bottom w:w="90" w:type="dxa"/>
+              <w:end w:w="110" w:type="dxa"/>
+            </w:tcMar>
+            <w:tcBorders>
+              <w:top w:val="single" w:sz="4" w:color="D7DEE8"/>
+              <w:start w:val="single" w:sz="4" w:color="D7DEE8"/>
+              <w:bottom w:val="single" w:sz="4" w:color="D7DEE8"/>
+              <w:end w:val="single" w:sz="4" w:color="D7DEE8"/>
+              <w:insideH w:val="single" w:sz="4" w:color="D7DEE8"/>
+              <w:insideV w:val="single" w:sz="4" w:color="D7DEE8"/>
+            </w:tcBorders>
+          </w:tcPr>
+          <w:p>
+            <w:pPr>
+              <w:spacing w:before="0" w:after="0" w:line="264" w:lineRule="auto"/>
+              <w:jc w:val="left"/>
+            </w:pPr>
+            <w:r/>
+            <w:r>
+              <w:rPr>
+                <w:rFonts w:ascii="Times New Roman" w:hAnsi="Times New Roman" w:eastAsia="Times New Roman"/>
+                <w:b/>
+                <w:color w:val="17365D"/>
+                <w:sz w:val="21"/>
+              </w:rPr>
+              <w:t>Số chữ số thập phân</w:t>
+            </w:r>
+          </w:p>
+        </w:tc>
+        <w:tc>
+          <w:tcPr>
+            <w:tcW w:type="dxa" w:w="6838"/>
+            <w:vAlign w:val="center"/>
+            <w:tcMar>
+              <w:top w:w="90" w:type="dxa"/>
+              <w:start w:w="110" w:type="dxa"/>
+              <w:bottom w:w="90" w:type="dxa"/>
+              <w:end w:w="110" w:type="dxa"/>
+            </w:tcMar>
+            <w:tcBorders>
+              <w:top w:val="single" w:sz="4" w:color="D7DEE8"/>
+              <w:start w:val="single" w:sz="4" w:color="D7DEE8"/>
+              <w:bottom w:val="single" w:sz="4" w:color="D7DEE8"/>
+              <w:end w:val="single" w:sz="4" w:color="D7DEE8"/>
+              <w:insideH w:val="single" w:sz="4" w:color="D7DEE8"/>
+              <w:insideV w:val="single" w:sz="4" w:color="D7DEE8"/>
+            </w:tcBorders>
+          </w:tcPr>
+          <w:p>
+            <w:pPr>
+              <w:spacing w:before="0" w:after="0" w:line="264" w:lineRule="auto"/>
+              <w:jc w:val="left"/>
+            </w:pPr>
+            <w:r/>
+            <w:r>
+              <w:rPr>
+                <w:rFonts w:ascii="Consolas" w:hAnsi="Consolas" w:eastAsia="Consolas"/>
+                <w:b/>
+                <w:color w:val="244C7C"/>
+                <w:sz w:val="17"/>
+              </w:rPr>
+              <w:t>{{paymentTokenDecimals}}</w:t>
+            </w:r>
+          </w:p>
+        </w:tc>
+      </w:tr>
+    </w:tbl>
+    <w:p>
+      <w:pPr>
+        <w:spacing w:before="0" w:after="80" w:line="300" w:lineRule="auto"/>
+        <w:jc w:val="both"/>
+      </w:pPr>
+      <w:r>
+        <w:rPr>
+          <w:rFonts w:ascii="Times New Roman" w:hAnsi="Times New Roman" w:eastAsia="Times New Roman"/>
+          <w:b/>
+          <w:color w:val="111827"/>
+          <w:sz w:val="23"/>
+        </w:rPr>
+        <w:t xml:space="preserve">3.1. </w:t>
+      </w:r>
+      <w:r>
+        <w:rPr>
+          <w:rFonts w:ascii="Times New Roman" w:hAnsi="Times New Roman" w:eastAsia="Times New Roman"/>
+          <w:color w:val="111827"/>
+          <w:sz w:val="23"/>
+        </w:rPr>
+        <w:t>Bên B nạp toàn bộ số Mock USDC của Hợp đồng vào Smart Contract Escrow. Tiền không được chuyển trực tiếp toàn bộ cho Bên A tại thời điểm nạp quỹ.</w:t>
+      </w:r>
+    </w:p>
+    <w:p>
+      <w:pPr>
+        <w:spacing w:before="0" w:after="80" w:line="300" w:lineRule="auto"/>
+        <w:jc w:val="both"/>
+      </w:pPr>
+      <w:r>
+        <w:rPr>
+          <w:rFonts w:ascii="Times New Roman" w:hAnsi="Times New Roman" w:eastAsia="Times New Roman"/>
+          <w:b/>
+          <w:color w:val="111827"/>
+          <w:sz w:val="23"/>
+        </w:rPr>
+        <w:t xml:space="preserve">3.2. </w:t>
+      </w:r>
+      <w:r>
+        <w:rPr>
+          <w:rFonts w:ascii="Times New Roman" w:hAnsi="Times New Roman" w:eastAsia="Times New Roman"/>
+          <w:color w:val="111827"/>
+          <w:sz w:val="23"/>
+        </w:rPr>
+        <w:t>Tiền được quyết toán theo từng buổi học sau khi có kết quả điểm danh, hết cửa sổ khiếu nại hoặc có quyết định xử lý khiếu nại.</w:t>
+      </w:r>
+    </w:p>
+    <w:p>
+      <w:pPr>
+        <w:pStyle w:val="Heading2"/>
+      </w:pPr>
+      <w:r>
+        <w:t>3.3. Bảng phân chia tiền theo kết quả buổi học</w:t>
+      </w:r>
+    </w:p>
+    <w:tbl>
+      <w:tblPr>
+        <w:tblW w:type="dxa" w:w="9638"/>
+        <w:jc w:val="left"/>
+        <w:tblLayout w:type="fixed"/>
+        <w:tblLook w:firstColumn="1" w:firstRow="1" w:lastColumn="0" w:lastRow="0" w:noHBand="0" w:noVBand="1" w:val="04A0"/>
+        <w:tblInd w:w="100" w:type="dxa"/>
+      </w:tblPr>
+      <w:tblGrid>
+        <w:gridCol w:w="2000"/>
+        <w:gridCol w:w="2350"/>
+        <w:gridCol w:w="1450"/>
+        <w:gridCol w:w="1450"/>
+        <w:gridCol w:w="2388"/>
+      </w:tblGrid>
+      <w:tr>
+        <w:trPr>
+          <w:tblHeader w:val="true"/>
+        </w:trPr>
+        <w:tc>
+          <w:tcPr>
+            <w:tcW w:type="dxa" w:w="2000"/>
+            <w:vAlign w:val="center"/>
+            <w:tcMar>
+              <w:top w:w="90" w:type="dxa"/>
+              <w:start w:w="110" w:type="dxa"/>
+              <w:bottom w:w="90" w:type="dxa"/>
+              <w:end w:w="110" w:type="dxa"/>
+            </w:tcMar>
+            <w:tcBorders>
+              <w:top w:val="single" w:sz="4" w:color="D7DEE8"/>
+              <w:start w:val="single" w:sz="4" w:color="D7DEE8"/>
+              <w:bottom w:val="single" w:sz="4" w:color="D7DEE8"/>
+              <w:end w:val="single" w:sz="4" w:color="D7DEE8"/>
+              <w:insideH w:val="single" w:sz="4" w:color="D7DEE8"/>
+              <w:insideV w:val="single" w:sz="4" w:color="D7DEE8"/>
+            </w:tcBorders>
+            <w:shd w:fill="E8EEF5"/>
+          </w:tcPr>
+          <w:p>
+            <w:pPr>
+              <w:spacing w:before="0" w:after="0" w:line="264" w:lineRule="auto"/>
+              <w:jc w:val="left"/>
+            </w:pPr>
+            <w:r>
+              <w:rPr>
+                <w:rFonts w:ascii="Times New Roman" w:hAnsi="Times New Roman" w:eastAsia="Times New Roman"/>
+                <w:b/>
+                <w:color w:val="17365D"/>
+                <w:sz w:val="18"/>
+              </w:rPr>
+              <w:t>Trường hợp</w:t>
+            </w:r>
+          </w:p>
+        </w:tc>
+        <w:tc>
+          <w:tcPr>
+            <w:tcW w:type="dxa" w:w="2350"/>
+            <w:vAlign w:val="center"/>
+            <w:tcMar>
+              <w:top w:w="90" w:type="dxa"/>
+              <w:start w:w="110" w:type="dxa"/>
+              <w:bottom w:w="90" w:type="dxa"/>
+              <w:end w:w="110" w:type="dxa"/>
+            </w:tcMar>
+            <w:tcBorders>
+              <w:top w:val="single" w:sz="4" w:color="D7DEE8"/>
+              <w:start w:val="single" w:sz="4" w:color="D7DEE8"/>
+              <w:bottom w:val="single" w:sz="4" w:color="D7DEE8"/>
+              <w:end w:val="single" w:sz="4" w:color="D7DEE8"/>
+              <w:insideH w:val="single" w:sz="4" w:color="D7DEE8"/>
+              <w:insideV w:val="single" w:sz="4" w:color="D7DEE8"/>
+            </w:tcBorders>
+            <w:shd w:fill="E8EEF5"/>
+          </w:tcPr>
+          <w:p>
+            <w:pPr>
+              <w:spacing w:before="0" w:after="0" w:line="264" w:lineRule="auto"/>
+              <w:jc w:val="left"/>
+            </w:pPr>
+            <w:r>
+              <w:rPr>
+                <w:rFonts w:ascii="Times New Roman" w:hAnsi="Times New Roman" w:eastAsia="Times New Roman"/>
+                <w:b/>
+                <w:color w:val="17365D"/>
+                <w:sz w:val="18"/>
+              </w:rPr>
+              <w:t>Kết quả điểm danh</w:t>
+            </w:r>
+          </w:p>
+        </w:tc>
+        <w:tc>
+          <w:tcPr>
+            <w:tcW w:type="dxa" w:w="1450"/>
+            <w:vAlign w:val="center"/>
+            <w:tcMar>
+              <w:top w:w="90" w:type="dxa"/>
+              <w:start w:w="110" w:type="dxa"/>
+              <w:bottom w:w="90" w:type="dxa"/>
+              <w:end w:w="110" w:type="dxa"/>
+            </w:tcMar>
+            <w:tcBorders>
+              <w:top w:val="single" w:sz="4" w:color="D7DEE8"/>
+              <w:start w:val="single" w:sz="4" w:color="D7DEE8"/>
+              <w:bottom w:val="single" w:sz="4" w:color="D7DEE8"/>
+              <w:end w:val="single" w:sz="4" w:color="D7DEE8"/>
+              <w:insideH w:val="single" w:sz="4" w:color="D7DEE8"/>
+              <w:insideV w:val="single" w:sz="4" w:color="D7DEE8"/>
+            </w:tcBorders>
+            <w:shd w:fill="E8EEF5"/>
+          </w:tcPr>
+          <w:p>
+            <w:pPr>
+              <w:spacing w:before="0" w:after="0" w:line="264" w:lineRule="auto"/>
+              <w:jc w:val="left"/>
+            </w:pPr>
+            <w:r>
+              <w:rPr>
+                <w:rFonts w:ascii="Times New Roman" w:hAnsi="Times New Roman" w:eastAsia="Times New Roman"/>
+                <w:b/>
+                <w:color w:val="17365D"/>
+                <w:sz w:val="18"/>
+              </w:rPr>
+              <w:t>Gia sư</w:t>
+            </w:r>
+          </w:p>
+        </w:tc>
+        <w:tc>
+          <w:tcPr>
+            <w:tcW w:type="dxa" w:w="1450"/>
+            <w:vAlign w:val="center"/>
+            <w:tcMar>
+              <w:top w:w="90" w:type="dxa"/>
+              <w:start w:w="110" w:type="dxa"/>
+              <w:bottom w:w="90" w:type="dxa"/>
+              <w:end w:w="110" w:type="dxa"/>
+            </w:tcMar>
+            <w:tcBorders>
+              <w:top w:val="single" w:sz="4" w:color="D7DEE8"/>
+              <w:start w:val="single" w:sz="4" w:color="D7DEE8"/>
+              <w:bottom w:val="single" w:sz="4" w:color="D7DEE8"/>
+              <w:end w:val="single" w:sz="4" w:color="D7DEE8"/>
+              <w:insideH w:val="single" w:sz="4" w:color="D7DEE8"/>
+              <w:insideV w:val="single" w:sz="4" w:color="D7DEE8"/>
+            </w:tcBorders>
+            <w:shd w:fill="E8EEF5"/>
+          </w:tcPr>
+          <w:p>
+            <w:pPr>
+              <w:spacing w:before="0" w:after="0" w:line="264" w:lineRule="auto"/>
+              <w:jc w:val="left"/>
+            </w:pPr>
+            <w:r>
+              <w:rPr>
+                <w:rFonts w:ascii="Times New Roman" w:hAnsi="Times New Roman" w:eastAsia="Times New Roman"/>
+                <w:b/>
+                <w:color w:val="17365D"/>
+                <w:sz w:val="18"/>
+              </w:rPr>
+              <w:t>Nền tảng</w:t>
+            </w:r>
+          </w:p>
+        </w:tc>
+        <w:tc>
+          <w:tcPr>
+            <w:tcW w:type="dxa" w:w="2388"/>
+            <w:vAlign w:val="center"/>
+            <w:tcMar>
+              <w:top w:w="90" w:type="dxa"/>
+              <w:start w:w="110" w:type="dxa"/>
+              <w:bottom w:w="90" w:type="dxa"/>
+              <w:end w:w="110" w:type="dxa"/>
+            </w:tcMar>
+            <w:tcBorders>
+              <w:top w:val="single" w:sz="4" w:color="D7DEE8"/>
+              <w:start w:val="single" w:sz="4" w:color="D7DEE8"/>
+              <w:bottom w:val="single" w:sz="4" w:color="D7DEE8"/>
+              <w:end w:val="single" w:sz="4" w:color="D7DEE8"/>
+              <w:insideH w:val="single" w:sz="4" w:color="D7DEE8"/>
+              <w:insideV w:val="single" w:sz="4" w:color="D7DEE8"/>
+            </w:tcBorders>
+            <w:shd w:fill="E8EEF5"/>
+          </w:tcPr>
+          <w:p>
+            <w:pPr>
+              <w:spacing w:before="0" w:after="0" w:line="264" w:lineRule="auto"/>
+              <w:jc w:val="left"/>
+            </w:pPr>
+            <w:r>
+              <w:rPr>
+                <w:rFonts w:ascii="Times New Roman" w:hAnsi="Times New Roman" w:eastAsia="Times New Roman"/>
+                <w:b/>
+                <w:color w:val="17365D"/>
+                <w:sz w:val="18"/>
+              </w:rPr>
+              <w:t>Hoàn học viên</w:t>
+            </w:r>
+          </w:p>
+        </w:tc>
+      </w:tr>
+      <w:tr>
+        <w:tc>
+          <w:tcPr>
+            <w:tcW w:type="dxa" w:w="2000"/>
+            <w:vAlign w:val="center"/>
+            <w:tcMar>
+              <w:top w:w="90" w:type="dxa"/>
+              <w:start w:w="110" w:type="dxa"/>
+              <w:bottom w:w="90" w:type="dxa"/>
+              <w:end w:w="110" w:type="dxa"/>
+            </w:tcMar>
+            <w:tcBorders>
+              <w:top w:val="single" w:sz="4" w:color="D7DEE8"/>
+              <w:start w:val="single" w:sz="4" w:color="D7DEE8"/>
+              <w:bottom w:val="single" w:sz="4" w:color="D7DEE8"/>
+              <w:end w:val="single" w:sz="4" w:color="D7DEE8"/>
+              <w:insideH w:val="single" w:sz="4" w:color="D7DEE8"/>
+              <w:insideV w:val="single" w:sz="4" w:color="D7DEE8"/>
+            </w:tcBorders>
+          </w:tcPr>
+          <w:p>
+            <w:pPr>
+              <w:spacing w:before="0" w:after="0" w:line="264" w:lineRule="auto"/>
+              <w:jc w:val="left"/>
+            </w:pPr>
+            <w:r>
+              <w:rPr>
+                <w:rFonts w:ascii="Times New Roman" w:hAnsi="Times New Roman" w:eastAsia="Times New Roman"/>
+                <w:color w:val="111827"/>
+                <w:sz w:val="19"/>
+              </w:rPr>
+              <w:t>Cả hai có mặt</w:t>
+            </w:r>
+          </w:p>
+        </w:tc>
+        <w:tc>
+          <w:tcPr>
+            <w:tcW w:type="dxa" w:w="2350"/>
+            <w:vAlign w:val="center"/>
+            <w:tcMar>
+              <w:top w:w="90" w:type="dxa"/>
+              <w:start w:w="110" w:type="dxa"/>
+              <w:bottom w:w="90" w:type="dxa"/>
+              <w:end w:w="110" w:type="dxa"/>
+            </w:tcMar>
+            <w:tcBorders>
+              <w:top w:val="single" w:sz="4" w:color="D7DEE8"/>
+              <w:start w:val="single" w:sz="4" w:color="D7DEE8"/>
+              <w:bottom w:val="single" w:sz="4" w:color="D7DEE8"/>
+              <w:end w:val="single" w:sz="4" w:color="D7DEE8"/>
+              <w:insideH w:val="single" w:sz="4" w:color="D7DEE8"/>
+              <w:insideV w:val="single" w:sz="4" w:color="D7DEE8"/>
+            </w:tcBorders>
+          </w:tcPr>
+          <w:p>
+            <w:pPr>
+              <w:spacing w:before="0" w:after="0" w:line="264" w:lineRule="auto"/>
+              <w:jc w:val="left"/>
+            </w:pPr>
+            <w:r>
+              <w:rPr>
+                <w:rFonts w:ascii="Times New Roman" w:hAnsi="Times New Roman" w:eastAsia="Times New Roman"/>
+                <w:color w:val="111827"/>
+                <w:sz w:val="19"/>
+              </w:rPr>
+              <w:t>BOTH_PRESENT</w:t>
+            </w:r>
+          </w:p>
+        </w:tc>
+        <w:tc>
+          <w:tcPr>
+            <w:tcW w:type="dxa" w:w="1450"/>
+            <w:vAlign w:val="center"/>
+            <w:tcMar>
+              <w:top w:w="90" w:type="dxa"/>
+              <w:start w:w="110" w:type="dxa"/>
+              <w:bottom w:w="90" w:type="dxa"/>
+              <w:end w:w="110" w:type="dxa"/>
+            </w:tcMar>
+            <w:tcBorders>
+              <w:top w:val="single" w:sz="4" w:color="D7DEE8"/>
+              <w:start w:val="single" w:sz="4" w:color="D7DEE8"/>
+              <w:bottom w:val="single" w:sz="4" w:color="D7DEE8"/>
+              <w:end w:val="single" w:sz="4" w:color="D7DEE8"/>
+              <w:insideH w:val="single" w:sz="4" w:color="D7DEE8"/>
+              <w:insideV w:val="single" w:sz="4" w:color="D7DEE8"/>
+            </w:tcBorders>
+          </w:tcPr>
+          <w:p>
+            <w:pPr>
+              <w:spacing w:before="0" w:after="0" w:line="264" w:lineRule="auto"/>
+              <w:jc w:val="left"/>
+            </w:pPr>
+            <w:r>
+              <w:rPr>
+                <w:rFonts w:ascii="Times New Roman" w:hAnsi="Times New Roman" w:eastAsia="Times New Roman"/>
+                <w:color w:val="111827"/>
+                <w:sz w:val="19"/>
+              </w:rPr>
+              <w:t>85%</w:t>
+              <w:br/>
+              <w:t>8.500 bps</w:t>
+            </w:r>
+          </w:p>
+        </w:tc>
+        <w:tc>
+          <w:tcPr>
+            <w:tcW w:type="dxa" w:w="1450"/>
+            <w:vAlign w:val="center"/>
+            <w:tcMar>
+              <w:top w:w="90" w:type="dxa"/>
+              <w:start w:w="110" w:type="dxa"/>
+              <w:bottom w:w="90" w:type="dxa"/>
+              <w:end w:w="110" w:type="dxa"/>
+            </w:tcMar>
+            <w:tcBorders>
+              <w:top w:val="single" w:sz="4" w:color="D7DEE8"/>
+              <w:start w:val="single" w:sz="4" w:color="D7DEE8"/>
+              <w:bottom w:val="single" w:sz="4" w:color="D7DEE8"/>
+              <w:end w:val="single" w:sz="4" w:color="D7DEE8"/>
+              <w:insideH w:val="single" w:sz="4" w:color="D7DEE8"/>
+              <w:insideV w:val="single" w:sz="4" w:color="D7DEE8"/>
+            </w:tcBorders>
+          </w:tcPr>
+          <w:p>
+            <w:pPr>
+              <w:spacing w:before="0" w:after="0" w:line="264" w:lineRule="auto"/>
+              <w:jc w:val="left"/>
+            </w:pPr>
+            <w:r>
+              <w:rPr>
+                <w:rFonts w:ascii="Times New Roman" w:hAnsi="Times New Roman" w:eastAsia="Times New Roman"/>
+                <w:color w:val="111827"/>
+                <w:sz w:val="19"/>
+              </w:rPr>
+              <w:t>15%</w:t>
+              <w:br/>
+              <w:t>1.500 bps</w:t>
+            </w:r>
+          </w:p>
+        </w:tc>
+        <w:tc>
+          <w:tcPr>
+            <w:tcW w:type="dxa" w:w="2388"/>
+            <w:vAlign w:val="center"/>
+            <w:tcMar>
+              <w:top w:w="90" w:type="dxa"/>
+              <w:start w:w="110" w:type="dxa"/>
+              <w:bottom w:w="90" w:type="dxa"/>
+              <w:end w:w="110" w:type="dxa"/>
+            </w:tcMar>
+            <w:tcBorders>
+              <w:top w:val="single" w:sz="4" w:color="D7DEE8"/>
+              <w:start w:val="single" w:sz="4" w:color="D7DEE8"/>
+              <w:bottom w:val="single" w:sz="4" w:color="D7DEE8"/>
+              <w:end w:val="single" w:sz="4" w:color="D7DEE8"/>
+              <w:insideH w:val="single" w:sz="4" w:color="D7DEE8"/>
+              <w:insideV w:val="single" w:sz="4" w:color="D7DEE8"/>
+            </w:tcBorders>
+          </w:tcPr>
+          <w:p>
+            <w:pPr>
+              <w:spacing w:before="0" w:after="0" w:line="264" w:lineRule="auto"/>
+              <w:jc w:val="left"/>
+            </w:pPr>
+            <w:r>
+              <w:rPr>
+                <w:rFonts w:ascii="Times New Roman" w:hAnsi="Times New Roman" w:eastAsia="Times New Roman"/>
+                <w:color w:val="111827"/>
+                <w:sz w:val="19"/>
+              </w:rPr>
+              <w:t>0%</w:t>
+            </w:r>
+          </w:p>
+        </w:tc>
+      </w:tr>
+      <w:tr>
+        <w:tc>
+          <w:tcPr>
+            <w:tcW w:type="dxa" w:w="2000"/>
+            <w:vAlign w:val="center"/>
+            <w:tcMar>
+              <w:top w:w="90" w:type="dxa"/>
+              <w:start w:w="110" w:type="dxa"/>
+              <w:bottom w:w="90" w:type="dxa"/>
+              <w:end w:w="110" w:type="dxa"/>
+            </w:tcMar>
+            <w:tcBorders>
+              <w:top w:val="single" w:sz="4" w:color="D7DEE8"/>
+              <w:start w:val="single" w:sz="4" w:color="D7DEE8"/>
+              <w:bottom w:val="single" w:sz="4" w:color="D7DEE8"/>
+              <w:end w:val="single" w:sz="4" w:color="D7DEE8"/>
+              <w:insideH w:val="single" w:sz="4" w:color="D7DEE8"/>
+              <w:insideV w:val="single" w:sz="4" w:color="D7DEE8"/>
+            </w:tcBorders>
+          </w:tcPr>
+          <w:p>
+            <w:pPr>
+              <w:spacing w:before="0" w:after="0" w:line="264" w:lineRule="auto"/>
+              <w:jc w:val="left"/>
+            </w:pPr>
+            <w:r>
+              <w:rPr>
+                <w:rFonts w:ascii="Times New Roman" w:hAnsi="Times New Roman" w:eastAsia="Times New Roman"/>
+                <w:color w:val="111827"/>
+                <w:sz w:val="19"/>
+              </w:rPr>
+              <w:t>Học viên vắng</w:t>
+            </w:r>
+          </w:p>
+        </w:tc>
+        <w:tc>
+          <w:tcPr>
+            <w:tcW w:type="dxa" w:w="2350"/>
+            <w:vAlign w:val="center"/>
+            <w:tcMar>
+              <w:top w:w="90" w:type="dxa"/>
+              <w:start w:w="110" w:type="dxa"/>
+              <w:bottom w:w="90" w:type="dxa"/>
+              <w:end w:w="110" w:type="dxa"/>
+            </w:tcMar>
+            <w:tcBorders>
+              <w:top w:val="single" w:sz="4" w:color="D7DEE8"/>
+              <w:start w:val="single" w:sz="4" w:color="D7DEE8"/>
+              <w:bottom w:val="single" w:sz="4" w:color="D7DEE8"/>
+              <w:end w:val="single" w:sz="4" w:color="D7DEE8"/>
+              <w:insideH w:val="single" w:sz="4" w:color="D7DEE8"/>
+              <w:insideV w:val="single" w:sz="4" w:color="D7DEE8"/>
+            </w:tcBorders>
+          </w:tcPr>
+          <w:p>
+            <w:pPr>
+              <w:spacing w:before="0" w:after="0" w:line="264" w:lineRule="auto"/>
+              <w:jc w:val="left"/>
+            </w:pPr>
+            <w:r>
+              <w:rPr>
+                <w:rFonts w:ascii="Times New Roman" w:hAnsi="Times New Roman" w:eastAsia="Times New Roman"/>
+                <w:color w:val="111827"/>
+                <w:sz w:val="19"/>
+              </w:rPr>
+              <w:t>STUDENT_ABSENT</w:t>
+            </w:r>
+          </w:p>
+        </w:tc>
+        <w:tc>
+          <w:tcPr>
+            <w:tcW w:type="dxa" w:w="1450"/>
+            <w:vAlign w:val="center"/>
+            <w:tcMar>
+              <w:top w:w="90" w:type="dxa"/>
+              <w:start w:w="110" w:type="dxa"/>
+              <w:bottom w:w="90" w:type="dxa"/>
+              <w:end w:w="110" w:type="dxa"/>
+            </w:tcMar>
+            <w:tcBorders>
+              <w:top w:val="single" w:sz="4" w:color="D7DEE8"/>
+              <w:start w:val="single" w:sz="4" w:color="D7DEE8"/>
+              <w:bottom w:val="single" w:sz="4" w:color="D7DEE8"/>
+              <w:end w:val="single" w:sz="4" w:color="D7DEE8"/>
+              <w:insideH w:val="single" w:sz="4" w:color="D7DEE8"/>
+              <w:insideV w:val="single" w:sz="4" w:color="D7DEE8"/>
+            </w:tcBorders>
+          </w:tcPr>
+          <w:p>
+            <w:pPr>
+              <w:spacing w:before="0" w:after="0" w:line="264" w:lineRule="auto"/>
+              <w:jc w:val="left"/>
+            </w:pPr>
+            <w:r>
+              <w:rPr>
+                <w:rFonts w:ascii="Times New Roman" w:hAnsi="Times New Roman" w:eastAsia="Times New Roman"/>
+                <w:color w:val="111827"/>
+                <w:sz w:val="19"/>
+              </w:rPr>
+              <w:t>45%</w:t>
+              <w:br/>
+              <w:t>4.500 bps</w:t>
+            </w:r>
+          </w:p>
+        </w:tc>
+        <w:tc>
+          <w:tcPr>
+            <w:tcW w:type="dxa" w:w="1450"/>
+            <w:vAlign w:val="center"/>
+            <w:tcMar>
+              <w:top w:w="90" w:type="dxa"/>
+              <w:start w:w="110" w:type="dxa"/>
+              <w:bottom w:w="90" w:type="dxa"/>
+              <w:end w:w="110" w:type="dxa"/>
+            </w:tcMar>
+            <w:tcBorders>
+              <w:top w:val="single" w:sz="4" w:color="D7DEE8"/>
+              <w:start w:val="single" w:sz="4" w:color="D7DEE8"/>
+              <w:bottom w:val="single" w:sz="4" w:color="D7DEE8"/>
+              <w:end w:val="single" w:sz="4" w:color="D7DEE8"/>
+              <w:insideH w:val="single" w:sz="4" w:color="D7DEE8"/>
+              <w:insideV w:val="single" w:sz="4" w:color="D7DEE8"/>
+            </w:tcBorders>
+          </w:tcPr>
+          <w:p>
+            <w:pPr>
+              <w:spacing w:before="0" w:after="0" w:line="264" w:lineRule="auto"/>
+              <w:jc w:val="left"/>
+            </w:pPr>
+            <w:r>
+              <w:rPr>
+                <w:rFonts w:ascii="Times New Roman" w:hAnsi="Times New Roman" w:eastAsia="Times New Roman"/>
+                <w:color w:val="111827"/>
+                <w:sz w:val="19"/>
+              </w:rPr>
+              <w:t>10%</w:t>
+              <w:br/>
+              <w:t>1.000 bps</w:t>
+            </w:r>
+          </w:p>
+        </w:tc>
+        <w:tc>
+          <w:tcPr>
+            <w:tcW w:type="dxa" w:w="2388"/>
+            <w:vAlign w:val="center"/>
+            <w:tcMar>
+              <w:top w:w="90" w:type="dxa"/>
+              <w:start w:w="110" w:type="dxa"/>
+              <w:bottom w:w="90" w:type="dxa"/>
+              <w:end w:w="110" w:type="dxa"/>
+            </w:tcMar>
+            <w:tcBorders>
+              <w:top w:val="single" w:sz="4" w:color="D7DEE8"/>
+              <w:start w:val="single" w:sz="4" w:color="D7DEE8"/>
+              <w:bottom w:val="single" w:sz="4" w:color="D7DEE8"/>
+              <w:end w:val="single" w:sz="4" w:color="D7DEE8"/>
+              <w:insideH w:val="single" w:sz="4" w:color="D7DEE8"/>
+              <w:insideV w:val="single" w:sz="4" w:color="D7DEE8"/>
+            </w:tcBorders>
+          </w:tcPr>
+          <w:p>
+            <w:pPr>
+              <w:spacing w:before="0" w:after="0" w:line="264" w:lineRule="auto"/>
+              <w:jc w:val="left"/>
+            </w:pPr>
+            <w:r>
+              <w:rPr>
+                <w:rFonts w:ascii="Times New Roman" w:hAnsi="Times New Roman" w:eastAsia="Times New Roman"/>
+                <w:color w:val="111827"/>
+                <w:sz w:val="19"/>
+              </w:rPr>
+              <w:t>45%</w:t>
+              <w:br/>
+              <w:t>4.500 bps</w:t>
+            </w:r>
+          </w:p>
+        </w:tc>
+      </w:tr>
+      <w:tr>
+        <w:tc>
+          <w:tcPr>
+            <w:tcW w:type="dxa" w:w="2000"/>
+            <w:vAlign w:val="center"/>
+            <w:tcMar>
+              <w:top w:w="90" w:type="dxa"/>
+              <w:start w:w="110" w:type="dxa"/>
+              <w:bottom w:w="90" w:type="dxa"/>
+              <w:end w:w="110" w:type="dxa"/>
+            </w:tcMar>
+            <w:tcBorders>
+              <w:top w:val="single" w:sz="4" w:color="D7DEE8"/>
+              <w:start w:val="single" w:sz="4" w:color="D7DEE8"/>
+              <w:bottom w:val="single" w:sz="4" w:color="D7DEE8"/>
+              <w:end w:val="single" w:sz="4" w:color="D7DEE8"/>
+              <w:insideH w:val="single" w:sz="4" w:color="D7DEE8"/>
+              <w:insideV w:val="single" w:sz="4" w:color="D7DEE8"/>
+            </w:tcBorders>
+          </w:tcPr>
+          <w:p>
+            <w:pPr>
+              <w:spacing w:before="0" w:after="0" w:line="264" w:lineRule="auto"/>
+              <w:jc w:val="left"/>
+            </w:pPr>
+            <w:r>
+              <w:rPr>
+                <w:rFonts w:ascii="Times New Roman" w:hAnsi="Times New Roman" w:eastAsia="Times New Roman"/>
+                <w:color w:val="111827"/>
+                <w:sz w:val="19"/>
+              </w:rPr>
+              <w:t>Gia sư vắng</w:t>
+            </w:r>
+          </w:p>
+        </w:tc>
+        <w:tc>
+          <w:tcPr>
+            <w:tcW w:type="dxa" w:w="2350"/>
+            <w:vAlign w:val="center"/>
+            <w:tcMar>
+              <w:top w:w="90" w:type="dxa"/>
+              <w:start w:w="110" w:type="dxa"/>
+              <w:bottom w:w="90" w:type="dxa"/>
+              <w:end w:w="110" w:type="dxa"/>
+            </w:tcMar>
+            <w:tcBorders>
+              <w:top w:val="single" w:sz="4" w:color="D7DEE8"/>
+              <w:start w:val="single" w:sz="4" w:color="D7DEE8"/>
+              <w:bottom w:val="single" w:sz="4" w:color="D7DEE8"/>
+              <w:end w:val="single" w:sz="4" w:color="D7DEE8"/>
+              <w:insideH w:val="single" w:sz="4" w:color="D7DEE8"/>
+              <w:insideV w:val="single" w:sz="4" w:color="D7DEE8"/>
+            </w:tcBorders>
+          </w:tcPr>
+          <w:p>
+            <w:pPr>
+              <w:spacing w:before="0" w:after="0" w:line="264" w:lineRule="auto"/>
+              <w:jc w:val="left"/>
+            </w:pPr>
+            <w:r>
+              <w:rPr>
+                <w:rFonts w:ascii="Times New Roman" w:hAnsi="Times New Roman" w:eastAsia="Times New Roman"/>
+                <w:color w:val="111827"/>
+                <w:sz w:val="19"/>
+              </w:rPr>
+              <w:t>TUTOR_ABSENT</w:t>
+            </w:r>
+          </w:p>
+        </w:tc>
+        <w:tc>
+          <w:tcPr>
+            <w:tcW w:type="dxa" w:w="1450"/>
+            <w:vAlign w:val="center"/>
+            <w:tcMar>
+              <w:top w:w="90" w:type="dxa"/>
+              <w:start w:w="110" w:type="dxa"/>
+              <w:bottom w:w="90" w:type="dxa"/>
+              <w:end w:w="110" w:type="dxa"/>
+            </w:tcMar>
+            <w:tcBorders>
+              <w:top w:val="single" w:sz="4" w:color="D7DEE8"/>
+              <w:start w:val="single" w:sz="4" w:color="D7DEE8"/>
+              <w:bottom w:val="single" w:sz="4" w:color="D7DEE8"/>
+              <w:end w:val="single" w:sz="4" w:color="D7DEE8"/>
+              <w:insideH w:val="single" w:sz="4" w:color="D7DEE8"/>
+              <w:insideV w:val="single" w:sz="4" w:color="D7DEE8"/>
+            </w:tcBorders>
+          </w:tcPr>
+          <w:p>
+            <w:pPr>
+              <w:spacing w:before="0" w:after="0" w:line="264" w:lineRule="auto"/>
+              <w:jc w:val="left"/>
+            </w:pPr>
+            <w:r>
+              <w:rPr>
+                <w:rFonts w:ascii="Times New Roman" w:hAnsi="Times New Roman" w:eastAsia="Times New Roman"/>
+                <w:color w:val="111827"/>
+                <w:sz w:val="19"/>
+              </w:rPr>
+              <w:t>0%</w:t>
+            </w:r>
+          </w:p>
+        </w:tc>
+        <w:tc>
+          <w:tcPr>
+            <w:tcW w:type="dxa" w:w="1450"/>
+            <w:vAlign w:val="center"/>
+            <w:tcMar>
+              <w:top w:w="90" w:type="dxa"/>
+              <w:start w:w="110" w:type="dxa"/>
+              <w:bottom w:w="90" w:type="dxa"/>
+              <w:end w:w="110" w:type="dxa"/>
+            </w:tcMar>
+            <w:tcBorders>
+              <w:top w:val="single" w:sz="4" w:color="D7DEE8"/>
+              <w:start w:val="single" w:sz="4" w:color="D7DEE8"/>
+              <w:bottom w:val="single" w:sz="4" w:color="D7DEE8"/>
+              <w:end w:val="single" w:sz="4" w:color="D7DEE8"/>
+              <w:insideH w:val="single" w:sz="4" w:color="D7DEE8"/>
+              <w:insideV w:val="single" w:sz="4" w:color="D7DEE8"/>
+            </w:tcBorders>
+          </w:tcPr>
+          <w:p>
+            <w:pPr>
+              <w:spacing w:before="0" w:after="0" w:line="264" w:lineRule="auto"/>
+              <w:jc w:val="left"/>
+            </w:pPr>
+            <w:r>
+              <w:rPr>
+                <w:rFonts w:ascii="Times New Roman" w:hAnsi="Times New Roman" w:eastAsia="Times New Roman"/>
+                <w:color w:val="111827"/>
+                <w:sz w:val="19"/>
+              </w:rPr>
+              <w:t>0%</w:t>
+            </w:r>
+          </w:p>
+        </w:tc>
+        <w:tc>
+          <w:tcPr>
+            <w:tcW w:type="dxa" w:w="2388"/>
+            <w:vAlign w:val="center"/>
+            <w:tcMar>
+              <w:top w:w="90" w:type="dxa"/>
+              <w:start w:w="110" w:type="dxa"/>
+              <w:bottom w:w="90" w:type="dxa"/>
+              <w:end w:w="110" w:type="dxa"/>
+            </w:tcMar>
+            <w:tcBorders>
+              <w:top w:val="single" w:sz="4" w:color="D7DEE8"/>
+              <w:start w:val="single" w:sz="4" w:color="D7DEE8"/>
+              <w:bottom w:val="single" w:sz="4" w:color="D7DEE8"/>
+              <w:end w:val="single" w:sz="4" w:color="D7DEE8"/>
+              <w:insideH w:val="single" w:sz="4" w:color="D7DEE8"/>
+              <w:insideV w:val="single" w:sz="4" w:color="D7DEE8"/>
+            </w:tcBorders>
+          </w:tcPr>
+          <w:p>
+            <w:pPr>
+              <w:spacing w:before="0" w:after="0" w:line="264" w:lineRule="auto"/>
+              <w:jc w:val="left"/>
+            </w:pPr>
+            <w:r>
+              <w:rPr>
+                <w:rFonts w:ascii="Times New Roman" w:hAnsi="Times New Roman" w:eastAsia="Times New Roman"/>
+                <w:color w:val="111827"/>
+                <w:sz w:val="19"/>
+              </w:rPr>
+              <w:t>100%</w:t>
+              <w:br/>
+              <w:t>10.000 bps</w:t>
+            </w:r>
+          </w:p>
+        </w:tc>
+      </w:tr>
+      <w:tr>
+        <w:tc>
+          <w:tcPr>
+            <w:tcW w:type="dxa" w:w="2000"/>
+            <w:vAlign w:val="center"/>
+            <w:tcMar>
+              <w:top w:w="90" w:type="dxa"/>
+              <w:start w:w="110" w:type="dxa"/>
+              <w:bottom w:w="90" w:type="dxa"/>
+              <w:end w:w="110" w:type="dxa"/>
+            </w:tcMar>
+            <w:tcBorders>
+              <w:top w:val="single" w:sz="4" w:color="D7DEE8"/>
+              <w:start w:val="single" w:sz="4" w:color="D7DEE8"/>
+              <w:bottom w:val="single" w:sz="4" w:color="D7DEE8"/>
+              <w:end w:val="single" w:sz="4" w:color="D7DEE8"/>
+              <w:insideH w:val="single" w:sz="4" w:color="D7DEE8"/>
+              <w:insideV w:val="single" w:sz="4" w:color="D7DEE8"/>
+            </w:tcBorders>
+          </w:tcPr>
+          <w:p>
+            <w:pPr>
+              <w:spacing w:before="0" w:after="0" w:line="264" w:lineRule="auto"/>
+              <w:jc w:val="left"/>
+            </w:pPr>
+            <w:r>
+              <w:rPr>
+                <w:rFonts w:ascii="Times New Roman" w:hAnsi="Times New Roman" w:eastAsia="Times New Roman"/>
+                <w:color w:val="111827"/>
+                <w:sz w:val="19"/>
+              </w:rPr>
+              <w:t>Khiếu nại được chấp nhận</w:t>
+            </w:r>
+          </w:p>
+        </w:tc>
+        <w:tc>
+          <w:tcPr>
+            <w:tcW w:type="dxa" w:w="2350"/>
+            <w:vAlign w:val="center"/>
+            <w:tcMar>
+              <w:top w:w="90" w:type="dxa"/>
+              <w:start w:w="110" w:type="dxa"/>
+              <w:bottom w:w="90" w:type="dxa"/>
+              <w:end w:w="110" w:type="dxa"/>
+            </w:tcMar>
+            <w:tcBorders>
+              <w:top w:val="single" w:sz="4" w:color="D7DEE8"/>
+              <w:start w:val="single" w:sz="4" w:color="D7DEE8"/>
+              <w:bottom w:val="single" w:sz="4" w:color="D7DEE8"/>
+              <w:end w:val="single" w:sz="4" w:color="D7DEE8"/>
+              <w:insideH w:val="single" w:sz="4" w:color="D7DEE8"/>
+              <w:insideV w:val="single" w:sz="4" w:color="D7DEE8"/>
+            </w:tcBorders>
+          </w:tcPr>
+          <w:p>
+            <w:pPr>
+              <w:spacing w:before="0" w:after="0" w:line="264" w:lineRule="auto"/>
+              <w:jc w:val="left"/>
+            </w:pPr>
+            <w:r>
+              <w:rPr>
+                <w:rFonts w:ascii="Times New Roman" w:hAnsi="Times New Roman" w:eastAsia="Times New Roman"/>
+                <w:color w:val="111827"/>
+                <w:sz w:val="19"/>
+              </w:rPr>
+              <w:t>DISPUTE_REFUND</w:t>
+            </w:r>
+          </w:p>
+        </w:tc>
+        <w:tc>
+          <w:tcPr>
+            <w:tcW w:type="dxa" w:w="1450"/>
+            <w:vAlign w:val="center"/>
+            <w:tcMar>
+              <w:top w:w="90" w:type="dxa"/>
+              <w:start w:w="110" w:type="dxa"/>
+              <w:bottom w:w="90" w:type="dxa"/>
+              <w:end w:w="110" w:type="dxa"/>
+            </w:tcMar>
+            <w:tcBorders>
+              <w:top w:val="single" w:sz="4" w:color="D7DEE8"/>
+              <w:start w:val="single" w:sz="4" w:color="D7DEE8"/>
+              <w:bottom w:val="single" w:sz="4" w:color="D7DEE8"/>
+              <w:end w:val="single" w:sz="4" w:color="D7DEE8"/>
+              <w:insideH w:val="single" w:sz="4" w:color="D7DEE8"/>
+              <w:insideV w:val="single" w:sz="4" w:color="D7DEE8"/>
+            </w:tcBorders>
+          </w:tcPr>
+          <w:p>
+            <w:pPr>
+              <w:spacing w:before="0" w:after="0" w:line="264" w:lineRule="auto"/>
+              <w:jc w:val="left"/>
+            </w:pPr>
+            <w:r>
+              <w:rPr>
+                <w:rFonts w:ascii="Times New Roman" w:hAnsi="Times New Roman" w:eastAsia="Times New Roman"/>
+                <w:color w:val="111827"/>
+                <w:sz w:val="19"/>
+              </w:rPr>
+              <w:t>0%</w:t>
+            </w:r>
+          </w:p>
+        </w:tc>
+        <w:tc>
+          <w:tcPr>
+            <w:tcW w:type="dxa" w:w="1450"/>
+            <w:vAlign w:val="center"/>
+            <w:tcMar>
+              <w:top w:w="90" w:type="dxa"/>
+              <w:start w:w="110" w:type="dxa"/>
+              <w:bottom w:w="90" w:type="dxa"/>
+              <w:end w:w="110" w:type="dxa"/>
+            </w:tcMar>
+            <w:tcBorders>
+              <w:top w:val="single" w:sz="4" w:color="D7DEE8"/>
+              <w:start w:val="single" w:sz="4" w:color="D7DEE8"/>
+              <w:bottom w:val="single" w:sz="4" w:color="D7DEE8"/>
+              <w:end w:val="single" w:sz="4" w:color="D7DEE8"/>
+              <w:insideH w:val="single" w:sz="4" w:color="D7DEE8"/>
+              <w:insideV w:val="single" w:sz="4" w:color="D7DEE8"/>
+            </w:tcBorders>
+          </w:tcPr>
+          <w:p>
+            <w:pPr>
+              <w:spacing w:before="0" w:after="0" w:line="264" w:lineRule="auto"/>
+              <w:jc w:val="left"/>
+            </w:pPr>
+            <w:r>
+              <w:rPr>
+                <w:rFonts w:ascii="Times New Roman" w:hAnsi="Times New Roman" w:eastAsia="Times New Roman"/>
+                <w:color w:val="111827"/>
+                <w:sz w:val="19"/>
+              </w:rPr>
+              <w:t>0%</w:t>
+            </w:r>
+          </w:p>
+        </w:tc>
+        <w:tc>
+          <w:tcPr>
+            <w:tcW w:type="dxa" w:w="2388"/>
+            <w:vAlign w:val="center"/>
+            <w:tcMar>
+              <w:top w:w="90" w:type="dxa"/>
+              <w:start w:w="110" w:type="dxa"/>
+              <w:bottom w:w="90" w:type="dxa"/>
+              <w:end w:w="110" w:type="dxa"/>
+            </w:tcMar>
+            <w:tcBorders>
+              <w:top w:val="single" w:sz="4" w:color="D7DEE8"/>
+              <w:start w:val="single" w:sz="4" w:color="D7DEE8"/>
+              <w:bottom w:val="single" w:sz="4" w:color="D7DEE8"/>
+              <w:end w:val="single" w:sz="4" w:color="D7DEE8"/>
+              <w:insideH w:val="single" w:sz="4" w:color="D7DEE8"/>
+              <w:insideV w:val="single" w:sz="4" w:color="D7DEE8"/>
+            </w:tcBorders>
+          </w:tcPr>
+          <w:p>
+            <w:pPr>
+              <w:spacing w:before="0" w:after="0" w:line="264" w:lineRule="auto"/>
+              <w:jc w:val="left"/>
+            </w:pPr>
+            <w:r>
+              <w:rPr>
+                <w:rFonts w:ascii="Times New Roman" w:hAnsi="Times New Roman" w:eastAsia="Times New Roman"/>
+                <w:color w:val="111827"/>
+                <w:sz w:val="19"/>
+              </w:rPr>
+              <w:t>100%</w:t>
+              <w:br/>
+              <w:t>10.000 bps</w:t>
+            </w:r>
+          </w:p>
+        </w:tc>
+      </w:tr>
+    </w:tbl>
+    <w:p>
+      <w:pPr>
+        <w:pStyle w:val="Heading1"/>
+      </w:pPr>
+      <w:r>
+        <w:t>ĐIỀU 4. THỜI HẠN NẠP QUỸ, KÍCH HOẠT VÀ HẾT HẠN</w:t>
+      </w:r>
+    </w:p>
+    <w:p>
+      <w:pPr>
+        <w:spacing w:before="0" w:after="80" w:line="300" w:lineRule="auto"/>
+        <w:jc w:val="both"/>
+      </w:pPr>
+      <w:r>
+        <w:rPr>
+          <w:rFonts w:ascii="Times New Roman" w:hAnsi="Times New Roman" w:eastAsia="Times New Roman"/>
+          <w:b/>
+          <w:color w:val="111827"/>
+          <w:sz w:val="23"/>
+        </w:rPr>
+        <w:t xml:space="preserve">4.1. </w:t>
+      </w:r>
+      <w:r>
+        <w:rPr>
+          <w:rFonts w:ascii="Times New Roman" w:hAnsi="Times New Roman" w:eastAsia="Times New Roman"/>
+          <w:color w:val="111827"/>
+          <w:sz w:val="23"/>
+        </w:rPr>
+        <w:t xml:space="preserve">Sau khi yêu cầu tham gia được Bên A chấp thuận và agreement được đăng ký, Hợp đồng chuyển sang trạng thái </w:t>
+      </w:r>
+      <w:r>
+        <w:rPr>
+          <w:rFonts w:ascii="Times New Roman" w:hAnsi="Times New Roman" w:eastAsia="Times New Roman"/>
+          <w:b/>
+          <w:color w:val="111827"/>
+          <w:sz w:val="23"/>
+        </w:rPr>
+        <w:t>WAITING_PAYMENT</w:t>
+      </w:r>
+      <w:r>
+        <w:rPr>
+          <w:rFonts w:ascii="Times New Roman" w:hAnsi="Times New Roman" w:eastAsia="Times New Roman"/>
+          <w:color w:val="111827"/>
+          <w:sz w:val="23"/>
+        </w:rPr>
+        <w:t>.</w:t>
+      </w:r>
+    </w:p>
+    <w:p>
+      <w:pPr>
+        <w:spacing w:before="0" w:after="80" w:line="300" w:lineRule="auto"/>
+        <w:jc w:val="both"/>
+      </w:pPr>
+      <w:r>
+        <w:rPr>
+          <w:rFonts w:ascii="Times New Roman" w:hAnsi="Times New Roman" w:eastAsia="Times New Roman"/>
+          <w:b/>
+          <w:color w:val="111827"/>
+          <w:sz w:val="23"/>
+        </w:rPr>
+        <w:t xml:space="preserve">4.2. </w:t>
+      </w:r>
+      <w:r>
+        <w:rPr>
+          <w:rFonts w:ascii="Times New Roman" w:hAnsi="Times New Roman" w:eastAsia="Times New Roman"/>
+          <w:color w:val="111827"/>
+          <w:sz w:val="23"/>
+        </w:rPr>
+        <w:t xml:space="preserve">Bên B có 24 giờ (86.400 giây), đến thời điểm </w:t>
+      </w:r>
+      <w:r>
+        <w:rPr>
+          <w:rFonts w:ascii="Times New Roman" w:hAnsi="Times New Roman" w:eastAsia="Times New Roman"/>
+          <w:b/>
+          <w:color w:val="244C7C"/>
+          <w:sz w:val="23"/>
+        </w:rPr>
+        <w:t>{{paymentDeadline}}</w:t>
+      </w:r>
+      <w:r>
+        <w:rPr>
+          <w:rFonts w:ascii="Times New Roman" w:hAnsi="Times New Roman" w:eastAsia="Times New Roman"/>
+          <w:color w:val="111827"/>
+          <w:sz w:val="23"/>
+        </w:rPr>
+        <w:t xml:space="preserve">, để hoàn tất xác nhận điện tử và nạp đủ </w:t>
+      </w:r>
+      <w:r>
+        <w:rPr>
+          <w:rFonts w:ascii="Times New Roman" w:hAnsi="Times New Roman" w:eastAsia="Times New Roman"/>
+          <w:b/>
+          <w:color w:val="244C7C"/>
+          <w:sz w:val="23"/>
+        </w:rPr>
+        <w:t>{{totalAmountUsdc}} Mock USDC</w:t>
+      </w:r>
+      <w:r>
+        <w:rPr>
+          <w:rFonts w:ascii="Times New Roman" w:hAnsi="Times New Roman" w:eastAsia="Times New Roman"/>
+          <w:color w:val="111827"/>
+          <w:sz w:val="23"/>
+        </w:rPr>
+        <w:t>.</w:t>
+      </w:r>
+    </w:p>
+    <w:p>
+      <w:pPr>
+        <w:spacing w:before="0" w:after="80" w:line="300" w:lineRule="auto"/>
+        <w:jc w:val="both"/>
+      </w:pPr>
+      <w:r>
+        <w:rPr>
+          <w:rFonts w:ascii="Times New Roman" w:hAnsi="Times New Roman" w:eastAsia="Times New Roman"/>
+          <w:b/>
+          <w:color w:val="111827"/>
+          <w:sz w:val="23"/>
+        </w:rPr>
+        <w:t xml:space="preserve">4.3. </w:t>
+      </w:r>
+      <w:r>
+        <w:rPr>
+          <w:rFonts w:ascii="Times New Roman" w:hAnsi="Times New Roman" w:eastAsia="Times New Roman"/>
+          <w:color w:val="111827"/>
+          <w:sz w:val="23"/>
+        </w:rPr>
+        <w:t xml:space="preserve">Khi giao dịch nạp quỹ được xác nhận thành công, agreement chuyển sang </w:t>
+      </w:r>
+      <w:r>
+        <w:rPr>
+          <w:rFonts w:ascii="Times New Roman" w:hAnsi="Times New Roman" w:eastAsia="Times New Roman"/>
+          <w:b/>
+          <w:color w:val="0F766E"/>
+          <w:sz w:val="23"/>
+        </w:rPr>
+        <w:t>ACTIVE</w:t>
+      </w:r>
+      <w:r>
+        <w:rPr>
+          <w:rFonts w:ascii="Times New Roman" w:hAnsi="Times New Roman" w:eastAsia="Times New Roman"/>
+          <w:color w:val="111827"/>
+          <w:sz w:val="23"/>
+        </w:rPr>
+        <w:t xml:space="preserve"> và cơ chế quyết toán từng buổi bắt đầu có hiệu lực.</w:t>
+      </w:r>
+    </w:p>
+    <w:p>
+      <w:pPr>
+        <w:spacing w:before="0" w:after="80" w:line="300" w:lineRule="auto"/>
+        <w:jc w:val="both"/>
+      </w:pPr>
+      <w:r>
+        <w:rPr>
+          <w:rFonts w:ascii="Times New Roman" w:hAnsi="Times New Roman" w:eastAsia="Times New Roman"/>
+          <w:b/>
+          <w:color w:val="111827"/>
+          <w:sz w:val="23"/>
+        </w:rPr>
+        <w:t xml:space="preserve">4.4. </w:t>
+      </w:r>
+      <w:r>
+        <w:rPr>
+          <w:rFonts w:ascii="Times New Roman" w:hAnsi="Times New Roman" w:eastAsia="Times New Roman"/>
+          <w:color w:val="111827"/>
+          <w:sz w:val="23"/>
+        </w:rPr>
+        <w:t xml:space="preserve">Nếu hết thời hạn mà Bên B chưa nạp đủ quỹ, agreement chuyển sang </w:t>
+      </w:r>
+      <w:r>
+        <w:rPr>
+          <w:rFonts w:ascii="Times New Roman" w:hAnsi="Times New Roman" w:eastAsia="Times New Roman"/>
+          <w:b/>
+          <w:color w:val="9B1C1C"/>
+          <w:sz w:val="23"/>
+        </w:rPr>
+        <w:t>EXPIRED</w:t>
+      </w:r>
+      <w:r>
+        <w:rPr>
+          <w:rFonts w:ascii="Times New Roman" w:hAnsi="Times New Roman" w:eastAsia="Times New Roman"/>
+          <w:color w:val="111827"/>
+          <w:sz w:val="23"/>
+        </w:rPr>
+        <w:t>; suất đăng ký có thể được giải phóng cho người học tiếp theo theo quy tắc danh sách chờ.</w:t>
+      </w:r>
+    </w:p>
+    <w:p>
+      <w:pPr>
+        <w:pStyle w:val="Heading1"/>
+      </w:pPr>
+      <w:r>
+        <w:t>ĐIỀU 5. ĐIỂM DANH VÀ ĐỀ XUẤT QUYẾT TOÁN BUỔI HỌC</w:t>
+      </w:r>
+    </w:p>
+    <w:p>
+      <w:pPr>
+        <w:spacing w:before="0" w:after="80" w:line="300" w:lineRule="auto"/>
+        <w:jc w:val="both"/>
+      </w:pPr>
+      <w:r>
+        <w:rPr>
+          <w:rFonts w:ascii="Times New Roman" w:hAnsi="Times New Roman" w:eastAsia="Times New Roman"/>
+          <w:b/>
+          <w:color w:val="111827"/>
+          <w:sz w:val="23"/>
+        </w:rPr>
+        <w:t xml:space="preserve">5.1. </w:t>
+      </w:r>
+      <w:r>
+        <w:rPr>
+          <w:rFonts w:ascii="Times New Roman" w:hAnsi="Times New Roman" w:eastAsia="Times New Roman"/>
+          <w:color w:val="111827"/>
+          <w:sz w:val="23"/>
+        </w:rPr>
+        <w:t>Bên A và Bên B thực hiện tự điểm danh độc lập bằng tài khoản của mình cho từng buổi học. Hệ thống lưu riêng thời điểm và chủ thể của mỗi thao tác điểm danh.</w:t>
+      </w:r>
+    </w:p>
+    <w:p>
+      <w:pPr>
+        <w:spacing w:before="0" w:after="80" w:line="300" w:lineRule="auto"/>
+        <w:jc w:val="both"/>
+      </w:pPr>
+      <w:r>
+        <w:rPr>
+          <w:rFonts w:ascii="Times New Roman" w:hAnsi="Times New Roman" w:eastAsia="Times New Roman"/>
+          <w:b/>
+          <w:color w:val="111827"/>
+          <w:sz w:val="23"/>
+        </w:rPr>
+        <w:t xml:space="preserve">5.2. </w:t>
+      </w:r>
+      <w:r>
+        <w:rPr>
+          <w:rFonts w:ascii="Times New Roman" w:hAnsi="Times New Roman" w:eastAsia="Times New Roman"/>
+          <w:color w:val="111827"/>
+          <w:sz w:val="23"/>
+        </w:rPr>
+        <w:t>Hệ thống tổng hợp kết quả: BOTH_PRESENT khi cả hai bên điểm danh; STUDENT_ABSENT khi Gia sư điểm danh nhưng Học viên không điểm danh; TUTOR_ABSENT khi Gia sư không điểm danh theo điều kiện kết thúc buổi học.</w:t>
+      </w:r>
+    </w:p>
+    <w:p>
+      <w:pPr>
+        <w:spacing w:before="0" w:after="80" w:line="300" w:lineRule="auto"/>
+        <w:jc w:val="both"/>
+      </w:pPr>
+      <w:r>
+        <w:rPr>
+          <w:rFonts w:ascii="Times New Roman" w:hAnsi="Times New Roman" w:eastAsia="Times New Roman"/>
+          <w:b/>
+          <w:color w:val="111827"/>
+          <w:sz w:val="23"/>
+        </w:rPr>
+        <w:t xml:space="preserve">5.3. </w:t>
+      </w:r>
+      <w:r>
+        <w:rPr>
+          <w:rFonts w:ascii="Times New Roman" w:hAnsi="Times New Roman" w:eastAsia="Times New Roman"/>
+          <w:color w:val="111827"/>
+          <w:sz w:val="23"/>
+        </w:rPr>
+        <w:t xml:space="preserve">Sau khi kết thúc buổi học và có kết quả tổng hợp, Bên A gửi đề xuất quyết toán. Trạng thái buổi học chuyển sang </w:t>
+      </w:r>
+      <w:r>
+        <w:rPr>
+          <w:rFonts w:ascii="Times New Roman" w:hAnsi="Times New Roman" w:eastAsia="Times New Roman"/>
+          <w:b/>
+          <w:color w:val="111827"/>
+          <w:sz w:val="23"/>
+        </w:rPr>
+        <w:t>PROPOSED</w:t>
+      </w:r>
+      <w:r>
+        <w:rPr>
+          <w:rFonts w:ascii="Times New Roman" w:hAnsi="Times New Roman" w:eastAsia="Times New Roman"/>
+          <w:color w:val="111827"/>
+          <w:sz w:val="23"/>
+        </w:rPr>
+        <w:t xml:space="preserve"> và mở cửa sổ khiếu nại 24 giờ cho Bên B.</w:t>
+      </w:r>
+    </w:p>
+    <w:p>
+      <w:pPr>
+        <w:spacing w:before="0" w:after="80" w:line="300" w:lineRule="auto"/>
+        <w:jc w:val="both"/>
+      </w:pPr>
+      <w:r>
+        <w:rPr>
+          <w:rFonts w:ascii="Times New Roman" w:hAnsi="Times New Roman" w:eastAsia="Times New Roman"/>
+          <w:b/>
+          <w:color w:val="111827"/>
+          <w:sz w:val="23"/>
+        </w:rPr>
+        <w:t xml:space="preserve">5.4. </w:t>
+      </w:r>
+      <w:r>
+        <w:rPr>
+          <w:rFonts w:ascii="Times New Roman" w:hAnsi="Times New Roman" w:eastAsia="Times New Roman"/>
+          <w:color w:val="111827"/>
+          <w:sz w:val="23"/>
+        </w:rPr>
+        <w:t>Nếu không có khiếu nại hợp lệ trong 24 giờ, hệ thống thực hiện lệnh quyết toán theo kết quả tạm thời và tỷ lệ tại Điều 3.3.</w:t>
+      </w:r>
+    </w:p>
+    <w:p>
+      <w:pPr>
+        <w:pStyle w:val="Heading1"/>
+      </w:pPr>
+      <w:r>
+        <w:t>ĐIỀU 6. QUY TẮC VÀ QUY TRÌNH XỬ LÝ KHIẾU NẠI</w:t>
+      </w:r>
+    </w:p>
+    <w:tbl>
+      <w:tblPr>
+        <w:tblW w:type="dxa" w:w="9638"/>
+        <w:jc w:val="left"/>
+        <w:tblLayout w:type="fixed"/>
+        <w:tblLook w:firstColumn="1" w:firstRow="1" w:lastColumn="0" w:lastRow="0" w:noHBand="0" w:noVBand="1" w:val="04A0"/>
+        <w:tblInd w:w="100" w:type="dxa"/>
+      </w:tblPr>
+      <w:tblGrid>
+        <w:gridCol w:w="9638"/>
+      </w:tblGrid>
+      <w:tr>
+        <w:tc>
+          <w:tcPr>
+            <w:tcW w:type="dxa" w:w="9638"/>
+            <w:vAlign w:val="center"/>
+            <w:tcMar>
+              <w:top w:w="90" w:type="dxa"/>
+              <w:start w:w="110" w:type="dxa"/>
+              <w:bottom w:w="90" w:type="dxa"/>
+              <w:end w:w="110" w:type="dxa"/>
+            </w:tcMar>
+            <w:tcBorders>
+              <w:top w:val="single" w:sz="4" w:color="D7DEE8"/>
+              <w:start w:val="single" w:sz="4" w:color="D7DEE8"/>
+              <w:bottom w:val="single" w:sz="4" w:color="D7DEE8"/>
+              <w:end w:val="single" w:sz="4" w:color="D7DEE8"/>
+              <w:insideH w:val="single" w:sz="4" w:color="D7DEE8"/>
+              <w:insideV w:val="single" w:sz="4" w:color="D7DEE8"/>
+            </w:tcBorders>
+            <w:shd w:fill="E8EEF5"/>
+          </w:tcPr>
+          <w:p>
+            <w:pPr>
+              <w:spacing w:before="0" w:after="0" w:line="276" w:lineRule="auto"/>
+              <w:jc w:val="left"/>
+            </w:pPr>
+            <w:r>
+              <w:rPr>
+                <w:rFonts w:ascii="Times New Roman" w:hAnsi="Times New Roman" w:eastAsia="Times New Roman"/>
+                <w:b/>
+                <w:color w:val="17365D"/>
+                <w:sz w:val="21"/>
+              </w:rPr>
+              <w:t xml:space="preserve">CỬA SỔ KHIẾU NẠI: </w:t>
+            </w:r>
+            <w:r>
+              <w:rPr>
+                <w:rFonts w:ascii="Times New Roman" w:hAnsi="Times New Roman" w:eastAsia="Times New Roman"/>
+                <w:color w:val="111827"/>
+                <w:sz w:val="21"/>
+              </w:rPr>
+              <w:t>24 giờ kể từ thời điểm buổi học chuyển sang PROPOSED. Khi khiếu nại hợp lệ được tạo, 100% tiền của buổi học tiếp tục bị khóa cho đến khi có phán quyết.</w:t>
+            </w:r>
+          </w:p>
+        </w:tc>
+      </w:tr>
+    </w:tbl>
+    <w:p>
+      <w:pPr>
+        <w:spacing w:after="0"/>
+      </w:pPr>
+    </w:p>
+    <w:p>
+      <w:pPr>
+        <w:pStyle w:val="Heading2"/>
+      </w:pPr>
+      <w:r>
+        <w:t>6.1. Điều kiện và thời hạn tạo khiếu nại</w:t>
+      </w:r>
+    </w:p>
+    <w:p>
+      <w:pPr>
+        <w:spacing w:before="0" w:after="80" w:line="300" w:lineRule="auto"/>
+        <w:jc w:val="both"/>
+      </w:pPr>
+      <w:r>
+        <w:rPr>
+          <w:rFonts w:ascii="Times New Roman" w:hAnsi="Times New Roman" w:eastAsia="Times New Roman"/>
+          <w:b/>
+          <w:color w:val="111827"/>
+          <w:sz w:val="23"/>
+        </w:rPr>
+        <w:t xml:space="preserve">6.1.1. </w:t>
+      </w:r>
+      <w:r>
+        <w:rPr>
+          <w:rFonts w:ascii="Times New Roman" w:hAnsi="Times New Roman" w:eastAsia="Times New Roman"/>
+          <w:color w:val="111827"/>
+          <w:sz w:val="23"/>
+        </w:rPr>
+        <w:t>Chỉ Bên B thuộc đúng agreement và đúng buổi học được quyền tạo khiếu nại cho buổi học đó.</w:t>
+      </w:r>
+    </w:p>
+    <w:p>
+      <w:pPr>
+        <w:spacing w:before="0" w:after="80" w:line="300" w:lineRule="auto"/>
+        <w:jc w:val="both"/>
+      </w:pPr>
+      <w:r>
+        <w:rPr>
+          <w:rFonts w:ascii="Times New Roman" w:hAnsi="Times New Roman" w:eastAsia="Times New Roman"/>
+          <w:b/>
+          <w:color w:val="111827"/>
+          <w:sz w:val="23"/>
+        </w:rPr>
+        <w:t xml:space="preserve">6.1.2. </w:t>
+      </w:r>
+      <w:r>
+        <w:rPr>
+          <w:rFonts w:ascii="Times New Roman" w:hAnsi="Times New Roman" w:eastAsia="Times New Roman"/>
+          <w:color w:val="111827"/>
+          <w:sz w:val="23"/>
+        </w:rPr>
+        <w:t>Khiếu nại phải được gửi trong vòng chính xác 24 giờ kể từ khi Bên A đề xuất quyết toán. Mỗi agreementId + sessionId chỉ có một hồ sơ khiếu nại đang hiệu lực.</w:t>
+      </w:r>
+    </w:p>
+    <w:p>
+      <w:pPr>
+        <w:spacing w:before="0" w:after="80" w:line="300" w:lineRule="auto"/>
+        <w:jc w:val="both"/>
+      </w:pPr>
+      <w:r>
+        <w:rPr>
+          <w:rFonts w:ascii="Times New Roman" w:hAnsi="Times New Roman" w:eastAsia="Times New Roman"/>
+          <w:b/>
+          <w:color w:val="111827"/>
+          <w:sz w:val="23"/>
+        </w:rPr>
+        <w:t xml:space="preserve">6.1.3. </w:t>
+      </w:r>
+      <w:r>
+        <w:rPr>
+          <w:rFonts w:ascii="Times New Roman" w:hAnsi="Times New Roman" w:eastAsia="Times New Roman"/>
+          <w:color w:val="111827"/>
+          <w:sz w:val="23"/>
+        </w:rPr>
+        <w:t>Khi hết 24 giờ mà không có khiếu nại hợp lệ, buổi học được quyết toán theo Điều 5.4.</w:t>
+      </w:r>
+    </w:p>
+    <w:p>
+      <w:pPr>
+        <w:pStyle w:val="Heading2"/>
+      </w:pPr>
+      <w:r>
+        <w:t>6.2. Các loại khiếu nại được hệ thống chấp nhận</w:t>
+      </w:r>
+    </w:p>
+    <w:tbl>
+      <w:tblPr>
+        <w:tblW w:type="dxa" w:w="9638"/>
+        <w:jc w:val="left"/>
+        <w:tblLayout w:type="fixed"/>
+        <w:tblLook w:firstColumn="1" w:firstRow="1" w:lastColumn="0" w:lastRow="0" w:noHBand="0" w:noVBand="1" w:val="04A0"/>
+        <w:tblInd w:w="100" w:type="dxa"/>
+      </w:tblPr>
+      <w:tblGrid>
+        <w:gridCol w:w="2700"/>
+        <w:gridCol w:w="3800"/>
+        <w:gridCol w:w="3138"/>
+      </w:tblGrid>
+      <w:tr>
+        <w:trPr>
+          <w:tblHeader w:val="true"/>
+        </w:trPr>
+        <w:tc>
+          <w:tcPr>
+            <w:tcW w:type="dxa" w:w="2700"/>
+            <w:vAlign w:val="center"/>
+            <w:tcMar>
+              <w:top w:w="90" w:type="dxa"/>
+              <w:start w:w="110" w:type="dxa"/>
+              <w:bottom w:w="90" w:type="dxa"/>
+              <w:end w:w="110" w:type="dxa"/>
+            </w:tcMar>
+            <w:tcBorders>
+              <w:top w:val="single" w:sz="4" w:color="D7DEE8"/>
+              <w:start w:val="single" w:sz="4" w:color="D7DEE8"/>
+              <w:bottom w:val="single" w:sz="4" w:color="D7DEE8"/>
+              <w:end w:val="single" w:sz="4" w:color="D7DEE8"/>
+              <w:insideH w:val="single" w:sz="4" w:color="D7DEE8"/>
+              <w:insideV w:val="single" w:sz="4" w:color="D7DEE8"/>
+            </w:tcBorders>
+            <w:shd w:fill="E8EEF5"/>
+          </w:tcPr>
+          <w:p>
+            <w:pPr>
+              <w:spacing w:before="0" w:after="0" w:line="264" w:lineRule="auto"/>
+              <w:jc w:val="left"/>
+            </w:pPr>
+            <w:r>
+              <w:rPr>
+                <w:rFonts w:ascii="Times New Roman" w:hAnsi="Times New Roman" w:eastAsia="Times New Roman"/>
+                <w:b/>
+                <w:color w:val="17365D"/>
+                <w:sz w:val="18"/>
+              </w:rPr>
+              <w:t>Mã khiếu nại</w:t>
+            </w:r>
+          </w:p>
+        </w:tc>
+        <w:tc>
+          <w:tcPr>
+            <w:tcW w:type="dxa" w:w="3800"/>
+            <w:vAlign w:val="center"/>
+            <w:tcMar>
+              <w:top w:w="90" w:type="dxa"/>
+              <w:start w:w="110" w:type="dxa"/>
+              <w:bottom w:w="90" w:type="dxa"/>
+              <w:end w:w="110" w:type="dxa"/>
+            </w:tcMar>
+            <w:tcBorders>
+              <w:top w:val="single" w:sz="4" w:color="D7DEE8"/>
+              <w:start w:val="single" w:sz="4" w:color="D7DEE8"/>
+              <w:bottom w:val="single" w:sz="4" w:color="D7DEE8"/>
+              <w:end w:val="single" w:sz="4" w:color="D7DEE8"/>
+              <w:insideH w:val="single" w:sz="4" w:color="D7DEE8"/>
+              <w:insideV w:val="single" w:sz="4" w:color="D7DEE8"/>
+            </w:tcBorders>
+            <w:shd w:fill="E8EEF5"/>
+          </w:tcPr>
+          <w:p>
+            <w:pPr>
+              <w:spacing w:before="0" w:after="0" w:line="264" w:lineRule="auto"/>
+              <w:jc w:val="left"/>
+            </w:pPr>
+            <w:r>
+              <w:rPr>
+                <w:rFonts w:ascii="Times New Roman" w:hAnsi="Times New Roman" w:eastAsia="Times New Roman"/>
+                <w:b/>
+                <w:color w:val="17365D"/>
+                <w:sz w:val="18"/>
+              </w:rPr>
+              <w:t>Tình huống áp dụng</w:t>
+            </w:r>
+          </w:p>
+        </w:tc>
+        <w:tc>
+          <w:tcPr>
+            <w:tcW w:type="dxa" w:w="3138"/>
+            <w:vAlign w:val="center"/>
+            <w:tcMar>
+              <w:top w:w="90" w:type="dxa"/>
+              <w:start w:w="110" w:type="dxa"/>
+              <w:bottom w:w="90" w:type="dxa"/>
+              <w:end w:w="110" w:type="dxa"/>
+            </w:tcMar>
+            <w:tcBorders>
+              <w:top w:val="single" w:sz="4" w:color="D7DEE8"/>
+              <w:start w:val="single" w:sz="4" w:color="D7DEE8"/>
+              <w:bottom w:val="single" w:sz="4" w:color="D7DEE8"/>
+              <w:end w:val="single" w:sz="4" w:color="D7DEE8"/>
+              <w:insideH w:val="single" w:sz="4" w:color="D7DEE8"/>
+              <w:insideV w:val="single" w:sz="4" w:color="D7DEE8"/>
+            </w:tcBorders>
+            <w:shd w:fill="E8EEF5"/>
+          </w:tcPr>
+          <w:p>
+            <w:pPr>
+              <w:spacing w:before="0" w:after="0" w:line="264" w:lineRule="auto"/>
+              <w:jc w:val="left"/>
+            </w:pPr>
+            <w:r>
+              <w:rPr>
+                <w:rFonts w:ascii="Times New Roman" w:hAnsi="Times New Roman" w:eastAsia="Times New Roman"/>
+                <w:b/>
+                <w:color w:val="17365D"/>
+                <w:sz w:val="18"/>
+              </w:rPr>
+              <w:t>Minh chứng tham khảo</w:t>
+            </w:r>
+          </w:p>
+        </w:tc>
+      </w:tr>
+      <w:tr>
+        <w:tc>
+          <w:tcPr>
+            <w:tcW w:type="dxa" w:w="2700"/>
+            <w:vAlign w:val="center"/>
+            <w:tcMar>
+              <w:top w:w="90" w:type="dxa"/>
+              <w:start w:w="110" w:type="dxa"/>
+              <w:bottom w:w="90" w:type="dxa"/>
+              <w:end w:w="110" w:type="dxa"/>
+            </w:tcMar>
+            <w:tcBorders>
+              <w:top w:val="single" w:sz="4" w:color="D7DEE8"/>
+              <w:start w:val="single" w:sz="4" w:color="D7DEE8"/>
+              <w:bottom w:val="single" w:sz="4" w:color="D7DEE8"/>
+              <w:end w:val="single" w:sz="4" w:color="D7DEE8"/>
+              <w:insideH w:val="single" w:sz="4" w:color="D7DEE8"/>
+              <w:insideV w:val="single" w:sz="4" w:color="D7DEE8"/>
+            </w:tcBorders>
+          </w:tcPr>
+          <w:p>
+            <w:pPr>
+              <w:spacing w:before="0" w:after="0" w:line="264" w:lineRule="auto"/>
+              <w:jc w:val="left"/>
+            </w:pPr>
+            <w:r>
+              <w:rPr>
+                <w:rFonts w:ascii="Consolas" w:hAnsi="Consolas" w:eastAsia="Consolas"/>
+                <w:color w:val="111827"/>
+                <w:sz w:val="16"/>
+              </w:rPr>
+              <w:t>TUTOR_FRAUD</w:t>
+            </w:r>
+          </w:p>
+        </w:tc>
+        <w:tc>
+          <w:tcPr>
+            <w:tcW w:type="dxa" w:w="3800"/>
+            <w:vAlign w:val="center"/>
+            <w:tcMar>
+              <w:top w:w="90" w:type="dxa"/>
+              <w:start w:w="110" w:type="dxa"/>
+              <w:bottom w:w="90" w:type="dxa"/>
+              <w:end w:w="110" w:type="dxa"/>
+            </w:tcMar>
+            <w:tcBorders>
+              <w:top w:val="single" w:sz="4" w:color="D7DEE8"/>
+              <w:start w:val="single" w:sz="4" w:color="D7DEE8"/>
+              <w:bottom w:val="single" w:sz="4" w:color="D7DEE8"/>
+              <w:end w:val="single" w:sz="4" w:color="D7DEE8"/>
+              <w:insideH w:val="single" w:sz="4" w:color="D7DEE8"/>
+              <w:insideV w:val="single" w:sz="4" w:color="D7DEE8"/>
+            </w:tcBorders>
+          </w:tcPr>
+          <w:p>
+            <w:pPr>
+              <w:spacing w:before="0" w:after="0" w:line="264" w:lineRule="auto"/>
+              <w:jc w:val="left"/>
+            </w:pPr>
+            <w:r>
+              <w:rPr>
+                <w:rFonts w:ascii="Times New Roman" w:hAnsi="Times New Roman" w:eastAsia="Times New Roman"/>
+                <w:color w:val="111827"/>
+                <w:sz w:val="19"/>
+              </w:rPr>
+              <w:t>Gia sư không tham gia dạy, nghỉ không báo trước, mở phòng học giả hoặc ghi nhận sai việc giảng dạy.</w:t>
+            </w:r>
+          </w:p>
+        </w:tc>
+        <w:tc>
+          <w:tcPr>
+            <w:tcW w:type="dxa" w:w="3138"/>
+            <w:vAlign w:val="center"/>
+            <w:tcMar>
+              <w:top w:w="90" w:type="dxa"/>
+              <w:start w:w="110" w:type="dxa"/>
+              <w:bottom w:w="90" w:type="dxa"/>
+              <w:end w:w="110" w:type="dxa"/>
+            </w:tcMar>
+            <w:tcBorders>
+              <w:top w:val="single" w:sz="4" w:color="D7DEE8"/>
+              <w:start w:val="single" w:sz="4" w:color="D7DEE8"/>
+              <w:bottom w:val="single" w:sz="4" w:color="D7DEE8"/>
+              <w:end w:val="single" w:sz="4" w:color="D7DEE8"/>
+              <w:insideH w:val="single" w:sz="4" w:color="D7DEE8"/>
+              <w:insideV w:val="single" w:sz="4" w:color="D7DEE8"/>
+            </w:tcBorders>
+          </w:tcPr>
+          <w:p>
+            <w:pPr>
+              <w:spacing w:before="0" w:after="0" w:line="264" w:lineRule="auto"/>
+              <w:jc w:val="left"/>
+            </w:pPr>
+            <w:r>
+              <w:rPr>
+                <w:rFonts w:ascii="Times New Roman" w:hAnsi="Times New Roman" w:eastAsia="Times New Roman"/>
+                <w:color w:val="111827"/>
+                <w:sz w:val="19"/>
+              </w:rPr>
+              <w:t>Dữ liệu điểm danh, link/địa chỉ đã chốt, nhật ký kết nối hoặc hiện diện, video nếu có và tin nhắn.</w:t>
+            </w:r>
+          </w:p>
+        </w:tc>
+      </w:tr>
+      <w:tr>
+        <w:tc>
+          <w:tcPr>
+            <w:tcW w:type="dxa" w:w="2700"/>
+            <w:vAlign w:val="center"/>
+            <w:tcMar>
+              <w:top w:w="90" w:type="dxa"/>
+              <w:start w:w="110" w:type="dxa"/>
+              <w:bottom w:w="90" w:type="dxa"/>
+              <w:end w:w="110" w:type="dxa"/>
+            </w:tcMar>
+            <w:tcBorders>
+              <w:top w:val="single" w:sz="4" w:color="D7DEE8"/>
+              <w:start w:val="single" w:sz="4" w:color="D7DEE8"/>
+              <w:bottom w:val="single" w:sz="4" w:color="D7DEE8"/>
+              <w:end w:val="single" w:sz="4" w:color="D7DEE8"/>
+              <w:insideH w:val="single" w:sz="4" w:color="D7DEE8"/>
+              <w:insideV w:val="single" w:sz="4" w:color="D7DEE8"/>
+            </w:tcBorders>
+          </w:tcPr>
+          <w:p>
+            <w:pPr>
+              <w:spacing w:before="0" w:after="0" w:line="264" w:lineRule="auto"/>
+              <w:jc w:val="left"/>
+            </w:pPr>
+            <w:r>
+              <w:rPr>
+                <w:rFonts w:ascii="Consolas" w:hAnsi="Consolas" w:eastAsia="Consolas"/>
+                <w:color w:val="111827"/>
+                <w:sz w:val="16"/>
+              </w:rPr>
+              <w:t>QUALITY_COMPLAINT</w:t>
+            </w:r>
+          </w:p>
+        </w:tc>
+        <w:tc>
+          <w:tcPr>
+            <w:tcW w:type="dxa" w:w="3800"/>
+            <w:vAlign w:val="center"/>
+            <w:tcMar>
+              <w:top w:w="90" w:type="dxa"/>
+              <w:start w:w="110" w:type="dxa"/>
+              <w:bottom w:w="90" w:type="dxa"/>
+              <w:end w:w="110" w:type="dxa"/>
+            </w:tcMar>
+            <w:tcBorders>
+              <w:top w:val="single" w:sz="4" w:color="D7DEE8"/>
+              <w:start w:val="single" w:sz="4" w:color="D7DEE8"/>
+              <w:bottom w:val="single" w:sz="4" w:color="D7DEE8"/>
+              <w:end w:val="single" w:sz="4" w:color="D7DEE8"/>
+              <w:insideH w:val="single" w:sz="4" w:color="D7DEE8"/>
+              <w:insideV w:val="single" w:sz="4" w:color="D7DEE8"/>
+            </w:tcBorders>
+          </w:tcPr>
+          <w:p>
+            <w:pPr>
+              <w:spacing w:before="0" w:after="0" w:line="264" w:lineRule="auto"/>
+              <w:jc w:val="left"/>
+            </w:pPr>
+            <w:r>
+              <w:rPr>
+                <w:rFonts w:ascii="Times New Roman" w:hAnsi="Times New Roman" w:eastAsia="Times New Roman"/>
+                <w:color w:val="111827"/>
+                <w:sz w:val="19"/>
+              </w:rPr>
+              <w:t>Buổi học kết thúc quá sớm, dạy sai nội dung đã cam kết hoặc vi phạm quy tắc ứng xử.</w:t>
+            </w:r>
+          </w:p>
+        </w:tc>
+        <w:tc>
+          <w:tcPr>
+            <w:tcW w:type="dxa" w:w="3138"/>
+            <w:vAlign w:val="center"/>
+            <w:tcMar>
+              <w:top w:w="90" w:type="dxa"/>
+              <w:start w:w="110" w:type="dxa"/>
+              <w:bottom w:w="90" w:type="dxa"/>
+              <w:end w:w="110" w:type="dxa"/>
+            </w:tcMar>
+            <w:tcBorders>
+              <w:top w:val="single" w:sz="4" w:color="D7DEE8"/>
+              <w:start w:val="single" w:sz="4" w:color="D7DEE8"/>
+              <w:bottom w:val="single" w:sz="4" w:color="D7DEE8"/>
+              <w:end w:val="single" w:sz="4" w:color="D7DEE8"/>
+              <w:insideH w:val="single" w:sz="4" w:color="D7DEE8"/>
+              <w:insideV w:val="single" w:sz="4" w:color="D7DEE8"/>
+            </w:tcBorders>
+          </w:tcPr>
+          <w:p>
+            <w:pPr>
+              <w:spacing w:before="0" w:after="0" w:line="264" w:lineRule="auto"/>
+              <w:jc w:val="left"/>
+            </w:pPr>
+            <w:r>
+              <w:rPr>
+                <w:rFonts w:ascii="Times New Roman" w:hAnsi="Times New Roman" w:eastAsia="Times New Roman"/>
+                <w:color w:val="111827"/>
+                <w:sz w:val="19"/>
+              </w:rPr>
+              <w:t>Thời lượng buổi học, nội dung lớp, tài liệu, tin nhắn và phản hồi của các bên.</w:t>
+            </w:r>
+          </w:p>
+        </w:tc>
+      </w:tr>
+      <w:tr>
+        <w:tc>
+          <w:tcPr>
+            <w:tcW w:type="dxa" w:w="2700"/>
+            <w:vAlign w:val="center"/>
+            <w:tcMar>
+              <w:top w:w="90" w:type="dxa"/>
+              <w:start w:w="110" w:type="dxa"/>
+              <w:bottom w:w="90" w:type="dxa"/>
+              <w:end w:w="110" w:type="dxa"/>
+            </w:tcMar>
+            <w:tcBorders>
+              <w:top w:val="single" w:sz="4" w:color="D7DEE8"/>
+              <w:start w:val="single" w:sz="4" w:color="D7DEE8"/>
+              <w:bottom w:val="single" w:sz="4" w:color="D7DEE8"/>
+              <w:end w:val="single" w:sz="4" w:color="D7DEE8"/>
+              <w:insideH w:val="single" w:sz="4" w:color="D7DEE8"/>
+              <w:insideV w:val="single" w:sz="4" w:color="D7DEE8"/>
+            </w:tcBorders>
+          </w:tcPr>
+          <w:p>
+            <w:pPr>
+              <w:spacing w:before="0" w:after="0" w:line="264" w:lineRule="auto"/>
+              <w:jc w:val="left"/>
+            </w:pPr>
+            <w:r>
+              <w:rPr>
+                <w:rFonts w:ascii="Consolas" w:hAnsi="Consolas" w:eastAsia="Consolas"/>
+                <w:color w:val="111827"/>
+                <w:sz w:val="16"/>
+              </w:rPr>
+              <w:t>STUDENT_ABSENT_PROTEST</w:t>
+            </w:r>
+          </w:p>
+        </w:tc>
+        <w:tc>
+          <w:tcPr>
+            <w:tcW w:type="dxa" w:w="3800"/>
+            <w:vAlign w:val="center"/>
+            <w:tcMar>
+              <w:top w:w="90" w:type="dxa"/>
+              <w:start w:w="110" w:type="dxa"/>
+              <w:bottom w:w="90" w:type="dxa"/>
+              <w:end w:w="110" w:type="dxa"/>
+            </w:tcMar>
+            <w:tcBorders>
+              <w:top w:val="single" w:sz="4" w:color="D7DEE8"/>
+              <w:start w:val="single" w:sz="4" w:color="D7DEE8"/>
+              <w:bottom w:val="single" w:sz="4" w:color="D7DEE8"/>
+              <w:end w:val="single" w:sz="4" w:color="D7DEE8"/>
+              <w:insideH w:val="single" w:sz="4" w:color="D7DEE8"/>
+              <w:insideV w:val="single" w:sz="4" w:color="D7DEE8"/>
+            </w:tcBorders>
+          </w:tcPr>
+          <w:p>
+            <w:pPr>
+              <w:spacing w:before="0" w:after="0" w:line="264" w:lineRule="auto"/>
+              <w:jc w:val="left"/>
+            </w:pPr>
+            <w:r>
+              <w:rPr>
+                <w:rFonts w:ascii="Times New Roman" w:hAnsi="Times New Roman" w:eastAsia="Times New Roman"/>
+                <w:color w:val="111827"/>
+                <w:sz w:val="19"/>
+              </w:rPr>
+              <w:t>Học viên có tham gia nhưng kết quả tổng hợp ghi nhận sai là vắng mặt.</w:t>
+            </w:r>
+          </w:p>
+        </w:tc>
+        <w:tc>
+          <w:tcPr>
+            <w:tcW w:type="dxa" w:w="3138"/>
+            <w:vAlign w:val="center"/>
+            <w:tcMar>
+              <w:top w:w="90" w:type="dxa"/>
+              <w:start w:w="110" w:type="dxa"/>
+              <w:bottom w:w="90" w:type="dxa"/>
+              <w:end w:w="110" w:type="dxa"/>
+            </w:tcMar>
+            <w:tcBorders>
+              <w:top w:val="single" w:sz="4" w:color="D7DEE8"/>
+              <w:start w:val="single" w:sz="4" w:color="D7DEE8"/>
+              <w:bottom w:val="single" w:sz="4" w:color="D7DEE8"/>
+              <w:end w:val="single" w:sz="4" w:color="D7DEE8"/>
+              <w:insideH w:val="single" w:sz="4" w:color="D7DEE8"/>
+              <w:insideV w:val="single" w:sz="4" w:color="D7DEE8"/>
+            </w:tcBorders>
+          </w:tcPr>
+          <w:p>
+            <w:pPr>
+              <w:spacing w:before="0" w:after="0" w:line="264" w:lineRule="auto"/>
+              <w:jc w:val="left"/>
+            </w:pPr>
+            <w:r>
+              <w:rPr>
+                <w:rFonts w:ascii="Times New Roman" w:hAnsi="Times New Roman" w:eastAsia="Times New Roman"/>
+                <w:color w:val="111827"/>
+                <w:sz w:val="19"/>
+              </w:rPr>
+              <w:t>Dữ liệu tự điểm danh, nhật ký kết nối/hiện diện, tin nhắn và minh chứng do học viên cung cấp.</w:t>
+            </w:r>
+          </w:p>
+        </w:tc>
+      </w:tr>
+    </w:tbl>
+    <w:p>
+      <w:pPr>
+        <w:pStyle w:val="Heading2"/>
+      </w:pPr>
+      <w:r>
+        <w:t>6.3. Trạng thái DISPUTED và phong tỏa tiền buổi học</w:t>
+      </w:r>
+    </w:p>
+    <w:p>
+      <w:pPr>
+        <w:spacing w:before="0" w:after="80" w:line="300" w:lineRule="auto"/>
+        <w:jc w:val="both"/>
+      </w:pPr>
+      <w:r>
+        <w:rPr>
+          <w:rFonts w:ascii="Times New Roman" w:hAnsi="Times New Roman" w:eastAsia="Times New Roman"/>
+          <w:b/>
+          <w:color w:val="111827"/>
+          <w:sz w:val="23"/>
+        </w:rPr>
+        <w:t xml:space="preserve">6.3.1. </w:t>
+      </w:r>
+      <w:r>
+        <w:rPr>
+          <w:rFonts w:ascii="Times New Roman" w:hAnsi="Times New Roman" w:eastAsia="Times New Roman"/>
+          <w:color w:val="111827"/>
+          <w:sz w:val="23"/>
+        </w:rPr>
+        <w:t xml:space="preserve">Ngay khi khiếu nại hợp lệ được tạo, buổi học chuyển sang </w:t>
+      </w:r>
+      <w:r>
+        <w:rPr>
+          <w:rFonts w:ascii="Times New Roman" w:hAnsi="Times New Roman" w:eastAsia="Times New Roman"/>
+          <w:b/>
+          <w:color w:val="9B1C1C"/>
+          <w:sz w:val="23"/>
+        </w:rPr>
+        <w:t>DISPUTED</w:t>
+      </w:r>
+      <w:r>
+        <w:rPr>
+          <w:rFonts w:ascii="Times New Roman" w:hAnsi="Times New Roman" w:eastAsia="Times New Roman"/>
+          <w:color w:val="111827"/>
+          <w:sz w:val="23"/>
+        </w:rPr>
+        <w:t>. Toàn bộ tiền của buổi học bị phong tỏa trong Smart Contract Escrow.</w:t>
+      </w:r>
+    </w:p>
+    <w:p>
+      <w:pPr>
+        <w:spacing w:before="0" w:after="80" w:line="300" w:lineRule="auto"/>
+        <w:jc w:val="both"/>
+      </w:pPr>
+      <w:r>
+        <w:rPr>
+          <w:rFonts w:ascii="Times New Roman" w:hAnsi="Times New Roman" w:eastAsia="Times New Roman"/>
+          <w:b/>
+          <w:color w:val="111827"/>
+          <w:sz w:val="23"/>
+        </w:rPr>
+        <w:t xml:space="preserve">6.3.2. </w:t>
+      </w:r>
+      <w:r>
+        <w:rPr>
+          <w:rFonts w:ascii="Times New Roman" w:hAnsi="Times New Roman" w:eastAsia="Times New Roman"/>
+          <w:color w:val="111827"/>
+          <w:sz w:val="23"/>
+        </w:rPr>
+        <w:t>Trong thời gian DISPUTED, Bên A và Bên C không được nhận hoặc rút phần tiền của buổi học đang tranh chấp.</w:t>
+      </w:r>
+    </w:p>
+    <w:p>
+      <w:pPr>
+        <w:pStyle w:val="Heading2"/>
+      </w:pPr>
+      <w:r>
+        <w:t>6.4. Thẩm định và phán quyết</w:t>
+      </w:r>
+    </w:p>
+    <w:tbl>
+      <w:tblPr>
+        <w:tblW w:type="dxa" w:w="9638"/>
+        <w:jc w:val="left"/>
+        <w:tblLayout w:type="fixed"/>
+        <w:tblLook w:firstColumn="1" w:firstRow="1" w:lastColumn="0" w:lastRow="0" w:noHBand="0" w:noVBand="1" w:val="04A0"/>
+        <w:tblInd w:w="100" w:type="dxa"/>
+      </w:tblPr>
+      <w:tblGrid>
+        <w:gridCol w:w="900"/>
+        <w:gridCol w:w="5600"/>
+        <w:gridCol w:w="3138"/>
+      </w:tblGrid>
+      <w:tr>
+        <w:trPr>
+          <w:tblHeader w:val="true"/>
+        </w:trPr>
+        <w:tc>
+          <w:tcPr>
+            <w:tcW w:type="dxa" w:w="900"/>
+            <w:vAlign w:val="center"/>
+            <w:tcMar>
+              <w:top w:w="90" w:type="dxa"/>
+              <w:start w:w="110" w:type="dxa"/>
+              <w:bottom w:w="90" w:type="dxa"/>
+              <w:end w:w="110" w:type="dxa"/>
+            </w:tcMar>
+            <w:tcBorders>
+              <w:top w:val="single" w:sz="4" w:color="D7DEE8"/>
+              <w:start w:val="single" w:sz="4" w:color="D7DEE8"/>
+              <w:bottom w:val="single" w:sz="4" w:color="D7DEE8"/>
+              <w:end w:val="single" w:sz="4" w:color="D7DEE8"/>
+              <w:insideH w:val="single" w:sz="4" w:color="D7DEE8"/>
+              <w:insideV w:val="single" w:sz="4" w:color="D7DEE8"/>
+            </w:tcBorders>
+            <w:shd w:fill="E8EEF5"/>
+          </w:tcPr>
+          <w:p>
+            <w:pPr>
+              <w:spacing w:before="0" w:after="0" w:line="264" w:lineRule="auto"/>
+              <w:jc w:val="left"/>
+            </w:pPr>
+            <w:r>
+              <w:rPr>
+                <w:rFonts w:ascii="Times New Roman" w:hAnsi="Times New Roman" w:eastAsia="Times New Roman"/>
+                <w:b/>
+                <w:color w:val="17365D"/>
+                <w:sz w:val="18"/>
+              </w:rPr>
+              <w:t>Bước</w:t>
+            </w:r>
+          </w:p>
+        </w:tc>
+        <w:tc>
+          <w:tcPr>
+            <w:tcW w:type="dxa" w:w="5600"/>
+            <w:vAlign w:val="center"/>
+            <w:tcMar>
+              <w:top w:w="90" w:type="dxa"/>
+              <w:start w:w="110" w:type="dxa"/>
+              <w:bottom w:w="90" w:type="dxa"/>
+              <w:end w:w="110" w:type="dxa"/>
+            </w:tcMar>
+            <w:tcBorders>
+              <w:top w:val="single" w:sz="4" w:color="D7DEE8"/>
+              <w:start w:val="single" w:sz="4" w:color="D7DEE8"/>
+              <w:bottom w:val="single" w:sz="4" w:color="D7DEE8"/>
+              <w:end w:val="single" w:sz="4" w:color="D7DEE8"/>
+              <w:insideH w:val="single" w:sz="4" w:color="D7DEE8"/>
+              <w:insideV w:val="single" w:sz="4" w:color="D7DEE8"/>
+            </w:tcBorders>
+            <w:shd w:fill="E8EEF5"/>
+          </w:tcPr>
+          <w:p>
+            <w:pPr>
+              <w:spacing w:before="0" w:after="0" w:line="264" w:lineRule="auto"/>
+              <w:jc w:val="left"/>
+            </w:pPr>
+            <w:r>
+              <w:rPr>
+                <w:rFonts w:ascii="Times New Roman" w:hAnsi="Times New Roman" w:eastAsia="Times New Roman"/>
+                <w:b/>
+                <w:color w:val="17365D"/>
+                <w:sz w:val="18"/>
+              </w:rPr>
+              <w:t>Hành động</w:t>
+            </w:r>
+          </w:p>
+        </w:tc>
+        <w:tc>
+          <w:tcPr>
+            <w:tcW w:type="dxa" w:w="3138"/>
+            <w:vAlign w:val="center"/>
+            <w:tcMar>
+              <w:top w:w="90" w:type="dxa"/>
+              <w:start w:w="110" w:type="dxa"/>
+              <w:bottom w:w="90" w:type="dxa"/>
+              <w:end w:w="110" w:type="dxa"/>
+            </w:tcMar>
+            <w:tcBorders>
+              <w:top w:val="single" w:sz="4" w:color="D7DEE8"/>
+              <w:start w:val="single" w:sz="4" w:color="D7DEE8"/>
+              <w:bottom w:val="single" w:sz="4" w:color="D7DEE8"/>
+              <w:end w:val="single" w:sz="4" w:color="D7DEE8"/>
+              <w:insideH w:val="single" w:sz="4" w:color="D7DEE8"/>
+              <w:insideV w:val="single" w:sz="4" w:color="D7DEE8"/>
+            </w:tcBorders>
+            <w:shd w:fill="E8EEF5"/>
+          </w:tcPr>
+          <w:p>
+            <w:pPr>
+              <w:spacing w:before="0" w:after="0" w:line="264" w:lineRule="auto"/>
+              <w:jc w:val="left"/>
+            </w:pPr>
+            <w:r>
+              <w:rPr>
+                <w:rFonts w:ascii="Times New Roman" w:hAnsi="Times New Roman" w:eastAsia="Times New Roman"/>
+                <w:b/>
+                <w:color w:val="17365D"/>
+                <w:sz w:val="18"/>
+              </w:rPr>
+              <w:t>Trạng thái/Kết quả</w:t>
+            </w:r>
+          </w:p>
+        </w:tc>
+      </w:tr>
+      <w:tr>
+        <w:tc>
+          <w:tcPr>
+            <w:tcW w:type="dxa" w:w="900"/>
+            <w:vAlign w:val="center"/>
+            <w:tcMar>
+              <w:top w:w="90" w:type="dxa"/>
+              <w:start w:w="110" w:type="dxa"/>
+              <w:bottom w:w="90" w:type="dxa"/>
+              <w:end w:w="110" w:type="dxa"/>
+            </w:tcMar>
+            <w:tcBorders>
+              <w:top w:val="single" w:sz="4" w:color="D7DEE8"/>
+              <w:start w:val="single" w:sz="4" w:color="D7DEE8"/>
+              <w:bottom w:val="single" w:sz="4" w:color="D7DEE8"/>
+              <w:end w:val="single" w:sz="4" w:color="D7DEE8"/>
+              <w:insideH w:val="single" w:sz="4" w:color="D7DEE8"/>
+              <w:insideV w:val="single" w:sz="4" w:color="D7DEE8"/>
+            </w:tcBorders>
+          </w:tcPr>
+          <w:p>
+            <w:pPr>
+              <w:spacing w:before="0" w:after="0" w:line="264" w:lineRule="auto"/>
+              <w:jc w:val="left"/>
+            </w:pPr>
+            <w:r>
+              <w:rPr>
+                <w:rFonts w:ascii="Times New Roman" w:hAnsi="Times New Roman" w:eastAsia="Times New Roman"/>
+                <w:color w:val="111827"/>
+                <w:sz w:val="19"/>
+              </w:rPr>
+              <w:t>1</w:t>
+            </w:r>
+          </w:p>
+        </w:tc>
+        <w:tc>
+          <w:tcPr>
+            <w:tcW w:type="dxa" w:w="5600"/>
+            <w:vAlign w:val="center"/>
+            <w:tcMar>
+              <w:top w:w="90" w:type="dxa"/>
+              <w:start w:w="110" w:type="dxa"/>
+              <w:bottom w:w="90" w:type="dxa"/>
+              <w:end w:w="110" w:type="dxa"/>
+            </w:tcMar>
+            <w:tcBorders>
+              <w:top w:val="single" w:sz="4" w:color="D7DEE8"/>
+              <w:start w:val="single" w:sz="4" w:color="D7DEE8"/>
+              <w:bottom w:val="single" w:sz="4" w:color="D7DEE8"/>
+              <w:end w:val="single" w:sz="4" w:color="D7DEE8"/>
+              <w:insideH w:val="single" w:sz="4" w:color="D7DEE8"/>
+              <w:insideV w:val="single" w:sz="4" w:color="D7DEE8"/>
+            </w:tcBorders>
+          </w:tcPr>
+          <w:p>
+            <w:pPr>
+              <w:spacing w:before="0" w:after="0" w:line="264" w:lineRule="auto"/>
+              <w:jc w:val="left"/>
+            </w:pPr>
+            <w:r>
+              <w:rPr>
+                <w:rFonts w:ascii="Times New Roman" w:hAnsi="Times New Roman" w:eastAsia="Times New Roman"/>
+                <w:color w:val="111827"/>
+                <w:sz w:val="19"/>
+              </w:rPr>
+              <w:t>Gia sư gửi đề xuất quyết toán sau buổi học.</w:t>
+            </w:r>
+          </w:p>
+        </w:tc>
+        <w:tc>
+          <w:tcPr>
+            <w:tcW w:type="dxa" w:w="3138"/>
+            <w:vAlign w:val="center"/>
+            <w:tcMar>
+              <w:top w:w="90" w:type="dxa"/>
+              <w:start w:w="110" w:type="dxa"/>
+              <w:bottom w:w="90" w:type="dxa"/>
+              <w:end w:w="110" w:type="dxa"/>
+            </w:tcMar>
+            <w:tcBorders>
+              <w:top w:val="single" w:sz="4" w:color="D7DEE8"/>
+              <w:start w:val="single" w:sz="4" w:color="D7DEE8"/>
+              <w:bottom w:val="single" w:sz="4" w:color="D7DEE8"/>
+              <w:end w:val="single" w:sz="4" w:color="D7DEE8"/>
+              <w:insideH w:val="single" w:sz="4" w:color="D7DEE8"/>
+              <w:insideV w:val="single" w:sz="4" w:color="D7DEE8"/>
+            </w:tcBorders>
+          </w:tcPr>
+          <w:p>
+            <w:pPr>
+              <w:spacing w:before="0" w:after="0" w:line="264" w:lineRule="auto"/>
+              <w:jc w:val="left"/>
+            </w:pPr>
+            <w:r>
+              <w:rPr>
+                <w:rFonts w:ascii="Times New Roman" w:hAnsi="Times New Roman" w:eastAsia="Times New Roman"/>
+                <w:color w:val="111827"/>
+                <w:sz w:val="19"/>
+              </w:rPr>
+              <w:t>PROPOSED; mở cửa sổ 24 giờ.</w:t>
+            </w:r>
+          </w:p>
+        </w:tc>
+      </w:tr>
+      <w:tr>
+        <w:tc>
+          <w:tcPr>
+            <w:tcW w:type="dxa" w:w="900"/>
+            <w:vAlign w:val="center"/>
+            <w:tcMar>
+              <w:top w:w="90" w:type="dxa"/>
+              <w:start w:w="110" w:type="dxa"/>
+              <w:bottom w:w="90" w:type="dxa"/>
+              <w:end w:w="110" w:type="dxa"/>
+            </w:tcMar>
+            <w:tcBorders>
+              <w:top w:val="single" w:sz="4" w:color="D7DEE8"/>
+              <w:start w:val="single" w:sz="4" w:color="D7DEE8"/>
+              <w:bottom w:val="single" w:sz="4" w:color="D7DEE8"/>
+              <w:end w:val="single" w:sz="4" w:color="D7DEE8"/>
+              <w:insideH w:val="single" w:sz="4" w:color="D7DEE8"/>
+              <w:insideV w:val="single" w:sz="4" w:color="D7DEE8"/>
+            </w:tcBorders>
+          </w:tcPr>
+          <w:p>
+            <w:pPr>
+              <w:spacing w:before="0" w:after="0" w:line="264" w:lineRule="auto"/>
+              <w:jc w:val="left"/>
+            </w:pPr>
+            <w:r>
+              <w:rPr>
+                <w:rFonts w:ascii="Times New Roman" w:hAnsi="Times New Roman" w:eastAsia="Times New Roman"/>
+                <w:color w:val="111827"/>
+                <w:sz w:val="19"/>
+              </w:rPr>
+              <w:t>2</w:t>
+            </w:r>
+          </w:p>
+        </w:tc>
+        <w:tc>
+          <w:tcPr>
+            <w:tcW w:type="dxa" w:w="5600"/>
+            <w:vAlign w:val="center"/>
+            <w:tcMar>
+              <w:top w:w="90" w:type="dxa"/>
+              <w:start w:w="110" w:type="dxa"/>
+              <w:bottom w:w="90" w:type="dxa"/>
+              <w:end w:w="110" w:type="dxa"/>
+            </w:tcMar>
+            <w:tcBorders>
+              <w:top w:val="single" w:sz="4" w:color="D7DEE8"/>
+              <w:start w:val="single" w:sz="4" w:color="D7DEE8"/>
+              <w:bottom w:val="single" w:sz="4" w:color="D7DEE8"/>
+              <w:end w:val="single" w:sz="4" w:color="D7DEE8"/>
+              <w:insideH w:val="single" w:sz="4" w:color="D7DEE8"/>
+              <w:insideV w:val="single" w:sz="4" w:color="D7DEE8"/>
+            </w:tcBorders>
+          </w:tcPr>
+          <w:p>
+            <w:pPr>
+              <w:spacing w:before="0" w:after="0" w:line="264" w:lineRule="auto"/>
+              <w:jc w:val="left"/>
+            </w:pPr>
+            <w:r>
+              <w:rPr>
+                <w:rFonts w:ascii="Times New Roman" w:hAnsi="Times New Roman" w:eastAsia="Times New Roman"/>
+                <w:color w:val="111827"/>
+                <w:sz w:val="19"/>
+              </w:rPr>
+              <w:t>Học viên gửi một trong ba loại khiếu nại hợp lệ.</w:t>
+            </w:r>
+          </w:p>
+        </w:tc>
+        <w:tc>
+          <w:tcPr>
+            <w:tcW w:type="dxa" w:w="3138"/>
+            <w:vAlign w:val="center"/>
+            <w:tcMar>
+              <w:top w:w="90" w:type="dxa"/>
+              <w:start w:w="110" w:type="dxa"/>
+              <w:bottom w:w="90" w:type="dxa"/>
+              <w:end w:w="110" w:type="dxa"/>
+            </w:tcMar>
+            <w:tcBorders>
+              <w:top w:val="single" w:sz="4" w:color="D7DEE8"/>
+              <w:start w:val="single" w:sz="4" w:color="D7DEE8"/>
+              <w:bottom w:val="single" w:sz="4" w:color="D7DEE8"/>
+              <w:end w:val="single" w:sz="4" w:color="D7DEE8"/>
+              <w:insideH w:val="single" w:sz="4" w:color="D7DEE8"/>
+              <w:insideV w:val="single" w:sz="4" w:color="D7DEE8"/>
+            </w:tcBorders>
+          </w:tcPr>
+          <w:p>
+            <w:pPr>
+              <w:spacing w:before="0" w:after="0" w:line="264" w:lineRule="auto"/>
+              <w:jc w:val="left"/>
+            </w:pPr>
+            <w:r>
+              <w:rPr>
+                <w:rFonts w:ascii="Times New Roman" w:hAnsi="Times New Roman" w:eastAsia="Times New Roman"/>
+                <w:color w:val="111827"/>
+                <w:sz w:val="19"/>
+              </w:rPr>
+              <w:t>DISPUTED; tiền buổi học bị khóa 100%.</w:t>
+            </w:r>
+          </w:p>
+        </w:tc>
+      </w:tr>
+      <w:tr>
+        <w:tc>
+          <w:tcPr>
+            <w:tcW w:type="dxa" w:w="900"/>
+            <w:vAlign w:val="center"/>
+            <w:tcMar>
+              <w:top w:w="90" w:type="dxa"/>
+              <w:start w:w="110" w:type="dxa"/>
+              <w:bottom w:w="90" w:type="dxa"/>
+              <w:end w:w="110" w:type="dxa"/>
+            </w:tcMar>
+            <w:tcBorders>
+              <w:top w:val="single" w:sz="4" w:color="D7DEE8"/>
+              <w:start w:val="single" w:sz="4" w:color="D7DEE8"/>
+              <w:bottom w:val="single" w:sz="4" w:color="D7DEE8"/>
+              <w:end w:val="single" w:sz="4" w:color="D7DEE8"/>
+              <w:insideH w:val="single" w:sz="4" w:color="D7DEE8"/>
+              <w:insideV w:val="single" w:sz="4" w:color="D7DEE8"/>
+            </w:tcBorders>
+          </w:tcPr>
+          <w:p>
+            <w:pPr>
+              <w:spacing w:before="0" w:after="0" w:line="264" w:lineRule="auto"/>
+              <w:jc w:val="left"/>
+            </w:pPr>
+            <w:r>
+              <w:rPr>
+                <w:rFonts w:ascii="Times New Roman" w:hAnsi="Times New Roman" w:eastAsia="Times New Roman"/>
+                <w:color w:val="111827"/>
+                <w:sz w:val="19"/>
+              </w:rPr>
+              <w:t>3</w:t>
+            </w:r>
+          </w:p>
+        </w:tc>
+        <w:tc>
+          <w:tcPr>
+            <w:tcW w:type="dxa" w:w="5600"/>
+            <w:vAlign w:val="center"/>
+            <w:tcMar>
+              <w:top w:w="90" w:type="dxa"/>
+              <w:start w:w="110" w:type="dxa"/>
+              <w:bottom w:w="90" w:type="dxa"/>
+              <w:end w:w="110" w:type="dxa"/>
+            </w:tcMar>
+            <w:tcBorders>
+              <w:top w:val="single" w:sz="4" w:color="D7DEE8"/>
+              <w:start w:val="single" w:sz="4" w:color="D7DEE8"/>
+              <w:bottom w:val="single" w:sz="4" w:color="D7DEE8"/>
+              <w:end w:val="single" w:sz="4" w:color="D7DEE8"/>
+              <w:insideH w:val="single" w:sz="4" w:color="D7DEE8"/>
+              <w:insideV w:val="single" w:sz="4" w:color="D7DEE8"/>
+            </w:tcBorders>
+          </w:tcPr>
+          <w:p>
+            <w:pPr>
+              <w:spacing w:before="0" w:after="0" w:line="264" w:lineRule="auto"/>
+              <w:jc w:val="left"/>
+            </w:pPr>
+            <w:r>
+              <w:rPr>
+                <w:rFonts w:ascii="Times New Roman" w:hAnsi="Times New Roman" w:eastAsia="Times New Roman"/>
+                <w:color w:val="111827"/>
+                <w:sz w:val="19"/>
+              </w:rPr>
+              <w:t>Staff/Admin được phân quyền đối soát dữ liệu điểm danh, link/địa chỉ lớp, nhật ký kết nối hoặc hiện diện, video nếu có, chat, tài liệu và minh chứng hai bên.</w:t>
+            </w:r>
+          </w:p>
+        </w:tc>
+        <w:tc>
+          <w:tcPr>
+            <w:tcW w:type="dxa" w:w="3138"/>
+            <w:vAlign w:val="center"/>
+            <w:tcMar>
+              <w:top w:w="90" w:type="dxa"/>
+              <w:start w:w="110" w:type="dxa"/>
+              <w:bottom w:w="90" w:type="dxa"/>
+              <w:end w:w="110" w:type="dxa"/>
+            </w:tcMar>
+            <w:tcBorders>
+              <w:top w:val="single" w:sz="4" w:color="D7DEE8"/>
+              <w:start w:val="single" w:sz="4" w:color="D7DEE8"/>
+              <w:bottom w:val="single" w:sz="4" w:color="D7DEE8"/>
+              <w:end w:val="single" w:sz="4" w:color="D7DEE8"/>
+              <w:insideH w:val="single" w:sz="4" w:color="D7DEE8"/>
+              <w:insideV w:val="single" w:sz="4" w:color="D7DEE8"/>
+            </w:tcBorders>
+          </w:tcPr>
+          <w:p>
+            <w:pPr>
+              <w:spacing w:before="0" w:after="0" w:line="264" w:lineRule="auto"/>
+              <w:jc w:val="left"/>
+            </w:pPr>
+            <w:r>
+              <w:rPr>
+                <w:rFonts w:ascii="Times New Roman" w:hAnsi="Times New Roman" w:eastAsia="Times New Roman"/>
+                <w:color w:val="111827"/>
+                <w:sz w:val="19"/>
+              </w:rPr>
+              <w:t>Hồ sơ được thẩm định; chưa giải ngân.</w:t>
+            </w:r>
+          </w:p>
+        </w:tc>
+      </w:tr>
+      <w:tr>
+        <w:tc>
+          <w:tcPr>
+            <w:tcW w:type="dxa" w:w="900"/>
+            <w:vAlign w:val="center"/>
+            <w:tcMar>
+              <w:top w:w="90" w:type="dxa"/>
+              <w:start w:w="110" w:type="dxa"/>
+              <w:bottom w:w="90" w:type="dxa"/>
+              <w:end w:w="110" w:type="dxa"/>
+            </w:tcMar>
+            <w:tcBorders>
+              <w:top w:val="single" w:sz="4" w:color="D7DEE8"/>
+              <w:start w:val="single" w:sz="4" w:color="D7DEE8"/>
+              <w:bottom w:val="single" w:sz="4" w:color="D7DEE8"/>
+              <w:end w:val="single" w:sz="4" w:color="D7DEE8"/>
+              <w:insideH w:val="single" w:sz="4" w:color="D7DEE8"/>
+              <w:insideV w:val="single" w:sz="4" w:color="D7DEE8"/>
+            </w:tcBorders>
+          </w:tcPr>
+          <w:p>
+            <w:pPr>
+              <w:spacing w:before="0" w:after="0" w:line="264" w:lineRule="auto"/>
+              <w:jc w:val="left"/>
+            </w:pPr>
+            <w:r>
+              <w:rPr>
+                <w:rFonts w:ascii="Times New Roman" w:hAnsi="Times New Roman" w:eastAsia="Times New Roman"/>
+                <w:color w:val="111827"/>
+                <w:sz w:val="19"/>
+              </w:rPr>
+              <w:t>4A</w:t>
+            </w:r>
+          </w:p>
+        </w:tc>
+        <w:tc>
+          <w:tcPr>
+            <w:tcW w:type="dxa" w:w="5600"/>
+            <w:vAlign w:val="center"/>
+            <w:tcMar>
+              <w:top w:w="90" w:type="dxa"/>
+              <w:start w:w="110" w:type="dxa"/>
+              <w:bottom w:w="90" w:type="dxa"/>
+              <w:end w:w="110" w:type="dxa"/>
+            </w:tcMar>
+            <w:tcBorders>
+              <w:top w:val="single" w:sz="4" w:color="D7DEE8"/>
+              <w:start w:val="single" w:sz="4" w:color="D7DEE8"/>
+              <w:bottom w:val="single" w:sz="4" w:color="D7DEE8"/>
+              <w:end w:val="single" w:sz="4" w:color="D7DEE8"/>
+              <w:insideH w:val="single" w:sz="4" w:color="D7DEE8"/>
+              <w:insideV w:val="single" w:sz="4" w:color="D7DEE8"/>
+            </w:tcBorders>
+          </w:tcPr>
+          <w:p>
+            <w:pPr>
+              <w:spacing w:before="0" w:after="0" w:line="264" w:lineRule="auto"/>
+              <w:jc w:val="left"/>
+            </w:pPr>
+            <w:r>
+              <w:rPr>
+                <w:rFonts w:ascii="Times New Roman" w:hAnsi="Times New Roman" w:eastAsia="Times New Roman"/>
+                <w:color w:val="111827"/>
+                <w:sz w:val="19"/>
+              </w:rPr>
+              <w:t>Chấp nhận khiếu nại.</w:t>
+            </w:r>
+          </w:p>
+        </w:tc>
+        <w:tc>
+          <w:tcPr>
+            <w:tcW w:type="dxa" w:w="3138"/>
+            <w:vAlign w:val="center"/>
+            <w:tcMar>
+              <w:top w:w="90" w:type="dxa"/>
+              <w:start w:w="110" w:type="dxa"/>
+              <w:bottom w:w="90" w:type="dxa"/>
+              <w:end w:w="110" w:type="dxa"/>
+            </w:tcMar>
+            <w:tcBorders>
+              <w:top w:val="single" w:sz="4" w:color="D7DEE8"/>
+              <w:start w:val="single" w:sz="4" w:color="D7DEE8"/>
+              <w:bottom w:val="single" w:sz="4" w:color="D7DEE8"/>
+              <w:end w:val="single" w:sz="4" w:color="D7DEE8"/>
+              <w:insideH w:val="single" w:sz="4" w:color="D7DEE8"/>
+              <w:insideV w:val="single" w:sz="4" w:color="D7DEE8"/>
+            </w:tcBorders>
+          </w:tcPr>
+          <w:p>
+            <w:pPr>
+              <w:spacing w:before="0" w:after="0" w:line="264" w:lineRule="auto"/>
+              <w:jc w:val="left"/>
+            </w:pPr>
+            <w:r>
+              <w:rPr>
+                <w:rFonts w:ascii="Times New Roman" w:hAnsi="Times New Roman" w:eastAsia="Times New Roman"/>
+                <w:color w:val="111827"/>
+                <w:sz w:val="19"/>
+              </w:rPr>
+              <w:t>DISPUTE_REFUND; hoàn học viên 100%, gia sư 0%, nền tảng 0%.</w:t>
+            </w:r>
+          </w:p>
+        </w:tc>
+      </w:tr>
+      <w:tr>
+        <w:tc>
+          <w:tcPr>
+            <w:tcW w:type="dxa" w:w="900"/>
+            <w:vAlign w:val="center"/>
+            <w:tcMar>
+              <w:top w:w="90" w:type="dxa"/>
+              <w:start w:w="110" w:type="dxa"/>
+              <w:bottom w:w="90" w:type="dxa"/>
+              <w:end w:w="110" w:type="dxa"/>
+            </w:tcMar>
+            <w:tcBorders>
+              <w:top w:val="single" w:sz="4" w:color="D7DEE8"/>
+              <w:start w:val="single" w:sz="4" w:color="D7DEE8"/>
+              <w:bottom w:val="single" w:sz="4" w:color="D7DEE8"/>
+              <w:end w:val="single" w:sz="4" w:color="D7DEE8"/>
+              <w:insideH w:val="single" w:sz="4" w:color="D7DEE8"/>
+              <w:insideV w:val="single" w:sz="4" w:color="D7DEE8"/>
+            </w:tcBorders>
+          </w:tcPr>
+          <w:p>
+            <w:pPr>
+              <w:spacing w:before="0" w:after="0" w:line="264" w:lineRule="auto"/>
+              <w:jc w:val="left"/>
+            </w:pPr>
+            <w:r>
+              <w:rPr>
+                <w:rFonts w:ascii="Times New Roman" w:hAnsi="Times New Roman" w:eastAsia="Times New Roman"/>
+                <w:color w:val="111827"/>
+                <w:sz w:val="19"/>
+              </w:rPr>
+              <w:t>4B</w:t>
+            </w:r>
+          </w:p>
+        </w:tc>
+        <w:tc>
+          <w:tcPr>
+            <w:tcW w:type="dxa" w:w="5600"/>
+            <w:vAlign w:val="center"/>
+            <w:tcMar>
+              <w:top w:w="90" w:type="dxa"/>
+              <w:start w:w="110" w:type="dxa"/>
+              <w:bottom w:w="90" w:type="dxa"/>
+              <w:end w:w="110" w:type="dxa"/>
+            </w:tcMar>
+            <w:tcBorders>
+              <w:top w:val="single" w:sz="4" w:color="D7DEE8"/>
+              <w:start w:val="single" w:sz="4" w:color="D7DEE8"/>
+              <w:bottom w:val="single" w:sz="4" w:color="D7DEE8"/>
+              <w:end w:val="single" w:sz="4" w:color="D7DEE8"/>
+              <w:insideH w:val="single" w:sz="4" w:color="D7DEE8"/>
+              <w:insideV w:val="single" w:sz="4" w:color="D7DEE8"/>
+            </w:tcBorders>
+          </w:tcPr>
+          <w:p>
+            <w:pPr>
+              <w:spacing w:before="0" w:after="0" w:line="264" w:lineRule="auto"/>
+              <w:jc w:val="left"/>
+            </w:pPr>
+            <w:r>
+              <w:rPr>
+                <w:rFonts w:ascii="Times New Roman" w:hAnsi="Times New Roman" w:eastAsia="Times New Roman"/>
+                <w:color w:val="111827"/>
+                <w:sz w:val="19"/>
+              </w:rPr>
+              <w:t>Bác bỏ khiếu nại.</w:t>
+            </w:r>
+          </w:p>
+        </w:tc>
+        <w:tc>
+          <w:tcPr>
+            <w:tcW w:type="dxa" w:w="3138"/>
+            <w:vAlign w:val="center"/>
+            <w:tcMar>
+              <w:top w:w="90" w:type="dxa"/>
+              <w:start w:w="110" w:type="dxa"/>
+              <w:bottom w:w="90" w:type="dxa"/>
+              <w:end w:w="110" w:type="dxa"/>
+            </w:tcMar>
+            <w:tcBorders>
+              <w:top w:val="single" w:sz="4" w:color="D7DEE8"/>
+              <w:start w:val="single" w:sz="4" w:color="D7DEE8"/>
+              <w:bottom w:val="single" w:sz="4" w:color="D7DEE8"/>
+              <w:end w:val="single" w:sz="4" w:color="D7DEE8"/>
+              <w:insideH w:val="single" w:sz="4" w:color="D7DEE8"/>
+              <w:insideV w:val="single" w:sz="4" w:color="D7DEE8"/>
+            </w:tcBorders>
+          </w:tcPr>
+          <w:p>
+            <w:pPr>
+              <w:spacing w:before="0" w:after="0" w:line="264" w:lineRule="auto"/>
+              <w:jc w:val="left"/>
+            </w:pPr>
+            <w:r>
+              <w:rPr>
+                <w:rFonts w:ascii="Times New Roman" w:hAnsi="Times New Roman" w:eastAsia="Times New Roman"/>
+                <w:color w:val="111827"/>
+                <w:sz w:val="19"/>
+              </w:rPr>
+              <w:t>RESOLVED_TUTOR_PAYMENT; gia sư 85%, nền tảng 15%, học viên 0%.</w:t>
+            </w:r>
+          </w:p>
+        </w:tc>
+      </w:tr>
+    </w:tbl>
+    <w:p>
+      <w:pPr>
+        <w:spacing w:before="0" w:after="80" w:line="300" w:lineRule="auto"/>
+        <w:jc w:val="both"/>
+      </w:pPr>
+      <w:r>
+        <w:rPr>
+          <w:rFonts w:ascii="Times New Roman" w:hAnsi="Times New Roman" w:eastAsia="Times New Roman"/>
+          <w:b/>
+          <w:color w:val="111827"/>
+          <w:sz w:val="23"/>
+        </w:rPr>
+        <w:t xml:space="preserve">6.4.1. </w:t>
+      </w:r>
+      <w:r>
+        <w:rPr>
+          <w:rFonts w:ascii="Times New Roman" w:hAnsi="Times New Roman" w:eastAsia="Times New Roman"/>
+          <w:color w:val="111827"/>
+          <w:sz w:val="23"/>
+        </w:rPr>
+        <w:t>ADMIN được quyền xem và xử lý mọi khiếu nại. STAFF chỉ được xem và xử lý khiếu nại thuộc lớp được phân công theo chính sách phân quyền của EduConnect.</w:t>
+      </w:r>
+    </w:p>
+    <w:p>
+      <w:pPr>
+        <w:spacing w:before="0" w:after="80" w:line="300" w:lineRule="auto"/>
+        <w:jc w:val="both"/>
+      </w:pPr>
+      <w:r>
+        <w:rPr>
+          <w:rFonts w:ascii="Times New Roman" w:hAnsi="Times New Roman" w:eastAsia="Times New Roman"/>
+          <w:b/>
+          <w:color w:val="111827"/>
+          <w:sz w:val="23"/>
+        </w:rPr>
+        <w:t xml:space="preserve">6.4.2. </w:t>
+      </w:r>
+      <w:r>
+        <w:rPr>
+          <w:rFonts w:ascii="Times New Roman" w:hAnsi="Times New Roman" w:eastAsia="Times New Roman"/>
+          <w:color w:val="111827"/>
+          <w:sz w:val="23"/>
+        </w:rPr>
+        <w:t>Video, bản ghi, dữ liệu phòng học trực tuyến hoặc minh chứng tại địa điểm học trực tiếp chỉ được sử dụng nếu có sẵn, được thu thập hợp pháp và phù hợp với chính sách dữ liệu của hệ thống.</w:t>
+      </w:r>
+    </w:p>
+    <w:p>
+      <w:pPr>
+        <w:pStyle w:val="Heading1"/>
+      </w:pPr>
+      <w:r>
+        <w:t>ĐIỀU 7. QUYỀN VÀ NGHĨA VỤ CỦA CÁC BÊN</w:t>
+      </w:r>
+    </w:p>
+    <w:p>
+      <w:pPr>
+        <w:pStyle w:val="Heading2"/>
+      </w:pPr>
+      <w:r>
+        <w:t>7.1. Bên A - Gia sư</w:t>
+      </w:r>
+    </w:p>
+    <w:p>
+      <w:pPr>
+        <w:pStyle w:val="ListBullet"/>
+        <w:spacing w:before="0" w:after="60" w:line="288" w:lineRule="auto"/>
+        <w:ind w:left="454" w:hanging="227"/>
+        <w:jc w:val="both"/>
+      </w:pPr>
+      <w:r>
+        <w:rPr>
+          <w:rFonts w:ascii="Times New Roman" w:hAnsi="Times New Roman" w:eastAsia="Times New Roman"/>
+          <w:color w:val="111827"/>
+          <w:sz w:val="23"/>
+        </w:rPr>
+        <w:t>Được nhận thù lao theo kết quả quyết toán hợp lệ và tỷ lệ quy định tại Điều 3.3.</w:t>
+      </w:r>
+    </w:p>
+    <w:p>
+      <w:pPr>
+        <w:pStyle w:val="ListBullet"/>
+        <w:spacing w:before="0" w:after="60" w:line="288" w:lineRule="auto"/>
+        <w:ind w:left="454" w:hanging="227"/>
+        <w:jc w:val="both"/>
+      </w:pPr>
+      <w:r>
+        <w:rPr>
+          <w:rFonts w:ascii="Times New Roman" w:hAnsi="Times New Roman" w:eastAsia="Times New Roman"/>
+          <w:color w:val="111827"/>
+          <w:sz w:val="23"/>
+        </w:rPr>
+        <w:t>Giảng dạy đúng giờ, đúng nội dung, thời lượng và chuẩn mực ứng xử đã cam kết.</w:t>
+      </w:r>
+    </w:p>
+    <w:p>
+      <w:pPr>
+        <w:pStyle w:val="ListBullet"/>
+        <w:spacing w:before="0" w:after="60" w:line="288" w:lineRule="auto"/>
+        <w:ind w:left="454" w:hanging="227"/>
+        <w:jc w:val="both"/>
+      </w:pPr>
+      <w:r>
+        <w:rPr>
+          <w:rFonts w:ascii="Times New Roman" w:hAnsi="Times New Roman" w:eastAsia="Times New Roman"/>
+          <w:color w:val="111827"/>
+          <w:sz w:val="23"/>
+        </w:rPr>
+        <w:t>Điểm danh trung thực; cung cấp minh chứng khi có khiếu nại.</w:t>
+      </w:r>
+    </w:p>
+    <w:p>
+      <w:pPr>
+        <w:pStyle w:val="ListBullet"/>
+        <w:spacing w:before="0" w:after="60" w:line="288" w:lineRule="auto"/>
+        <w:ind w:left="454" w:hanging="227"/>
+        <w:jc w:val="both"/>
+      </w:pPr>
+      <w:r>
+        <w:rPr>
+          <w:rFonts w:ascii="Times New Roman" w:hAnsi="Times New Roman" w:eastAsia="Times New Roman"/>
+          <w:color w:val="111827"/>
+          <w:sz w:val="23"/>
+        </w:rPr>
+        <w:t>Bảo mật dữ liệu cá nhân và thông tin học tập của Bên B.</w:t>
+      </w:r>
+    </w:p>
+    <w:p>
+      <w:pPr>
+        <w:pStyle w:val="Heading2"/>
+      </w:pPr>
+      <w:r>
+        <w:t>7.2. Bên B - Học viên/Người giám hộ</w:t>
+      </w:r>
+    </w:p>
+    <w:p>
+      <w:pPr>
+        <w:pStyle w:val="ListBullet"/>
+        <w:spacing w:before="0" w:after="60" w:line="288" w:lineRule="auto"/>
+        <w:ind w:left="454" w:hanging="227"/>
+        <w:jc w:val="both"/>
+      </w:pPr>
+      <w:r>
+        <w:rPr>
+          <w:rFonts w:ascii="Times New Roman" w:hAnsi="Times New Roman" w:eastAsia="Times New Roman"/>
+          <w:color w:val="111827"/>
+          <w:sz w:val="23"/>
+        </w:rPr>
+        <w:t>Được bảo vệ khoản ký quỹ theo cơ chế Smart Contract Escrow và được kiểm tra kết quả từng buổi.</w:t>
+      </w:r>
+    </w:p>
+    <w:p>
+      <w:pPr>
+        <w:pStyle w:val="ListBullet"/>
+        <w:spacing w:before="0" w:after="60" w:line="288" w:lineRule="auto"/>
+        <w:ind w:left="454" w:hanging="227"/>
+        <w:jc w:val="both"/>
+      </w:pPr>
+      <w:r>
+        <w:rPr>
+          <w:rFonts w:ascii="Times New Roman" w:hAnsi="Times New Roman" w:eastAsia="Times New Roman"/>
+          <w:color w:val="111827"/>
+          <w:sz w:val="23"/>
+        </w:rPr>
+        <w:t>Được tạo khiếu nại đúng thời hạn, đúng loại và cung cấp minh chứng trung thực.</w:t>
+      </w:r>
+    </w:p>
+    <w:p>
+      <w:pPr>
+        <w:pStyle w:val="ListBullet"/>
+        <w:spacing w:before="0" w:after="60" w:line="288" w:lineRule="auto"/>
+        <w:ind w:left="454" w:hanging="227"/>
+        <w:jc w:val="both"/>
+      </w:pPr>
+      <w:r>
+        <w:rPr>
+          <w:rFonts w:ascii="Times New Roman" w:hAnsi="Times New Roman" w:eastAsia="Times New Roman"/>
+          <w:color w:val="111827"/>
+          <w:sz w:val="23"/>
+        </w:rPr>
+        <w:t>Nạp quỹ đúng hạn; tham gia lớp đúng giờ và tuân thủ nội quy học tập.</w:t>
+      </w:r>
+    </w:p>
+    <w:p>
+      <w:pPr>
+        <w:pStyle w:val="ListBullet"/>
+        <w:spacing w:before="0" w:after="60" w:line="288" w:lineRule="auto"/>
+        <w:ind w:left="454" w:hanging="227"/>
+        <w:jc w:val="both"/>
+      </w:pPr>
+      <w:r>
+        <w:rPr>
+          <w:rFonts w:ascii="Times New Roman" w:hAnsi="Times New Roman" w:eastAsia="Times New Roman"/>
+          <w:color w:val="111827"/>
+          <w:sz w:val="23"/>
+        </w:rPr>
+        <w:t>Không lạm dụng quy trình khiếu nại hoặc cung cấp thông tin sai sự thật.</w:t>
+      </w:r>
+    </w:p>
+    <w:p>
+      <w:pPr>
+        <w:pStyle w:val="Heading2"/>
+      </w:pPr>
+      <w:r>
+        <w:t>7.3. Bên C - Đơn vị vận hành</w:t>
+      </w:r>
+    </w:p>
+    <w:p>
+      <w:pPr>
+        <w:pStyle w:val="ListBullet"/>
+        <w:spacing w:before="0" w:after="60" w:line="288" w:lineRule="auto"/>
+        <w:ind w:left="454" w:hanging="227"/>
+        <w:jc w:val="both"/>
+      </w:pPr>
+      <w:r>
+        <w:rPr>
+          <w:rFonts w:ascii="Times New Roman" w:hAnsi="Times New Roman" w:eastAsia="Times New Roman"/>
+          <w:color w:val="111827"/>
+          <w:sz w:val="23"/>
+        </w:rPr>
+        <w:t>Vận hành hạ tầng hợp đồng, lưu vết sự kiện, hỗ trợ quyết toán và khiếu nại theo chức năng hệ thống.</w:t>
+      </w:r>
+    </w:p>
+    <w:p>
+      <w:pPr>
+        <w:pStyle w:val="ListBullet"/>
+        <w:spacing w:before="0" w:after="60" w:line="288" w:lineRule="auto"/>
+        <w:ind w:left="454" w:hanging="227"/>
+        <w:jc w:val="both"/>
+      </w:pPr>
+      <w:r>
+        <w:rPr>
+          <w:rFonts w:ascii="Times New Roman" w:hAnsi="Times New Roman" w:eastAsia="Times New Roman"/>
+          <w:color w:val="111827"/>
+          <w:sz w:val="23"/>
+        </w:rPr>
+        <w:t>Phân quyền Staff/Admin, bảo vệ dữ liệu và duy trì kênh hỗ trợ người dùng.</w:t>
+      </w:r>
+    </w:p>
+    <w:p>
+      <w:pPr>
+        <w:pStyle w:val="ListBullet"/>
+        <w:spacing w:before="0" w:after="60" w:line="288" w:lineRule="auto"/>
+        <w:ind w:left="454" w:hanging="227"/>
+        <w:jc w:val="both"/>
+      </w:pPr>
+      <w:r>
+        <w:rPr>
+          <w:rFonts w:ascii="Times New Roman" w:hAnsi="Times New Roman" w:eastAsia="Times New Roman"/>
+          <w:color w:val="111827"/>
+          <w:sz w:val="23"/>
+        </w:rPr>
+        <w:t>Không tự ý thay đổi snapshot điều khoản đã được các bên xác nhận.</w:t>
+      </w:r>
+    </w:p>
+    <w:p>
+      <w:pPr>
+        <w:pStyle w:val="Heading1"/>
+      </w:pPr>
+      <w:r>
+        <w:t>ĐIỀU 8. HỦY HỢP ĐỒNG, CHẤM DỨT VÀ HOÀN TIỀN CHƯA SỬ DỤNG</w:t>
+      </w:r>
+    </w:p>
+    <w:p>
+      <w:pPr>
+        <w:spacing w:before="0" w:after="80" w:line="300" w:lineRule="auto"/>
+        <w:jc w:val="both"/>
+      </w:pPr>
+      <w:r>
+        <w:rPr>
+          <w:rFonts w:ascii="Times New Roman" w:hAnsi="Times New Roman" w:eastAsia="Times New Roman"/>
+          <w:b/>
+          <w:color w:val="111827"/>
+          <w:sz w:val="23"/>
+        </w:rPr>
+        <w:t xml:space="preserve">8.1. </w:t>
+      </w:r>
+      <w:r>
+        <w:rPr>
+          <w:rFonts w:ascii="Times New Roman" w:hAnsi="Times New Roman" w:eastAsia="Times New Roman"/>
+          <w:color w:val="111827"/>
+          <w:sz w:val="23"/>
+        </w:rPr>
+        <w:t>Một agreement chỉ được hoàn tất hủy sau khi tất cả buổi học ở trạng thái PROPOSED hoặc DISPUTED đã được xử lý xong.</w:t>
+      </w:r>
+    </w:p>
+    <w:p>
+      <w:pPr>
+        <w:spacing w:before="0" w:after="80" w:line="300" w:lineRule="auto"/>
+        <w:jc w:val="both"/>
+      </w:pPr>
+      <w:r>
+        <w:rPr>
+          <w:rFonts w:ascii="Times New Roman" w:hAnsi="Times New Roman" w:eastAsia="Times New Roman"/>
+          <w:b/>
+          <w:color w:val="111827"/>
+          <w:sz w:val="23"/>
+        </w:rPr>
+        <w:t xml:space="preserve">8.2. </w:t>
+      </w:r>
+      <w:r>
+        <w:rPr>
+          <w:rFonts w:ascii="Times New Roman" w:hAnsi="Times New Roman" w:eastAsia="Times New Roman"/>
+          <w:color w:val="111827"/>
+          <w:sz w:val="23"/>
+        </w:rPr>
+        <w:t>Khi điều kiện hủy được đáp ứng, toàn bộ số tiền tương ứng với các buổi học chưa diễn ra hoặc chưa sử dụng được hoàn lại 100% cho Bên B.</w:t>
+      </w:r>
+    </w:p>
+    <w:p>
+      <w:pPr>
+        <w:spacing w:before="0" w:after="80" w:line="300" w:lineRule="auto"/>
+        <w:jc w:val="both"/>
+      </w:pPr>
+      <w:r>
+        <w:rPr>
+          <w:rFonts w:ascii="Times New Roman" w:hAnsi="Times New Roman" w:eastAsia="Times New Roman"/>
+          <w:b/>
+          <w:color w:val="111827"/>
+          <w:sz w:val="23"/>
+        </w:rPr>
+        <w:t xml:space="preserve">8.3. </w:t>
+      </w:r>
+      <w:r>
+        <w:rPr>
+          <w:rFonts w:ascii="Times New Roman" w:hAnsi="Times New Roman" w:eastAsia="Times New Roman"/>
+          <w:color w:val="111827"/>
+          <w:sz w:val="23"/>
+        </w:rPr>
+        <w:t>Việc tạm dừng luồng vận hành thông thường không được làm mất khả năng xử lý khiếu nại, hoàn tiền hoặc giải phóng khoản tiền đang bị khóa theo quyết định hợp lệ.</w:t>
+      </w:r>
+    </w:p>
+    <w:p>
+      <w:pPr>
+        <w:pStyle w:val="Heading1"/>
+      </w:pPr>
+      <w:r>
+        <w:t>ĐIỀU 9. DỮ LIỆU CÁ NHÂN, GHI HÌNH VÀ QUYỀN SỞ HỮU TRÍ TUỆ</w:t>
+      </w:r>
+    </w:p>
+    <w:p>
+      <w:pPr>
+        <w:spacing w:before="0" w:after="80" w:line="300" w:lineRule="auto"/>
+        <w:jc w:val="both"/>
+      </w:pPr>
+      <w:r>
+        <w:rPr>
+          <w:rFonts w:ascii="Times New Roman" w:hAnsi="Times New Roman" w:eastAsia="Times New Roman"/>
+          <w:b/>
+          <w:color w:val="111827"/>
+          <w:sz w:val="23"/>
+        </w:rPr>
+        <w:t xml:space="preserve">9.1. </w:t>
+      </w:r>
+      <w:r>
+        <w:rPr>
+          <w:rFonts w:ascii="Times New Roman" w:hAnsi="Times New Roman" w:eastAsia="Times New Roman"/>
+          <w:color w:val="111827"/>
+          <w:sz w:val="23"/>
+        </w:rPr>
+        <w:t>Các Bên chỉ cung cấp và xử lý dữ liệu cần thiết cho việc xác lập tài khoản, thực hiện khóa học, thanh toán, hỗ trợ và xử lý khiếu nại.</w:t>
+      </w:r>
+    </w:p>
+    <w:p>
+      <w:pPr>
+        <w:spacing w:before="0" w:after="80" w:line="300" w:lineRule="auto"/>
+        <w:jc w:val="both"/>
+      </w:pPr>
+      <w:r>
+        <w:rPr>
+          <w:rFonts w:ascii="Times New Roman" w:hAnsi="Times New Roman" w:eastAsia="Times New Roman"/>
+          <w:b/>
+          <w:color w:val="111827"/>
+          <w:sz w:val="23"/>
+        </w:rPr>
+        <w:t xml:space="preserve">9.2. </w:t>
+      </w:r>
+      <w:r>
+        <w:rPr>
+          <w:rFonts w:ascii="Times New Roman" w:hAnsi="Times New Roman" w:eastAsia="Times New Roman"/>
+          <w:color w:val="111827"/>
+          <w:sz w:val="23"/>
+        </w:rPr>
+        <w:t>Đối với lớp ONLINE, nhật ký kết nối và bản ghi âm/ghi hình (nếu có) chỉ được thu thập khi đã thông báo và có căn cứ xử lý phù hợp. Đối với lớp OFFLINE, việc ghi âm/ghi hình tại địa điểm học chỉ được thực hiện theo thỏa thuận và quy định áp dụng.</w:t>
+      </w:r>
+    </w:p>
+    <w:p>
+      <w:pPr>
+        <w:spacing w:before="0" w:after="80" w:line="300" w:lineRule="auto"/>
+        <w:jc w:val="both"/>
+      </w:pPr>
+      <w:r>
+        <w:rPr>
+          <w:rFonts w:ascii="Times New Roman" w:hAnsi="Times New Roman" w:eastAsia="Times New Roman"/>
+          <w:b/>
+          <w:color w:val="111827"/>
+          <w:sz w:val="23"/>
+        </w:rPr>
+        <w:t xml:space="preserve">9.3. </w:t>
+      </w:r>
+      <w:r>
+        <w:rPr>
+          <w:rFonts w:ascii="Times New Roman" w:hAnsi="Times New Roman" w:eastAsia="Times New Roman"/>
+          <w:color w:val="111827"/>
+          <w:sz w:val="23"/>
+        </w:rPr>
+        <w:t>Gia sư giữ quyền đối với tài liệu do mình tự tạo và cấp cho EduConnect quyền sử dụng cần thiết để cung cấp dịch vụ. Tài liệu của bên thứ ba tiếp tục thuộc quyền của chủ sở hữu tương ứng.</w:t>
+      </w:r>
+    </w:p>
+    <w:p>
+      <w:pPr>
+        <w:spacing w:before="0" w:after="80" w:line="300" w:lineRule="auto"/>
+        <w:jc w:val="both"/>
+      </w:pPr>
+      <w:r>
+        <w:rPr>
+          <w:rFonts w:ascii="Times New Roman" w:hAnsi="Times New Roman" w:eastAsia="Times New Roman"/>
+          <w:b/>
+          <w:color w:val="111827"/>
+          <w:sz w:val="23"/>
+        </w:rPr>
+        <w:t xml:space="preserve">9.4. </w:t>
+      </w:r>
+      <w:r>
+        <w:rPr>
+          <w:rFonts w:ascii="Times New Roman" w:hAnsi="Times New Roman" w:eastAsia="Times New Roman"/>
+          <w:color w:val="111827"/>
+          <w:sz w:val="23"/>
+        </w:rPr>
+        <w:t>Học viên không được sao chép, phát tán hoặc thương mại hóa tài liệu ngoài phạm vi học tập nếu chưa có sự cho phép của chủ sở hữu quyền.</w:t>
+      </w:r>
+    </w:p>
+    <w:p>
+      <w:pPr>
+        <w:pStyle w:val="Heading1"/>
+      </w:pPr>
+      <w:r>
+        <w:t>ĐIỀU 10. XÁC NHẬN ĐIỆN TỬ VÀ CHỨNG CỨ MẬT MÃ HỌC EIP-712</w:t>
+      </w:r>
+    </w:p>
+    <w:p>
+      <w:pPr>
+        <w:spacing w:before="0" w:after="80" w:line="300" w:lineRule="auto"/>
+        <w:jc w:val="both"/>
+      </w:pPr>
+      <w:r>
+        <w:rPr>
+          <w:rFonts w:ascii="Times New Roman" w:hAnsi="Times New Roman" w:eastAsia="Times New Roman"/>
+          <w:b/>
+          <w:color w:val="111827"/>
+          <w:sz w:val="23"/>
+        </w:rPr>
+        <w:t xml:space="preserve">10.1. </w:t>
+      </w:r>
+      <w:r>
+        <w:rPr>
+          <w:rFonts w:ascii="Times New Roman" w:hAnsi="Times New Roman" w:eastAsia="Times New Roman"/>
+          <w:color w:val="111827"/>
+          <w:sz w:val="23"/>
+        </w:rPr>
+        <w:t>Các Bên sử dụng chữ ký mật mã EIP-712 để xác nhận sự chấp thuận đối với agreement và termsHash tương ứng, đồng thời chứng minh quyền kiểm soát địa chỉ ví tại thời điểm ký.</w:t>
+      </w:r>
+    </w:p>
+    <w:p>
+      <w:pPr>
+        <w:spacing w:before="0" w:after="80" w:line="300" w:lineRule="auto"/>
+        <w:jc w:val="both"/>
+      </w:pPr>
+      <w:r>
+        <w:rPr>
+          <w:rFonts w:ascii="Times New Roman" w:hAnsi="Times New Roman" w:eastAsia="Times New Roman"/>
+          <w:b/>
+          <w:color w:val="111827"/>
+          <w:sz w:val="23"/>
+        </w:rPr>
+        <w:t xml:space="preserve">10.2. </w:t>
+      </w:r>
+      <w:r>
+        <w:rPr>
+          <w:rFonts w:ascii="Times New Roman" w:hAnsi="Times New Roman" w:eastAsia="Times New Roman"/>
+          <w:color w:val="111827"/>
+          <w:sz w:val="23"/>
+        </w:rPr>
+        <w:t>Xác minh chữ ký EIP-712 không tự động chứng minh danh tính dân sự ngoài đời; giá trị chứng cứ được xem xét cùng thông tin tài khoản, lịch sử xác thực, nhật ký hệ thống và dữ liệu liên quan.</w:t>
+      </w:r>
+    </w:p>
+    <w:p>
+      <w:pPr>
+        <w:spacing w:before="0" w:after="80" w:line="300" w:lineRule="auto"/>
+        <w:jc w:val="both"/>
+      </w:pPr>
+      <w:r>
+        <w:rPr>
+          <w:rFonts w:ascii="Times New Roman" w:hAnsi="Times New Roman" w:eastAsia="Times New Roman"/>
+          <w:b/>
+          <w:color w:val="111827"/>
+          <w:sz w:val="23"/>
+        </w:rPr>
+        <w:t xml:space="preserve">10.3. </w:t>
+      </w:r>
+      <w:r>
+        <w:rPr>
+          <w:rFonts w:ascii="Times New Roman" w:hAnsi="Times New Roman" w:eastAsia="Times New Roman"/>
+          <w:color w:val="111827"/>
+          <w:sz w:val="23"/>
+        </w:rPr>
+        <w:t>Payload ký phải gắn với agreementId, termsHash, contractVersion, signer, role, chainId, verifyingContract, nonce và deadline để hạn chế nhầm lẫn và sử dụng lại chữ ký.</w:t>
+      </w:r>
+    </w:p>
+    <w:p>
+      <w:pPr>
+        <w:spacing w:before="0" w:after="80" w:line="300" w:lineRule="auto"/>
+        <w:jc w:val="both"/>
+      </w:pPr>
+      <w:r>
+        <w:rPr>
+          <w:rFonts w:ascii="Times New Roman" w:hAnsi="Times New Roman" w:eastAsia="Times New Roman"/>
+          <w:b/>
+          <w:color w:val="111827"/>
+          <w:sz w:val="23"/>
+        </w:rPr>
+        <w:t xml:space="preserve">10.4. </w:t>
+      </w:r>
+      <w:r>
+        <w:rPr>
+          <w:rFonts w:ascii="Times New Roman" w:hAnsi="Times New Roman" w:eastAsia="Times New Roman"/>
+          <w:color w:val="111827"/>
+          <w:sz w:val="23"/>
+        </w:rPr>
+        <w:t>Bản hợp đồng PDF cuối cùng hiển thị tóm tắt bằng chứng. Hệ thống lưu đầy đủ chữ ký và hash trong hồ sơ kỹ thuật.</w:t>
+      </w:r>
+    </w:p>
+    <w:p>
+      <w:pPr>
+        <w:pStyle w:val="Heading1"/>
+      </w:pPr>
+      <w:r>
+        <w:t>ĐIỀU 11. HIỆU LỰC, THÔNG BÁO VÀ GIẢI QUYẾT TRANH CHẤP</w:t>
+      </w:r>
+    </w:p>
+    <w:p>
+      <w:pPr>
+        <w:spacing w:before="0" w:after="80" w:line="300" w:lineRule="auto"/>
+        <w:jc w:val="both"/>
+      </w:pPr>
+      <w:r>
+        <w:rPr>
+          <w:rFonts w:ascii="Times New Roman" w:hAnsi="Times New Roman" w:eastAsia="Times New Roman"/>
+          <w:b/>
+          <w:color w:val="111827"/>
+          <w:sz w:val="23"/>
+        </w:rPr>
+        <w:t xml:space="preserve">11.1. </w:t>
+      </w:r>
+      <w:r>
+        <w:rPr>
+          <w:rFonts w:ascii="Times New Roman" w:hAnsi="Times New Roman" w:eastAsia="Times New Roman"/>
+          <w:color w:val="111827"/>
+          <w:sz w:val="23"/>
+        </w:rPr>
+        <w:t>Việc chấp thuận điều khoản, nạp quỹ và trạng thái ACTIVE là các mốc riêng biệt. Agreement chỉ bắt đầu thực hiện cơ chế học và quyết toán sau khi nạp đủ quỹ và được xác nhận ACTIVE.</w:t>
+      </w:r>
+    </w:p>
+    <w:p>
+      <w:pPr>
+        <w:spacing w:before="0" w:after="80" w:line="300" w:lineRule="auto"/>
+        <w:jc w:val="both"/>
+      </w:pPr>
+      <w:r>
+        <w:rPr>
+          <w:rFonts w:ascii="Times New Roman" w:hAnsi="Times New Roman" w:eastAsia="Times New Roman"/>
+          <w:b/>
+          <w:color w:val="111827"/>
+          <w:sz w:val="23"/>
+        </w:rPr>
+        <w:t xml:space="preserve">11.2. </w:t>
+      </w:r>
+      <w:r>
+        <w:rPr>
+          <w:rFonts w:ascii="Times New Roman" w:hAnsi="Times New Roman" w:eastAsia="Times New Roman"/>
+          <w:color w:val="111827"/>
+          <w:sz w:val="23"/>
+        </w:rPr>
+        <w:t>Thông báo được gửi qua tài khoản EduConnect, email, số điện thoại hoặc địa chỉ ví đã đăng ký được xem là kênh liên lạc của các Bên trong phạm vi hệ thống.</w:t>
+      </w:r>
+    </w:p>
+    <w:p>
+      <w:pPr>
+        <w:spacing w:before="0" w:after="80" w:line="300" w:lineRule="auto"/>
+        <w:jc w:val="both"/>
+      </w:pPr>
+      <w:r>
+        <w:rPr>
+          <w:rFonts w:ascii="Times New Roman" w:hAnsi="Times New Roman" w:eastAsia="Times New Roman"/>
+          <w:b/>
+          <w:color w:val="111827"/>
+          <w:sz w:val="23"/>
+        </w:rPr>
+        <w:t xml:space="preserve">11.3. </w:t>
+      </w:r>
+      <w:r>
+        <w:rPr>
+          <w:rFonts w:ascii="Times New Roman" w:hAnsi="Times New Roman" w:eastAsia="Times New Roman"/>
+          <w:color w:val="111827"/>
+          <w:sz w:val="23"/>
+        </w:rPr>
+        <w:t>Tranh chấp trước hết được giải quyết thông qua quy trình nội bộ tại Điều 6 và thương lượng thiện chí. Trường hợp không giải quyết được, Các Bên có quyền yêu cầu cơ quan có thẩm quyền xử lý theo pháp luật Việt Nam.</w:t>
+      </w:r>
+    </w:p>
+    <w:p>
+      <w:pPr>
+        <w:spacing w:before="0" w:after="80" w:line="300" w:lineRule="auto"/>
+        <w:jc w:val="both"/>
+      </w:pPr>
+      <w:r>
+        <w:rPr>
+          <w:rFonts w:ascii="Times New Roman" w:hAnsi="Times New Roman" w:eastAsia="Times New Roman"/>
+          <w:b/>
+          <w:color w:val="111827"/>
+          <w:sz w:val="23"/>
+        </w:rPr>
+        <w:t xml:space="preserve">11.4. </w:t>
+      </w:r>
+      <w:r>
+        <w:rPr>
+          <w:rFonts w:ascii="Times New Roman" w:hAnsi="Times New Roman" w:eastAsia="Times New Roman"/>
+          <w:color w:val="111827"/>
+          <w:sz w:val="23"/>
+        </w:rPr>
+        <w:t>Hợp đồng, các phụ lục, snapshot điều khoản và bản ghi chứng cứ điện tử là một bộ phận thống nhất. Nếu dữ liệu hiển thị mâu thuẫn, termsHash và snapshot đã được các bên xác nhận là căn cứ kỹ thuật để đối chiếu.</w:t>
+      </w:r>
+    </w:p>
+    <w:p>
+      <w:pPr>
+        <w:pStyle w:val="Heading1"/>
+      </w:pPr>
+      <w:r>
+        <w:t>XÁC NHẬN CỦA CÁC BÊN</w:t>
+      </w:r>
+    </w:p>
+    <w:p>
+      <w:pPr>
+        <w:spacing w:before="0" w:after="160" w:line="300" w:lineRule="auto"/>
+        <w:jc w:val="both"/>
+      </w:pPr>
+      <w:r>
+        <w:rPr>
+          <w:rFonts w:ascii="Times New Roman" w:hAnsi="Times New Roman" w:eastAsia="Times New Roman"/>
+          <w:color w:val="111827"/>
+          <w:sz w:val="23"/>
+        </w:rPr>
+        <w:t>Các Bên xác nhận đã đọc, hiểu và đồng ý với toàn bộ nội dung Hợp đồng và các phụ lục trước khi thực hiện xác nhận điện tử.</w:t>
+      </w:r>
+    </w:p>
+    <w:tbl>
+      <w:tblPr>
+        <w:tblW w:type="dxa" w:w="9638"/>
+        <w:jc w:val="left"/>
+        <w:tblLayout w:type="fixed"/>
+        <w:tblLook w:firstColumn="1" w:firstRow="1" w:lastColumn="0" w:lastRow="0" w:noHBand="0" w:noVBand="1" w:val="04A0"/>
+        <w:tblInd w:w="100" w:type="dxa"/>
+      </w:tblPr>
+      <w:tblGrid>
+        <w:gridCol w:w="4819"/>
+        <w:gridCol w:w="4819"/>
+      </w:tblGrid>
+      <w:tr>
+        <w:tc>
+          <w:tcPr>
+            <w:tcW w:type="dxa" w:w="4819"/>
+            <w:vAlign w:val="center"/>
+            <w:tcMar>
+              <w:top w:w="90" w:type="dxa"/>
+              <w:start w:w="110" w:type="dxa"/>
+              <w:bottom w:w="90" w:type="dxa"/>
+              <w:end w:w="110" w:type="dxa"/>
+            </w:tcMar>
+            <w:tcBorders>
+              <w:top w:val="single" w:sz="4" w:color="D7DEE8"/>
+              <w:start w:val="single" w:sz="4" w:color="D7DEE8"/>
+              <w:bottom w:val="single" w:sz="4" w:color="D7DEE8"/>
+              <w:end w:val="single" w:sz="4" w:color="D7DEE8"/>
+              <w:insideH w:val="single" w:sz="4" w:color="D7DEE8"/>
+              <w:insideV w:val="single" w:sz="4" w:color="D7DEE8"/>
+            </w:tcBorders>
+            <w:shd w:fill="F4F6F9"/>
+          </w:tcPr>
+          <w:p>
+            <w:pPr>
+              <w:spacing w:before="0" w:after="100" w:line="240" w:lineRule="auto"/>
+              <w:jc w:val="center"/>
+            </w:pPr>
+            <w:r/>
+            <w:r>
+              <w:rPr>
+                <w:rFonts w:ascii="Times New Roman" w:hAnsi="Times New Roman" w:eastAsia="Times New Roman"/>
+                <w:b/>
+                <w:color w:val="17365D"/>
+                <w:sz w:val="21"/>
+              </w:rPr>
+              <w:t>BÊN A - GIA SƯ</w:t>
+            </w:r>
+          </w:p>
+          <w:p>
+            <w:pPr>
+              <w:spacing w:before="0" w:after="40" w:line="252" w:lineRule="auto"/>
+              <w:jc w:val="left"/>
+            </w:pPr>
+            <w:r>
+              <w:rPr>
+                <w:rFonts w:ascii="Times New Roman" w:hAnsi="Times New Roman" w:eastAsia="Times New Roman"/>
+                <w:b/>
+                <w:color w:val="64748B"/>
+                <w:sz w:val="18"/>
+              </w:rPr>
+              <w:t xml:space="preserve">Người xác nhận: </w:t>
+            </w:r>
+            <w:r>
+              <w:rPr>
+                <w:rFonts w:ascii="Times New Roman" w:hAnsi="Times New Roman" w:eastAsia="Times New Roman"/>
+                <w:b/>
+                <w:color w:val="244C7C"/>
+                <w:sz w:val="23"/>
+              </w:rPr>
+              <w:t>{{tutorFullName}}</w:t>
+            </w:r>
+          </w:p>
+          <w:p>
+            <w:pPr>
+              <w:spacing w:before="0" w:after="40" w:line="252" w:lineRule="auto"/>
+              <w:jc w:val="left"/>
+            </w:pPr>
+            <w:r>
+              <w:rPr>
+                <w:rFonts w:ascii="Times New Roman" w:hAnsi="Times New Roman" w:eastAsia="Times New Roman"/>
+                <w:b/>
+                <w:color w:val="64748B"/>
+                <w:sz w:val="18"/>
+              </w:rPr>
+              <w:t xml:space="preserve">Ví: </w:t>
+            </w:r>
+            <w:r>
+              <w:rPr>
+                <w:rFonts w:ascii="Consolas" w:hAnsi="Consolas" w:eastAsia="Consolas"/>
+                <w:b/>
+                <w:color w:val="244C7C"/>
+                <w:sz w:val="17"/>
+              </w:rPr>
+              <w:t>{{tutorWalletShort}}</w:t>
+            </w:r>
+          </w:p>
+          <w:p>
+            <w:pPr>
+              <w:spacing w:before="0" w:after="40" w:line="252" w:lineRule="auto"/>
+              <w:jc w:val="left"/>
+            </w:pPr>
+            <w:r>
+              <w:rPr>
+                <w:rFonts w:ascii="Times New Roman" w:hAnsi="Times New Roman" w:eastAsia="Times New Roman"/>
+                <w:b/>
+                <w:color w:val="64748B"/>
+                <w:sz w:val="18"/>
+              </w:rPr>
+              <w:t xml:space="preserve">Thời điểm: </w:t>
+            </w:r>
+            <w:r>
+              <w:rPr>
+                <w:rFonts w:ascii="Times New Roman" w:hAnsi="Times New Roman" w:eastAsia="Times New Roman"/>
+                <w:b/>
+                <w:color w:val="244C7C"/>
+                <w:sz w:val="23"/>
+              </w:rPr>
+              <w:t>{{tutorSignedAt}}</w:t>
+            </w:r>
+          </w:p>
+          <w:p>
+            <w:pPr>
+              <w:spacing w:before="0" w:after="40" w:line="252" w:lineRule="auto"/>
+              <w:jc w:val="left"/>
+            </w:pPr>
+            <w:r>
+              <w:rPr>
+                <w:rFonts w:ascii="Times New Roman" w:hAnsi="Times New Roman" w:eastAsia="Times New Roman"/>
+                <w:b/>
+                <w:color w:val="64748B"/>
+                <w:sz w:val="18"/>
+              </w:rPr>
+              <w:t xml:space="preserve">Chữ ký rút gọn: </w:t>
+            </w:r>
+            <w:r>
+              <w:rPr>
+                <w:rFonts w:ascii="Consolas" w:hAnsi="Consolas" w:eastAsia="Consolas"/>
+                <w:b/>
+                <w:color w:val="244C7C"/>
+                <w:sz w:val="17"/>
+              </w:rPr>
+              <w:t>{{tutorSignatureShort}}</w:t>
+            </w:r>
+          </w:p>
+          <w:p>
+            <w:pPr>
+              <w:spacing w:before="0" w:after="0" w:line="240" w:lineRule="auto"/>
+              <w:jc w:val="center"/>
+            </w:pPr>
+            <w:r>
+              <w:rPr>
+                <w:rFonts w:ascii="Times New Roman" w:hAnsi="Times New Roman" w:eastAsia="Times New Roman"/>
+                <w:b/>
+                <w:color w:val="0F766E"/>
+                <w:sz w:val="17"/>
+              </w:rPr>
+              <w:t>ĐÃ XÁC MINH CHỮ KÝ KHỚP ĐỊA CHỈ VÍ</w:t>
+            </w:r>
+          </w:p>
+        </w:tc>
+        <w:tc>
+          <w:tcPr>
+            <w:tcW w:type="dxa" w:w="4819"/>
+            <w:vAlign w:val="center"/>
+            <w:tcMar>
+              <w:top w:w="90" w:type="dxa"/>
+              <w:start w:w="110" w:type="dxa"/>
+              <w:bottom w:w="90" w:type="dxa"/>
+              <w:end w:w="110" w:type="dxa"/>
+            </w:tcMar>
+            <w:tcBorders>
+              <w:top w:val="single" w:sz="4" w:color="D7DEE8"/>
+              <w:start w:val="single" w:sz="4" w:color="D7DEE8"/>
+              <w:bottom w:val="single" w:sz="4" w:color="D7DEE8"/>
+              <w:end w:val="single" w:sz="4" w:color="D7DEE8"/>
+              <w:insideH w:val="single" w:sz="4" w:color="D7DEE8"/>
+              <w:insideV w:val="single" w:sz="4" w:color="D7DEE8"/>
+            </w:tcBorders>
+            <w:shd w:fill="F4F6F9"/>
+          </w:tcPr>
+          <w:p>
+            <w:pPr>
+              <w:spacing w:before="0" w:after="100" w:line="240" w:lineRule="auto"/>
+              <w:jc w:val="center"/>
+            </w:pPr>
+            <w:r/>
+            <w:r>
+              <w:rPr>
+                <w:rFonts w:ascii="Times New Roman" w:hAnsi="Times New Roman" w:eastAsia="Times New Roman"/>
+                <w:b/>
+                <w:color w:val="17365D"/>
+                <w:sz w:val="21"/>
+              </w:rPr>
+              <w:t>BÊN B - HỌC VIÊN/NGƯỜI GIÁM HỘ</w:t>
+            </w:r>
+          </w:p>
+          <w:p>
+            <w:pPr>
+              <w:spacing w:before="0" w:after="40" w:line="252" w:lineRule="auto"/>
+              <w:jc w:val="left"/>
+            </w:pPr>
+            <w:r>
+              <w:rPr>
+                <w:rFonts w:ascii="Times New Roman" w:hAnsi="Times New Roman" w:eastAsia="Times New Roman"/>
+                <w:b/>
+                <w:color w:val="64748B"/>
+                <w:sz w:val="18"/>
+              </w:rPr>
+              <w:t xml:space="preserve">Người xác nhận: </w:t>
+            </w:r>
+            <w:r>
+              <w:rPr>
+                <w:rFonts w:ascii="Times New Roman" w:hAnsi="Times New Roman" w:eastAsia="Times New Roman"/>
+                <w:b/>
+                <w:color w:val="244C7C"/>
+                <w:sz w:val="23"/>
+              </w:rPr>
+              <w:t>{{studentFullName}}</w:t>
+            </w:r>
+          </w:p>
+          <w:p>
+            <w:pPr>
+              <w:spacing w:before="0" w:after="40" w:line="252" w:lineRule="auto"/>
+              <w:jc w:val="left"/>
+            </w:pPr>
+            <w:r>
+              <w:rPr>
+                <w:rFonts w:ascii="Times New Roman" w:hAnsi="Times New Roman" w:eastAsia="Times New Roman"/>
+                <w:b/>
+                <w:color w:val="64748B"/>
+                <w:sz w:val="18"/>
+              </w:rPr>
+              <w:t xml:space="preserve">Ví: </w:t>
+            </w:r>
+            <w:r>
+              <w:rPr>
+                <w:rFonts w:ascii="Consolas" w:hAnsi="Consolas" w:eastAsia="Consolas"/>
+                <w:b/>
+                <w:color w:val="244C7C"/>
+                <w:sz w:val="17"/>
+              </w:rPr>
+              <w:t>{{studentWalletShort}}</w:t>
+            </w:r>
+          </w:p>
+          <w:p>
+            <w:pPr>
+              <w:spacing w:before="0" w:after="40" w:line="252" w:lineRule="auto"/>
+              <w:jc w:val="left"/>
+            </w:pPr>
+            <w:r>
+              <w:rPr>
+                <w:rFonts w:ascii="Times New Roman" w:hAnsi="Times New Roman" w:eastAsia="Times New Roman"/>
+                <w:b/>
+                <w:color w:val="64748B"/>
+                <w:sz w:val="18"/>
+              </w:rPr>
+              <w:t xml:space="preserve">Thời điểm: </w:t>
+            </w:r>
+            <w:r>
+              <w:rPr>
+                <w:rFonts w:ascii="Times New Roman" w:hAnsi="Times New Roman" w:eastAsia="Times New Roman"/>
+                <w:b/>
+                <w:color w:val="244C7C"/>
+                <w:sz w:val="23"/>
+              </w:rPr>
+              <w:t>{{studentSignedAt}}</w:t>
+            </w:r>
+          </w:p>
+          <w:p>
+            <w:pPr>
+              <w:spacing w:before="0" w:after="40" w:line="252" w:lineRule="auto"/>
+              <w:jc w:val="left"/>
+            </w:pPr>
+            <w:r>
+              <w:rPr>
+                <w:rFonts w:ascii="Times New Roman" w:hAnsi="Times New Roman" w:eastAsia="Times New Roman"/>
+                <w:b/>
+                <w:color w:val="64748B"/>
+                <w:sz w:val="18"/>
+              </w:rPr>
+              <w:t xml:space="preserve">Chữ ký rút gọn: </w:t>
+            </w:r>
+            <w:r>
+              <w:rPr>
+                <w:rFonts w:ascii="Consolas" w:hAnsi="Consolas" w:eastAsia="Consolas"/>
+                <w:b/>
+                <w:color w:val="244C7C"/>
+                <w:sz w:val="17"/>
+              </w:rPr>
+              <w:t>{{studentSignatureShort}}</w:t>
+            </w:r>
+          </w:p>
+          <w:p>
+            <w:pPr>
+              <w:spacing w:before="0" w:after="0" w:line="240" w:lineRule="auto"/>
+              <w:jc w:val="center"/>
+            </w:pPr>
+            <w:r>
+              <w:rPr>
+                <w:rFonts w:ascii="Times New Roman" w:hAnsi="Times New Roman" w:eastAsia="Times New Roman"/>
+                <w:b/>
+                <w:color w:val="0F766E"/>
+                <w:sz w:val="17"/>
+              </w:rPr>
+              <w:t>ĐÃ XÁC MINH CHỮ KÝ KHỚP ĐỊA CHỈ VÍ</w:t>
+            </w:r>
+          </w:p>
+        </w:tc>
+      </w:tr>
+    </w:tbl>
+    <w:p>
+      <w:pPr>
+        <w:pStyle w:val="Heading2"/>
+      </w:pPr>
+      <w:r>
+        <w:t>XÁC NHẬN CỦA ĐƠN VỊ VẬN HÀNH</w:t>
+      </w:r>
+    </w:p>
+    <w:tbl>
+      <w:tblPr>
+        <w:tblW w:type="dxa" w:w="9638"/>
+        <w:jc w:val="left"/>
+        <w:tblLayout w:type="fixed"/>
+        <w:tblLook w:firstColumn="1" w:firstRow="1" w:lastColumn="0" w:lastRow="0" w:noHBand="0" w:noVBand="1" w:val="04A0"/>
+        <w:tblInd w:w="100" w:type="dxa"/>
+      </w:tblPr>
+      <w:tblGrid>
+        <w:gridCol w:w="2500"/>
+        <w:gridCol w:w="7138"/>
+      </w:tblGrid>
+      <w:tr>
+        <w:tc>
+          <w:tcPr>
+            <w:tcW w:type="dxa" w:w="2500"/>
+            <w:shd w:fill="E8EEF5"/>
+            <w:vAlign w:val="center"/>
+            <w:tcMar>
+              <w:top w:w="90" w:type="dxa"/>
+              <w:start w:w="110" w:type="dxa"/>
+              <w:bottom w:w="90" w:type="dxa"/>
+              <w:end w:w="110" w:type="dxa"/>
+            </w:tcMar>
+            <w:tcBorders>
+              <w:top w:val="single" w:sz="4" w:color="D7DEE8"/>
+              <w:start w:val="single" w:sz="4" w:color="D7DEE8"/>
+              <w:bottom w:val="single" w:sz="4" w:color="D7DEE8"/>
+              <w:end w:val="single" w:sz="4" w:color="D7DEE8"/>
+              <w:insideH w:val="single" w:sz="4" w:color="D7DEE8"/>
+              <w:insideV w:val="single" w:sz="4" w:color="D7DEE8"/>
+            </w:tcBorders>
+          </w:tcPr>
+          <w:p>
+            <w:pPr>
+              <w:spacing w:before="0" w:after="0" w:line="264" w:lineRule="auto"/>
+              <w:jc w:val="left"/>
+            </w:pPr>
+            <w:r/>
+            <w:r>
+              <w:rPr>
+                <w:rFonts w:ascii="Times New Roman" w:hAnsi="Times New Roman" w:eastAsia="Times New Roman"/>
+                <w:b/>
+                <w:color w:val="17365D"/>
+                <w:sz w:val="21"/>
+              </w:rPr>
+              <w:t>Đơn vị vận hành</w:t>
+            </w:r>
+          </w:p>
+        </w:tc>
+        <w:tc>
+          <w:tcPr>
+            <w:tcW w:type="dxa" w:w="7138"/>
+            <w:vAlign w:val="center"/>
+            <w:tcMar>
+              <w:top w:w="90" w:type="dxa"/>
+              <w:start w:w="110" w:type="dxa"/>
+              <w:bottom w:w="90" w:type="dxa"/>
+              <w:end w:w="110" w:type="dxa"/>
+            </w:tcMar>
+            <w:tcBorders>
+              <w:top w:val="single" w:sz="4" w:color="D7DEE8"/>
+              <w:start w:val="single" w:sz="4" w:color="D7DEE8"/>
+              <w:bottom w:val="single" w:sz="4" w:color="D7DEE8"/>
+              <w:end w:val="single" w:sz="4" w:color="D7DEE8"/>
+              <w:insideH w:val="single" w:sz="4" w:color="D7DEE8"/>
+              <w:insideV w:val="single" w:sz="4" w:color="D7DEE8"/>
+            </w:tcBorders>
+          </w:tcPr>
+          <w:p>
+            <w:pPr>
+              <w:spacing w:before="0" w:after="0" w:line="264" w:lineRule="auto"/>
+              <w:jc w:val="left"/>
+            </w:pPr>
+            <w:r/>
+            <w:r>
+              <w:rPr>
+                <w:rFonts w:ascii="Times New Roman" w:hAnsi="Times New Roman" w:eastAsia="Times New Roman"/>
+                <w:b/>
+                <w:color w:val="244C7C"/>
+                <w:sz w:val="23"/>
+              </w:rPr>
+              <w:t>{{platformOperatorName}}</w:t>
+            </w:r>
+          </w:p>
+        </w:tc>
+      </w:tr>
+      <w:tr>
+        <w:tc>
+          <w:tcPr>
+            <w:tcW w:type="dxa" w:w="2500"/>
+            <w:shd w:fill="E8EEF5"/>
+            <w:vAlign w:val="center"/>
+            <w:tcMar>
+              <w:top w:w="90" w:type="dxa"/>
+              <w:start w:w="110" w:type="dxa"/>
+              <w:bottom w:w="90" w:type="dxa"/>
+              <w:end w:w="110" w:type="dxa"/>
+            </w:tcMar>
+            <w:tcBorders>
+              <w:top w:val="single" w:sz="4" w:color="D7DEE8"/>
+              <w:start w:val="single" w:sz="4" w:color="D7DEE8"/>
+              <w:bottom w:val="single" w:sz="4" w:color="D7DEE8"/>
+              <w:end w:val="single" w:sz="4" w:color="D7DEE8"/>
+              <w:insideH w:val="single" w:sz="4" w:color="D7DEE8"/>
+              <w:insideV w:val="single" w:sz="4" w:color="D7DEE8"/>
+            </w:tcBorders>
+          </w:tcPr>
+          <w:p>
+            <w:pPr>
+              <w:spacing w:before="0" w:after="0" w:line="264" w:lineRule="auto"/>
+              <w:jc w:val="left"/>
+            </w:pPr>
+            <w:r/>
+            <w:r>
+              <w:rPr>
+                <w:rFonts w:ascii="Times New Roman" w:hAnsi="Times New Roman" w:eastAsia="Times New Roman"/>
+                <w:b/>
+                <w:color w:val="17365D"/>
+                <w:sz w:val="21"/>
+              </w:rPr>
+              <w:t>Trạng thái agreement</w:t>
+            </w:r>
+          </w:p>
+        </w:tc>
+        <w:tc>
+          <w:tcPr>
+            <w:tcW w:type="dxa" w:w="7138"/>
+            <w:vAlign w:val="center"/>
+            <w:tcMar>
+              <w:top w:w="90" w:type="dxa"/>
+              <w:start w:w="110" w:type="dxa"/>
+              <w:bottom w:w="90" w:type="dxa"/>
+              <w:end w:w="110" w:type="dxa"/>
+            </w:tcMar>
+            <w:tcBorders>
+              <w:top w:val="single" w:sz="4" w:color="D7DEE8"/>
+              <w:start w:val="single" w:sz="4" w:color="D7DEE8"/>
+              <w:bottom w:val="single" w:sz="4" w:color="D7DEE8"/>
+              <w:end w:val="single" w:sz="4" w:color="D7DEE8"/>
+              <w:insideH w:val="single" w:sz="4" w:color="D7DEE8"/>
+              <w:insideV w:val="single" w:sz="4" w:color="D7DEE8"/>
+            </w:tcBorders>
+          </w:tcPr>
+          <w:p>
+            <w:pPr>
+              <w:spacing w:before="0" w:after="0" w:line="264" w:lineRule="auto"/>
+              <w:jc w:val="left"/>
+            </w:pPr>
+            <w:r/>
+            <w:r>
+              <w:rPr>
+                <w:rFonts w:ascii="Times New Roman" w:hAnsi="Times New Roman" w:eastAsia="Times New Roman"/>
+                <w:b/>
+                <w:color w:val="244C7C"/>
+                <w:sz w:val="23"/>
+              </w:rPr>
+              <w:t>{{agreementStatus}}</w:t>
+            </w:r>
+          </w:p>
+        </w:tc>
+      </w:tr>
+      <w:tr>
+        <w:tc>
+          <w:tcPr>
+            <w:tcW w:type="dxa" w:w="2500"/>
+            <w:shd w:fill="E8EEF5"/>
+            <w:vAlign w:val="center"/>
+            <w:tcMar>
+              <w:top w:w="90" w:type="dxa"/>
+              <w:start w:w="110" w:type="dxa"/>
+              <w:bottom w:w="90" w:type="dxa"/>
+              <w:end w:w="110" w:type="dxa"/>
+            </w:tcMar>
+            <w:tcBorders>
+              <w:top w:val="single" w:sz="4" w:color="D7DEE8"/>
+              <w:start w:val="single" w:sz="4" w:color="D7DEE8"/>
+              <w:bottom w:val="single" w:sz="4" w:color="D7DEE8"/>
+              <w:end w:val="single" w:sz="4" w:color="D7DEE8"/>
+              <w:insideH w:val="single" w:sz="4" w:color="D7DEE8"/>
+              <w:insideV w:val="single" w:sz="4" w:color="D7DEE8"/>
+            </w:tcBorders>
+          </w:tcPr>
+          <w:p>
+            <w:pPr>
+              <w:spacing w:before="0" w:after="0" w:line="264" w:lineRule="auto"/>
+              <w:jc w:val="left"/>
+            </w:pPr>
+            <w:r/>
+            <w:r>
+              <w:rPr>
+                <w:rFonts w:ascii="Times New Roman" w:hAnsi="Times New Roman" w:eastAsia="Times New Roman"/>
+                <w:b/>
+                <w:color w:val="17365D"/>
+                <w:sz w:val="21"/>
+              </w:rPr>
+              <w:t>Giao dịch nạp quỹ</w:t>
+            </w:r>
+          </w:p>
+        </w:tc>
+        <w:tc>
+          <w:tcPr>
+            <w:tcW w:type="dxa" w:w="7138"/>
+            <w:vAlign w:val="center"/>
+            <w:tcMar>
+              <w:top w:w="90" w:type="dxa"/>
+              <w:start w:w="110" w:type="dxa"/>
+              <w:bottom w:w="90" w:type="dxa"/>
+              <w:end w:w="110" w:type="dxa"/>
+            </w:tcMar>
+            <w:tcBorders>
+              <w:top w:val="single" w:sz="4" w:color="D7DEE8"/>
+              <w:start w:val="single" w:sz="4" w:color="D7DEE8"/>
+              <w:bottom w:val="single" w:sz="4" w:color="D7DEE8"/>
+              <w:end w:val="single" w:sz="4" w:color="D7DEE8"/>
+              <w:insideH w:val="single" w:sz="4" w:color="D7DEE8"/>
+              <w:insideV w:val="single" w:sz="4" w:color="D7DEE8"/>
+            </w:tcBorders>
+          </w:tcPr>
+          <w:p>
+            <w:pPr>
+              <w:spacing w:before="0" w:after="0" w:line="264" w:lineRule="auto"/>
+              <w:jc w:val="left"/>
+            </w:pPr>
+            <w:r/>
+            <w:r>
+              <w:rPr>
+                <w:rFonts w:ascii="Consolas" w:hAnsi="Consolas" w:eastAsia="Consolas"/>
+                <w:b/>
+                <w:color w:val="244C7C"/>
+                <w:sz w:val="17"/>
+              </w:rPr>
+              <w:t>{{fundingTxHash}}</w:t>
+            </w:r>
+          </w:p>
+        </w:tc>
+      </w:tr>
+      <w:tr>
+        <w:tc>
+          <w:tcPr>
+            <w:tcW w:type="dxa" w:w="2500"/>
+            <w:shd w:fill="E8EEF5"/>
+            <w:vAlign w:val="center"/>
+            <w:tcMar>
+              <w:top w:w="90" w:type="dxa"/>
+              <w:start w:w="110" w:type="dxa"/>
+              <w:bottom w:w="90" w:type="dxa"/>
+              <w:end w:w="110" w:type="dxa"/>
+            </w:tcMar>
+            <w:tcBorders>
+              <w:top w:val="single" w:sz="4" w:color="D7DEE8"/>
+              <w:start w:val="single" w:sz="4" w:color="D7DEE8"/>
+              <w:bottom w:val="single" w:sz="4" w:color="D7DEE8"/>
+              <w:end w:val="single" w:sz="4" w:color="D7DEE8"/>
+              <w:insideH w:val="single" w:sz="4" w:color="D7DEE8"/>
+              <w:insideV w:val="single" w:sz="4" w:color="D7DEE8"/>
+            </w:tcBorders>
+          </w:tcPr>
+          <w:p>
+            <w:pPr>
+              <w:spacing w:before="0" w:after="0" w:line="264" w:lineRule="auto"/>
+              <w:jc w:val="left"/>
+            </w:pPr>
+            <w:r/>
+            <w:r>
+              <w:rPr>
+                <w:rFonts w:ascii="Times New Roman" w:hAnsi="Times New Roman" w:eastAsia="Times New Roman"/>
+                <w:b/>
+                <w:color w:val="17365D"/>
+                <w:sz w:val="21"/>
+              </w:rPr>
+              <w:t>Thời điểm kích hoạt</w:t>
+            </w:r>
+          </w:p>
+        </w:tc>
+        <w:tc>
+          <w:tcPr>
+            <w:tcW w:type="dxa" w:w="7138"/>
+            <w:vAlign w:val="center"/>
+            <w:tcMar>
+              <w:top w:w="90" w:type="dxa"/>
+              <w:start w:w="110" w:type="dxa"/>
+              <w:bottom w:w="90" w:type="dxa"/>
+              <w:end w:w="110" w:type="dxa"/>
+            </w:tcMar>
+            <w:tcBorders>
+              <w:top w:val="single" w:sz="4" w:color="D7DEE8"/>
+              <w:start w:val="single" w:sz="4" w:color="D7DEE8"/>
+              <w:bottom w:val="single" w:sz="4" w:color="D7DEE8"/>
+              <w:end w:val="single" w:sz="4" w:color="D7DEE8"/>
+              <w:insideH w:val="single" w:sz="4" w:color="D7DEE8"/>
+              <w:insideV w:val="single" w:sz="4" w:color="D7DEE8"/>
+            </w:tcBorders>
+          </w:tcPr>
+          <w:p>
+            <w:pPr>
+              <w:spacing w:before="0" w:after="0" w:line="264" w:lineRule="auto"/>
+              <w:jc w:val="left"/>
+            </w:pPr>
+            <w:r/>
+            <w:r>
+              <w:rPr>
+                <w:rFonts w:ascii="Times New Roman" w:hAnsi="Times New Roman" w:eastAsia="Times New Roman"/>
+                <w:b/>
+                <w:color w:val="244C7C"/>
+                <w:sz w:val="23"/>
+              </w:rPr>
+              <w:t>{{activatedAt}}</w:t>
+            </w:r>
+          </w:p>
+        </w:tc>
+      </w:tr>
+      <w:tr>
+        <w:tc>
+          <w:tcPr>
+            <w:tcW w:type="dxa" w:w="2500"/>
+            <w:shd w:fill="E8EEF5"/>
+            <w:vAlign w:val="center"/>
+            <w:tcMar>
+              <w:top w:w="90" w:type="dxa"/>
+              <w:start w:w="110" w:type="dxa"/>
+              <w:bottom w:w="90" w:type="dxa"/>
+              <w:end w:w="110" w:type="dxa"/>
+            </w:tcMar>
+            <w:tcBorders>
+              <w:top w:val="single" w:sz="4" w:color="D7DEE8"/>
+              <w:start w:val="single" w:sz="4" w:color="D7DEE8"/>
+              <w:bottom w:val="single" w:sz="4" w:color="D7DEE8"/>
+              <w:end w:val="single" w:sz="4" w:color="D7DEE8"/>
+              <w:insideH w:val="single" w:sz="4" w:color="D7DEE8"/>
+              <w:insideV w:val="single" w:sz="4" w:color="D7DEE8"/>
+            </w:tcBorders>
+          </w:tcPr>
+          <w:p>
+            <w:pPr>
+              <w:spacing w:before="0" w:after="0" w:line="264" w:lineRule="auto"/>
+              <w:jc w:val="left"/>
+            </w:pPr>
+            <w:r/>
+            <w:r>
+              <w:rPr>
+                <w:rFonts w:ascii="Times New Roman" w:hAnsi="Times New Roman" w:eastAsia="Times New Roman"/>
+                <w:b/>
+                <w:color w:val="17365D"/>
+                <w:sz w:val="21"/>
+              </w:rPr>
+              <w:t>Hash gói điều khoản + chữ ký</w:t>
+            </w:r>
+          </w:p>
+        </w:tc>
+        <w:tc>
+          <w:tcPr>
+            <w:tcW w:type="dxa" w:w="7138"/>
+            <w:vAlign w:val="center"/>
+            <w:tcMar>
+              <w:top w:w="90" w:type="dxa"/>
+              <w:start w:w="110" w:type="dxa"/>
+              <w:bottom w:w="90" w:type="dxa"/>
+              <w:end w:w="110" w:type="dxa"/>
+            </w:tcMar>
+            <w:tcBorders>
+              <w:top w:val="single" w:sz="4" w:color="D7DEE8"/>
+              <w:start w:val="single" w:sz="4" w:color="D7DEE8"/>
+              <w:bottom w:val="single" w:sz="4" w:color="D7DEE8"/>
+              <w:end w:val="single" w:sz="4" w:color="D7DEE8"/>
+              <w:insideH w:val="single" w:sz="4" w:color="D7DEE8"/>
+              <w:insideV w:val="single" w:sz="4" w:color="D7DEE8"/>
+            </w:tcBorders>
+          </w:tcPr>
+          <w:p>
+            <w:pPr>
+              <w:spacing w:before="0" w:after="0" w:line="264" w:lineRule="auto"/>
+              <w:jc w:val="left"/>
+            </w:pPr>
+            <w:r/>
+            <w:r>
+              <w:rPr>
+                <w:rFonts w:ascii="Consolas" w:hAnsi="Consolas" w:eastAsia="Consolas"/>
+                <w:b/>
+                <w:color w:val="244C7C"/>
+                <w:sz w:val="17"/>
+              </w:rPr>
+              <w:t>{{signatureBundleHash}}</w:t>
+            </w:r>
+          </w:p>
+        </w:tc>
+      </w:tr>
+    </w:tbl>
+    <w:p>
+      <w:pPr>
+        <w:pStyle w:val="Heading1"/>
+      </w:pPr>
+      <w:r>
+        <w:t>PHỤ LỤC A - LỊCH HỌC CHI TIẾT</w:t>
+      </w:r>
+    </w:p>
+    <w:p>
+      <w:pPr>
+        <w:spacing w:before="0" w:after="120" w:line="300" w:lineRule="auto"/>
+        <w:jc w:val="both"/>
+      </w:pPr>
+      <w:r>
+        <w:rPr>
+          <w:rFonts w:ascii="Times New Roman" w:hAnsi="Times New Roman" w:eastAsia="Times New Roman"/>
+          <w:color w:val="111827"/>
+          <w:sz w:val="23"/>
+        </w:rPr>
+        <w:t>Phụ lục này là bộ phận không tách rời của Hợp đồng. Dòng mẫu dưới đây được lặp bằng poi-tl theo danh sách sessions; trường Link/địa chỉ phụ thuộc hình thức ONLINE hoặc OFFLINE.</w:t>
+      </w:r>
+    </w:p>
+    <w:tbl>
+      <w:tblPr>
+        <w:tblW w:type="dxa" w:w="9638"/>
+        <w:jc w:val="left"/>
+        <w:tblLayout w:type="fixed"/>
+        <w:tblLook w:firstColumn="1" w:firstRow="1" w:lastColumn="0" w:lastRow="0" w:noHBand="0" w:noVBand="1" w:val="04A0"/>
+        <w:tblInd w:w="100" w:type="dxa"/>
+      </w:tblPr>
+      <w:tblGrid>
+        <w:gridCol w:w="1200"/>
+        <w:gridCol w:w="1600"/>
+        <w:gridCol w:w="1150"/>
+        <w:gridCol w:w="2600"/>
+        <w:gridCol w:w="1500"/>
+        <w:gridCol w:w="1588"/>
+      </w:tblGrid>
+      <w:tr>
+        <w:trPr>
+          <w:tblHeader w:val="true"/>
+        </w:trPr>
+        <w:tc>
+          <w:tcPr>
+            <w:tcW w:type="dxa" w:w="1200"/>
+            <w:vAlign w:val="center"/>
+            <w:tcMar>
+              <w:top w:w="90" w:type="dxa"/>
+              <w:start w:w="110" w:type="dxa"/>
+              <w:bottom w:w="90" w:type="dxa"/>
+              <w:end w:w="110" w:type="dxa"/>
+            </w:tcMar>
+            <w:tcBorders>
+              <w:top w:val="single" w:sz="4" w:color="D7DEE8"/>
+              <w:start w:val="single" w:sz="4" w:color="D7DEE8"/>
+              <w:bottom w:val="single" w:sz="4" w:color="D7DEE8"/>
+              <w:end w:val="single" w:sz="4" w:color="D7DEE8"/>
+              <w:insideH w:val="single" w:sz="4" w:color="D7DEE8"/>
+              <w:insideV w:val="single" w:sz="4" w:color="D7DEE8"/>
+            </w:tcBorders>
+            <w:shd w:fill="E8EEF5"/>
+          </w:tcPr>
+          <w:p>
+            <w:pPr>
+              <w:spacing w:before="0" w:after="0" w:line="264" w:lineRule="auto"/>
+              <w:jc w:val="left"/>
+            </w:pPr>
+            <w:r>
+              <w:rPr>
+                <w:rFonts w:ascii="Times New Roman" w:hAnsi="Times New Roman" w:eastAsia="Times New Roman"/>
+                <w:b/>
+                <w:color w:val="17365D"/>
+                <w:sz w:val="17"/>
+              </w:rPr>
+              <w:t>STT</w:t>
+            </w:r>
+          </w:p>
+        </w:tc>
+        <w:tc>
+          <w:tcPr>
+            <w:tcW w:type="dxa" w:w="1600"/>
+            <w:vAlign w:val="center"/>
+            <w:tcMar>
+              <w:top w:w="90" w:type="dxa"/>
+              <w:start w:w="110" w:type="dxa"/>
+              <w:bottom w:w="90" w:type="dxa"/>
+              <w:end w:w="110" w:type="dxa"/>
+            </w:tcMar>
+            <w:tcBorders>
+              <w:top w:val="single" w:sz="4" w:color="D7DEE8"/>
+              <w:start w:val="single" w:sz="4" w:color="D7DEE8"/>
+              <w:bottom w:val="single" w:sz="4" w:color="D7DEE8"/>
+              <w:end w:val="single" w:sz="4" w:color="D7DEE8"/>
+              <w:insideH w:val="single" w:sz="4" w:color="D7DEE8"/>
+              <w:insideV w:val="single" w:sz="4" w:color="D7DEE8"/>
+            </w:tcBorders>
+            <w:shd w:fill="E8EEF5"/>
+          </w:tcPr>
+          <w:p>
+            <w:pPr>
+              <w:spacing w:before="0" w:after="0" w:line="264" w:lineRule="auto"/>
+              <w:jc w:val="left"/>
+            </w:pPr>
+            <w:r>
+              <w:rPr>
+                <w:rFonts w:ascii="Times New Roman" w:hAnsi="Times New Roman" w:eastAsia="Times New Roman"/>
+                <w:b/>
+                <w:color w:val="17365D"/>
+                <w:sz w:val="17"/>
+              </w:rPr>
+              <w:t>Ngày/giờ</w:t>
+            </w:r>
+          </w:p>
+        </w:tc>
+        <w:tc>
+          <w:tcPr>
+            <w:tcW w:type="dxa" w:w="1150"/>
+            <w:vAlign w:val="center"/>
+            <w:tcMar>
+              <w:top w:w="90" w:type="dxa"/>
+              <w:start w:w="110" w:type="dxa"/>
+              <w:bottom w:w="90" w:type="dxa"/>
+              <w:end w:w="110" w:type="dxa"/>
+            </w:tcMar>
+            <w:tcBorders>
+              <w:top w:val="single" w:sz="4" w:color="D7DEE8"/>
+              <w:start w:val="single" w:sz="4" w:color="D7DEE8"/>
+              <w:bottom w:val="single" w:sz="4" w:color="D7DEE8"/>
+              <w:end w:val="single" w:sz="4" w:color="D7DEE8"/>
+              <w:insideH w:val="single" w:sz="4" w:color="D7DEE8"/>
+              <w:insideV w:val="single" w:sz="4" w:color="D7DEE8"/>
+            </w:tcBorders>
+            <w:shd w:fill="E8EEF5"/>
+          </w:tcPr>
+          <w:p>
+            <w:pPr>
+              <w:spacing w:before="0" w:after="0" w:line="264" w:lineRule="auto"/>
+              <w:jc w:val="left"/>
+            </w:pPr>
+            <w:r>
+              <w:rPr>
+                <w:rFonts w:ascii="Times New Roman" w:hAnsi="Times New Roman" w:eastAsia="Times New Roman"/>
+                <w:b/>
+                <w:color w:val="17365D"/>
+                <w:sz w:val="17"/>
+              </w:rPr>
+              <w:t>Thời lượng</w:t>
+            </w:r>
+          </w:p>
+        </w:tc>
+        <w:tc>
+          <w:tcPr>
+            <w:tcW w:type="dxa" w:w="2600"/>
+            <w:vAlign w:val="center"/>
+            <w:tcMar>
+              <w:top w:w="90" w:type="dxa"/>
+              <w:start w:w="110" w:type="dxa"/>
+              <w:bottom w:w="90" w:type="dxa"/>
+              <w:end w:w="110" w:type="dxa"/>
+            </w:tcMar>
+            <w:tcBorders>
+              <w:top w:val="single" w:sz="4" w:color="D7DEE8"/>
+              <w:start w:val="single" w:sz="4" w:color="D7DEE8"/>
+              <w:bottom w:val="single" w:sz="4" w:color="D7DEE8"/>
+              <w:end w:val="single" w:sz="4" w:color="D7DEE8"/>
+              <w:insideH w:val="single" w:sz="4" w:color="D7DEE8"/>
+              <w:insideV w:val="single" w:sz="4" w:color="D7DEE8"/>
+            </w:tcBorders>
+            <w:shd w:fill="E8EEF5"/>
+          </w:tcPr>
+          <w:p>
+            <w:pPr>
+              <w:spacing w:before="0" w:after="0" w:line="264" w:lineRule="auto"/>
+              <w:jc w:val="left"/>
+            </w:pPr>
+            <w:r>
+              <w:rPr>
+                <w:rFonts w:ascii="Times New Roman" w:hAnsi="Times New Roman" w:eastAsia="Times New Roman"/>
+                <w:b/>
+                <w:color w:val="17365D"/>
+                <w:sz w:val="17"/>
+              </w:rPr>
+              <w:t>Chủ đề</w:t>
+            </w:r>
+          </w:p>
+        </w:tc>
+        <w:tc>
+          <w:tcPr>
+            <w:tcW w:type="dxa" w:w="1500"/>
+            <w:vAlign w:val="center"/>
+            <w:tcMar>
+              <w:top w:w="90" w:type="dxa"/>
+              <w:start w:w="110" w:type="dxa"/>
+              <w:bottom w:w="90" w:type="dxa"/>
+              <w:end w:w="110" w:type="dxa"/>
+            </w:tcMar>
+            <w:tcBorders>
+              <w:top w:val="single" w:sz="4" w:color="D7DEE8"/>
+              <w:start w:val="single" w:sz="4" w:color="D7DEE8"/>
+              <w:bottom w:val="single" w:sz="4" w:color="D7DEE8"/>
+              <w:end w:val="single" w:sz="4" w:color="D7DEE8"/>
+              <w:insideH w:val="single" w:sz="4" w:color="D7DEE8"/>
+              <w:insideV w:val="single" w:sz="4" w:color="D7DEE8"/>
+            </w:tcBorders>
+            <w:shd w:fill="E8EEF5"/>
+          </w:tcPr>
+          <w:p>
+            <w:pPr>
+              <w:spacing w:before="0" w:after="0" w:line="264" w:lineRule="auto"/>
+              <w:jc w:val="left"/>
+            </w:pPr>
+            <w:r>
+              <w:rPr>
+                <w:rFonts w:ascii="Times New Roman" w:hAnsi="Times New Roman" w:eastAsia="Times New Roman"/>
+                <w:b/>
+                <w:color w:val="17365D"/>
+                <w:sz w:val="17"/>
+              </w:rPr>
+              <w:t>Link/địa chỉ</w:t>
+            </w:r>
+          </w:p>
+        </w:tc>
+        <w:tc>
+          <w:tcPr>
+            <w:tcW w:type="dxa" w:w="1588"/>
+            <w:vAlign w:val="center"/>
+            <w:tcMar>
+              <w:top w:w="90" w:type="dxa"/>
+              <w:start w:w="110" w:type="dxa"/>
+              <w:bottom w:w="90" w:type="dxa"/>
+              <w:end w:w="110" w:type="dxa"/>
+            </w:tcMar>
+            <w:tcBorders>
+              <w:top w:val="single" w:sz="4" w:color="D7DEE8"/>
+              <w:start w:val="single" w:sz="4" w:color="D7DEE8"/>
+              <w:bottom w:val="single" w:sz="4" w:color="D7DEE8"/>
+              <w:end w:val="single" w:sz="4" w:color="D7DEE8"/>
+              <w:insideH w:val="single" w:sz="4" w:color="D7DEE8"/>
+              <w:insideV w:val="single" w:sz="4" w:color="D7DEE8"/>
+            </w:tcBorders>
+            <w:shd w:fill="E8EEF5"/>
+          </w:tcPr>
+          <w:p>
+            <w:pPr>
+              <w:spacing w:before="0" w:after="0" w:line="264" w:lineRule="auto"/>
+              <w:jc w:val="left"/>
+            </w:pPr>
+            <w:r>
+              <w:rPr>
+                <w:rFonts w:ascii="Times New Roman" w:hAnsi="Times New Roman" w:eastAsia="Times New Roman"/>
+                <w:b/>
+                <w:color w:val="17365D"/>
+                <w:sz w:val="17"/>
+              </w:rPr>
+              <w:t>Trạng thái</w:t>
+            </w:r>
+          </w:p>
+        </w:tc>
+      </w:tr>
+      <w:tr>
+        <w:tc>
+          <w:tcPr>
+            <w:tcW w:type="dxa" w:w="1200"/>
+            <w:vAlign w:val="center"/>
+            <w:tcMar>
+              <w:top w:w="90" w:type="dxa"/>
+              <w:start w:w="110" w:type="dxa"/>
+              <w:bottom w:w="90" w:type="dxa"/>
+              <w:end w:w="110" w:type="dxa"/>
+            </w:tcMar>
+            <w:tcBorders>
+              <w:top w:val="single" w:sz="4" w:color="D7DEE8"/>
+              <w:start w:val="single" w:sz="4" w:color="D7DEE8"/>
+              <w:bottom w:val="single" w:sz="4" w:color="D7DEE8"/>
+              <w:end w:val="single" w:sz="4" w:color="D7DEE8"/>
+              <w:insideH w:val="single" w:sz="4" w:color="D7DEE8"/>
+              <w:insideV w:val="single" w:sz="4" w:color="D7DEE8"/>
+            </w:tcBorders>
+          </w:tcPr>
+          <w:p>
+            <w:pPr>
+              <w:spacing w:before="0" w:after="0" w:line="264" w:lineRule="auto"/>
+              <w:jc w:val="left"/>
+            </w:pPr>
+            <w:r>
+              <w:rPr>
+                <w:rFonts w:ascii="Times New Roman" w:hAnsi="Times New Roman" w:eastAsia="Times New Roman"/>
+                <w:b/>
+                <w:color w:val="244C7C"/>
+                <w:sz w:val="14"/>
+              </w:rPr>
+              <w:t>{{ss}}[no]</w:t>
+            </w:r>
+          </w:p>
+        </w:tc>
+        <w:tc>
+          <w:tcPr>
+            <w:tcW w:type="dxa" w:w="1600"/>
+            <w:vAlign w:val="center"/>
+            <w:tcMar>
+              <w:top w:w="90" w:type="dxa"/>
+              <w:start w:w="110" w:type="dxa"/>
+              <w:bottom w:w="90" w:type="dxa"/>
+              <w:end w:w="110" w:type="dxa"/>
+            </w:tcMar>
+            <w:tcBorders>
+              <w:top w:val="single" w:sz="4" w:color="D7DEE8"/>
+              <w:start w:val="single" w:sz="4" w:color="D7DEE8"/>
+              <w:bottom w:val="single" w:sz="4" w:color="D7DEE8"/>
+              <w:end w:val="single" w:sz="4" w:color="D7DEE8"/>
+              <w:insideH w:val="single" w:sz="4" w:color="D7DEE8"/>
+              <w:insideV w:val="single" w:sz="4" w:color="D7DEE8"/>
+            </w:tcBorders>
+          </w:tcPr>
+          <w:p>
+            <w:pPr>
+              <w:spacing w:before="0" w:after="0" w:line="264" w:lineRule="auto"/>
+              <w:jc w:val="left"/>
+            </w:pPr>
+            <w:r>
+              <w:rPr>
+                <w:rFonts w:ascii="Times New Roman" w:hAnsi="Times New Roman" w:eastAsia="Times New Roman"/>
+                <w:b/>
+                <w:color w:val="244C7C"/>
+                <w:sz w:val="14"/>
+              </w:rPr>
+              <w:t>[at]</w:t>
+            </w:r>
+          </w:p>
+        </w:tc>
+        <w:tc>
+          <w:tcPr>
+            <w:tcW w:type="dxa" w:w="1150"/>
+            <w:vAlign w:val="center"/>
+            <w:tcMar>
+              <w:top w:w="90" w:type="dxa"/>
+              <w:start w:w="110" w:type="dxa"/>
+              <w:bottom w:w="90" w:type="dxa"/>
+              <w:end w:w="110" w:type="dxa"/>
+            </w:tcMar>
+            <w:tcBorders>
+              <w:top w:val="single" w:sz="4" w:color="D7DEE8"/>
+              <w:start w:val="single" w:sz="4" w:color="D7DEE8"/>
+              <w:bottom w:val="single" w:sz="4" w:color="D7DEE8"/>
+              <w:end w:val="single" w:sz="4" w:color="D7DEE8"/>
+              <w:insideH w:val="single" w:sz="4" w:color="D7DEE8"/>
+              <w:insideV w:val="single" w:sz="4" w:color="D7DEE8"/>
+            </w:tcBorders>
+          </w:tcPr>
+          <w:p>
+            <w:pPr>
+              <w:spacing w:before="0" w:after="0" w:line="264" w:lineRule="auto"/>
+              <w:jc w:val="left"/>
+            </w:pPr>
+            <w:r>
+              <w:rPr>
+                <w:rFonts w:ascii="Times New Roman" w:hAnsi="Times New Roman" w:eastAsia="Times New Roman"/>
+                <w:b/>
+                <w:color w:val="244C7C"/>
+                <w:sz w:val="14"/>
+              </w:rPr>
+              <w:t>[min] phút</w:t>
+            </w:r>
+          </w:p>
+        </w:tc>
+        <w:tc>
+          <w:tcPr>
+            <w:tcW w:type="dxa" w:w="2600"/>
+            <w:vAlign w:val="center"/>
+            <w:tcMar>
+              <w:top w:w="90" w:type="dxa"/>
+              <w:start w:w="110" w:type="dxa"/>
+              <w:bottom w:w="90" w:type="dxa"/>
+              <w:end w:w="110" w:type="dxa"/>
+            </w:tcMar>
+            <w:tcBorders>
+              <w:top w:val="single" w:sz="4" w:color="D7DEE8"/>
+              <w:start w:val="single" w:sz="4" w:color="D7DEE8"/>
+              <w:bottom w:val="single" w:sz="4" w:color="D7DEE8"/>
+              <w:end w:val="single" w:sz="4" w:color="D7DEE8"/>
+              <w:insideH w:val="single" w:sz="4" w:color="D7DEE8"/>
+              <w:insideV w:val="single" w:sz="4" w:color="D7DEE8"/>
+            </w:tcBorders>
+          </w:tcPr>
+          <w:p>
+            <w:pPr>
+              <w:spacing w:before="0" w:after="0" w:line="264" w:lineRule="auto"/>
+              <w:jc w:val="left"/>
+            </w:pPr>
+            <w:r>
+              <w:rPr>
+                <w:rFonts w:ascii="Times New Roman" w:hAnsi="Times New Roman" w:eastAsia="Times New Roman"/>
+                <w:b/>
+                <w:color w:val="244C7C"/>
+                <w:sz w:val="14"/>
+              </w:rPr>
+              <w:t>[topic]</w:t>
+            </w:r>
+          </w:p>
+        </w:tc>
+        <w:tc>
+          <w:tcPr>
+            <w:tcW w:type="dxa" w:w="1500"/>
+            <w:vAlign w:val="center"/>
+            <w:tcMar>
+              <w:top w:w="90" w:type="dxa"/>
+              <w:start w:w="110" w:type="dxa"/>
+              <w:bottom w:w="90" w:type="dxa"/>
+              <w:end w:w="110" w:type="dxa"/>
+            </w:tcMar>
+            <w:tcBorders>
+              <w:top w:val="single" w:sz="4" w:color="D7DEE8"/>
+              <w:start w:val="single" w:sz="4" w:color="D7DEE8"/>
+              <w:bottom w:val="single" w:sz="4" w:color="D7DEE8"/>
+              <w:end w:val="single" w:sz="4" w:color="D7DEE8"/>
+              <w:insideH w:val="single" w:sz="4" w:color="D7DEE8"/>
+              <w:insideV w:val="single" w:sz="4" w:color="D7DEE8"/>
+            </w:tcBorders>
+          </w:tcPr>
+          <w:p>
+            <w:pPr>
+              <w:spacing w:before="0" w:after="0" w:line="264" w:lineRule="auto"/>
+              <w:jc w:val="left"/>
+            </w:pPr>
+            <w:r>
+              <w:rPr>
+                <w:rFonts w:ascii="Times New Roman" w:hAnsi="Times New Roman" w:eastAsia="Times New Roman"/>
+                <w:b/>
+                <w:color w:val="244C7C"/>
+                <w:sz w:val="14"/>
+              </w:rPr>
+              <w:t>[location]</w:t>
+            </w:r>
+          </w:p>
+        </w:tc>
+        <w:tc>
+          <w:tcPr>
+            <w:tcW w:type="dxa" w:w="1588"/>
+            <w:vAlign w:val="center"/>
+            <w:tcMar>
+              <w:top w:w="90" w:type="dxa"/>
+              <w:start w:w="110" w:type="dxa"/>
+              <w:bottom w:w="90" w:type="dxa"/>
+              <w:end w:w="110" w:type="dxa"/>
+            </w:tcMar>
+            <w:tcBorders>
+              <w:top w:val="single" w:sz="4" w:color="D7DEE8"/>
+              <w:start w:val="single" w:sz="4" w:color="D7DEE8"/>
+              <w:bottom w:val="single" w:sz="4" w:color="D7DEE8"/>
+              <w:end w:val="single" w:sz="4" w:color="D7DEE8"/>
+              <w:insideH w:val="single" w:sz="4" w:color="D7DEE8"/>
+              <w:insideV w:val="single" w:sz="4" w:color="D7DEE8"/>
+            </w:tcBorders>
+          </w:tcPr>
+          <w:p>
+            <w:pPr>
+              <w:spacing w:before="0" w:after="0" w:line="264" w:lineRule="auto"/>
+              <w:jc w:val="left"/>
+            </w:pPr>
+            <w:r>
+              <w:rPr>
+                <w:rFonts w:ascii="Times New Roman" w:hAnsi="Times New Roman" w:eastAsia="Times New Roman"/>
+                <w:b/>
+                <w:color w:val="244C7C"/>
+                <w:sz w:val="14"/>
+              </w:rPr>
+              <w:t>[state]</w:t>
+            </w:r>
+          </w:p>
+        </w:tc>
+      </w:tr>
+    </w:tbl>
+    <w:p>
+      <w:r>
+        <w:br w:type="page"/>
+      </w:r>
+    </w:p>
+    <w:p>
+      <w:pPr>
+        <w:pStyle w:val="Heading1"/>
+      </w:pPr>
+      <w:r>
+        <w:t>PHỤ LỤC B - BẰNG CHỨNG KỸ THUẬT VÀ CHỮ KÝ EIP-712</w:t>
+      </w:r>
+    </w:p>
+    <w:tbl>
+      <w:tblPr>
+        <w:tblW w:type="dxa" w:w="9638"/>
+        <w:jc w:val="left"/>
+        <w:tblLayout w:type="fixed"/>
+        <w:tblLook w:firstColumn="1" w:firstRow="1" w:lastColumn="0" w:lastRow="0" w:noHBand="0" w:noVBand="1" w:val="04A0"/>
+        <w:tblInd w:w="100" w:type="dxa"/>
+      </w:tblPr>
+      <w:tblGrid>
+        <w:gridCol w:w="2800"/>
+        <w:gridCol w:w="6838"/>
+      </w:tblGrid>
+      <w:tr>
+        <w:tc>
+          <w:tcPr>
+            <w:tcW w:type="dxa" w:w="2800"/>
+            <w:shd w:fill="F4F6F9"/>
+            <w:vAlign w:val="center"/>
+            <w:tcMar>
+              <w:top w:w="90" w:type="dxa"/>
+              <w:start w:w="110" w:type="dxa"/>
+              <w:bottom w:w="90" w:type="dxa"/>
+              <w:end w:w="110" w:type="dxa"/>
+            </w:tcMar>
+            <w:tcBorders>
+              <w:top w:val="single" w:sz="4" w:color="D7DEE8"/>
+              <w:start w:val="single" w:sz="4" w:color="D7DEE8"/>
+              <w:bottom w:val="single" w:sz="4" w:color="D7DEE8"/>
+              <w:end w:val="single" w:sz="4" w:color="D7DEE8"/>
+              <w:insideH w:val="single" w:sz="4" w:color="D7DEE8"/>
+              <w:insideV w:val="single" w:sz="4" w:color="D7DEE8"/>
+            </w:tcBorders>
+          </w:tcPr>
+          <w:p>
+            <w:pPr>
+              <w:spacing w:before="0" w:after="0" w:line="264" w:lineRule="auto"/>
+              <w:jc w:val="left"/>
+            </w:pPr>
+            <w:r/>
+            <w:r>
+              <w:rPr>
+                <w:rFonts w:ascii="Times New Roman" w:hAnsi="Times New Roman" w:eastAsia="Times New Roman"/>
+                <w:b/>
+                <w:color w:val="17365D"/>
+                <w:sz w:val="21"/>
+              </w:rPr>
+              <w:t>EIP-712 domain name</w:t>
+            </w:r>
+          </w:p>
+        </w:tc>
+        <w:tc>
+          <w:tcPr>
+            <w:tcW w:type="dxa" w:w="6838"/>
+            <w:vAlign w:val="center"/>
+            <w:tcMar>
+              <w:top w:w="90" w:type="dxa"/>
+              <w:start w:w="110" w:type="dxa"/>
+              <w:bottom w:w="90" w:type="dxa"/>
+              <w:end w:w="110" w:type="dxa"/>
+            </w:tcMar>
+            <w:tcBorders>
+              <w:top w:val="single" w:sz="4" w:color="D7DEE8"/>
+              <w:start w:val="single" w:sz="4" w:color="D7DEE8"/>
+              <w:bottom w:val="single" w:sz="4" w:color="D7DEE8"/>
+              <w:end w:val="single" w:sz="4" w:color="D7DEE8"/>
+              <w:insideH w:val="single" w:sz="4" w:color="D7DEE8"/>
+              <w:insideV w:val="single" w:sz="4" w:color="D7DEE8"/>
+            </w:tcBorders>
+          </w:tcPr>
+          <w:p>
+            <w:pPr>
+              <w:spacing w:before="0" w:after="0" w:line="264" w:lineRule="auto"/>
+              <w:jc w:val="left"/>
+            </w:pPr>
+            <w:r/>
+            <w:r>
+              <w:rPr>
+                <w:rFonts w:ascii="Consolas" w:hAnsi="Consolas" w:eastAsia="Consolas"/>
+                <w:b/>
+                <w:color w:val="244C7C"/>
+                <w:sz w:val="17"/>
+              </w:rPr>
+              <w:t>{{eip712DomainName}}</w:t>
+            </w:r>
+          </w:p>
+        </w:tc>
+      </w:tr>
+      <w:tr>
+        <w:tc>
+          <w:tcPr>
+            <w:tcW w:type="dxa" w:w="2800"/>
+            <w:shd w:fill="F4F6F9"/>
+            <w:vAlign w:val="center"/>
+            <w:tcMar>
+              <w:top w:w="90" w:type="dxa"/>
+              <w:start w:w="110" w:type="dxa"/>
+              <w:bottom w:w="90" w:type="dxa"/>
+              <w:end w:w="110" w:type="dxa"/>
+            </w:tcMar>
+            <w:tcBorders>
+              <w:top w:val="single" w:sz="4" w:color="D7DEE8"/>
+              <w:start w:val="single" w:sz="4" w:color="D7DEE8"/>
+              <w:bottom w:val="single" w:sz="4" w:color="D7DEE8"/>
+              <w:end w:val="single" w:sz="4" w:color="D7DEE8"/>
+              <w:insideH w:val="single" w:sz="4" w:color="D7DEE8"/>
+              <w:insideV w:val="single" w:sz="4" w:color="D7DEE8"/>
+            </w:tcBorders>
+          </w:tcPr>
+          <w:p>
+            <w:pPr>
+              <w:spacing w:before="0" w:after="0" w:line="264" w:lineRule="auto"/>
+              <w:jc w:val="left"/>
+            </w:pPr>
+            <w:r/>
+            <w:r>
+              <w:rPr>
+                <w:rFonts w:ascii="Times New Roman" w:hAnsi="Times New Roman" w:eastAsia="Times New Roman"/>
+                <w:b/>
+                <w:color w:val="17365D"/>
+                <w:sz w:val="21"/>
+              </w:rPr>
+              <w:t>Domain version</w:t>
+            </w:r>
+          </w:p>
+        </w:tc>
+        <w:tc>
+          <w:tcPr>
+            <w:tcW w:type="dxa" w:w="6838"/>
+            <w:vAlign w:val="center"/>
+            <w:tcMar>
+              <w:top w:w="90" w:type="dxa"/>
+              <w:start w:w="110" w:type="dxa"/>
+              <w:bottom w:w="90" w:type="dxa"/>
+              <w:end w:w="110" w:type="dxa"/>
+            </w:tcMar>
+            <w:tcBorders>
+              <w:top w:val="single" w:sz="4" w:color="D7DEE8"/>
+              <w:start w:val="single" w:sz="4" w:color="D7DEE8"/>
+              <w:bottom w:val="single" w:sz="4" w:color="D7DEE8"/>
+              <w:end w:val="single" w:sz="4" w:color="D7DEE8"/>
+              <w:insideH w:val="single" w:sz="4" w:color="D7DEE8"/>
+              <w:insideV w:val="single" w:sz="4" w:color="D7DEE8"/>
+            </w:tcBorders>
+          </w:tcPr>
+          <w:p>
+            <w:pPr>
+              <w:spacing w:before="0" w:after="0" w:line="264" w:lineRule="auto"/>
+              <w:jc w:val="left"/>
+            </w:pPr>
+            <w:r/>
+            <w:r>
+              <w:rPr>
+                <w:rFonts w:ascii="Consolas" w:hAnsi="Consolas" w:eastAsia="Consolas"/>
+                <w:b/>
+                <w:color w:val="244C7C"/>
+                <w:sz w:val="17"/>
+              </w:rPr>
+              <w:t>{{eip712DomainVersion}}</w:t>
+            </w:r>
+          </w:p>
+        </w:tc>
+      </w:tr>
+      <w:tr>
+        <w:tc>
+          <w:tcPr>
+            <w:tcW w:type="dxa" w:w="2800"/>
+            <w:shd w:fill="F4F6F9"/>
+            <w:vAlign w:val="center"/>
+            <w:tcMar>
+              <w:top w:w="90" w:type="dxa"/>
+              <w:start w:w="110" w:type="dxa"/>
+              <w:bottom w:w="90" w:type="dxa"/>
+              <w:end w:w="110" w:type="dxa"/>
+            </w:tcMar>
+            <w:tcBorders>
+              <w:top w:val="single" w:sz="4" w:color="D7DEE8"/>
+              <w:start w:val="single" w:sz="4" w:color="D7DEE8"/>
+              <w:bottom w:val="single" w:sz="4" w:color="D7DEE8"/>
+              <w:end w:val="single" w:sz="4" w:color="D7DEE8"/>
+              <w:insideH w:val="single" w:sz="4" w:color="D7DEE8"/>
+              <w:insideV w:val="single" w:sz="4" w:color="D7DEE8"/>
+            </w:tcBorders>
+          </w:tcPr>
+          <w:p>
+            <w:pPr>
+              <w:spacing w:before="0" w:after="0" w:line="264" w:lineRule="auto"/>
+              <w:jc w:val="left"/>
+            </w:pPr>
+            <w:r/>
+            <w:r>
+              <w:rPr>
+                <w:rFonts w:ascii="Times New Roman" w:hAnsi="Times New Roman" w:eastAsia="Times New Roman"/>
+                <w:b/>
+                <w:color w:val="17365D"/>
+                <w:sz w:val="21"/>
+              </w:rPr>
+              <w:t>Chain ID</w:t>
+            </w:r>
+          </w:p>
+        </w:tc>
+        <w:tc>
+          <w:tcPr>
+            <w:tcW w:type="dxa" w:w="6838"/>
+            <w:vAlign w:val="center"/>
+            <w:tcMar>
+              <w:top w:w="90" w:type="dxa"/>
+              <w:start w:w="110" w:type="dxa"/>
+              <w:bottom w:w="90" w:type="dxa"/>
+              <w:end w:w="110" w:type="dxa"/>
+            </w:tcMar>
+            <w:tcBorders>
+              <w:top w:val="single" w:sz="4" w:color="D7DEE8"/>
+              <w:start w:val="single" w:sz="4" w:color="D7DEE8"/>
+              <w:bottom w:val="single" w:sz="4" w:color="D7DEE8"/>
+              <w:end w:val="single" w:sz="4" w:color="D7DEE8"/>
+              <w:insideH w:val="single" w:sz="4" w:color="D7DEE8"/>
+              <w:insideV w:val="single" w:sz="4" w:color="D7DEE8"/>
+            </w:tcBorders>
+          </w:tcPr>
+          <w:p>
+            <w:pPr>
+              <w:spacing w:before="0" w:after="0" w:line="264" w:lineRule="auto"/>
+              <w:jc w:val="left"/>
+            </w:pPr>
+            <w:r/>
+            <w:r>
+              <w:rPr>
+                <w:rFonts w:ascii="Consolas" w:hAnsi="Consolas" w:eastAsia="Consolas"/>
+                <w:b/>
+                <w:color w:val="244C7C"/>
+                <w:sz w:val="17"/>
+              </w:rPr>
+              <w:t>{{chainId}}</w:t>
+            </w:r>
+          </w:p>
+        </w:tc>
+      </w:tr>
+      <w:tr>
+        <w:tc>
+          <w:tcPr>
+            <w:tcW w:type="dxa" w:w="2800"/>
+            <w:shd w:fill="F4F6F9"/>
+            <w:vAlign w:val="center"/>
+            <w:tcMar>
+              <w:top w:w="90" w:type="dxa"/>
+              <w:start w:w="110" w:type="dxa"/>
+              <w:bottom w:w="90" w:type="dxa"/>
+              <w:end w:w="110" w:type="dxa"/>
+            </w:tcMar>
+            <w:tcBorders>
+              <w:top w:val="single" w:sz="4" w:color="D7DEE8"/>
+              <w:start w:val="single" w:sz="4" w:color="D7DEE8"/>
+              <w:bottom w:val="single" w:sz="4" w:color="D7DEE8"/>
+              <w:end w:val="single" w:sz="4" w:color="D7DEE8"/>
+              <w:insideH w:val="single" w:sz="4" w:color="D7DEE8"/>
+              <w:insideV w:val="single" w:sz="4" w:color="D7DEE8"/>
+            </w:tcBorders>
+          </w:tcPr>
+          <w:p>
+            <w:pPr>
+              <w:spacing w:before="0" w:after="0" w:line="264" w:lineRule="auto"/>
+              <w:jc w:val="left"/>
+            </w:pPr>
+            <w:r/>
+            <w:r>
+              <w:rPr>
+                <w:rFonts w:ascii="Times New Roman" w:hAnsi="Times New Roman" w:eastAsia="Times New Roman"/>
+                <w:b/>
+                <w:color w:val="17365D"/>
+                <w:sz w:val="21"/>
+              </w:rPr>
+              <w:t>Verifying contract</w:t>
+            </w:r>
+          </w:p>
+        </w:tc>
+        <w:tc>
+          <w:tcPr>
+            <w:tcW w:type="dxa" w:w="6838"/>
+            <w:vAlign w:val="center"/>
+            <w:tcMar>
+              <w:top w:w="90" w:type="dxa"/>
+              <w:start w:w="110" w:type="dxa"/>
+              <w:bottom w:w="90" w:type="dxa"/>
+              <w:end w:w="110" w:type="dxa"/>
+            </w:tcMar>
+            <w:tcBorders>
+              <w:top w:val="single" w:sz="4" w:color="D7DEE8"/>
+              <w:start w:val="single" w:sz="4" w:color="D7DEE8"/>
+              <w:bottom w:val="single" w:sz="4" w:color="D7DEE8"/>
+              <w:end w:val="single" w:sz="4" w:color="D7DEE8"/>
+              <w:insideH w:val="single" w:sz="4" w:color="D7DEE8"/>
+              <w:insideV w:val="single" w:sz="4" w:color="D7DEE8"/>
+            </w:tcBorders>
+          </w:tcPr>
+          <w:p>
+            <w:pPr>
+              <w:spacing w:before="0" w:after="0" w:line="264" w:lineRule="auto"/>
+              <w:jc w:val="left"/>
+            </w:pPr>
+            <w:r/>
+            <w:r>
+              <w:rPr>
+                <w:rFonts w:ascii="Consolas" w:hAnsi="Consolas" w:eastAsia="Consolas"/>
+                <w:b/>
+                <w:color w:val="244C7C"/>
+                <w:sz w:val="17"/>
+              </w:rPr>
+              <w:t>{{escrowContract}}</w:t>
+            </w:r>
+          </w:p>
+        </w:tc>
+      </w:tr>
+      <w:tr>
+        <w:tc>
+          <w:tcPr>
+            <w:tcW w:type="dxa" w:w="2800"/>
+            <w:shd w:fill="F4F6F9"/>
+            <w:vAlign w:val="center"/>
+            <w:tcMar>
+              <w:top w:w="90" w:type="dxa"/>
+              <w:start w:w="110" w:type="dxa"/>
+              <w:bottom w:w="90" w:type="dxa"/>
+              <w:end w:w="110" w:type="dxa"/>
+            </w:tcMar>
+            <w:tcBorders>
+              <w:top w:val="single" w:sz="4" w:color="D7DEE8"/>
+              <w:start w:val="single" w:sz="4" w:color="D7DEE8"/>
+              <w:bottom w:val="single" w:sz="4" w:color="D7DEE8"/>
+              <w:end w:val="single" w:sz="4" w:color="D7DEE8"/>
+              <w:insideH w:val="single" w:sz="4" w:color="D7DEE8"/>
+              <w:insideV w:val="single" w:sz="4" w:color="D7DEE8"/>
+            </w:tcBorders>
+          </w:tcPr>
+          <w:p>
+            <w:pPr>
+              <w:spacing w:before="0" w:after="0" w:line="264" w:lineRule="auto"/>
+              <w:jc w:val="left"/>
+            </w:pPr>
+            <w:r/>
+            <w:r>
+              <w:rPr>
+                <w:rFonts w:ascii="Times New Roman" w:hAnsi="Times New Roman" w:eastAsia="Times New Roman"/>
+                <w:b/>
+                <w:color w:val="17365D"/>
+                <w:sz w:val="21"/>
+              </w:rPr>
+              <w:t>Agreement UUID</w:t>
+            </w:r>
+          </w:p>
+        </w:tc>
+        <w:tc>
+          <w:tcPr>
+            <w:tcW w:type="dxa" w:w="6838"/>
+            <w:vAlign w:val="center"/>
+            <w:tcMar>
+              <w:top w:w="90" w:type="dxa"/>
+              <w:start w:w="110" w:type="dxa"/>
+              <w:bottom w:w="90" w:type="dxa"/>
+              <w:end w:w="110" w:type="dxa"/>
+            </w:tcMar>
+            <w:tcBorders>
+              <w:top w:val="single" w:sz="4" w:color="D7DEE8"/>
+              <w:start w:val="single" w:sz="4" w:color="D7DEE8"/>
+              <w:bottom w:val="single" w:sz="4" w:color="D7DEE8"/>
+              <w:end w:val="single" w:sz="4" w:color="D7DEE8"/>
+              <w:insideH w:val="single" w:sz="4" w:color="D7DEE8"/>
+              <w:insideV w:val="single" w:sz="4" w:color="D7DEE8"/>
+            </w:tcBorders>
+          </w:tcPr>
+          <w:p>
+            <w:pPr>
+              <w:spacing w:before="0" w:after="0" w:line="264" w:lineRule="auto"/>
+              <w:jc w:val="left"/>
+            </w:pPr>
+            <w:r/>
+            <w:r>
+              <w:rPr>
+                <w:rFonts w:ascii="Consolas" w:hAnsi="Consolas" w:eastAsia="Consolas"/>
+                <w:b/>
+                <w:color w:val="244C7C"/>
+                <w:sz w:val="17"/>
+              </w:rPr>
+              <w:t>{{agreementUuid}}</w:t>
+            </w:r>
+          </w:p>
+        </w:tc>
+      </w:tr>
+      <w:tr>
+        <w:tc>
+          <w:tcPr>
+            <w:tcW w:type="dxa" w:w="2800"/>
+            <w:shd w:fill="F4F6F9"/>
+            <w:vAlign w:val="center"/>
+            <w:tcMar>
+              <w:top w:w="90" w:type="dxa"/>
+              <w:start w:w="110" w:type="dxa"/>
+              <w:bottom w:w="90" w:type="dxa"/>
+              <w:end w:w="110" w:type="dxa"/>
+            </w:tcMar>
+            <w:tcBorders>
+              <w:top w:val="single" w:sz="4" w:color="D7DEE8"/>
+              <w:start w:val="single" w:sz="4" w:color="D7DEE8"/>
+              <w:bottom w:val="single" w:sz="4" w:color="D7DEE8"/>
+              <w:end w:val="single" w:sz="4" w:color="D7DEE8"/>
+              <w:insideH w:val="single" w:sz="4" w:color="D7DEE8"/>
+              <w:insideV w:val="single" w:sz="4" w:color="D7DEE8"/>
+            </w:tcBorders>
+          </w:tcPr>
+          <w:p>
+            <w:pPr>
+              <w:spacing w:before="0" w:after="0" w:line="264" w:lineRule="auto"/>
+              <w:jc w:val="left"/>
+            </w:pPr>
+            <w:r/>
+            <w:r>
+              <w:rPr>
+                <w:rFonts w:ascii="Times New Roman" w:hAnsi="Times New Roman" w:eastAsia="Times New Roman"/>
+                <w:b/>
+                <w:color w:val="17365D"/>
+                <w:sz w:val="21"/>
+              </w:rPr>
+              <w:t>Agreement key</w:t>
+            </w:r>
+          </w:p>
+        </w:tc>
+        <w:tc>
+          <w:tcPr>
+            <w:tcW w:type="dxa" w:w="6838"/>
+            <w:vAlign w:val="center"/>
+            <w:tcMar>
+              <w:top w:w="90" w:type="dxa"/>
+              <w:start w:w="110" w:type="dxa"/>
+              <w:bottom w:w="90" w:type="dxa"/>
+              <w:end w:w="110" w:type="dxa"/>
+            </w:tcMar>
+            <w:tcBorders>
+              <w:top w:val="single" w:sz="4" w:color="D7DEE8"/>
+              <w:start w:val="single" w:sz="4" w:color="D7DEE8"/>
+              <w:bottom w:val="single" w:sz="4" w:color="D7DEE8"/>
+              <w:end w:val="single" w:sz="4" w:color="D7DEE8"/>
+              <w:insideH w:val="single" w:sz="4" w:color="D7DEE8"/>
+              <w:insideV w:val="single" w:sz="4" w:color="D7DEE8"/>
+            </w:tcBorders>
+          </w:tcPr>
+          <w:p>
+            <w:pPr>
+              <w:spacing w:before="0" w:after="0" w:line="264" w:lineRule="auto"/>
+              <w:jc w:val="left"/>
+            </w:pPr>
+            <w:r/>
+            <w:r>
+              <w:rPr>
+                <w:rFonts w:ascii="Consolas" w:hAnsi="Consolas" w:eastAsia="Consolas"/>
+                <w:b/>
+                <w:color w:val="244C7C"/>
+                <w:sz w:val="17"/>
+              </w:rPr>
+              <w:t>{{agreementKey}}</w:t>
+            </w:r>
+          </w:p>
+        </w:tc>
+      </w:tr>
+      <w:tr>
+        <w:tc>
+          <w:tcPr>
+            <w:tcW w:type="dxa" w:w="2800"/>
+            <w:shd w:fill="F4F6F9"/>
+            <w:vAlign w:val="center"/>
+            <w:tcMar>
+              <w:top w:w="90" w:type="dxa"/>
+              <w:start w:w="110" w:type="dxa"/>
+              <w:bottom w:w="90" w:type="dxa"/>
+              <w:end w:w="110" w:type="dxa"/>
+            </w:tcMar>
+            <w:tcBorders>
+              <w:top w:val="single" w:sz="4" w:color="D7DEE8"/>
+              <w:start w:val="single" w:sz="4" w:color="D7DEE8"/>
+              <w:bottom w:val="single" w:sz="4" w:color="D7DEE8"/>
+              <w:end w:val="single" w:sz="4" w:color="D7DEE8"/>
+              <w:insideH w:val="single" w:sz="4" w:color="D7DEE8"/>
+              <w:insideV w:val="single" w:sz="4" w:color="D7DEE8"/>
+            </w:tcBorders>
+          </w:tcPr>
+          <w:p>
+            <w:pPr>
+              <w:spacing w:before="0" w:after="0" w:line="264" w:lineRule="auto"/>
+              <w:jc w:val="left"/>
+            </w:pPr>
+            <w:r/>
+            <w:r>
+              <w:rPr>
+                <w:rFonts w:ascii="Times New Roman" w:hAnsi="Times New Roman" w:eastAsia="Times New Roman"/>
+                <w:b/>
+                <w:color w:val="17365D"/>
+                <w:sz w:val="21"/>
+              </w:rPr>
+              <w:t>Terms hash (Keccak-256)</w:t>
+            </w:r>
+          </w:p>
+        </w:tc>
+        <w:tc>
+          <w:tcPr>
+            <w:tcW w:type="dxa" w:w="6838"/>
+            <w:vAlign w:val="center"/>
+            <w:tcMar>
+              <w:top w:w="90" w:type="dxa"/>
+              <w:start w:w="110" w:type="dxa"/>
+              <w:bottom w:w="90" w:type="dxa"/>
+              <w:end w:w="110" w:type="dxa"/>
+            </w:tcMar>
+            <w:tcBorders>
+              <w:top w:val="single" w:sz="4" w:color="D7DEE8"/>
+              <w:start w:val="single" w:sz="4" w:color="D7DEE8"/>
+              <w:bottom w:val="single" w:sz="4" w:color="D7DEE8"/>
+              <w:end w:val="single" w:sz="4" w:color="D7DEE8"/>
+              <w:insideH w:val="single" w:sz="4" w:color="D7DEE8"/>
+              <w:insideV w:val="single" w:sz="4" w:color="D7DEE8"/>
+            </w:tcBorders>
+          </w:tcPr>
+          <w:p>
+            <w:pPr>
+              <w:spacing w:before="0" w:after="0" w:line="264" w:lineRule="auto"/>
+              <w:jc w:val="left"/>
+            </w:pPr>
+            <w:r/>
+            <w:r>
+              <w:rPr>
+                <w:rFonts w:ascii="Consolas" w:hAnsi="Consolas" w:eastAsia="Consolas"/>
+                <w:b/>
+                <w:color w:val="244C7C"/>
+                <w:sz w:val="17"/>
+              </w:rPr>
+              <w:t>{{termsHash}}</w:t>
+            </w:r>
+          </w:p>
+        </w:tc>
+      </w:tr>
+      <w:tr>
+        <w:tc>
+          <w:tcPr>
+            <w:tcW w:type="dxa" w:w="2800"/>
+            <w:shd w:fill="F4F6F9"/>
+            <w:vAlign w:val="center"/>
+            <w:tcMar>
+              <w:top w:w="90" w:type="dxa"/>
+              <w:start w:w="110" w:type="dxa"/>
+              <w:bottom w:w="90" w:type="dxa"/>
+              <w:end w:w="110" w:type="dxa"/>
+            </w:tcMar>
+            <w:tcBorders>
+              <w:top w:val="single" w:sz="4" w:color="D7DEE8"/>
+              <w:start w:val="single" w:sz="4" w:color="D7DEE8"/>
+              <w:bottom w:val="single" w:sz="4" w:color="D7DEE8"/>
+              <w:end w:val="single" w:sz="4" w:color="D7DEE8"/>
+              <w:insideH w:val="single" w:sz="4" w:color="D7DEE8"/>
+              <w:insideV w:val="single" w:sz="4" w:color="D7DEE8"/>
+            </w:tcBorders>
+          </w:tcPr>
+          <w:p>
+            <w:pPr>
+              <w:spacing w:before="0" w:after="0" w:line="264" w:lineRule="auto"/>
+              <w:jc w:val="left"/>
+            </w:pPr>
+            <w:r/>
+            <w:r>
+              <w:rPr>
+                <w:rFonts w:ascii="Times New Roman" w:hAnsi="Times New Roman" w:eastAsia="Times New Roman"/>
+                <w:b/>
+                <w:color w:val="17365D"/>
+                <w:sz w:val="21"/>
+              </w:rPr>
+              <w:t>Template version</w:t>
+            </w:r>
+          </w:p>
+        </w:tc>
+        <w:tc>
+          <w:tcPr>
+            <w:tcW w:type="dxa" w:w="6838"/>
+            <w:vAlign w:val="center"/>
+            <w:tcMar>
+              <w:top w:w="90" w:type="dxa"/>
+              <w:start w:w="110" w:type="dxa"/>
+              <w:bottom w:w="90" w:type="dxa"/>
+              <w:end w:w="110" w:type="dxa"/>
+            </w:tcMar>
+            <w:tcBorders>
+              <w:top w:val="single" w:sz="4" w:color="D7DEE8"/>
+              <w:start w:val="single" w:sz="4" w:color="D7DEE8"/>
+              <w:bottom w:val="single" w:sz="4" w:color="D7DEE8"/>
+              <w:end w:val="single" w:sz="4" w:color="D7DEE8"/>
+              <w:insideH w:val="single" w:sz="4" w:color="D7DEE8"/>
+              <w:insideV w:val="single" w:sz="4" w:color="D7DEE8"/>
+            </w:tcBorders>
+          </w:tcPr>
+          <w:p>
+            <w:pPr>
+              <w:spacing w:before="0" w:after="0" w:line="264" w:lineRule="auto"/>
+              <w:jc w:val="left"/>
+            </w:pPr>
+            <w:r/>
+            <w:r>
+              <w:rPr>
+                <w:rFonts w:ascii="Consolas" w:hAnsi="Consolas" w:eastAsia="Consolas"/>
+                <w:b/>
+                <w:color w:val="244C7C"/>
+                <w:sz w:val="17"/>
+              </w:rPr>
+              <w:t>{{contractVersion}}</w:t>
+            </w:r>
+          </w:p>
+        </w:tc>
+      </w:tr>
+      <w:tr>
+        <w:tc>
+          <w:tcPr>
+            <w:tcW w:type="dxa" w:w="2800"/>
+            <w:shd w:fill="F4F6F9"/>
+            <w:vAlign w:val="center"/>
+            <w:tcMar>
+              <w:top w:w="90" w:type="dxa"/>
+              <w:start w:w="110" w:type="dxa"/>
+              <w:bottom w:w="90" w:type="dxa"/>
+              <w:end w:w="110" w:type="dxa"/>
+            </w:tcMar>
+            <w:tcBorders>
+              <w:top w:val="single" w:sz="4" w:color="D7DEE8"/>
+              <w:start w:val="single" w:sz="4" w:color="D7DEE8"/>
+              <w:bottom w:val="single" w:sz="4" w:color="D7DEE8"/>
+              <w:end w:val="single" w:sz="4" w:color="D7DEE8"/>
+              <w:insideH w:val="single" w:sz="4" w:color="D7DEE8"/>
+              <w:insideV w:val="single" w:sz="4" w:color="D7DEE8"/>
+            </w:tcBorders>
+          </w:tcPr>
+          <w:p>
+            <w:pPr>
+              <w:spacing w:before="0" w:after="0" w:line="264" w:lineRule="auto"/>
+              <w:jc w:val="left"/>
+            </w:pPr>
+            <w:r/>
+            <w:r>
+              <w:rPr>
+                <w:rFonts w:ascii="Times New Roman" w:hAnsi="Times New Roman" w:eastAsia="Times New Roman"/>
+                <w:b/>
+                <w:color w:val="17365D"/>
+                <w:sz w:val="21"/>
+              </w:rPr>
+              <w:t>Tutor wallet</w:t>
+            </w:r>
+          </w:p>
+        </w:tc>
+        <w:tc>
+          <w:tcPr>
+            <w:tcW w:type="dxa" w:w="6838"/>
+            <w:vAlign w:val="center"/>
+            <w:tcMar>
+              <w:top w:w="90" w:type="dxa"/>
+              <w:start w:w="110" w:type="dxa"/>
+              <w:bottom w:w="90" w:type="dxa"/>
+              <w:end w:w="110" w:type="dxa"/>
+            </w:tcMar>
+            <w:tcBorders>
+              <w:top w:val="single" w:sz="4" w:color="D7DEE8"/>
+              <w:start w:val="single" w:sz="4" w:color="D7DEE8"/>
+              <w:bottom w:val="single" w:sz="4" w:color="D7DEE8"/>
+              <w:end w:val="single" w:sz="4" w:color="D7DEE8"/>
+              <w:insideH w:val="single" w:sz="4" w:color="D7DEE8"/>
+              <w:insideV w:val="single" w:sz="4" w:color="D7DEE8"/>
+            </w:tcBorders>
+          </w:tcPr>
+          <w:p>
+            <w:pPr>
+              <w:spacing w:before="0" w:after="0" w:line="264" w:lineRule="auto"/>
+              <w:jc w:val="left"/>
+            </w:pPr>
+            <w:r/>
+            <w:r>
+              <w:rPr>
+                <w:rFonts w:ascii="Consolas" w:hAnsi="Consolas" w:eastAsia="Consolas"/>
+                <w:b/>
+                <w:color w:val="244C7C"/>
+                <w:sz w:val="17"/>
+              </w:rPr>
+              <w:t>{{tutorWallet}}</w:t>
+            </w:r>
+          </w:p>
+        </w:tc>
+      </w:tr>
+      <w:tr>
+        <w:tc>
+          <w:tcPr>
+            <w:tcW w:type="dxa" w:w="2800"/>
+            <w:shd w:fill="F4F6F9"/>
+            <w:vAlign w:val="center"/>
+            <w:tcMar>
+              <w:top w:w="90" w:type="dxa"/>
+              <w:start w:w="110" w:type="dxa"/>
+              <w:bottom w:w="90" w:type="dxa"/>
+              <w:end w:w="110" w:type="dxa"/>
+            </w:tcMar>
+            <w:tcBorders>
+              <w:top w:val="single" w:sz="4" w:color="D7DEE8"/>
+              <w:start w:val="single" w:sz="4" w:color="D7DEE8"/>
+              <w:bottom w:val="single" w:sz="4" w:color="D7DEE8"/>
+              <w:end w:val="single" w:sz="4" w:color="D7DEE8"/>
+              <w:insideH w:val="single" w:sz="4" w:color="D7DEE8"/>
+              <w:insideV w:val="single" w:sz="4" w:color="D7DEE8"/>
+            </w:tcBorders>
+          </w:tcPr>
+          <w:p>
+            <w:pPr>
+              <w:spacing w:before="0" w:after="0" w:line="264" w:lineRule="auto"/>
+              <w:jc w:val="left"/>
+            </w:pPr>
+            <w:r/>
+            <w:r>
+              <w:rPr>
+                <w:rFonts w:ascii="Times New Roman" w:hAnsi="Times New Roman" w:eastAsia="Times New Roman"/>
+                <w:b/>
+                <w:color w:val="17365D"/>
+                <w:sz w:val="21"/>
+              </w:rPr>
+              <w:t>Tutor EIP-712 signature</w:t>
+            </w:r>
+          </w:p>
+        </w:tc>
+        <w:tc>
+          <w:tcPr>
+            <w:tcW w:type="dxa" w:w="6838"/>
+            <w:vAlign w:val="center"/>
+            <w:tcMar>
+              <w:top w:w="90" w:type="dxa"/>
+              <w:start w:w="110" w:type="dxa"/>
+              <w:bottom w:w="90" w:type="dxa"/>
+              <w:end w:w="110" w:type="dxa"/>
+            </w:tcMar>
+            <w:tcBorders>
+              <w:top w:val="single" w:sz="4" w:color="D7DEE8"/>
+              <w:start w:val="single" w:sz="4" w:color="D7DEE8"/>
+              <w:bottom w:val="single" w:sz="4" w:color="D7DEE8"/>
+              <w:end w:val="single" w:sz="4" w:color="D7DEE8"/>
+              <w:insideH w:val="single" w:sz="4" w:color="D7DEE8"/>
+              <w:insideV w:val="single" w:sz="4" w:color="D7DEE8"/>
+            </w:tcBorders>
+          </w:tcPr>
+          <w:p>
+            <w:pPr>
+              <w:spacing w:before="0" w:after="0" w:line="264" w:lineRule="auto"/>
+              <w:jc w:val="left"/>
+            </w:pPr>
+            <w:r/>
+            <w:r>
+              <w:rPr>
+                <w:rFonts w:ascii="Consolas" w:hAnsi="Consolas" w:eastAsia="Consolas"/>
+                <w:b/>
+                <w:color w:val="244C7C"/>
+                <w:sz w:val="17"/>
+              </w:rPr>
+              <w:t>{{tutorSignature}}</w:t>
+            </w:r>
+          </w:p>
+        </w:tc>
+      </w:tr>
+      <w:tr>
+        <w:tc>
+          <w:tcPr>
+            <w:tcW w:type="dxa" w:w="2800"/>
+            <w:shd w:fill="F4F6F9"/>
+            <w:vAlign w:val="center"/>
+            <w:tcMar>
+              <w:top w:w="90" w:type="dxa"/>
+              <w:start w:w="110" w:type="dxa"/>
+              <w:bottom w:w="90" w:type="dxa"/>
+              <w:end w:w="110" w:type="dxa"/>
+            </w:tcMar>
+            <w:tcBorders>
+              <w:top w:val="single" w:sz="4" w:color="D7DEE8"/>
+              <w:start w:val="single" w:sz="4" w:color="D7DEE8"/>
+              <w:bottom w:val="single" w:sz="4" w:color="D7DEE8"/>
+              <w:end w:val="single" w:sz="4" w:color="D7DEE8"/>
+              <w:insideH w:val="single" w:sz="4" w:color="D7DEE8"/>
+              <w:insideV w:val="single" w:sz="4" w:color="D7DEE8"/>
+            </w:tcBorders>
+          </w:tcPr>
+          <w:p>
+            <w:pPr>
+              <w:spacing w:before="0" w:after="0" w:line="264" w:lineRule="auto"/>
+              <w:jc w:val="left"/>
+            </w:pPr>
+            <w:r/>
+            <w:r>
+              <w:rPr>
+                <w:rFonts w:ascii="Times New Roman" w:hAnsi="Times New Roman" w:eastAsia="Times New Roman"/>
+                <w:b/>
+                <w:color w:val="17365D"/>
+                <w:sz w:val="21"/>
+              </w:rPr>
+              <w:t>Tutor signed at</w:t>
+            </w:r>
+          </w:p>
+        </w:tc>
+        <w:tc>
+          <w:tcPr>
+            <w:tcW w:type="dxa" w:w="6838"/>
+            <w:vAlign w:val="center"/>
+            <w:tcMar>
+              <w:top w:w="90" w:type="dxa"/>
+              <w:start w:w="110" w:type="dxa"/>
+              <w:bottom w:w="90" w:type="dxa"/>
+              <w:end w:w="110" w:type="dxa"/>
+            </w:tcMar>
+            <w:tcBorders>
+              <w:top w:val="single" w:sz="4" w:color="D7DEE8"/>
+              <w:start w:val="single" w:sz="4" w:color="D7DEE8"/>
+              <w:bottom w:val="single" w:sz="4" w:color="D7DEE8"/>
+              <w:end w:val="single" w:sz="4" w:color="D7DEE8"/>
+              <w:insideH w:val="single" w:sz="4" w:color="D7DEE8"/>
+              <w:insideV w:val="single" w:sz="4" w:color="D7DEE8"/>
+            </w:tcBorders>
+          </w:tcPr>
+          <w:p>
+            <w:pPr>
+              <w:spacing w:before="0" w:after="0" w:line="264" w:lineRule="auto"/>
+              <w:jc w:val="left"/>
+            </w:pPr>
+            <w:r/>
+            <w:r>
+              <w:rPr>
+                <w:rFonts w:ascii="Times New Roman" w:hAnsi="Times New Roman" w:eastAsia="Times New Roman"/>
+                <w:b/>
+                <w:color w:val="244C7C"/>
+                <w:sz w:val="23"/>
+              </w:rPr>
+              <w:t>{{tutorSignedAt}}</w:t>
+            </w:r>
+          </w:p>
+        </w:tc>
+      </w:tr>
+      <w:tr>
+        <w:tc>
+          <w:tcPr>
+            <w:tcW w:type="dxa" w:w="2800"/>
+            <w:shd w:fill="F4F6F9"/>
+            <w:vAlign w:val="center"/>
+            <w:tcMar>
+              <w:top w:w="90" w:type="dxa"/>
+              <w:start w:w="110" w:type="dxa"/>
+              <w:bottom w:w="90" w:type="dxa"/>
+              <w:end w:w="110" w:type="dxa"/>
+            </w:tcMar>
+            <w:tcBorders>
+              <w:top w:val="single" w:sz="4" w:color="D7DEE8"/>
+              <w:start w:val="single" w:sz="4" w:color="D7DEE8"/>
+              <w:bottom w:val="single" w:sz="4" w:color="D7DEE8"/>
+              <w:end w:val="single" w:sz="4" w:color="D7DEE8"/>
+              <w:insideH w:val="single" w:sz="4" w:color="D7DEE8"/>
+              <w:insideV w:val="single" w:sz="4" w:color="D7DEE8"/>
+            </w:tcBorders>
+          </w:tcPr>
+          <w:p>
+            <w:pPr>
+              <w:spacing w:before="0" w:after="0" w:line="264" w:lineRule="auto"/>
+              <w:jc w:val="left"/>
+            </w:pPr>
+            <w:r/>
+            <w:r>
+              <w:rPr>
+                <w:rFonts w:ascii="Times New Roman" w:hAnsi="Times New Roman" w:eastAsia="Times New Roman"/>
+                <w:b/>
+                <w:color w:val="17365D"/>
+                <w:sz w:val="21"/>
+              </w:rPr>
+              <w:t>Student wallet</w:t>
+            </w:r>
+          </w:p>
+        </w:tc>
+        <w:tc>
+          <w:tcPr>
+            <w:tcW w:type="dxa" w:w="6838"/>
+            <w:vAlign w:val="center"/>
+            <w:tcMar>
+              <w:top w:w="90" w:type="dxa"/>
+              <w:start w:w="110" w:type="dxa"/>
+              <w:bottom w:w="90" w:type="dxa"/>
+              <w:end w:w="110" w:type="dxa"/>
+            </w:tcMar>
+            <w:tcBorders>
+              <w:top w:val="single" w:sz="4" w:color="D7DEE8"/>
+              <w:start w:val="single" w:sz="4" w:color="D7DEE8"/>
+              <w:bottom w:val="single" w:sz="4" w:color="D7DEE8"/>
+              <w:end w:val="single" w:sz="4" w:color="D7DEE8"/>
+              <w:insideH w:val="single" w:sz="4" w:color="D7DEE8"/>
+              <w:insideV w:val="single" w:sz="4" w:color="D7DEE8"/>
+            </w:tcBorders>
+          </w:tcPr>
+          <w:p>
+            <w:pPr>
+              <w:spacing w:before="0" w:after="0" w:line="264" w:lineRule="auto"/>
+              <w:jc w:val="left"/>
+            </w:pPr>
+            <w:r/>
+            <w:r>
+              <w:rPr>
+                <w:rFonts w:ascii="Consolas" w:hAnsi="Consolas" w:eastAsia="Consolas"/>
+                <w:b/>
+                <w:color w:val="244C7C"/>
+                <w:sz w:val="17"/>
+              </w:rPr>
+              <w:t>{{studentWallet}}</w:t>
+            </w:r>
+          </w:p>
+        </w:tc>
+      </w:tr>
+      <w:tr>
+        <w:tc>
+          <w:tcPr>
+            <w:tcW w:type="dxa" w:w="2800"/>
+            <w:shd w:fill="F4F6F9"/>
+            <w:vAlign w:val="center"/>
+            <w:tcMar>
+              <w:top w:w="90" w:type="dxa"/>
+              <w:start w:w="110" w:type="dxa"/>
+              <w:bottom w:w="90" w:type="dxa"/>
+              <w:end w:w="110" w:type="dxa"/>
+            </w:tcMar>
+            <w:tcBorders>
+              <w:top w:val="single" w:sz="4" w:color="D7DEE8"/>
+              <w:start w:val="single" w:sz="4" w:color="D7DEE8"/>
+              <w:bottom w:val="single" w:sz="4" w:color="D7DEE8"/>
+              <w:end w:val="single" w:sz="4" w:color="D7DEE8"/>
+              <w:insideH w:val="single" w:sz="4" w:color="D7DEE8"/>
+              <w:insideV w:val="single" w:sz="4" w:color="D7DEE8"/>
+            </w:tcBorders>
+          </w:tcPr>
+          <w:p>
+            <w:pPr>
+              <w:spacing w:before="0" w:after="0" w:line="264" w:lineRule="auto"/>
+              <w:jc w:val="left"/>
+            </w:pPr>
+            <w:r/>
+            <w:r>
+              <w:rPr>
+                <w:rFonts w:ascii="Times New Roman" w:hAnsi="Times New Roman" w:eastAsia="Times New Roman"/>
+                <w:b/>
+                <w:color w:val="17365D"/>
+                <w:sz w:val="21"/>
+              </w:rPr>
+              <w:t>Student EIP-712 signature</w:t>
+            </w:r>
+          </w:p>
+        </w:tc>
+        <w:tc>
+          <w:tcPr>
+            <w:tcW w:type="dxa" w:w="6838"/>
+            <w:vAlign w:val="center"/>
+            <w:tcMar>
+              <w:top w:w="90" w:type="dxa"/>
+              <w:start w:w="110" w:type="dxa"/>
+              <w:bottom w:w="90" w:type="dxa"/>
+              <w:end w:w="110" w:type="dxa"/>
+            </w:tcMar>
+            <w:tcBorders>
+              <w:top w:val="single" w:sz="4" w:color="D7DEE8"/>
+              <w:start w:val="single" w:sz="4" w:color="D7DEE8"/>
+              <w:bottom w:val="single" w:sz="4" w:color="D7DEE8"/>
+              <w:end w:val="single" w:sz="4" w:color="D7DEE8"/>
+              <w:insideH w:val="single" w:sz="4" w:color="D7DEE8"/>
+              <w:insideV w:val="single" w:sz="4" w:color="D7DEE8"/>
+            </w:tcBorders>
+          </w:tcPr>
+          <w:p>
+            <w:pPr>
+              <w:spacing w:before="0" w:after="0" w:line="264" w:lineRule="auto"/>
+              <w:jc w:val="left"/>
+            </w:pPr>
+            <w:r/>
+            <w:r>
+              <w:rPr>
+                <w:rFonts w:ascii="Consolas" w:hAnsi="Consolas" w:eastAsia="Consolas"/>
+                <w:b/>
+                <w:color w:val="244C7C"/>
+                <w:sz w:val="17"/>
+              </w:rPr>
+              <w:t>{{studentSignature}}</w:t>
+            </w:r>
+          </w:p>
+        </w:tc>
+      </w:tr>
+      <w:tr>
+        <w:tc>
+          <w:tcPr>
+            <w:tcW w:type="dxa" w:w="2800"/>
+            <w:shd w:fill="F4F6F9"/>
+            <w:vAlign w:val="center"/>
+            <w:tcMar>
+              <w:top w:w="90" w:type="dxa"/>
+              <w:start w:w="110" w:type="dxa"/>
+              <w:bottom w:w="90" w:type="dxa"/>
+              <w:end w:w="110" w:type="dxa"/>
+            </w:tcMar>
+            <w:tcBorders>
+              <w:top w:val="single" w:sz="4" w:color="D7DEE8"/>
+              <w:start w:val="single" w:sz="4" w:color="D7DEE8"/>
+              <w:bottom w:val="single" w:sz="4" w:color="D7DEE8"/>
+              <w:end w:val="single" w:sz="4" w:color="D7DEE8"/>
+              <w:insideH w:val="single" w:sz="4" w:color="D7DEE8"/>
+              <w:insideV w:val="single" w:sz="4" w:color="D7DEE8"/>
+            </w:tcBorders>
+          </w:tcPr>
+          <w:p>
+            <w:pPr>
+              <w:spacing w:before="0" w:after="0" w:line="264" w:lineRule="auto"/>
+              <w:jc w:val="left"/>
+            </w:pPr>
+            <w:r/>
+            <w:r>
+              <w:rPr>
+                <w:rFonts w:ascii="Times New Roman" w:hAnsi="Times New Roman" w:eastAsia="Times New Roman"/>
+                <w:b/>
+                <w:color w:val="17365D"/>
+                <w:sz w:val="21"/>
+              </w:rPr>
+              <w:t>Student signed at</w:t>
+            </w:r>
+          </w:p>
+        </w:tc>
+        <w:tc>
+          <w:tcPr>
+            <w:tcW w:type="dxa" w:w="6838"/>
+            <w:vAlign w:val="center"/>
+            <w:tcMar>
+              <w:top w:w="90" w:type="dxa"/>
+              <w:start w:w="110" w:type="dxa"/>
+              <w:bottom w:w="90" w:type="dxa"/>
+              <w:end w:w="110" w:type="dxa"/>
+            </w:tcMar>
+            <w:tcBorders>
+              <w:top w:val="single" w:sz="4" w:color="D7DEE8"/>
+              <w:start w:val="single" w:sz="4" w:color="D7DEE8"/>
+              <w:bottom w:val="single" w:sz="4" w:color="D7DEE8"/>
+              <w:end w:val="single" w:sz="4" w:color="D7DEE8"/>
+              <w:insideH w:val="single" w:sz="4" w:color="D7DEE8"/>
+              <w:insideV w:val="single" w:sz="4" w:color="D7DEE8"/>
+            </w:tcBorders>
+          </w:tcPr>
+          <w:p>
+            <w:pPr>
+              <w:spacing w:before="0" w:after="0" w:line="264" w:lineRule="auto"/>
+              <w:jc w:val="left"/>
+            </w:pPr>
+            <w:r/>
+            <w:r>
+              <w:rPr>
+                <w:rFonts w:ascii="Times New Roman" w:hAnsi="Times New Roman" w:eastAsia="Times New Roman"/>
+                <w:b/>
+                <w:color w:val="244C7C"/>
+                <w:sz w:val="23"/>
+              </w:rPr>
+              <w:t>{{studentSignedAt}}</w:t>
+            </w:r>
+          </w:p>
+        </w:tc>
+      </w:tr>
+      <w:tr>
+        <w:tc>
+          <w:tcPr>
+            <w:tcW w:type="dxa" w:w="2800"/>
+            <w:shd w:fill="F4F6F9"/>
+            <w:vAlign w:val="center"/>
+            <w:tcMar>
+              <w:top w:w="90" w:type="dxa"/>
+              <w:start w:w="110" w:type="dxa"/>
+              <w:bottom w:w="90" w:type="dxa"/>
+              <w:end w:w="110" w:type="dxa"/>
+            </w:tcMar>
+            <w:tcBorders>
+              <w:top w:val="single" w:sz="4" w:color="D7DEE8"/>
+              <w:start w:val="single" w:sz="4" w:color="D7DEE8"/>
+              <w:bottom w:val="single" w:sz="4" w:color="D7DEE8"/>
+              <w:end w:val="single" w:sz="4" w:color="D7DEE8"/>
+              <w:insideH w:val="single" w:sz="4" w:color="D7DEE8"/>
+              <w:insideV w:val="single" w:sz="4" w:color="D7DEE8"/>
+            </w:tcBorders>
+          </w:tcPr>
+          <w:p>
+            <w:pPr>
+              <w:spacing w:before="0" w:after="0" w:line="264" w:lineRule="auto"/>
+              <w:jc w:val="left"/>
+            </w:pPr>
+            <w:r/>
+            <w:r>
+              <w:rPr>
+                <w:rFonts w:ascii="Times New Roman" w:hAnsi="Times New Roman" w:eastAsia="Times New Roman"/>
+                <w:b/>
+                <w:color w:val="17365D"/>
+                <w:sz w:val="21"/>
+              </w:rPr>
+              <w:t>Funding transaction</w:t>
+            </w:r>
+          </w:p>
+        </w:tc>
+        <w:tc>
+          <w:tcPr>
+            <w:tcW w:type="dxa" w:w="6838"/>
+            <w:vAlign w:val="center"/>
+            <w:tcMar>
+              <w:top w:w="90" w:type="dxa"/>
+              <w:start w:w="110" w:type="dxa"/>
+              <w:bottom w:w="90" w:type="dxa"/>
+              <w:end w:w="110" w:type="dxa"/>
+            </w:tcMar>
+            <w:tcBorders>
+              <w:top w:val="single" w:sz="4" w:color="D7DEE8"/>
+              <w:start w:val="single" w:sz="4" w:color="D7DEE8"/>
+              <w:bottom w:val="single" w:sz="4" w:color="D7DEE8"/>
+              <w:end w:val="single" w:sz="4" w:color="D7DEE8"/>
+              <w:insideH w:val="single" w:sz="4" w:color="D7DEE8"/>
+              <w:insideV w:val="single" w:sz="4" w:color="D7DEE8"/>
+            </w:tcBorders>
+          </w:tcPr>
+          <w:p>
+            <w:pPr>
+              <w:spacing w:before="0" w:after="0" w:line="264" w:lineRule="auto"/>
+              <w:jc w:val="left"/>
+            </w:pPr>
+            <w:r/>
+            <w:r>
+              <w:rPr>
+                <w:rFonts w:ascii="Consolas" w:hAnsi="Consolas" w:eastAsia="Consolas"/>
+                <w:b/>
+                <w:color w:val="244C7C"/>
+                <w:sz w:val="17"/>
+              </w:rPr>
+              <w:t>{{fundingTxHash}}</w:t>
+            </w:r>
+          </w:p>
+        </w:tc>
+      </w:tr>
+      <w:tr>
+        <w:tc>
+          <w:tcPr>
+            <w:tcW w:type="dxa" w:w="2800"/>
+            <w:shd w:fill="F4F6F9"/>
+            <w:vAlign w:val="center"/>
+            <w:tcMar>
+              <w:top w:w="90" w:type="dxa"/>
+              <w:start w:w="110" w:type="dxa"/>
+              <w:bottom w:w="90" w:type="dxa"/>
+              <w:end w:w="110" w:type="dxa"/>
+            </w:tcMar>
+            <w:tcBorders>
+              <w:top w:val="single" w:sz="4" w:color="D7DEE8"/>
+              <w:start w:val="single" w:sz="4" w:color="D7DEE8"/>
+              <w:bottom w:val="single" w:sz="4" w:color="D7DEE8"/>
+              <w:end w:val="single" w:sz="4" w:color="D7DEE8"/>
+              <w:insideH w:val="single" w:sz="4" w:color="D7DEE8"/>
+              <w:insideV w:val="single" w:sz="4" w:color="D7DEE8"/>
+            </w:tcBorders>
+          </w:tcPr>
+          <w:p>
+            <w:pPr>
+              <w:spacing w:before="0" w:after="0" w:line="264" w:lineRule="auto"/>
+              <w:jc w:val="left"/>
+            </w:pPr>
+            <w:r/>
+            <w:r>
+              <w:rPr>
+                <w:rFonts w:ascii="Times New Roman" w:hAnsi="Times New Roman" w:eastAsia="Times New Roman"/>
+                <w:b/>
+                <w:color w:val="17365D"/>
+                <w:sz w:val="21"/>
+              </w:rPr>
+              <w:t>Terms + signatures bundle hash</w:t>
+            </w:r>
+          </w:p>
+        </w:tc>
+        <w:tc>
+          <w:tcPr>
+            <w:tcW w:type="dxa" w:w="6838"/>
+            <w:vAlign w:val="center"/>
+            <w:tcMar>
+              <w:top w:w="90" w:type="dxa"/>
+              <w:start w:w="110" w:type="dxa"/>
+              <w:bottom w:w="90" w:type="dxa"/>
+              <w:end w:w="110" w:type="dxa"/>
+            </w:tcMar>
+            <w:tcBorders>
+              <w:top w:val="single" w:sz="4" w:color="D7DEE8"/>
+              <w:start w:val="single" w:sz="4" w:color="D7DEE8"/>
+              <w:bottom w:val="single" w:sz="4" w:color="D7DEE8"/>
+              <w:end w:val="single" w:sz="4" w:color="D7DEE8"/>
+              <w:insideH w:val="single" w:sz="4" w:color="D7DEE8"/>
+              <w:insideV w:val="single" w:sz="4" w:color="D7DEE8"/>
+            </w:tcBorders>
+          </w:tcPr>
+          <w:p>
+            <w:pPr>
+              <w:spacing w:before="0" w:after="0" w:line="264" w:lineRule="auto"/>
+              <w:jc w:val="left"/>
+            </w:pPr>
+            <w:r/>
+            <w:r>
+              <w:rPr>
+                <w:rFonts w:ascii="Consolas" w:hAnsi="Consolas" w:eastAsia="Consolas"/>
+                <w:b/>
+                <w:color w:val="244C7C"/>
+                <w:sz w:val="17"/>
+              </w:rPr>
+              <w:t>{{signatureBundleHash}}</w:t>
+            </w:r>
+          </w:p>
+        </w:tc>
+      </w:tr>
+      <w:tr>
+        <w:tc>
+          <w:tcPr>
+            <w:tcW w:type="dxa" w:w="2800"/>
+            <w:shd w:fill="F4F6F9"/>
+            <w:vAlign w:val="center"/>
+            <w:tcMar>
+              <w:top w:w="90" w:type="dxa"/>
+              <w:start w:w="110" w:type="dxa"/>
+              <w:bottom w:w="90" w:type="dxa"/>
+              <w:end w:w="110" w:type="dxa"/>
+            </w:tcMar>
+            <w:tcBorders>
+              <w:top w:val="single" w:sz="4" w:color="D7DEE8"/>
+              <w:start w:val="single" w:sz="4" w:color="D7DEE8"/>
+              <w:bottom w:val="single" w:sz="4" w:color="D7DEE8"/>
+              <w:end w:val="single" w:sz="4" w:color="D7DEE8"/>
+              <w:insideH w:val="single" w:sz="4" w:color="D7DEE8"/>
+              <w:insideV w:val="single" w:sz="4" w:color="D7DEE8"/>
+            </w:tcBorders>
+          </w:tcPr>
+          <w:p>
+            <w:pPr>
+              <w:spacing w:before="0" w:after="0" w:line="264" w:lineRule="auto"/>
+              <w:jc w:val="left"/>
+            </w:pPr>
+            <w:r/>
+            <w:r>
+              <w:rPr>
+                <w:rFonts w:ascii="Times New Roman" w:hAnsi="Times New Roman" w:eastAsia="Times New Roman"/>
+                <w:b/>
+                <w:color w:val="17365D"/>
+                <w:sz w:val="21"/>
+              </w:rPr>
+              <w:t>Verification URL/QR data</w:t>
+            </w:r>
+          </w:p>
+        </w:tc>
+        <w:tc>
+          <w:tcPr>
+            <w:tcW w:type="dxa" w:w="6838"/>
+            <w:vAlign w:val="center"/>
+            <w:tcMar>
+              <w:top w:w="90" w:type="dxa"/>
+              <w:start w:w="110" w:type="dxa"/>
+              <w:bottom w:w="90" w:type="dxa"/>
+              <w:end w:w="110" w:type="dxa"/>
+            </w:tcMar>
+            <w:tcBorders>
+              <w:top w:val="single" w:sz="4" w:color="D7DEE8"/>
+              <w:start w:val="single" w:sz="4" w:color="D7DEE8"/>
+              <w:bottom w:val="single" w:sz="4" w:color="D7DEE8"/>
+              <w:end w:val="single" w:sz="4" w:color="D7DEE8"/>
+              <w:insideH w:val="single" w:sz="4" w:color="D7DEE8"/>
+              <w:insideV w:val="single" w:sz="4" w:color="D7DEE8"/>
+            </w:tcBorders>
+          </w:tcPr>
+          <w:p>
+            <w:pPr>
+              <w:spacing w:before="0" w:after="0" w:line="264" w:lineRule="auto"/>
+              <w:jc w:val="left"/>
+            </w:pPr>
+            <w:r/>
+            <w:r>
+              <w:rPr>
+                <w:rFonts w:ascii="Consolas" w:hAnsi="Consolas" w:eastAsia="Consolas"/>
+                <w:b/>
+                <w:color w:val="244C7C"/>
+                <w:sz w:val="17"/>
+              </w:rPr>
+              <w:t>{{verificationUrl}}</w:t>
+            </w:r>
+          </w:p>
+        </w:tc>
+      </w:tr>
+    </w:tbl>
+    <w:tbl>
+      <w:tblPr>
+        <w:tblW w:type="dxa" w:w="9638"/>
+        <w:jc w:val="left"/>
+        <w:tblLayout w:type="fixed"/>
+        <w:tblLook w:firstColumn="1" w:firstRow="1" w:lastColumn="0" w:lastRow="0" w:noHBand="0" w:noVBand="1" w:val="04A0"/>
+        <w:tblInd w:w="100" w:type="dxa"/>
+      </w:tblPr>
+      <w:tblGrid>
+        <w:gridCol w:w="9638"/>
+      </w:tblGrid>
+      <w:tr>
+        <w:tc>
+          <w:tcPr>
+            <w:tcW w:type="dxa" w:w="9638"/>
+            <w:vAlign w:val="center"/>
+            <w:tcMar>
+              <w:top w:w="90" w:type="dxa"/>
+              <w:start w:w="110" w:type="dxa"/>
+              <w:bottom w:w="90" w:type="dxa"/>
+              <w:end w:w="110" w:type="dxa"/>
+            </w:tcMar>
+            <w:tcBorders>
+              <w:top w:val="single" w:sz="4" w:color="D7DEE8"/>
+              <w:start w:val="single" w:sz="4" w:color="D7DEE8"/>
+              <w:bottom w:val="single" w:sz="4" w:color="D7DEE8"/>
+              <w:end w:val="single" w:sz="4" w:color="D7DEE8"/>
+              <w:insideH w:val="single" w:sz="4" w:color="D7DEE8"/>
+              <w:insideV w:val="single" w:sz="4" w:color="D7DEE8"/>
+            </w:tcBorders>
+            <w:shd w:fill="FFF8E8"/>
+          </w:tcPr>
+          <w:p>
+            <w:pPr>
+              <w:spacing w:before="0" w:after="0" w:line="276" w:lineRule="auto"/>
+              <w:jc w:val="left"/>
+            </w:pPr>
+            <w:r>
+              <w:rPr>
+                <w:rFonts w:ascii="Times New Roman" w:hAnsi="Times New Roman" w:eastAsia="Times New Roman"/>
+                <w:b/>
+                <w:color w:val="17365D"/>
+                <w:sz w:val="21"/>
+              </w:rPr>
+              <w:t xml:space="preserve">LƯU Ý KỸ THUẬT: </w:t>
+            </w:r>
+            <w:r>
+              <w:rPr>
+                <w:rFonts w:ascii="Times New Roman" w:hAnsi="Times New Roman" w:eastAsia="Times New Roman"/>
+                <w:color w:val="111827"/>
+                <w:sz w:val="21"/>
+              </w:rPr>
+              <w:t>Các giá trị chữ ký và hash phải được lưu đầy đủ trong hệ thống. Phiên bản rút gọn chỉ dùng để hiển thị; không dùng để xác minh mật mã học.</w:t>
+            </w:r>
+          </w:p>
+        </w:tc>
+      </w:tr>
+    </w:tbl>
+    <w:p>
+      <w:pPr>
+        <w:spacing w:after="0"/>
+      </w:pPr>
+    </w:p>
+    <w:sectPr>
+      <w:headerReference w:type="default" r:id="rId9"/>
+      <w:footerReference w:type="default" r:id="rId10"/>
+      <w:pgSz w:w="11906" w:h="16838"/>
+      <w:pgMar w:top="1020" w:right="1134" w:bottom="1020" w:left="1134" w:header="510" w:footer="567" w:gutter="0"/>
+      <w:cols w:space="720"/>
+      <w:docGrid w:linePitch="360"/>
+    </w:sectPr>
+  </w:body>
+</w:document>
+</file>
 
 <file path=customXml\item1.xml><?xml version="1.0" encoding="utf-8"?>
 <b:Sources xmlns:b="http://schemas.openxmlformats.org/officeDocument/2006/bibliography" xmlns="http://schemas.openxmlformats.org/officeDocument/2006/bibliography" SelectedStyle="/APA.XSL" StyleName="APA"/>

--- a/docs/contract/EDUCONNECT_HOP_DONG_TEMPLATE_V1.docx
+++ b/docs/contract/EDUCONNECT_HOP_DONG_TEMPLATE_V1.docx
@@ -38,9 +38,10 @@
         <w:pStyle w:val="ContractTitle"/>
       </w:pPr>
       <w:r>
-        <w:t>HỢP ĐỒNG DỊCH VỤ KẾT NỐI GIA SƯ</w:t>
+        <w:t>HỢP ĐỒNG DỊCH VỤ KẾT NỐI GIA SƯ VÀ HỌC VIÊN</w:t>
         <w:br/>
-        <w:t>VÀ HỌC VIÊN</w:t>
+        <w:t>
+        </w:t>
       </w:r>
     </w:p>
     <w:p>
@@ -1372,81 +1373,6 @@
                 <w:sz w:val="23"/>
               </w:rPr>
               <w:t>{{studentDateOfBirth}}</w:t>
-            </w:r>
-          </w:p>
-        </w:tc>
-      </w:tr>
-      <w:tr>
-        <w:tc>
-          <w:tcPr>
-            <w:tcW w:type="dxa" w:w="2500"/>
-            <w:shd w:fill="F2F7F5"/>
-            <w:vAlign w:val="center"/>
-            <w:tcMar>
-              <w:top w:w="90" w:type="dxa"/>
-              <w:start w:w="110" w:type="dxa"/>
-              <w:bottom w:w="90" w:type="dxa"/>
-              <w:end w:w="110" w:type="dxa"/>
-            </w:tcMar>
-            <w:tcBorders>
-              <w:top w:val="single" w:sz="4" w:color="D7DEE8"/>
-              <w:start w:val="single" w:sz="4" w:color="D7DEE8"/>
-              <w:bottom w:val="single" w:sz="4" w:color="D7DEE8"/>
-              <w:end w:val="single" w:sz="4" w:color="D7DEE8"/>
-              <w:insideH w:val="single" w:sz="4" w:color="D7DEE8"/>
-              <w:insideV w:val="single" w:sz="4" w:color="D7DEE8"/>
-            </w:tcBorders>
-          </w:tcPr>
-          <w:p>
-            <w:pPr>
-              <w:spacing w:before="0" w:after="0" w:line="264" w:lineRule="auto"/>
-              <w:jc w:val="left"/>
-            </w:pPr>
-            <w:r/>
-            <w:r>
-              <w:rPr>
-                <w:rFonts w:ascii="Times New Roman" w:hAnsi="Times New Roman" w:eastAsia="Times New Roman"/>
-                <w:b/>
-                <w:color w:val="17365D"/>
-                <w:sz w:val="21"/>
-              </w:rPr>
-              <w:t>Khối/lớp</w:t>
-            </w:r>
-          </w:p>
-        </w:tc>
-        <w:tc>
-          <w:tcPr>
-            <w:tcW w:type="dxa" w:w="7138"/>
-            <w:vAlign w:val="center"/>
-            <w:tcMar>
-              <w:top w:w="90" w:type="dxa"/>
-              <w:start w:w="110" w:type="dxa"/>
-              <w:bottom w:w="90" w:type="dxa"/>
-              <w:end w:w="110" w:type="dxa"/>
-            </w:tcMar>
-            <w:tcBorders>
-              <w:top w:val="single" w:sz="4" w:color="D7DEE8"/>
-              <w:start w:val="single" w:sz="4" w:color="D7DEE8"/>
-              <w:bottom w:val="single" w:sz="4" w:color="D7DEE8"/>
-              <w:end w:val="single" w:sz="4" w:color="D7DEE8"/>
-              <w:insideH w:val="single" w:sz="4" w:color="D7DEE8"/>
-              <w:insideV w:val="single" w:sz="4" w:color="D7DEE8"/>
-            </w:tcBorders>
-          </w:tcPr>
-          <w:p>
-            <w:pPr>
-              <w:spacing w:before="0" w:after="0" w:line="264" w:lineRule="auto"/>
-              <w:jc w:val="left"/>
-            </w:pPr>
-            <w:r/>
-            <w:r>
-              <w:rPr>
-                <w:rFonts w:ascii="Times New Roman" w:hAnsi="Times New Roman" w:eastAsia="Times New Roman"/>
-                <w:b/>
-                <w:color w:val="244C7C"/>
-                <w:sz w:val="23"/>
-              </w:rPr>
-              <w:t>{{studentGrade}}</w:t>
             </w:r>
           </w:p>
         </w:tc>
@@ -4250,7 +4176,7 @@
                 <w:color w:val="111827"/>
                 <w:sz w:val="19"/>
               </w:rPr>
-              <w:t>STUDENT_ABSENT</w:t>
+              <w:t>STUDENT_ABSENT_TUTOR_PRESENT</w:t>
             </w:r>
           </w:p>
         </w:tc>
@@ -4940,7 +4866,7 @@
           <w:color w:val="111827"/>
           <w:sz w:val="23"/>
         </w:rPr>
-        <w:t xml:space="preserve">5.2. </w:t>
+        <w:t xml:space="preserve">5.2. Hệ thống tổng hợp kết quả: BOTH_PRESENT khi cả hai bên điểm danh; STUDENT_ABSENT_TUTOR_PRESENT khi Gia sư điểm danh nhưng Học viên không điểm danh; TUTOR_ABSENT khi Gia sư không điểm danh theo điều kiện kết thúc buổi học.</w:t>
       </w:r>
       <w:r>
         <w:rPr>
@@ -4948,7 +4874,8 @@
           <w:color w:val="111827"/>
           <w:sz w:val="23"/>
         </w:rPr>
-        <w:t>Hệ thống tổng hợp kết quả: BOTH_PRESENT khi cả hai bên điểm danh; STUDENT_ABSENT khi Gia sư điểm danh nhưng Học viên không điểm danh; TUTOR_ABSENT khi Gia sư không điểm danh theo điều kiện kết thúc buổi học.</w:t>
+        <w:t>
+        </w:t>
       </w:r>
     </w:p>
     <w:p>
@@ -6668,6 +6595,126 @@
     </w:p>
     <w:p>
       <w:pPr>
+        <w:spacing w:before="0" w:after="80" w:line="300" w:lineRule="auto"/>
+        <w:jc w:val="both"/>
+      </w:pPr>
+      <w:r>
+        <w:rPr>
+          <w:rFonts w:ascii="Times New Roman" w:hAnsi="Times New Roman" w:eastAsia="Times New Roman"/>
+          <w:b/>
+          <w:color w:val="111827"/>
+          <w:sz w:val="23"/>
+        </w:rPr>
+        <w:t xml:space="preserve">8.4. Bên B chỉ được đề nghị chấm dứt agreement của chính mình. Bên A chỉ được đề nghị dừng giảng dạy đối với toàn bộ lớp; đề nghị này không tự động làm chấm dứt hợp đồng hoặc phát sinh hoàn tiền.</w:t>
+      </w:r>
+      <w:r>
+        <w:rPr>
+          <w:rFonts w:ascii="Times New Roman" w:hAnsi="Times New Roman" w:eastAsia="Times New Roman"/>
+          <w:color w:val="111827"/>
+          <w:sz w:val="23"/>
+        </w:rPr>
+        <w:t>
+        </w:t>
+      </w:r>
+    </w:p>
+    <w:p>
+      <w:pPr>
+        <w:spacing w:before="0" w:after="80" w:line="300" w:lineRule="auto"/>
+        <w:jc w:val="both"/>
+      </w:pPr>
+      <w:r>
+        <w:rPr>
+          <w:rFonts w:ascii="Times New Roman" w:hAnsi="Times New Roman" w:eastAsia="Times New Roman"/>
+          <w:b/>
+          <w:color w:val="111827"/>
+          <w:sz w:val="23"/>
+        </w:rPr>
+        <w:t xml:space="preserve">8.5. Sau khi tiếp nhận hồ sơ, các buổi học tương lai thuộc phạm vi đề nghị có thể được tạm dừng để thẩm định. Staff được phân công kiểm tra lý do và minh chứng, đề xuất hoặc từ chối; chỉ Admin có quyền phê duyệt việc thực thi chấm dứt và hoàn tiền.</w:t>
+      </w:r>
+      <w:r>
+        <w:rPr>
+          <w:rFonts w:ascii="Times New Roman" w:hAnsi="Times New Roman" w:eastAsia="Times New Roman"/>
+          <w:color w:val="111827"/>
+          <w:sz w:val="23"/>
+        </w:rPr>
+        <w:t>
+        </w:t>
+      </w:r>
+    </w:p>
+    <w:p>
+      <w:pPr>
+        <w:spacing w:before="0" w:after="80" w:line="300" w:lineRule="auto"/>
+        <w:jc w:val="both"/>
+      </w:pPr>
+      <w:r>
+        <w:rPr>
+          <w:rFonts w:ascii="Times New Roman" w:hAnsi="Times New Roman" w:eastAsia="Times New Roman"/>
+          <w:b/>
+          <w:color w:val="111827"/>
+          <w:sz w:val="23"/>
+        </w:rPr>
+        <w:t xml:space="preserve">8.6. Các buổi đã diễn ra, đang quyết toán hoặc đang khiếu nại tiếp tục được xử lý theo Điều 5 và Điều 6. Khoản đã quyết toán hợp lệ không bị tính lại; phần quỹ của các buổi chưa diễn ra được hoàn theo kết quả thực thi Smart Contract Escrow.</w:t>
+      </w:r>
+      <w:r>
+        <w:rPr>
+          <w:rFonts w:ascii="Times New Roman" w:hAnsi="Times New Roman" w:eastAsia="Times New Roman"/>
+          <w:color w:val="111827"/>
+          <w:sz w:val="23"/>
+        </w:rPr>
+        <w:t>
+        </w:t>
+      </w:r>
+    </w:p>
+    <w:p>
+      <w:pPr>
+        <w:spacing w:before="0" w:after="80" w:line="300" w:lineRule="auto"/>
+        <w:jc w:val="both"/>
+      </w:pPr>
+      <w:r>
+        <w:rPr>
+          <w:rFonts w:ascii="Times New Roman" w:hAnsi="Times New Roman" w:eastAsia="Times New Roman"/>
+          <w:b/>
+          <w:color w:val="111827"/>
+          <w:sz w:val="23"/>
+        </w:rPr>
+        <w:t xml:space="preserve">8.7. Chấm dứt agreement của một học viên không làm chấm dứt agreement của học viên khác. Khi Bên A được phê duyệt dừng cả lớp, hệ thống chỉ xử lý các agreement còn hiệu lực; agreement đã hoàn tất, hết hạn hoặc chấm dứt trước đó không bị xử lý hay hoàn tiền lần hai.</w:t>
+      </w:r>
+      <w:r>
+        <w:rPr>
+          <w:rFonts w:ascii="Times New Roman" w:hAnsi="Times New Roman" w:eastAsia="Times New Roman"/>
+          <w:color w:val="111827"/>
+          <w:sz w:val="23"/>
+        </w:rPr>
+        <w:t>
+        </w:t>
+      </w:r>
+    </w:p>
+    <w:p>
+      <w:pPr>
+        <w:spacing w:before="0" w:after="80" w:line="300" w:lineRule="auto"/>
+        <w:jc w:val="both"/>
+      </w:pPr>
+      <w:r>
+        <w:rPr>
+          <w:rFonts w:ascii="Times New Roman" w:hAnsi="Times New Roman" w:eastAsia="Times New Roman"/>
+          <w:b/>
+          <w:color w:val="111827"/>
+          <w:sz w:val="23"/>
+        </w:rPr>
+        <w:t xml:space="preserve">8.8. Việc chấm dứt khóa các thao tác học tập tương lai thuộc phạm vi bị chấm dứt nhưng không xóa lịch sử buổi học, điểm danh, bài tập, quyết toán, khiếu nại và chứng cứ đã phát sinh hợp lệ.</w:t>
+      </w:r>
+      <w:r>
+        <w:rPr>
+          <w:rFonts w:ascii="Times New Roman" w:hAnsi="Times New Roman" w:eastAsia="Times New Roman"/>
+          <w:color w:val="111827"/>
+          <w:sz w:val="23"/>
+        </w:rPr>
+        <w:t>
+        </w:t>
+      </w:r>
+    </w:p>
+    <w:p>
+      <w:pPr>
         <w:pStyle w:val="Heading1"/>
       </w:pPr>
       <w:r>
@@ -6968,6 +7015,54 @@
     </w:p>
     <w:p>
       <w:pPr>
+        <w:spacing w:before="0" w:after="80" w:line="300" w:lineRule="auto"/>
+        <w:jc w:val="both"/>
+      </w:pPr>
+      <w:r>
+        <w:rPr>
+          <w:rFonts w:ascii="Times New Roman" w:hAnsi="Times New Roman" w:eastAsia="Times New Roman"/>
+          <w:b/>
+          <w:color w:val="111827"/>
+          <w:sz w:val="23"/>
+        </w:rPr>
+        <w:t xml:space="preserve">11.5. Tệp DOCX/PDF chính thức được phát hành từ snapshot đã ký và được lưu theo agreementId, contractVersion và mã kiểm tra toàn vẹn. Tệp này không bị ghi đè khi trạng thái vận hành của agreement thay đổi.</w:t>
+      </w:r>
+      <w:r>
+        <w:rPr>
+          <w:rFonts w:ascii="Times New Roman" w:hAnsi="Times New Roman" w:eastAsia="Times New Roman"/>
+          <w:color w:val="111827"/>
+          <w:sz w:val="23"/>
+        </w:rPr>
+        <w:t>
+        </w:t>
+      </w:r>
+    </w:p>
+    <w:p>
+      <w:pPr>
+        <w:spacing w:before="0" w:after="80" w:line="300" w:lineRule="auto"/>
+        <w:jc w:val="both"/>
+      </w:pPr>
+      <w:r>
+        <w:rPr>
+          <w:rFonts w:ascii="Times New Roman" w:hAnsi="Times New Roman" w:eastAsia="Times New Roman"/>
+          <w:b/>
+          <w:color w:val="111827"/>
+          <w:sz w:val="23"/>
+        </w:rPr>
+        <w:t xml:space="preserve">11.6. Trạng thái ACTIVE, COMPLETED, EXPIRED hoặc CANCELLED tại thời điểm tra cứu được xác định theo hồ sơ vòng đời trên EduConnect và các giao dịch liên quan. Việc agreement chấm dứt hoặc hoàn tất không làm mất giá trị đối chiếu của Hợp đồng đối với quyền, nghĩa vụ và sự kiện đã phát sinh trước đó.</w:t>
+      </w:r>
+      <w:r>
+        <w:rPr>
+          <w:rFonts w:ascii="Times New Roman" w:hAnsi="Times New Roman" w:eastAsia="Times New Roman"/>
+          <w:color w:val="111827"/>
+          <w:sz w:val="23"/>
+        </w:rPr>
+        <w:t>
+        </w:t>
+      </w:r>
+    </w:p>
+    <w:p>
+      <w:pPr>
         <w:pStyle w:val="Heading1"/>
       </w:pPr>
       <w:r>
@@ -7428,7 +7523,7 @@
                 <w:color w:val="17365D"/>
                 <w:sz w:val="21"/>
               </w:rPr>
-              <w:t>Trạng thái agreement</w:t>
+              <w:t>Trạng thái tại thời điểm phát hành</w:t>
             </w:r>
           </w:p>
         </w:tc>
@@ -7578,7 +7673,7 @@
                 <w:color w:val="17365D"/>
                 <w:sz w:val="21"/>
               </w:rPr>
-              <w:t>Thời điểm kích hoạt</w:t>
+              <w:t>Ghi nhận kích hoạt</w:t>
             </w:r>
           </w:p>
         </w:tc>
@@ -7714,7 +7809,7 @@
           <w:color w:val="111827"/>
           <w:sz w:val="23"/>
         </w:rPr>
-        <w:t>Phụ lục này là bộ phận không tách rời của Hợp đồng. Dòng mẫu dưới đây được lặp bằng poi-tl theo danh sách sessions; trường Link/địa chỉ phụ thuộc hình thức ONLINE hoặc OFFLINE.</w:t>
+        <w:t>Phụ lục này là bộ phận không tách rời của Hợp đồng. Các dòng dưới đây thể hiện lịch học định kỳ trong snapshot đã ký; trường Link/địa chỉ phụ thuộc hình thức ONLINE hoặc OFFLINE.</w:t>
       </w:r>
     </w:p>
     <w:tbl>
